--- a/docs/Relations.docx
+++ b/docs/Relations.docx
@@ -5245,4 +5245,265 @@
     </a:ext>
   </a:extLst>
 </a:theme>
+</file>
+
+<file path=customXml/item1.xml><?xml version="1.0" encoding="utf-8"?>
+<ct:contentTypeSchema xmlns:ct="http://schemas.microsoft.com/office/2006/metadata/contentType" xmlns:ma="http://schemas.microsoft.com/office/2006/metadata/properties/metaAttributes" ct:_="" ma:_="" ma:contentTypeName="Document" ma:contentTypeID="0x0101003F5ED4C9C3BCF64FB602E6BC73E05343" ma:contentTypeVersion="14" ma:contentTypeDescription="Create a new document." ma:contentTypeScope="" ma:versionID="b589f7e5eeb6bec19614f33cf7f0cf85">
+  <xsd:schema xmlns:xsd="http://www.w3.org/2001/XMLSchema" xmlns:xs="http://www.w3.org/2001/XMLSchema" xmlns:p="http://schemas.microsoft.com/office/2006/metadata/properties" xmlns:ns2="347c6671-e14e-499f-bdff-5abebf9f2841" xmlns:ns3="ad65eebb-9aa8-49dc-954e-2f274fb67fdf" targetNamespace="http://schemas.microsoft.com/office/2006/metadata/properties" ma:root="true" ma:fieldsID="7942d335befb87718259710f93a11325" ns2:_="" ns3:_="">
+    <xsd:import namespace="347c6671-e14e-499f-bdff-5abebf9f2841"/>
+    <xsd:import namespace="ad65eebb-9aa8-49dc-954e-2f274fb67fdf"/>
+    <xsd:element name="properties">
+      <xsd:complexType>
+        <xsd:sequence>
+          <xsd:element name="documentManagement">
+            <xsd:complexType>
+              <xsd:all>
+                <xsd:element ref="ns2:MediaServiceMetadata" minOccurs="0"/>
+                <xsd:element ref="ns2:MediaServiceFastMetadata" minOccurs="0"/>
+                <xsd:element ref="ns2:lcf76f155ced4ddcb4097134ff3c332f" minOccurs="0"/>
+                <xsd:element ref="ns3:TaxCatchAll" minOccurs="0"/>
+                <xsd:element ref="ns2:MediaServiceOCR" minOccurs="0"/>
+                <xsd:element ref="ns2:MediaServiceGenerationTime" minOccurs="0"/>
+                <xsd:element ref="ns2:MediaServiceEventHashCode" minOccurs="0"/>
+                <xsd:element ref="ns3:SharedWithUsers" minOccurs="0"/>
+                <xsd:element ref="ns3:SharedWithDetails" minOccurs="0"/>
+                <xsd:element ref="ns2:MediaServiceObjectDetectorVersions" minOccurs="0"/>
+                <xsd:element ref="ns2:MediaServiceDateTaken" minOccurs="0"/>
+                <xsd:element ref="ns2:MediaLengthInSeconds" minOccurs="0"/>
+                <xsd:element ref="ns2:MediaServiceSearchProperties" minOccurs="0"/>
+              </xsd:all>
+            </xsd:complexType>
+          </xsd:element>
+        </xsd:sequence>
+      </xsd:complexType>
+    </xsd:element>
+  </xsd:schema>
+  <xsd:schema xmlns:xsd="http://www.w3.org/2001/XMLSchema" xmlns:xs="http://www.w3.org/2001/XMLSchema" xmlns:dms="http://schemas.microsoft.com/office/2006/documentManagement/types" xmlns:pc="http://schemas.microsoft.com/office/infopath/2007/PartnerControls" targetNamespace="347c6671-e14e-499f-bdff-5abebf9f2841" elementFormDefault="qualified">
+    <xsd:import namespace="http://schemas.microsoft.com/office/2006/documentManagement/types"/>
+    <xsd:import namespace="http://schemas.microsoft.com/office/infopath/2007/PartnerControls"/>
+    <xsd:element name="MediaServiceMetadata" ma:index="8" nillable="true" ma:displayName="MediaServiceMetadata" ma:hidden="true" ma:internalName="MediaServiceMetadata" ma:readOnly="true">
+      <xsd:simpleType>
+        <xsd:restriction base="dms:Note"/>
+      </xsd:simpleType>
+    </xsd:element>
+    <xsd:element name="MediaServiceFastMetadata" ma:index="9" nillable="true" ma:displayName="MediaServiceFastMetadata" ma:hidden="true" ma:internalName="MediaServiceFastMetadata" ma:readOnly="true">
+      <xsd:simpleType>
+        <xsd:restriction base="dms:Note"/>
+      </xsd:simpleType>
+    </xsd:element>
+    <xsd:element name="lcf76f155ced4ddcb4097134ff3c332f" ma:index="11" nillable="true" ma:taxonomy="true" ma:internalName="lcf76f155ced4ddcb4097134ff3c332f" ma:taxonomyFieldName="MediaServiceImageTags" ma:displayName="Image Tags" ma:readOnly="false" ma:fieldId="{5cf76f15-5ced-4ddc-b409-7134ff3c332f}" ma:taxonomyMulti="true" ma:sspId="92cb0cb5-3640-4022-b6af-d60faf1e35e8" ma:termSetId="09814cd3-568e-fe90-9814-8d621ff8fb84" ma:anchorId="fba54fb3-c3e1-fe81-a776-ca4b69148c4d" ma:open="true" ma:isKeyword="false">
+      <xsd:complexType>
+        <xsd:sequence>
+          <xsd:element ref="pc:Terms" minOccurs="0" maxOccurs="1"/>
+        </xsd:sequence>
+      </xsd:complexType>
+    </xsd:element>
+    <xsd:element name="MediaServiceOCR" ma:index="13" nillable="true" ma:displayName="Extracted Text" ma:internalName="MediaServiceOCR" ma:readOnly="true">
+      <xsd:simpleType>
+        <xsd:restriction base="dms:Note">
+          <xsd:maxLength value="255"/>
+        </xsd:restriction>
+      </xsd:simpleType>
+    </xsd:element>
+    <xsd:element name="MediaServiceGenerationTime" ma:index="14" nillable="true" ma:displayName="MediaServiceGenerationTime" ma:hidden="true" ma:internalName="MediaServiceGenerationTime" ma:readOnly="true">
+      <xsd:simpleType>
+        <xsd:restriction base="dms:Text"/>
+      </xsd:simpleType>
+    </xsd:element>
+    <xsd:element name="MediaServiceEventHashCode" ma:index="15" nillable="true" ma:displayName="MediaServiceEventHashCode" ma:hidden="true" ma:internalName="MediaServiceEventHashCode" ma:readOnly="true">
+      <xsd:simpleType>
+        <xsd:restriction base="dms:Text"/>
+      </xsd:simpleType>
+    </xsd:element>
+    <xsd:element name="MediaServiceObjectDetectorVersions" ma:index="18" nillable="true" ma:displayName="MediaServiceObjectDetectorVersions" ma:hidden="true" ma:indexed="true" ma:internalName="MediaServiceObjectDetectorVersions" ma:readOnly="true">
+      <xsd:simpleType>
+        <xsd:restriction base="dms:Text"/>
+      </xsd:simpleType>
+    </xsd:element>
+    <xsd:element name="MediaServiceDateTaken" ma:index="19" nillable="true" ma:displayName="MediaServiceDateTaken" ma:hidden="true" ma:indexed="true" ma:internalName="MediaServiceDateTaken" ma:readOnly="true">
+      <xsd:simpleType>
+        <xsd:restriction base="dms:Text"/>
+      </xsd:simpleType>
+    </xsd:element>
+    <xsd:element name="MediaLengthInSeconds" ma:index="20" nillable="true" ma:displayName="MediaLengthInSeconds" ma:hidden="true" ma:internalName="MediaLengthInSeconds" ma:readOnly="true">
+      <xsd:simpleType>
+        <xsd:restriction base="dms:Unknown"/>
+      </xsd:simpleType>
+    </xsd:element>
+    <xsd:element name="MediaServiceSearchProperties" ma:index="21" nillable="true" ma:displayName="MediaServiceSearchProperties" ma:hidden="true" ma:internalName="MediaServiceSearchProperties" ma:readOnly="true">
+      <xsd:simpleType>
+        <xsd:restriction base="dms:Note"/>
+      </xsd:simpleType>
+    </xsd:element>
+  </xsd:schema>
+  <xsd:schema xmlns:xsd="http://www.w3.org/2001/XMLSchema" xmlns:xs="http://www.w3.org/2001/XMLSchema" xmlns:dms="http://schemas.microsoft.com/office/2006/documentManagement/types" xmlns:pc="http://schemas.microsoft.com/office/infopath/2007/PartnerControls" targetNamespace="ad65eebb-9aa8-49dc-954e-2f274fb67fdf" elementFormDefault="qualified">
+    <xsd:import namespace="http://schemas.microsoft.com/office/2006/documentManagement/types"/>
+    <xsd:import namespace="http://schemas.microsoft.com/office/infopath/2007/PartnerControls"/>
+    <xsd:element name="TaxCatchAll" ma:index="12" nillable="true" ma:displayName="Taxonomy Catch All Column" ma:hidden="true" ma:list="{6025a312-ae1d-4d43-943f-f94ce9c59120}" ma:internalName="TaxCatchAll" ma:showField="CatchAllData" ma:web="ad65eebb-9aa8-49dc-954e-2f274fb67fdf">
+      <xsd:complexType>
+        <xsd:complexContent>
+          <xsd:extension base="dms:MultiChoiceLookup">
+            <xsd:sequence>
+              <xsd:element name="Value" type="dms:Lookup" maxOccurs="unbounded" minOccurs="0" nillable="true"/>
+            </xsd:sequence>
+          </xsd:extension>
+        </xsd:complexContent>
+      </xsd:complexType>
+    </xsd:element>
+    <xsd:element name="SharedWithUsers" ma:index="16" nillable="true" ma:displayName="Shared With" ma:internalName="SharedWithUsers" ma:readOnly="true">
+      <xsd:complexType>
+        <xsd:complexContent>
+          <xsd:extension base="dms:UserMulti">
+            <xsd:sequence>
+              <xsd:element name="UserInfo" minOccurs="0" maxOccurs="unbounded">
+                <xsd:complexType>
+                  <xsd:sequence>
+                    <xsd:element name="DisplayName" type="xsd:string" minOccurs="0"/>
+                    <xsd:element name="AccountId" type="dms:UserId" minOccurs="0" nillable="true"/>
+                    <xsd:element name="AccountType" type="xsd:string" minOccurs="0"/>
+                  </xsd:sequence>
+                </xsd:complexType>
+              </xsd:element>
+            </xsd:sequence>
+          </xsd:extension>
+        </xsd:complexContent>
+      </xsd:complexType>
+    </xsd:element>
+    <xsd:element name="SharedWithDetails" ma:index="17" nillable="true" ma:displayName="Shared With Details" ma:internalName="SharedWithDetails" ma:readOnly="true">
+      <xsd:simpleType>
+        <xsd:restriction base="dms:Note">
+          <xsd:maxLength value="255"/>
+        </xsd:restriction>
+      </xsd:simpleType>
+    </xsd:element>
+  </xsd:schema>
+  <xsd:schema xmlns="http://schemas.openxmlformats.org/package/2006/metadata/core-properties" xmlns:xsd="http://www.w3.org/2001/XMLSchema" xmlns:xsi="http://www.w3.org/2001/XMLSchema-instance" xmlns:dc="http://purl.org/dc/elements/1.1/" xmlns:dcterms="http://purl.org/dc/terms/" xmlns:odoc="http://schemas.microsoft.com/internal/obd" targetNamespace="http://schemas.openxmlformats.org/package/2006/metadata/core-properties" elementFormDefault="qualified" attributeFormDefault="unqualified" blockDefault="#all">
+    <xsd:import namespace="http://purl.org/dc/elements/1.1/" schemaLocation="http://dublincore.org/schemas/xmls/qdc/2003/04/02/dc.xsd"/>
+    <xsd:import namespace="http://purl.org/dc/terms/" schemaLocation="http://dublincore.org/schemas/xmls/qdc/2003/04/02/dcterms.xsd"/>
+    <xsd:element name="coreProperties" type="CT_coreProperties"/>
+    <xsd:complexType name="CT_coreProperties">
+      <xsd:all>
+        <xsd:element ref="dc:creator" minOccurs="0" maxOccurs="1"/>
+        <xsd:element ref="dcterms:created" minOccurs="0" maxOccurs="1"/>
+        <xsd:element ref="dc:identifier" minOccurs="0" maxOccurs="1"/>
+        <xsd:element name="contentType" minOccurs="0" maxOccurs="1" type="xsd:string" ma:index="0" ma:displayName="Content Type"/>
+        <xsd:element ref="dc:title" minOccurs="0" maxOccurs="1" ma:index="4" ma:displayName="Title"/>
+        <xsd:element ref="dc:subject" minOccurs="0" maxOccurs="1"/>
+        <xsd:element ref="dc:description" minOccurs="0" maxOccurs="1"/>
+        <xsd:element name="keywords" minOccurs="0" maxOccurs="1" type="xsd:string"/>
+        <xsd:element ref="dc:language" minOccurs="0" maxOccurs="1"/>
+        <xsd:element name="category" minOccurs="0" maxOccurs="1" type="xsd:string"/>
+        <xsd:element name="version" minOccurs="0" maxOccurs="1" type="xsd:string"/>
+        <xsd:element name="revision" minOccurs="0" maxOccurs="1" type="xsd:string">
+          <xsd:annotation>
+            <xsd:documentation>
+                        This value indicates the number of saves or revisions. The application is responsible for updating this value after each revision.
+                    </xsd:documentation>
+          </xsd:annotation>
+        </xsd:element>
+        <xsd:element name="lastModifiedBy" minOccurs="0" maxOccurs="1" type="xsd:string"/>
+        <xsd:element ref="dcterms:modified" minOccurs="0" maxOccurs="1"/>
+        <xsd:element name="contentStatus" minOccurs="0" maxOccurs="1" type="xsd:string"/>
+      </xsd:all>
+    </xsd:complexType>
+  </xsd:schema>
+  <xs:schema xmlns:pc="http://schemas.microsoft.com/office/infopath/2007/PartnerControls" xmlns:xs="http://www.w3.org/2001/XMLSchema" targetNamespace="http://schemas.microsoft.com/office/infopath/2007/PartnerControls" elementFormDefault="qualified" attributeFormDefault="unqualified">
+    <xs:element name="Person">
+      <xs:complexType>
+        <xs:sequence>
+          <xs:element ref="pc:DisplayName" minOccurs="0"/>
+          <xs:element ref="pc:AccountId" minOccurs="0"/>
+          <xs:element ref="pc:AccountType" minOccurs="0"/>
+        </xs:sequence>
+      </xs:complexType>
+    </xs:element>
+    <xs:element name="DisplayName" type="xs:string"/>
+    <xs:element name="AccountId" type="xs:string"/>
+    <xs:element name="AccountType" type="xs:string"/>
+    <xs:element name="BDCAssociatedEntity">
+      <xs:complexType>
+        <xs:sequence>
+          <xs:element ref="pc:BDCEntity" minOccurs="0" maxOccurs="unbounded"/>
+        </xs:sequence>
+        <xs:attribute ref="pc:EntityNamespace"/>
+        <xs:attribute ref="pc:EntityName"/>
+        <xs:attribute ref="pc:SystemInstanceName"/>
+        <xs:attribute ref="pc:AssociationName"/>
+      </xs:complexType>
+    </xs:element>
+    <xs:attribute name="EntityNamespace" type="xs:string"/>
+    <xs:attribute name="EntityName" type="xs:string"/>
+    <xs:attribute name="SystemInstanceName" type="xs:string"/>
+    <xs:attribute name="AssociationName" type="xs:string"/>
+    <xs:element name="BDCEntity">
+      <xs:complexType>
+        <xs:sequence>
+          <xs:element ref="pc:EntityDisplayName" minOccurs="0"/>
+          <xs:element ref="pc:EntityInstanceReference" minOccurs="0"/>
+          <xs:element ref="pc:EntityId1" minOccurs="0"/>
+          <xs:element ref="pc:EntityId2" minOccurs="0"/>
+          <xs:element ref="pc:EntityId3" minOccurs="0"/>
+          <xs:element ref="pc:EntityId4" minOccurs="0"/>
+          <xs:element ref="pc:EntityId5" minOccurs="0"/>
+        </xs:sequence>
+      </xs:complexType>
+    </xs:element>
+    <xs:element name="EntityDisplayName" type="xs:string"/>
+    <xs:element name="EntityInstanceReference" type="xs:string"/>
+    <xs:element name="EntityId1" type="xs:string"/>
+    <xs:element name="EntityId2" type="xs:string"/>
+    <xs:element name="EntityId3" type="xs:string"/>
+    <xs:element name="EntityId4" type="xs:string"/>
+    <xs:element name="EntityId5" type="xs:string"/>
+    <xs:element name="Terms">
+      <xs:complexType>
+        <xs:sequence>
+          <xs:element ref="pc:TermInfo" minOccurs="0" maxOccurs="unbounded"/>
+        </xs:sequence>
+      </xs:complexType>
+    </xs:element>
+    <xs:element name="TermInfo">
+      <xs:complexType>
+        <xs:sequence>
+          <xs:element ref="pc:TermName" minOccurs="0"/>
+          <xs:element ref="pc:TermId" minOccurs="0"/>
+        </xs:sequence>
+      </xs:complexType>
+    </xs:element>
+    <xs:element name="TermName" type="xs:string"/>
+    <xs:element name="TermId" type="xs:string"/>
+  </xs:schema>
+</ct:contentTypeSchema>
+</file>
+
+<file path=customXml/item2.xml><?xml version="1.0" encoding="utf-8"?>
+<?mso-contentType ?>
+<FormTemplates xmlns="http://schemas.microsoft.com/sharepoint/v3/contenttype/forms">
+  <Display>DocumentLibraryForm</Display>
+  <Edit>DocumentLibraryForm</Edit>
+  <New>DocumentLibraryForm</New>
+</FormTemplates>
+</file>
+
+<file path=customXml/item3.xml><?xml version="1.0" encoding="utf-8"?>
+<p:properties xmlns:p="http://schemas.microsoft.com/office/2006/metadata/properties" xmlns:xsi="http://www.w3.org/2001/XMLSchema-instance" xmlns:pc="http://schemas.microsoft.com/office/infopath/2007/PartnerControls">
+  <documentManagement>
+    <TaxCatchAll xmlns="ad65eebb-9aa8-49dc-954e-2f274fb67fdf" xsi:nil="true"/>
+    <lcf76f155ced4ddcb4097134ff3c332f xmlns="347c6671-e14e-499f-bdff-5abebf9f2841">
+      <Terms xmlns="http://schemas.microsoft.com/office/infopath/2007/PartnerControls"/>
+    </lcf76f155ced4ddcb4097134ff3c332f>
+  </documentManagement>
+</p:properties>
+</file>
+
+<file path=customXml/itemProps1.xml><?xml version="1.0" encoding="utf-8"?>
+<ds:datastoreItem xmlns:ds="http://schemas.openxmlformats.org/officeDocument/2006/customXml" ds:itemID="{9C75CC91-4745-4C73-8170-2262293565AE}"/>
+</file>
+
+<file path=customXml/itemProps2.xml><?xml version="1.0" encoding="utf-8"?>
+<ds:datastoreItem xmlns:ds="http://schemas.openxmlformats.org/officeDocument/2006/customXml" ds:itemID="{AA2A1552-6FCE-4E21-B8D5-11259156CC83}"/>
+</file>
+
+<file path=customXml/itemProps3.xml><?xml version="1.0" encoding="utf-8"?>
+<ds:datastoreItem xmlns:ds="http://schemas.openxmlformats.org/officeDocument/2006/customXml" ds:itemID="{7F0F7780-FB56-42F3-BAF3-551F01AC7626}"/>
 </file>
--- a/docs/Relations.docx
+++ b/docs/Relations.docx
@@ -1,18 +1,873 @@
 
 <file path=word/document.xml><?xml version="1.0" encoding="utf-8"?>
-<w:document xmlns:wpc="http://schemas.microsoft.com/office/word/2010/wordprocessingCanvas" xmlns:cx="http://schemas.microsoft.com/office/drawing/2014/chartex" xmlns:cx1="http://schemas.microsoft.com/office/drawing/2015/9/8/chartex" xmlns:cx2="http://schemas.microsoft.com/office/drawing/2015/10/21/chartex" xmlns:cx3="http://schemas.microsoft.com/office/drawing/2016/5/9/chartex" xmlns:cx4="http://schemas.microsoft.com/office/drawing/2016/5/10/chartex" xmlns:cx5="http://schemas.microsoft.com/office/drawing/2016/5/11/chartex" xmlns:cx6="http://schemas.microsoft.com/office/drawing/2016/5/12/chartex" xmlns:cx7="http://schemas.microsoft.com/office/drawing/2016/5/13/chartex" xmlns:cx8="http://schemas.microsoft.com/office/drawing/2016/5/14/chartex" xmlns:mc="http://schemas.openxmlformats.org/markup-compatibility/2006" xmlns:aink="http://schemas.microsoft.com/office/drawing/2016/ink" xmlns:am3d="http://schemas.microsoft.com/office/drawing/2017/model3d" xmlns:o="urn:schemas-microsoft-com:office:office" xmlns:oel="http://schemas.microsoft.com/office/2019/extlst" xmlns:r="http://schemas.openxmlformats.org/officeDocument/2006/relationships" xmlns:m="http://schemas.openxmlformats.org/officeDocument/2006/math" xmlns:v="urn:schemas-microsoft-com:vml" xmlns:wp14="http://schemas.microsoft.com/office/word/2010/wordprocessingDrawing" xmlns:wp="http://schemas.openxmlformats.org/drawingml/2006/wordprocessingDrawing" xmlns:w10="urn:schemas-microsoft-com:office:word" xmlns:w="http://schemas.openxmlformats.org/wordprocessingml/2006/main" xmlns:w14="http://schemas.microsoft.com/office/word/2010/wordml" xmlns:w15="http://schemas.microsoft.com/office/word/2012/wordml" xmlns:w16cex="http://schemas.microsoft.com/office/word/2018/wordml/cex" xmlns:w16cid="http://schemas.microsoft.com/office/word/2016/wordml/cid" xmlns:w16="http://schemas.microsoft.com/office/word/2018/wordml" xmlns:w16du="http://schemas.microsoft.com/office/word/2023/wordml/word16du" xmlns:w16sdtdh="http://schemas.microsoft.com/office/word/2020/wordml/sdtdatahash" xmlns:w16se="http://schemas.microsoft.com/office/word/2015/wordml/symex" xmlns:wpg="http://schemas.microsoft.com/office/word/2010/wordprocessingGroup" xmlns:wpi="http://schemas.microsoft.com/office/word/2010/wordprocessingInk" xmlns:wne="http://schemas.microsoft.com/office/word/2006/wordml" xmlns:wps="http://schemas.microsoft.com/office/word/2010/wordprocessingShape" mc:Ignorable="w14 w15 w16se w16cid w16 w16cex w16sdtdh w16du wp14">
+<w:document xmlns:wpc="http://schemas.microsoft.com/office/word/2010/wordprocessingCanvas" xmlns:cx="http://schemas.microsoft.com/office/drawing/2014/chartex" xmlns:cx1="http://schemas.microsoft.com/office/drawing/2015/9/8/chartex" xmlns:cx2="http://schemas.microsoft.com/office/drawing/2015/10/21/chartex" xmlns:cx3="http://schemas.microsoft.com/office/drawing/2016/5/9/chartex" xmlns:cx4="http://schemas.microsoft.com/office/drawing/2016/5/10/chartex" xmlns:cx5="http://schemas.microsoft.com/office/drawing/2016/5/11/chartex" xmlns:cx6="http://schemas.microsoft.com/office/drawing/2016/5/12/chartex" xmlns:cx7="http://schemas.microsoft.com/office/drawing/2016/5/13/chartex" xmlns:cx8="http://schemas.microsoft.com/office/drawing/2016/5/14/chartex" xmlns:mc="http://schemas.openxmlformats.org/markup-compatibility/2006" xmlns:aink="http://schemas.microsoft.com/office/drawing/2016/ink" xmlns:am3d="http://schemas.microsoft.com/office/drawing/2017/model3d" xmlns:o="urn:schemas-microsoft-com:office:office" xmlns:oel="http://schemas.microsoft.com/office/2019/extlst" xmlns:r="http://schemas.openxmlformats.org/officeDocument/2006/relationships" xmlns:m="http://schemas.openxmlformats.org/officeDocument/2006/math" xmlns:v="urn:schemas-microsoft-com:vml" xmlns:wp14="http://schemas.microsoft.com/office/word/2010/wordprocessingDrawing" xmlns:wp="http://schemas.openxmlformats.org/drawingml/2006/wordprocessingDrawing" xmlns:w10="urn:schemas-microsoft-com:office:word" xmlns:w="http://schemas.openxmlformats.org/wordprocessingml/2006/main" xmlns:w14="http://schemas.microsoft.com/office/word/2010/wordml" xmlns:w15="http://schemas.microsoft.com/office/word/2012/wordml" xmlns:w16cei="http://schemas.microsoft.com/office/word/2026/wordml/cei" xmlns:w16cex="http://schemas.microsoft.com/office/word/2018/wordml/cex" xmlns:w16cid="http://schemas.microsoft.com/office/word/2016/wordml/cid" xmlns:w16="http://schemas.microsoft.com/office/word/2018/wordml" xmlns:w16du="http://schemas.microsoft.com/office/word/2023/wordml/word16du" xmlns:w16sdtdh="http://schemas.microsoft.com/office/word/2020/wordml/sdtdatahash" xmlns:w16sdtfl="http://schemas.microsoft.com/office/word/2024/wordml/sdtformatlock" xmlns:w16se="http://schemas.microsoft.com/office/word/2015/wordml/symex" xmlns:wpg="http://schemas.microsoft.com/office/word/2010/wordprocessingGroup" xmlns:wpi="http://schemas.microsoft.com/office/word/2010/wordprocessingInk" xmlns:wne="http://schemas.microsoft.com/office/word/2006/wordml" xmlns:wps="http://schemas.microsoft.com/office/word/2010/wordprocessingShape" mc:Ignorable="w14 w15 w16se w16cid w16 w16cex w16sdtdh w16sdtfl w16du wp14">
   <w:body>
     <w:p>
       <w:pPr>
-        <w:pStyle w:val="ParagraphHeading"/>
-        <w:rPr>
-          <w:rStyle w:val="Emphasis"/>
-          <w:b w:val="0"/>
-          <w:bCs w:val="0"/>
+        <w:pStyle w:val="Title"/>
+        <w:rPr>
+          <w:rFonts w:eastAsia="Times New Roman"/>
+          <w:lang w:val="en-US" w:eastAsia="en-CA"/>
         </w:rPr>
       </w:pPr>
       <w:r>
-        <w:tab/>
+        <w:rPr>
+          <w:rFonts w:eastAsia="Times New Roman"/>
+          <w:lang w:val="en-US" w:eastAsia="en-CA"/>
+        </w:rPr>
+        <w:t>Structure Relationships</w:t>
+      </w:r>
+    </w:p>
+    <w:p>
+      <w:pPr>
+        <w:pStyle w:val="MainHeading"/>
+      </w:pPr>
+      <w:r>
+        <w:t>Introduction</w:t>
+      </w:r>
+    </w:p>
+    <w:p>
+      <w:pPr>
+        <w:rPr>
+          <w:sz w:val="24"/>
+          <w:szCs w:val="24"/>
+          <w:lang w:val="en-US" w:eastAsia="en-CA"/>
+        </w:rPr>
+      </w:pPr>
+      <w:r>
+        <w:rPr>
+          <w:sz w:val="24"/>
+          <w:szCs w:val="24"/>
+          <w:lang w:val="en-US" w:eastAsia="en-CA"/>
+        </w:rPr>
+        <w:t xml:space="preserve">The Structure Relationships package </w:t>
+      </w:r>
+      <w:r>
+        <w:rPr>
+          <w:sz w:val="24"/>
+          <w:szCs w:val="24"/>
+          <w:lang w:val="en-US" w:eastAsia="en-CA"/>
+        </w:rPr>
+        <w:t>is used to g</w:t>
+      </w:r>
+      <w:r>
+        <w:rPr>
+          <w:sz w:val="24"/>
+          <w:szCs w:val="24"/>
+          <w:lang w:val="en-US" w:eastAsia="en-CA"/>
+        </w:rPr>
+        <w:t xml:space="preserve">enerate an interactive and customizable diagram on the geometrical relationships between radiation therapy structures.  It is primarily intended as a quality assurance tool to assist with the treatment plan checking process.  </w:t>
+      </w:r>
+    </w:p>
+    <w:p>
+      <w:pPr>
+        <w:rPr>
+          <w:sz w:val="24"/>
+          <w:szCs w:val="24"/>
+          <w:lang w:val="en-US" w:eastAsia="en-CA"/>
+        </w:rPr>
+      </w:pPr>
+      <w:r>
+        <w:rPr>
+          <w:sz w:val="24"/>
+          <w:szCs w:val="24"/>
+          <w:lang w:val="en-US" w:eastAsia="en-CA"/>
+        </w:rPr>
+        <w:t xml:space="preserve">The Structure Relationships package provides a quick, easy-to-read diagram of the geometrical relationships between structures.  For example, PTV </w:t>
+      </w:r>
+      <w:r>
+        <w:rPr>
+          <w:rFonts w:ascii="Times New Roman" w:hAnsi="Times New Roman" w:cs="Times New Roman"/>
+          <w:i/>
+          <w:iCs/>
+          <w:sz w:val="24"/>
+          <w:szCs w:val="24"/>
+          <w:lang w:val="en-US" w:eastAsia="en-CA"/>
+        </w:rPr>
+        <w:t>contains</w:t>
+      </w:r>
+      <w:r>
+        <w:rPr>
+          <w:sz w:val="24"/>
+          <w:szCs w:val="24"/>
+          <w:lang w:val="en-US" w:eastAsia="en-CA"/>
+        </w:rPr>
+        <w:t xml:space="preserve"> CTV; If the CTV was modified to add a suspicious node, but the PTV expansion was not re-generated, the relationship would change to PTV </w:t>
+      </w:r>
+      <w:r>
+        <w:rPr>
+          <w:rFonts w:ascii="Times New Roman" w:hAnsi="Times New Roman" w:cs="Times New Roman"/>
+          <w:i/>
+          <w:iCs/>
+          <w:sz w:val="24"/>
+          <w:szCs w:val="24"/>
+          <w:lang w:val="en-US" w:eastAsia="en-CA"/>
+        </w:rPr>
+        <w:t>overlaps</w:t>
+      </w:r>
+      <w:r>
+        <w:rPr>
+          <w:sz w:val="24"/>
+          <w:szCs w:val="24"/>
+          <w:lang w:val="en-US" w:eastAsia="en-CA"/>
+        </w:rPr>
+        <w:t xml:space="preserve"> CTV.  If there are multiple target volumes, the diagram will allow the physicist to quickly verify that each of the target CTV and PTV expansions are correctly labeled to match each other and their corresponding GTVs.</w:t>
+      </w:r>
+    </w:p>
+    <w:p>
+      <w:pPr>
+        <w:rPr>
+          <w:sz w:val="24"/>
+          <w:szCs w:val="24"/>
+          <w:lang w:val="en-US" w:eastAsia="en-CA"/>
+        </w:rPr>
+      </w:pPr>
+      <w:r>
+        <w:rPr>
+          <w:sz w:val="24"/>
+          <w:szCs w:val="24"/>
+          <w:lang w:val="en-US" w:eastAsia="en-CA"/>
+        </w:rPr>
+        <w:t xml:space="preserve">The Structure Relationships package also provides appropriate metrics for </w:t>
+      </w:r>
+      <w:proofErr w:type="gramStart"/>
+      <w:r>
+        <w:rPr>
+          <w:sz w:val="24"/>
+          <w:szCs w:val="24"/>
+          <w:lang w:val="en-US" w:eastAsia="en-CA"/>
+        </w:rPr>
+        <w:t>the relationships</w:t>
+      </w:r>
+      <w:proofErr w:type="gramEnd"/>
+      <w:r>
+        <w:rPr>
+          <w:sz w:val="24"/>
+          <w:szCs w:val="24"/>
+          <w:lang w:val="en-US" w:eastAsia="en-CA"/>
+        </w:rPr>
+        <w:t xml:space="preserve">.  For example, with PTV </w:t>
+      </w:r>
+      <w:proofErr w:type="gramStart"/>
+      <w:r>
+        <w:rPr>
+          <w:rFonts w:ascii="Times New Roman" w:hAnsi="Times New Roman" w:cs="Times New Roman"/>
+          <w:i/>
+          <w:iCs/>
+          <w:sz w:val="24"/>
+          <w:szCs w:val="24"/>
+          <w:lang w:val="en-US" w:eastAsia="en-CA"/>
+        </w:rPr>
+        <w:t>contains</w:t>
+      </w:r>
+      <w:proofErr w:type="gramEnd"/>
+      <w:r>
+        <w:rPr>
+          <w:sz w:val="24"/>
+          <w:szCs w:val="24"/>
+          <w:lang w:val="en-US" w:eastAsia="en-CA"/>
+        </w:rPr>
+        <w:t xml:space="preserve"> CTV, the metrics would be the margins between the PTV and CTV in the 6 orthogonal directions, as well as the maximum</w:t>
+      </w:r>
+      <w:r>
+        <w:rPr>
+          <w:sz w:val="24"/>
+          <w:szCs w:val="24"/>
+          <w:lang w:val="en-US" w:eastAsia="en-CA"/>
+        </w:rPr>
+        <w:t xml:space="preserve">, </w:t>
+      </w:r>
+      <w:r>
+        <w:rPr>
+          <w:sz w:val="24"/>
+          <w:szCs w:val="24"/>
+          <w:lang w:val="en-US" w:eastAsia="en-CA"/>
+        </w:rPr>
+        <w:t xml:space="preserve">minimum and </w:t>
+      </w:r>
+      <w:r>
+        <w:rPr>
+          <w:sz w:val="24"/>
+          <w:szCs w:val="24"/>
+          <w:lang w:val="en-US" w:eastAsia="en-CA"/>
+        </w:rPr>
+        <w:t>mean</w:t>
+      </w:r>
+      <w:r>
+        <w:rPr>
+          <w:sz w:val="24"/>
+          <w:szCs w:val="24"/>
+          <w:lang w:val="en-US" w:eastAsia="en-CA"/>
+        </w:rPr>
+        <w:t xml:space="preserve"> margins.  Similarly, with PTV </w:t>
+      </w:r>
+      <w:proofErr w:type="gramStart"/>
+      <w:r>
+        <w:rPr>
+          <w:rFonts w:ascii="Times New Roman" w:hAnsi="Times New Roman" w:cs="Times New Roman"/>
+          <w:i/>
+          <w:iCs/>
+          <w:sz w:val="24"/>
+          <w:szCs w:val="24"/>
+          <w:lang w:val="en-US" w:eastAsia="en-CA"/>
+        </w:rPr>
+        <w:t>overlaps</w:t>
+      </w:r>
+      <w:proofErr w:type="gramEnd"/>
+      <w:r>
+        <w:rPr>
+          <w:sz w:val="24"/>
+          <w:szCs w:val="24"/>
+          <w:lang w:val="en-US" w:eastAsia="en-CA"/>
+        </w:rPr>
+        <w:t xml:space="preserve"> Parotid RT the metrics would be the volume percentage of the overlap between the PTV and Parotid RT structures.</w:t>
+      </w:r>
+    </w:p>
+    <w:p>
+      <w:pPr>
+        <w:rPr>
+          <w:sz w:val="24"/>
+          <w:szCs w:val="24"/>
+          <w:lang w:val="en-US" w:eastAsia="en-CA"/>
+        </w:rPr>
+      </w:pPr>
+      <w:r>
+        <w:rPr>
+          <w:sz w:val="24"/>
+          <w:szCs w:val="24"/>
+          <w:lang w:val="en-US" w:eastAsia="en-CA"/>
+        </w:rPr>
+        <w:t xml:space="preserve">There are many redundant (logical) relationships between structures, such as: “PTV </w:t>
+      </w:r>
+      <w:r>
+        <w:rPr>
+          <w:rFonts w:ascii="Times New Roman" w:hAnsi="Times New Roman" w:cs="Times New Roman"/>
+          <w:i/>
+          <w:iCs/>
+          <w:sz w:val="24"/>
+          <w:szCs w:val="24"/>
+          <w:lang w:val="en-US" w:eastAsia="en-CA"/>
+        </w:rPr>
+        <w:t>contains</w:t>
+      </w:r>
+      <w:r>
+        <w:rPr>
+          <w:sz w:val="24"/>
+          <w:szCs w:val="24"/>
+          <w:lang w:val="en-US" w:eastAsia="en-CA"/>
+        </w:rPr>
+        <w:t xml:space="preserve"> CTV, and CTV </w:t>
+      </w:r>
+      <w:r>
+        <w:rPr>
+          <w:rFonts w:ascii="Times New Roman" w:hAnsi="Times New Roman" w:cs="Times New Roman"/>
+          <w:i/>
+          <w:iCs/>
+          <w:sz w:val="24"/>
+          <w:szCs w:val="24"/>
+          <w:lang w:val="en-US" w:eastAsia="en-CA"/>
+        </w:rPr>
+        <w:t>contains</w:t>
+      </w:r>
+      <w:r>
+        <w:rPr>
+          <w:sz w:val="24"/>
+          <w:szCs w:val="24"/>
+          <w:lang w:val="en-US" w:eastAsia="en-CA"/>
+        </w:rPr>
+        <w:t xml:space="preserve"> GTV, therefore</w:t>
+      </w:r>
+      <w:r>
+        <w:rPr>
+          <w:sz w:val="24"/>
+          <w:szCs w:val="24"/>
+          <w:lang w:val="en-US" w:eastAsia="en-CA"/>
+        </w:rPr>
+        <w:t xml:space="preserve"> </w:t>
+      </w:r>
+      <w:r>
+        <w:rPr>
+          <w:sz w:val="24"/>
+          <w:szCs w:val="24"/>
+          <w:lang w:val="en-US" w:eastAsia="en-CA"/>
+        </w:rPr>
+        <w:t xml:space="preserve">PTV </w:t>
+      </w:r>
+      <w:r>
+        <w:rPr>
+          <w:rFonts w:ascii="Times New Roman" w:hAnsi="Times New Roman" w:cs="Times New Roman"/>
+          <w:i/>
+          <w:iCs/>
+          <w:sz w:val="24"/>
+          <w:szCs w:val="24"/>
+          <w:lang w:val="en-US" w:eastAsia="en-CA"/>
+        </w:rPr>
+        <w:t>contains</w:t>
+      </w:r>
+      <w:r>
+        <w:rPr>
+          <w:sz w:val="24"/>
+          <w:szCs w:val="24"/>
+          <w:lang w:val="en-US" w:eastAsia="en-CA"/>
+        </w:rPr>
+        <w:t xml:space="preserve"> GTV”. To reduce the clutter in the diagram, these redundant relationships are hidden by default, so that the important relationships are highlighted. </w:t>
+      </w:r>
+    </w:p>
+    <w:p>
+      <w:pPr>
+        <w:rPr>
+          <w:sz w:val="24"/>
+          <w:szCs w:val="24"/>
+          <w:lang w:val="en-US" w:eastAsia="en-CA"/>
+        </w:rPr>
+      </w:pPr>
+      <w:r>
+        <w:rPr>
+          <w:sz w:val="24"/>
+          <w:szCs w:val="24"/>
+          <w:lang w:val="en-US" w:eastAsia="en-CA"/>
+        </w:rPr>
+        <w:t xml:space="preserve">The Structure Relationships diagram and accompanying report simplify the process of verifying the appropriateness of the structures used in </w:t>
+      </w:r>
+      <w:r>
+        <w:rPr>
+          <w:sz w:val="24"/>
+          <w:szCs w:val="24"/>
+          <w:lang w:val="en-US" w:eastAsia="en-CA"/>
+        </w:rPr>
+        <w:t>the planning process.</w:t>
+      </w:r>
+    </w:p>
+    <w:p>
+      <w:pPr>
+        <w:pStyle w:val="SubHeading"/>
+      </w:pPr>
+      <w:r>
+        <w:t>Simple workflow example</w:t>
+      </w:r>
+    </w:p>
+    <w:p>
+      <w:pPr>
+        <w:rPr>
+          <w:sz w:val="24"/>
+          <w:szCs w:val="24"/>
+          <w:lang w:val="en-US" w:eastAsia="en-CA"/>
+        </w:rPr>
+      </w:pPr>
+      <w:r>
+        <w:rPr>
+          <w:sz w:val="24"/>
+          <w:szCs w:val="24"/>
+          <w:lang w:val="en-US" w:eastAsia="en-CA"/>
+        </w:rPr>
+        <w:t>The following is a typical workflow example.</w:t>
+      </w:r>
+    </w:p>
+    <w:p>
+      <w:pPr>
+        <w:pStyle w:val="ListParagraph"/>
+        <w:numPr>
+          <w:ilvl w:val="0"/>
+          <w:numId w:val="1"/>
+        </w:numPr>
+        <w:rPr>
+          <w:sz w:val="24"/>
+          <w:szCs w:val="24"/>
+          <w:lang w:val="en-US" w:eastAsia="en-CA"/>
+        </w:rPr>
+      </w:pPr>
+      <w:r>
+        <w:rPr>
+          <w:sz w:val="24"/>
+          <w:szCs w:val="24"/>
+          <w:lang w:val="en-US" w:eastAsia="en-CA"/>
+        </w:rPr>
+        <w:t>The Plan and Structures are exported as DICOM RT files.</w:t>
+      </w:r>
+    </w:p>
+    <w:p>
+      <w:pPr>
+        <w:pStyle w:val="ListParagraph"/>
+        <w:numPr>
+          <w:ilvl w:val="0"/>
+          <w:numId w:val="1"/>
+        </w:numPr>
+        <w:rPr>
+          <w:sz w:val="24"/>
+          <w:szCs w:val="24"/>
+          <w:lang w:val="en-US" w:eastAsia="en-CA"/>
+        </w:rPr>
+      </w:pPr>
+      <w:r>
+        <w:rPr>
+          <w:sz w:val="24"/>
+          <w:szCs w:val="24"/>
+          <w:lang w:val="en-US" w:eastAsia="en-CA"/>
+        </w:rPr>
+        <w:t>The</w:t>
+      </w:r>
+      <w:r>
+        <w:rPr>
+          <w:sz w:val="24"/>
+          <w:szCs w:val="24"/>
+          <w:lang w:val="en-US" w:eastAsia="en-CA"/>
+        </w:rPr>
+        <w:t xml:space="preserve"> DICOM structure file is selected and loaded</w:t>
+      </w:r>
+      <w:r>
+        <w:rPr>
+          <w:sz w:val="24"/>
+          <w:szCs w:val="24"/>
+          <w:lang w:val="en-US" w:eastAsia="en-CA"/>
+        </w:rPr>
+        <w:t>.</w:t>
+      </w:r>
+    </w:p>
+    <w:p>
+      <w:pPr>
+        <w:pStyle w:val="ListParagraph"/>
+        <w:numPr>
+          <w:ilvl w:val="0"/>
+          <w:numId w:val="1"/>
+        </w:numPr>
+        <w:rPr>
+          <w:sz w:val="24"/>
+          <w:szCs w:val="24"/>
+          <w:lang w:val="en-US" w:eastAsia="en-CA"/>
+        </w:rPr>
+      </w:pPr>
+      <w:r>
+        <w:rPr>
+          <w:sz w:val="24"/>
+          <w:szCs w:val="24"/>
+          <w:lang w:val="en-US" w:eastAsia="en-CA"/>
+        </w:rPr>
+        <w:t>The program automatically extracts the information for each of the structures found in the file.</w:t>
+      </w:r>
+    </w:p>
+    <w:p>
+      <w:pPr>
+        <w:pStyle w:val="ListParagraph"/>
+        <w:numPr>
+          <w:ilvl w:val="0"/>
+          <w:numId w:val="1"/>
+        </w:numPr>
+        <w:rPr>
+          <w:sz w:val="24"/>
+          <w:szCs w:val="24"/>
+          <w:lang w:val="en-US" w:eastAsia="en-CA"/>
+        </w:rPr>
+      </w:pPr>
+      <w:r>
+        <w:rPr>
+          <w:sz w:val="24"/>
+          <w:szCs w:val="24"/>
+          <w:lang w:val="en-US" w:eastAsia="en-CA"/>
+        </w:rPr>
+        <w:t>Certain structures are automatically dropped from further processing based on their name or structure type.</w:t>
+      </w:r>
+    </w:p>
+    <w:p>
+      <w:pPr>
+        <w:pStyle w:val="ListParagraph"/>
+        <w:numPr>
+          <w:ilvl w:val="0"/>
+          <w:numId w:val="1"/>
+        </w:numPr>
+        <w:rPr>
+          <w:sz w:val="24"/>
+          <w:szCs w:val="24"/>
+          <w:lang w:val="en-US" w:eastAsia="en-CA"/>
+        </w:rPr>
+      </w:pPr>
+      <w:r>
+        <w:rPr>
+          <w:sz w:val="24"/>
+          <w:szCs w:val="24"/>
+          <w:lang w:val="en-US" w:eastAsia="en-CA"/>
+        </w:rPr>
+        <w:t xml:space="preserve">Geometrical data for </w:t>
+      </w:r>
+      <w:r>
+        <w:rPr>
+          <w:sz w:val="24"/>
+          <w:szCs w:val="24"/>
+          <w:lang w:val="en-US" w:eastAsia="en-CA"/>
+        </w:rPr>
+        <w:t xml:space="preserve">all </w:t>
+      </w:r>
+      <w:r>
+        <w:rPr>
+          <w:sz w:val="24"/>
+          <w:szCs w:val="24"/>
+          <w:lang w:val="en-US" w:eastAsia="en-CA"/>
+        </w:rPr>
+        <w:t xml:space="preserve">remaining </w:t>
+      </w:r>
+      <w:r>
+        <w:rPr>
+          <w:sz w:val="24"/>
+          <w:szCs w:val="24"/>
+          <w:lang w:val="en-US" w:eastAsia="en-CA"/>
+        </w:rPr>
+        <w:t xml:space="preserve">structures </w:t>
+      </w:r>
+      <w:r>
+        <w:rPr>
+          <w:sz w:val="24"/>
+          <w:szCs w:val="24"/>
+          <w:lang w:val="en-US" w:eastAsia="en-CA"/>
+        </w:rPr>
+        <w:t xml:space="preserve">is analyzed to </w:t>
+      </w:r>
+      <w:r>
+        <w:rPr>
+          <w:sz w:val="24"/>
+          <w:szCs w:val="24"/>
+          <w:lang w:val="en-US" w:eastAsia="en-CA"/>
+        </w:rPr>
+        <w:t>identif</w:t>
+      </w:r>
+      <w:r>
+        <w:rPr>
+          <w:sz w:val="24"/>
+          <w:szCs w:val="24"/>
+          <w:lang w:val="en-US" w:eastAsia="en-CA"/>
+        </w:rPr>
+        <w:t>y the</w:t>
+      </w:r>
+      <w:r>
+        <w:rPr>
+          <w:sz w:val="24"/>
+          <w:szCs w:val="24"/>
+          <w:lang w:val="en-US" w:eastAsia="en-CA"/>
+        </w:rPr>
+        <w:t xml:space="preserve"> relationships between </w:t>
+      </w:r>
+      <w:r>
+        <w:rPr>
+          <w:sz w:val="24"/>
+          <w:szCs w:val="24"/>
+          <w:lang w:val="en-US" w:eastAsia="en-CA"/>
+        </w:rPr>
+        <w:t>each structure and all other structures.</w:t>
+      </w:r>
+    </w:p>
+    <w:p>
+      <w:pPr>
+        <w:pStyle w:val="ListParagraph"/>
+        <w:numPr>
+          <w:ilvl w:val="0"/>
+          <w:numId w:val="1"/>
+        </w:numPr>
+        <w:rPr>
+          <w:sz w:val="24"/>
+          <w:szCs w:val="24"/>
+          <w:lang w:val="en-US" w:eastAsia="en-CA"/>
+        </w:rPr>
+      </w:pPr>
+      <w:r>
+        <w:rPr>
+          <w:sz w:val="24"/>
+          <w:szCs w:val="24"/>
+          <w:lang w:val="en-US" w:eastAsia="en-CA"/>
+        </w:rPr>
+        <w:t>Appropriate metrics are calculated based on the relationships identified.</w:t>
+      </w:r>
+    </w:p>
+    <w:p>
+      <w:pPr>
+        <w:pStyle w:val="ListParagraph"/>
+        <w:numPr>
+          <w:ilvl w:val="0"/>
+          <w:numId w:val="1"/>
+        </w:numPr>
+        <w:rPr>
+          <w:sz w:val="24"/>
+          <w:szCs w:val="24"/>
+          <w:lang w:val="en-US" w:eastAsia="en-CA"/>
+        </w:rPr>
+      </w:pPr>
+      <w:r>
+        <w:rPr>
+          <w:sz w:val="24"/>
+          <w:szCs w:val="24"/>
+          <w:lang w:val="en-US" w:eastAsia="en-CA"/>
+        </w:rPr>
+        <w:t xml:space="preserve">A diagram is generated, </w:t>
+      </w:r>
+      <w:r>
+        <w:rPr>
+          <w:sz w:val="24"/>
+          <w:szCs w:val="24"/>
+          <w:lang w:val="en-US" w:eastAsia="en-CA"/>
+        </w:rPr>
+        <w:t>with</w:t>
+      </w:r>
+      <w:r>
+        <w:rPr>
+          <w:sz w:val="24"/>
+          <w:szCs w:val="24"/>
+          <w:lang w:val="en-US" w:eastAsia="en-CA"/>
+        </w:rPr>
+        <w:t xml:space="preserve"> </w:t>
+      </w:r>
+      <w:r>
+        <w:rPr>
+          <w:sz w:val="24"/>
+          <w:szCs w:val="24"/>
+          <w:lang w:val="en-US" w:eastAsia="en-CA"/>
+        </w:rPr>
+        <w:t xml:space="preserve">each </w:t>
+      </w:r>
+      <w:r>
+        <w:rPr>
+          <w:sz w:val="24"/>
+          <w:szCs w:val="24"/>
+          <w:lang w:val="en-US" w:eastAsia="en-CA"/>
+        </w:rPr>
+        <w:t>structure</w:t>
+      </w:r>
+      <w:r>
+        <w:rPr>
+          <w:sz w:val="24"/>
+          <w:szCs w:val="24"/>
+          <w:lang w:val="en-US" w:eastAsia="en-CA"/>
+        </w:rPr>
+        <w:t xml:space="preserve"> as a labeled geometric shape, based on its structure type, and with its color</w:t>
+      </w:r>
+      <w:r>
+        <w:rPr>
+          <w:sz w:val="24"/>
+          <w:szCs w:val="24"/>
+          <w:lang w:val="en-US" w:eastAsia="en-CA"/>
+        </w:rPr>
+        <w:t xml:space="preserve"> </w:t>
+      </w:r>
+      <w:r>
+        <w:rPr>
+          <w:sz w:val="24"/>
+          <w:szCs w:val="24"/>
+          <w:lang w:val="en-US" w:eastAsia="en-CA"/>
+        </w:rPr>
+        <w:t xml:space="preserve">matching the structure’s color in the plan. Lines of different styles are used to indicate the type of </w:t>
+      </w:r>
+      <w:r>
+        <w:rPr>
+          <w:sz w:val="24"/>
+          <w:szCs w:val="24"/>
+          <w:lang w:val="en-US" w:eastAsia="en-CA"/>
+        </w:rPr>
+        <w:t>relationship</w:t>
+      </w:r>
+      <w:r>
+        <w:rPr>
+          <w:sz w:val="24"/>
+          <w:szCs w:val="24"/>
+          <w:lang w:val="en-US" w:eastAsia="en-CA"/>
+        </w:rPr>
+        <w:t xml:space="preserve"> between two structures.</w:t>
+      </w:r>
+    </w:p>
+    <w:p>
+      <w:pPr>
+        <w:pStyle w:val="ListParagraph"/>
+        <w:numPr>
+          <w:ilvl w:val="0"/>
+          <w:numId w:val="1"/>
+        </w:numPr>
+        <w:rPr>
+          <w:sz w:val="24"/>
+          <w:szCs w:val="24"/>
+          <w:lang w:val="en-US" w:eastAsia="en-CA"/>
+        </w:rPr>
+      </w:pPr>
+      <w:r>
+        <w:rPr>
+          <w:sz w:val="24"/>
+          <w:szCs w:val="24"/>
+          <w:lang w:val="en-US" w:eastAsia="en-CA"/>
+        </w:rPr>
+        <w:t xml:space="preserve">Hovering the mouse over a structure in the diagram </w:t>
+      </w:r>
+      <w:r>
+        <w:rPr>
+          <w:sz w:val="24"/>
+          <w:szCs w:val="24"/>
+          <w:lang w:val="en-US" w:eastAsia="en-CA"/>
+        </w:rPr>
+        <w:t xml:space="preserve">gives </w:t>
+      </w:r>
+      <w:r>
+        <w:rPr>
+          <w:sz w:val="24"/>
+          <w:szCs w:val="24"/>
+          <w:lang w:val="en-US" w:eastAsia="en-CA"/>
+        </w:rPr>
+        <w:t xml:space="preserve">a popup with details about the </w:t>
+      </w:r>
+      <w:r>
+        <w:rPr>
+          <w:sz w:val="24"/>
+          <w:szCs w:val="24"/>
+          <w:lang w:val="en-US" w:eastAsia="en-CA"/>
+        </w:rPr>
+        <w:t>structure</w:t>
+      </w:r>
+      <w:r>
+        <w:rPr>
+          <w:sz w:val="24"/>
+          <w:szCs w:val="24"/>
+          <w:lang w:val="en-US" w:eastAsia="en-CA"/>
+        </w:rPr>
+        <w:t xml:space="preserve">, such as its </w:t>
+      </w:r>
+      <w:r>
+        <w:rPr>
+          <w:sz w:val="24"/>
+          <w:szCs w:val="24"/>
+          <w:lang w:val="en-US" w:eastAsia="en-CA"/>
+        </w:rPr>
+        <w:t>volume</w:t>
+      </w:r>
+      <w:r>
+        <w:rPr>
+          <w:sz w:val="24"/>
+          <w:szCs w:val="24"/>
+          <w:lang w:val="en-US" w:eastAsia="en-CA"/>
+        </w:rPr>
+        <w:t>, and any assigned Hounsfield Units.</w:t>
+      </w:r>
+      <w:r>
+        <w:rPr>
+          <w:sz w:val="24"/>
+          <w:szCs w:val="24"/>
+          <w:lang w:val="en-US" w:eastAsia="en-CA"/>
+        </w:rPr>
+        <w:t xml:space="preserve"> </w:t>
+      </w:r>
+    </w:p>
+    <w:p>
+      <w:pPr>
+        <w:pStyle w:val="ListParagraph"/>
+        <w:numPr>
+          <w:ilvl w:val="0"/>
+          <w:numId w:val="1"/>
+        </w:numPr>
+        <w:rPr>
+          <w:sz w:val="24"/>
+          <w:szCs w:val="24"/>
+          <w:lang w:val="en-US" w:eastAsia="en-CA"/>
+        </w:rPr>
+      </w:pPr>
+      <w:r>
+        <w:rPr>
+          <w:sz w:val="24"/>
+          <w:szCs w:val="24"/>
+          <w:lang w:val="en-US" w:eastAsia="en-CA"/>
+        </w:rPr>
+        <w:t xml:space="preserve">Hovering the mouse over a relationship line in the diagram </w:t>
+      </w:r>
+      <w:r>
+        <w:rPr>
+          <w:sz w:val="24"/>
+          <w:szCs w:val="24"/>
+          <w:lang w:val="en-US" w:eastAsia="en-CA"/>
+        </w:rPr>
+        <w:t xml:space="preserve">gives </w:t>
+      </w:r>
+      <w:r>
+        <w:rPr>
+          <w:sz w:val="24"/>
+          <w:szCs w:val="24"/>
+          <w:lang w:val="en-US" w:eastAsia="en-CA"/>
+        </w:rPr>
+        <w:t>a popup with the calculated metrics for that relationship.</w:t>
+      </w:r>
+      <w:r>
+        <w:rPr>
+          <w:sz w:val="24"/>
+          <w:szCs w:val="24"/>
+          <w:lang w:val="en-US" w:eastAsia="en-CA"/>
+        </w:rPr>
+        <w:t xml:space="preserve"> </w:t>
+      </w:r>
+    </w:p>
+    <w:p>
+      <w:pPr>
+        <w:pStyle w:val="ListParagraph"/>
+        <w:numPr>
+          <w:ilvl w:val="0"/>
+          <w:numId w:val="1"/>
+        </w:numPr>
+        <w:rPr>
+          <w:sz w:val="24"/>
+          <w:szCs w:val="24"/>
+          <w:lang w:val="en-US" w:eastAsia="en-CA"/>
+        </w:rPr>
+      </w:pPr>
+      <w:r>
+        <w:rPr>
+          <w:sz w:val="24"/>
+          <w:szCs w:val="24"/>
+          <w:lang w:val="en-US" w:eastAsia="en-CA"/>
+        </w:rPr>
+        <w:lastRenderedPageBreak/>
+        <w:t xml:space="preserve">Right clicking on a structure brings up a menu with options to hide the structure, restore a hidden relationship line, or insert a note into the structure’s label. </w:t>
+      </w:r>
+    </w:p>
+    <w:p>
+      <w:pPr>
+        <w:pStyle w:val="ListParagraph"/>
+        <w:numPr>
+          <w:ilvl w:val="0"/>
+          <w:numId w:val="1"/>
+        </w:numPr>
+        <w:rPr>
+          <w:sz w:val="24"/>
+          <w:szCs w:val="24"/>
+          <w:lang w:val="en-US" w:eastAsia="en-CA"/>
+        </w:rPr>
+      </w:pPr>
+      <w:proofErr w:type="gramStart"/>
+      <w:r>
+        <w:rPr>
+          <w:sz w:val="24"/>
+          <w:szCs w:val="24"/>
+          <w:lang w:val="en-US" w:eastAsia="en-CA"/>
+        </w:rPr>
+        <w:t>Right clicking</w:t>
+      </w:r>
+      <w:proofErr w:type="gramEnd"/>
+      <w:r>
+        <w:rPr>
+          <w:sz w:val="24"/>
+          <w:szCs w:val="24"/>
+          <w:lang w:val="en-US" w:eastAsia="en-CA"/>
+        </w:rPr>
+        <w:t xml:space="preserve"> on a relationship line brings up a menu with options to hide the line, select which metrics to display, or add a note beside the line. </w:t>
+      </w:r>
+    </w:p>
+    <w:p>
+      <w:pPr>
+        <w:pStyle w:val="ListParagraph"/>
+        <w:numPr>
+          <w:ilvl w:val="0"/>
+          <w:numId w:val="1"/>
+        </w:numPr>
+        <w:rPr>
+          <w:sz w:val="24"/>
+          <w:szCs w:val="24"/>
+          <w:lang w:val="en-US" w:eastAsia="en-CA"/>
+        </w:rPr>
+      </w:pPr>
+      <w:r>
+        <w:rPr>
+          <w:sz w:val="24"/>
+          <w:szCs w:val="24"/>
+          <w:lang w:val="en-US" w:eastAsia="en-CA"/>
+        </w:rPr>
+        <w:t>At completion, a PDF document is generated that includes the final version of the diagram along with a table of all structures and relationships visible in the diagram.</w:t>
       </w:r>
     </w:p>
     <w:p>
@@ -56,10 +911,8 @@
               <w:rPr>
                 <w:b/>
                 <w:bCs/>
-                <w:noProof/>
                 <w:sz w:val="24"/>
                 <w:szCs w:val="24"/>
-                <w:lang w:eastAsia="en-CA"/>
               </w:rPr>
             </w:pPr>
             <w:r>
@@ -69,7 +922,7 @@
                 <w:sz w:val="24"/>
                 <w:szCs w:val="24"/>
               </w:rPr>
-              <w:t>Surrounds</w:t>
+              <w:t>Equals</w:t>
             </w:r>
           </w:p>
         </w:tc>
@@ -81,15 +934,11 @@
           <w:p>
             <w:pPr>
               <w:rPr>
-                <w:noProof/>
-                <w:lang w:eastAsia="en-CA"/>
+                <w:rStyle w:val="Emphasis"/>
               </w:rPr>
             </w:pPr>
             <w:r>
-              <w:rPr>
-                <w:rStyle w:val="Emphasis"/>
-              </w:rPr>
-              <w:t>Transitive</w:t>
+              <w:t>Symmetric, Transitive</w:t>
             </w:r>
           </w:p>
         </w:tc>
@@ -99,11 +948,25 @@
           </w:tcPr>
           <w:p>
             <w:pPr>
-              <w:rPr>
-                <w:noProof/>
-                <w:lang w:eastAsia="en-CA"/>
+              <w:ind w:right="1170"/>
+              <w:rPr>
+                <w:rFonts w:ascii="Aptos" w:eastAsia="Times New Roman" w:hAnsi="Aptos" w:cs="Times New Roman"/>
+                <w:color w:val="000000"/>
+                <w:kern w:val="0"/>
+                <w:lang w:eastAsia="en-CA"/>
+                <w14:ligatures w14:val="none"/>
               </w:rPr>
             </w:pPr>
+            <w:r>
+              <w:rPr>
+                <w:rFonts w:ascii="Aptos" w:eastAsia="Times New Roman" w:hAnsi="Aptos" w:cs="Times New Roman"/>
+                <w:color w:val="000000"/>
+                <w:kern w:val="0"/>
+                <w:lang w:eastAsia="en-CA"/>
+                <w14:ligatures w14:val="none"/>
+              </w:rPr>
+              <w:t xml:space="preserve">The interiors of </w:t>
+            </w:r>
             <w:r>
               <w:rPr>
                 <w:rFonts w:ascii="Calibri" w:eastAsia="Times New Roman" w:hAnsi="Calibri" w:cs="Calibri"/>
@@ -122,25 +985,13 @@
             </w:r>
             <w:r>
               <w:rPr>
-                <w:rFonts w:ascii="Calibri" w:eastAsia="Times New Roman" w:hAnsi="Calibri" w:cs="Calibri"/>
-                <w:color w:val="202122"/>
-                <w:kern w:val="0"/>
-                <w:sz w:val="20"/>
-                <w:szCs w:val="20"/>
-                <w:lang w:eastAsia="en-CA"/>
-                <w14:ligatures w14:val="none"/>
-              </w:rPr>
-              <w:t xml:space="preserve"> </w:t>
-            </w:r>
-            <w:r>
-              <w:rPr>
                 <w:rFonts w:ascii="Aptos" w:eastAsia="Times New Roman" w:hAnsi="Aptos" w:cs="Times New Roman"/>
                 <w:color w:val="000000"/>
                 <w:kern w:val="0"/>
                 <w:lang w:eastAsia="en-CA"/>
                 <w14:ligatures w14:val="none"/>
               </w:rPr>
-              <w:t xml:space="preserve">and </w:t>
+              <w:t xml:space="preserve"> and </w:t>
             </w:r>
             <w:r>
               <w:rPr>
@@ -163,86 +1014,10 @@
                 <w:rFonts w:ascii="Aptos" w:eastAsia="Times New Roman" w:hAnsi="Aptos" w:cs="Times New Roman"/>
                 <w:color w:val="000000"/>
                 <w:kern w:val="0"/>
-                <w:sz w:val="20"/>
-                <w:szCs w:val="20"/>
-                <w:lang w:eastAsia="en-CA"/>
-                <w14:ligatures w14:val="none"/>
-              </w:rPr>
-              <w:t xml:space="preserve"> </w:t>
-            </w:r>
-            <w:r>
-              <w:rPr>
-                <w:rFonts w:ascii="Aptos" w:eastAsia="Times New Roman" w:hAnsi="Aptos" w:cs="Times New Roman"/>
-                <w:color w:val="000000"/>
-                <w:kern w:val="0"/>
-                <w:lang w:eastAsia="en-CA"/>
-                <w14:ligatures w14:val="none"/>
-              </w:rPr>
-              <w:t xml:space="preserve">have no interior points in common, and with holes filled </w:t>
-            </w:r>
-            <w:r>
-              <w:rPr>
-                <w:rFonts w:ascii="Calibri" w:eastAsia="Times New Roman" w:hAnsi="Calibri" w:cs="Calibri"/>
-                <w:b/>
-                <w:bCs/>
-                <w:i/>
-                <w:iCs/>
-                <w:color w:val="00B050"/>
-                <w:kern w:val="0"/>
-                <w:sz w:val="28"/>
-                <w:szCs w:val="28"/>
-                <w:lang w:eastAsia="en-CA"/>
-                <w14:ligatures w14:val="none"/>
-              </w:rPr>
-              <w:t>b</w:t>
-            </w:r>
-            <w:r>
-              <w:rPr>
-                <w:rFonts w:ascii="Aptos" w:eastAsia="Times New Roman" w:hAnsi="Aptos" w:cs="Times New Roman"/>
-                <w:color w:val="000000"/>
-                <w:kern w:val="0"/>
-                <w:sz w:val="20"/>
-                <w:szCs w:val="20"/>
-                <w:lang w:eastAsia="en-CA"/>
-                <w14:ligatures w14:val="none"/>
-              </w:rPr>
-              <w:t xml:space="preserve"> </w:t>
-            </w:r>
-            <w:r>
-              <w:rPr>
-                <w:rFonts w:ascii="Aptos" w:eastAsia="Times New Roman" w:hAnsi="Aptos" w:cs="Times New Roman"/>
-                <w:color w:val="000000"/>
-                <w:kern w:val="0"/>
-                <w:lang w:eastAsia="en-CA"/>
-                <w14:ligatures w14:val="none"/>
-              </w:rPr>
-              <w:t xml:space="preserve">lies in the interior of </w:t>
-            </w:r>
-            <w:r>
-              <w:rPr>
-                <w:rFonts w:ascii="Calibri" w:eastAsia="Times New Roman" w:hAnsi="Calibri" w:cs="Calibri"/>
-                <w:b/>
-                <w:bCs/>
-                <w:i/>
-                <w:iCs/>
-                <w:color w:val="5B9BD5"/>
-                <w:kern w:val="0"/>
-                <w:sz w:val="28"/>
-                <w:szCs w:val="28"/>
-                <w:lang w:eastAsia="en-CA"/>
-                <w14:ligatures w14:val="none"/>
-              </w:rPr>
-              <w:t>a</w:t>
-            </w:r>
-            <w:r>
-              <w:rPr>
-                <w:rFonts w:ascii="Aptos" w:eastAsia="Times New Roman" w:hAnsi="Aptos" w:cs="Times New Roman"/>
-                <w:color w:val="000000"/>
-                <w:kern w:val="0"/>
-                <w:lang w:eastAsia="en-CA"/>
-                <w14:ligatures w14:val="none"/>
-              </w:rPr>
-              <w:t>.</w:t>
+                <w:lang w:eastAsia="en-CA"/>
+                <w14:ligatures w14:val="none"/>
+              </w:rPr>
+              <w:t xml:space="preserve"> intersect and no part of the interior of one geometry intersects the exterior of the other.</w:t>
             </w:r>
           </w:p>
         </w:tc>
@@ -255,11 +1030,8 @@
             <w:pPr>
               <w:jc w:val="center"/>
               <w:rPr>
-                <w:rFonts w:ascii="Aptos" w:eastAsia="Times New Roman" w:hAnsi="Aptos" w:cs="Times New Roman"/>
-                <w:color w:val="000000"/>
-                <w:kern w:val="0"/>
-                <w:lang w:eastAsia="en-CA"/>
-                <w14:ligatures w14:val="none"/>
+                <w:noProof/>
+                <w:lang w:eastAsia="en-CA"/>
               </w:rPr>
             </w:pPr>
             <w:r>
@@ -268,10 +1040,10 @@
                 <w:lang w:eastAsia="en-CA"/>
               </w:rPr>
               <w:drawing>
-                <wp:inline distT="0" distB="0" distL="0" distR="0" wp14:anchorId="157936C0" wp14:editId="663626E2">
-                  <wp:extent cx="570808" cy="548640"/>
-                  <wp:effectExtent l="0" t="0" r="1270" b="3810"/>
-                  <wp:docPr id="313700223" name="Picture 1" descr="A blue and white circle with a green center&#10;&#10;Description automatically generated"/>
+                <wp:inline distT="0" distB="0" distL="0" distR="0" wp14:anchorId="46402CAE" wp14:editId="26FEF0C5">
+                  <wp:extent cx="457200" cy="438821"/>
+                  <wp:effectExtent l="0" t="0" r="0" b="0"/>
+                  <wp:docPr id="749496768" name="Picture 1" descr="A yellow circle with black outline&#10;&#10;Description automatically generated"/>
                   <wp:cNvGraphicFramePr>
                     <a:graphicFrameLocks xmlns:a="http://schemas.openxmlformats.org/drawingml/2006/main" noChangeAspect="1"/>
                   </wp:cNvGraphicFramePr>
@@ -279,11 +1051,11 @@
                     <a:graphicData uri="http://schemas.openxmlformats.org/drawingml/2006/picture">
                       <pic:pic xmlns:pic="http://schemas.openxmlformats.org/drawingml/2006/picture">
                         <pic:nvPicPr>
-                          <pic:cNvPr id="56400082" name="Picture 1" descr="A blue and white circle with a green center&#10;&#10;Description automatically generated"/>
+                          <pic:cNvPr id="996544037" name="Picture 1" descr="A yellow circle with black outline&#10;&#10;Description automatically generated"/>
                           <pic:cNvPicPr/>
                         </pic:nvPicPr>
                         <pic:blipFill>
-                          <a:blip r:embed="rId4"/>
+                          <a:blip r:embed="rId8"/>
                           <a:stretch>
                             <a:fillRect/>
                           </a:stretch>
@@ -291,834 +1063,7 @@
                         <pic:spPr>
                           <a:xfrm>
                             <a:off x="0" y="0"/>
-                            <a:ext cx="570808" cy="548640"/>
-                          </a:xfrm>
-                          <a:prstGeom prst="rect">
-                            <a:avLst/>
-                          </a:prstGeom>
-                        </pic:spPr>
-                      </pic:pic>
-                    </a:graphicData>
-                  </a:graphic>
-                </wp:inline>
-              </w:drawing>
-            </w:r>
-            <w:r>
-              <w:rPr>
-                <w:noProof/>
-                <w:lang w:eastAsia="en-CA"/>
-              </w:rPr>
-              <w:drawing>
-                <wp:inline distT="0" distB="0" distL="0" distR="0" wp14:anchorId="467EA2B7" wp14:editId="03350E91">
-                  <wp:extent cx="574426" cy="548640"/>
-                  <wp:effectExtent l="0" t="0" r="0" b="3810"/>
-                  <wp:docPr id="2110014779" name="Picture 1" descr="A blue and green circle&#10;&#10;Description automatically generated"/>
-                  <wp:cNvGraphicFramePr>
-                    <a:graphicFrameLocks xmlns:a="http://schemas.openxmlformats.org/drawingml/2006/main" noChangeAspect="1"/>
-                  </wp:cNvGraphicFramePr>
-                  <a:graphic xmlns:a="http://schemas.openxmlformats.org/drawingml/2006/main">
-                    <a:graphicData uri="http://schemas.openxmlformats.org/drawingml/2006/picture">
-                      <pic:pic xmlns:pic="http://schemas.openxmlformats.org/drawingml/2006/picture">
-                        <pic:nvPicPr>
-                          <pic:cNvPr id="711529216" name="Picture 1" descr="A blue and green circle&#10;&#10;Description automatically generated"/>
-                          <pic:cNvPicPr/>
-                        </pic:nvPicPr>
-                        <pic:blipFill>
-                          <a:blip r:embed="rId5"/>
-                          <a:stretch>
-                            <a:fillRect/>
-                          </a:stretch>
-                        </pic:blipFill>
-                        <pic:spPr>
-                          <a:xfrm>
-                            <a:off x="0" y="0"/>
-                            <a:ext cx="574426" cy="548640"/>
-                          </a:xfrm>
-                          <a:prstGeom prst="rect">
-                            <a:avLst/>
-                          </a:prstGeom>
-                        </pic:spPr>
-                      </pic:pic>
-                    </a:graphicData>
-                  </a:graphic>
-                </wp:inline>
-              </w:drawing>
-            </w:r>
-          </w:p>
-        </w:tc>
-      </w:tr>
-      <w:tr>
-        <w:trPr>
-          <w:trHeight w:val="143"/>
-        </w:trPr>
-        <w:tc>
-          <w:tcPr>
-            <w:tcW w:w="1354" w:type="dxa"/>
-            <w:vAlign w:val="center"/>
-          </w:tcPr>
-          <w:p>
-            <w:pPr>
-              <w:rPr>
-                <w:b/>
-                <w:bCs/>
-                <w:sz w:val="24"/>
-                <w:szCs w:val="24"/>
-              </w:rPr>
-            </w:pPr>
-            <w:r>
-              <w:rPr>
-                <w:b/>
-                <w:bCs/>
-                <w:sz w:val="24"/>
-                <w:szCs w:val="24"/>
-              </w:rPr>
-              <w:t>Shelters</w:t>
-            </w:r>
-          </w:p>
-        </w:tc>
-        <w:tc>
-          <w:tcPr>
-            <w:tcW w:w="1341" w:type="dxa"/>
-            <w:vAlign w:val="center"/>
-          </w:tcPr>
-          <w:p>
-            <w:pPr>
-              <w:rPr>
-                <w:rStyle w:val="Emphasis"/>
-              </w:rPr>
-            </w:pPr>
-            <w:r>
-              <w:rPr>
-                <w:rStyle w:val="Emphasis"/>
-              </w:rPr>
-              <w:t>Transitive</w:t>
-            </w:r>
-          </w:p>
-        </w:tc>
-        <w:tc>
-          <w:tcPr>
-            <w:tcW w:w="4770" w:type="dxa"/>
-          </w:tcPr>
-          <w:p>
-            <w:pPr>
-              <w:rPr>
-                <w:rFonts w:ascii="Calibri" w:eastAsia="Times New Roman" w:hAnsi="Calibri" w:cs="Calibri"/>
-                <w:b/>
-                <w:bCs/>
-                <w:i/>
-                <w:iCs/>
-                <w:color w:val="5B9BD5"/>
-                <w:kern w:val="0"/>
-                <w:sz w:val="28"/>
-                <w:szCs w:val="28"/>
-                <w:lang w:eastAsia="en-CA"/>
-                <w14:ligatures w14:val="none"/>
-              </w:rPr>
-            </w:pPr>
-            <w:r>
-              <w:rPr>
-                <w:rFonts w:ascii="Calibri" w:eastAsia="Times New Roman" w:hAnsi="Calibri" w:cs="Calibri"/>
-                <w:b/>
-                <w:bCs/>
-                <w:i/>
-                <w:iCs/>
-                <w:color w:val="5B9BD5"/>
-                <w:kern w:val="0"/>
-                <w:sz w:val="28"/>
-                <w:szCs w:val="28"/>
-                <w:lang w:eastAsia="en-CA"/>
-                <w14:ligatures w14:val="none"/>
-              </w:rPr>
-              <w:t>a</w:t>
-            </w:r>
-            <w:r>
-              <w:rPr>
-                <w:rFonts w:ascii="Aptos" w:eastAsia="Times New Roman" w:hAnsi="Aptos" w:cs="Times New Roman"/>
-                <w:color w:val="000000"/>
-                <w:kern w:val="0"/>
-                <w:lang w:eastAsia="en-CA"/>
-                <w14:ligatures w14:val="none"/>
-              </w:rPr>
-              <w:t xml:space="preserve"> </w:t>
-            </w:r>
-            <w:r>
-              <w:rPr>
-                <w:rFonts w:ascii="Aptos" w:eastAsia="Times New Roman" w:hAnsi="Aptos" w:cs="Times New Roman"/>
-                <w:color w:val="000000"/>
-                <w:kern w:val="0"/>
-                <w:lang w:eastAsia="en-CA"/>
-                <w14:ligatures w14:val="none"/>
-              </w:rPr>
-              <w:t xml:space="preserve">and </w:t>
-            </w:r>
-            <w:r>
-              <w:rPr>
-                <w:rFonts w:ascii="Calibri" w:eastAsia="Times New Roman" w:hAnsi="Calibri" w:cs="Calibri"/>
-                <w:b/>
-                <w:bCs/>
-                <w:i/>
-                <w:iCs/>
-                <w:color w:val="00B050"/>
-                <w:kern w:val="0"/>
-                <w:sz w:val="28"/>
-                <w:szCs w:val="28"/>
-                <w:lang w:eastAsia="en-CA"/>
-                <w14:ligatures w14:val="none"/>
-              </w:rPr>
-              <w:t>b</w:t>
-            </w:r>
-            <w:r>
-              <w:rPr>
-                <w:rFonts w:ascii="Aptos" w:eastAsia="Times New Roman" w:hAnsi="Aptos" w:cs="Times New Roman"/>
-                <w:color w:val="000000"/>
-                <w:kern w:val="0"/>
-                <w:lang w:eastAsia="en-CA"/>
-                <w14:ligatures w14:val="none"/>
-              </w:rPr>
-              <w:t xml:space="preserve"> </w:t>
-            </w:r>
-            <w:r>
-              <w:rPr>
-                <w:rFonts w:ascii="Aptos" w:eastAsia="Times New Roman" w:hAnsi="Aptos" w:cs="Times New Roman"/>
-                <w:color w:val="000000"/>
-                <w:kern w:val="0"/>
-                <w:lang w:eastAsia="en-CA"/>
-                <w14:ligatures w14:val="none"/>
-              </w:rPr>
-              <w:t>have no points in common</w:t>
-            </w:r>
-            <w:r>
-              <w:rPr>
-                <w:rFonts w:ascii="Aptos" w:eastAsia="Times New Roman" w:hAnsi="Aptos" w:cs="Times New Roman"/>
-                <w:color w:val="000000"/>
-                <w:kern w:val="0"/>
-                <w:lang w:eastAsia="en-CA"/>
-                <w14:ligatures w14:val="none"/>
-              </w:rPr>
-              <w:t xml:space="preserve">, but the </w:t>
-            </w:r>
-            <w:r>
-              <w:rPr>
-                <w:rFonts w:ascii="Aptos" w:eastAsia="Times New Roman" w:hAnsi="Aptos" w:cs="Times New Roman"/>
-                <w:i/>
-                <w:iCs/>
-                <w:color w:val="000000"/>
-                <w:kern w:val="0"/>
-                <w:lang w:eastAsia="en-CA"/>
-                <w14:ligatures w14:val="none"/>
-              </w:rPr>
-              <w:t>Convex Hull</w:t>
-            </w:r>
-            <w:r>
-              <w:rPr>
-                <w:rFonts w:ascii="Aptos" w:eastAsia="Times New Roman" w:hAnsi="Aptos" w:cs="Times New Roman"/>
-                <w:color w:val="000000"/>
-                <w:kern w:val="0"/>
-                <w:lang w:eastAsia="en-CA"/>
-                <w14:ligatures w14:val="none"/>
-              </w:rPr>
-              <w:t xml:space="preserve"> of </w:t>
-            </w:r>
-            <w:r>
-              <w:rPr>
-                <w:rFonts w:ascii="Calibri" w:eastAsia="Times New Roman" w:hAnsi="Calibri" w:cs="Calibri"/>
-                <w:b/>
-                <w:bCs/>
-                <w:i/>
-                <w:iCs/>
-                <w:color w:val="5B9BD5"/>
-                <w:kern w:val="0"/>
-                <w:sz w:val="28"/>
-                <w:szCs w:val="28"/>
-                <w:lang w:eastAsia="en-CA"/>
-                <w14:ligatures w14:val="none"/>
-              </w:rPr>
-              <w:t>a</w:t>
-            </w:r>
-            <w:r>
-              <w:rPr>
-                <w:rFonts w:ascii="Aptos" w:eastAsia="Times New Roman" w:hAnsi="Aptos" w:cs="Times New Roman"/>
-                <w:color w:val="000000"/>
-                <w:kern w:val="0"/>
-                <w:lang w:eastAsia="en-CA"/>
-                <w14:ligatures w14:val="none"/>
-              </w:rPr>
-              <w:t xml:space="preserve"> </w:t>
-            </w:r>
-            <w:r>
-              <w:rPr>
-                <w:rFonts w:ascii="Aptos" w:eastAsia="Times New Roman" w:hAnsi="Aptos" w:cs="Times New Roman"/>
-                <w:color w:val="000000"/>
-                <w:kern w:val="0"/>
-                <w:lang w:eastAsia="en-CA"/>
-                <w14:ligatures w14:val="none"/>
-              </w:rPr>
-              <w:t xml:space="preserve">contains </w:t>
-            </w:r>
-            <w:r>
-              <w:rPr>
-                <w:rFonts w:ascii="Calibri" w:eastAsia="Times New Roman" w:hAnsi="Calibri" w:cs="Calibri"/>
-                <w:b/>
-                <w:bCs/>
-                <w:i/>
-                <w:iCs/>
-                <w:color w:val="00B050"/>
-                <w:kern w:val="0"/>
-                <w:sz w:val="28"/>
-                <w:szCs w:val="28"/>
-                <w:lang w:eastAsia="en-CA"/>
-                <w14:ligatures w14:val="none"/>
-              </w:rPr>
-              <w:t>b</w:t>
-            </w:r>
-            <w:r>
-              <w:rPr>
-                <w:rFonts w:ascii="Aptos" w:eastAsia="Times New Roman" w:hAnsi="Aptos" w:cs="Times New Roman"/>
-                <w:color w:val="000000"/>
-                <w:kern w:val="0"/>
-                <w:lang w:eastAsia="en-CA"/>
-                <w14:ligatures w14:val="none"/>
-              </w:rPr>
-              <w:t>.</w:t>
-            </w:r>
-          </w:p>
-        </w:tc>
-        <w:tc>
-          <w:tcPr>
-            <w:tcW w:w="2700" w:type="dxa"/>
-            <w:vAlign w:val="bottom"/>
-          </w:tcPr>
-          <w:p>
-            <w:pPr>
-              <w:jc w:val="center"/>
-              <w:rPr>
-                <w:noProof/>
-                <w:lang w:eastAsia="en-CA"/>
-              </w:rPr>
-            </w:pPr>
-            <w:r>
-              <w:rPr>
-                <w:noProof/>
-                <w:lang w:eastAsia="en-CA"/>
-              </w:rPr>
-              <w:drawing>
-                <wp:inline distT="0" distB="0" distL="0" distR="0" wp14:anchorId="558544A8" wp14:editId="74A7C0F0">
-                  <wp:extent cx="502920" cy="457200"/>
-                  <wp:effectExtent l="0" t="0" r="0" b="0"/>
-                  <wp:docPr id="1596733840" name="Picture 1" descr="A blue and green object&#10;&#10;Description automatically generated"/>
-                  <wp:cNvGraphicFramePr>
-                    <a:graphicFrameLocks xmlns:a="http://schemas.openxmlformats.org/drawingml/2006/main" noChangeAspect="1"/>
-                  </wp:cNvGraphicFramePr>
-                  <a:graphic xmlns:a="http://schemas.openxmlformats.org/drawingml/2006/main">
-                    <a:graphicData uri="http://schemas.openxmlformats.org/drawingml/2006/picture">
-                      <pic:pic xmlns:pic="http://schemas.openxmlformats.org/drawingml/2006/picture">
-                        <pic:nvPicPr>
-                          <pic:cNvPr id="1596733840" name="Picture 1" descr="A blue and green object&#10;&#10;Description automatically generated"/>
-                          <pic:cNvPicPr/>
-                        </pic:nvPicPr>
-                        <pic:blipFill>
-                          <a:blip r:embed="rId6"/>
-                          <a:stretch>
-                            <a:fillRect/>
-                          </a:stretch>
-                        </pic:blipFill>
-                        <pic:spPr>
-                          <a:xfrm>
-                            <a:off x="0" y="0"/>
-                            <a:ext cx="502920" cy="457200"/>
-                          </a:xfrm>
-                          <a:prstGeom prst="rect">
-                            <a:avLst/>
-                          </a:prstGeom>
-                        </pic:spPr>
-                      </pic:pic>
-                    </a:graphicData>
-                  </a:graphic>
-                </wp:inline>
-              </w:drawing>
-            </w:r>
-          </w:p>
-        </w:tc>
-      </w:tr>
-      <w:tr>
-        <w:trPr>
-          <w:trHeight w:val="152"/>
-        </w:trPr>
-        <w:tc>
-          <w:tcPr>
-            <w:tcW w:w="1354" w:type="dxa"/>
-            <w:vAlign w:val="center"/>
-          </w:tcPr>
-          <w:p>
-            <w:pPr>
-              <w:rPr>
-                <w:b/>
-                <w:bCs/>
-                <w:sz w:val="24"/>
-                <w:szCs w:val="24"/>
-              </w:rPr>
-            </w:pPr>
-            <w:r>
-              <w:rPr>
-                <w:b/>
-                <w:bCs/>
-                <w:sz w:val="24"/>
-                <w:szCs w:val="24"/>
-              </w:rPr>
-              <w:t>Disjoint</w:t>
-            </w:r>
-          </w:p>
-        </w:tc>
-        <w:tc>
-          <w:tcPr>
-            <w:tcW w:w="1341" w:type="dxa"/>
-            <w:vAlign w:val="center"/>
-          </w:tcPr>
-          <w:p>
-            <w:pPr>
-              <w:rPr>
-                <w:rStyle w:val="Emphasis"/>
-              </w:rPr>
-            </w:pPr>
-            <w:r>
-              <w:rPr>
-                <w:rStyle w:val="Emphasis"/>
-              </w:rPr>
-              <w:t>Symmetric</w:t>
-            </w:r>
-          </w:p>
-        </w:tc>
-        <w:tc>
-          <w:tcPr>
-            <w:tcW w:w="4770" w:type="dxa"/>
-          </w:tcPr>
-          <w:p>
-            <w:pPr>
-              <w:ind w:right="1166"/>
-              <w:rPr>
-                <w:rFonts w:ascii="Aptos" w:eastAsia="Times New Roman" w:hAnsi="Aptos" w:cs="Times New Roman"/>
-                <w:color w:val="000000"/>
-                <w:kern w:val="0"/>
-                <w:lang w:eastAsia="en-CA"/>
-                <w14:ligatures w14:val="none"/>
-              </w:rPr>
-            </w:pPr>
-            <w:r>
-              <w:rPr>
-                <w:rFonts w:ascii="Calibri" w:eastAsia="Times New Roman" w:hAnsi="Calibri" w:cs="Calibri"/>
-                <w:b/>
-                <w:bCs/>
-                <w:i/>
-                <w:iCs/>
-                <w:color w:val="5B9BD5"/>
-                <w:kern w:val="0"/>
-                <w:sz w:val="28"/>
-                <w:szCs w:val="28"/>
-                <w:lang w:eastAsia="en-CA"/>
-                <w14:ligatures w14:val="none"/>
-              </w:rPr>
-              <w:t>a</w:t>
-            </w:r>
-            <w:r>
-              <w:rPr>
-                <w:rFonts w:ascii="Aptos" w:eastAsia="Times New Roman" w:hAnsi="Aptos" w:cs="Times New Roman"/>
-                <w:color w:val="000000"/>
-                <w:kern w:val="0"/>
-                <w:lang w:eastAsia="en-CA"/>
-                <w14:ligatures w14:val="none"/>
-              </w:rPr>
-              <w:t xml:space="preserve"> </w:t>
-            </w:r>
-            <w:r>
-              <w:rPr>
-                <w:rFonts w:ascii="Aptos" w:eastAsia="Times New Roman" w:hAnsi="Aptos" w:cs="Times New Roman"/>
-                <w:color w:val="000000"/>
-                <w:kern w:val="0"/>
-                <w:lang w:eastAsia="en-CA"/>
-                <w14:ligatures w14:val="none"/>
-              </w:rPr>
-              <w:t xml:space="preserve">and </w:t>
-            </w:r>
-            <w:r>
-              <w:rPr>
-                <w:rFonts w:ascii="Calibri" w:eastAsia="Times New Roman" w:hAnsi="Calibri" w:cs="Calibri"/>
-                <w:b/>
-                <w:bCs/>
-                <w:i/>
-                <w:iCs/>
-                <w:color w:val="00B050"/>
-                <w:kern w:val="0"/>
-                <w:sz w:val="28"/>
-                <w:szCs w:val="28"/>
-                <w:lang w:eastAsia="en-CA"/>
-                <w14:ligatures w14:val="none"/>
-              </w:rPr>
-              <w:t>b</w:t>
-            </w:r>
-            <w:r>
-              <w:rPr>
-                <w:rFonts w:ascii="Aptos" w:eastAsia="Times New Roman" w:hAnsi="Aptos" w:cs="Times New Roman"/>
-                <w:color w:val="000000"/>
-                <w:kern w:val="0"/>
-                <w:lang w:eastAsia="en-CA"/>
-                <w14:ligatures w14:val="none"/>
-              </w:rPr>
-              <w:t xml:space="preserve"> </w:t>
-            </w:r>
-            <w:r>
-              <w:rPr>
-                <w:rFonts w:ascii="Aptos" w:eastAsia="Times New Roman" w:hAnsi="Aptos" w:cs="Times New Roman"/>
-                <w:color w:val="000000"/>
-                <w:kern w:val="0"/>
-                <w:lang w:eastAsia="en-CA"/>
-                <w14:ligatures w14:val="none"/>
-              </w:rPr>
-              <w:t>have no points in common.</w:t>
-            </w:r>
-          </w:p>
-        </w:tc>
-        <w:tc>
-          <w:tcPr>
-            <w:tcW w:w="2700" w:type="dxa"/>
-            <w:vAlign w:val="bottom"/>
-          </w:tcPr>
-          <w:p>
-            <w:pPr>
-              <w:jc w:val="center"/>
-              <w:rPr>
-                <w:noProof/>
-                <w:lang w:eastAsia="en-CA"/>
-              </w:rPr>
-            </w:pPr>
-            <w:r>
-              <w:rPr>
-                <w:rFonts w:ascii="Times New Roman" w:hAnsi="Times New Roman" w:cs="Times New Roman"/>
-                <w:noProof/>
-                <w:kern w:val="0"/>
-                <w:sz w:val="24"/>
-                <w:szCs w:val="24"/>
-                <w:lang w:eastAsia="en-CA"/>
-                <w14:ligatures w14:val="none"/>
-              </w:rPr>
-              <mc:AlternateContent>
-                <mc:Choice Requires="wpg">
-                  <w:drawing>
-                    <wp:inline distT="0" distB="0" distL="0" distR="0" wp14:anchorId="61A87081" wp14:editId="15F0FCD4">
-                      <wp:extent cx="868680" cy="457200"/>
-                      <wp:effectExtent l="0" t="19050" r="26670" b="19050"/>
-                      <wp:docPr id="604716244" name="Group 53"/>
-                      <wp:cNvGraphicFramePr>
-                        <a:graphicFrameLocks xmlns:a="http://schemas.openxmlformats.org/drawingml/2006/main" noChangeAspect="1"/>
-                      </wp:cNvGraphicFramePr>
-                      <a:graphic xmlns:a="http://schemas.openxmlformats.org/drawingml/2006/main">
-                        <a:graphicData uri="http://schemas.microsoft.com/office/word/2010/wordprocessingGroup">
-                          <wpg:wgp>
-                            <wpg:cNvGrpSpPr>
-                              <a:grpSpLocks noChangeAspect="1"/>
-                            </wpg:cNvGrpSpPr>
-                            <wpg:grpSpPr bwMode="auto">
-                              <a:xfrm>
-                                <a:off x="0" y="0"/>
-                                <a:ext cx="868680" cy="457200"/>
-                                <a:chOff x="1073099" y="1110079"/>
-                                <a:chExt cx="15704" cy="8263"/>
-                              </a:xfrm>
-                            </wpg:grpSpPr>
-                            <wps:wsp>
-                              <wps:cNvPr id="1441505924" name="Oval 3"/>
-                              <wps:cNvSpPr>
-                                <a:spLocks noChangeArrowheads="1"/>
-                              </wps:cNvSpPr>
-                              <wps:spPr bwMode="auto">
-                                <a:xfrm rot="-1957153">
-                                  <a:off x="1073099" y="1111149"/>
-                                  <a:ext cx="8264" cy="6122"/>
-                                </a:xfrm>
-                                <a:prstGeom prst="ellipse">
-                                  <a:avLst/>
-                                </a:prstGeom>
-                                <a:solidFill>
-                                  <a:srgbClr val="00B050"/>
-                                </a:solidFill>
-                                <a:ln w="25400">
-                                  <a:solidFill>
-                                    <a:schemeClr val="dk1">
-                                      <a:lumMod val="0"/>
-                                      <a:lumOff val="0"/>
-                                    </a:schemeClr>
-                                  </a:solidFill>
-                                  <a:round/>
-                                  <a:headEnd/>
-                                  <a:tailEnd/>
-                                </a:ln>
-                                <a:effectLst/>
-                                <a:extLst>
-                                  <a:ext uri="{AF507438-7753-43E0-B8FC-AC1667EBCBE1}">
-                                    <a14:hiddenEffects xmlns:a14="http://schemas.microsoft.com/office/drawing/2010/main">
-                                      <a:effectLst>
-                                        <a:outerShdw dist="35921" dir="2700000" algn="ctr" rotWithShape="0">
-                                          <a:schemeClr val="dk1">
-                                            <a:lumMod val="0"/>
-                                            <a:lumOff val="0"/>
-                                          </a:schemeClr>
-                                        </a:outerShdw>
-                                      </a:effectLst>
-                                    </a14:hiddenEffects>
-                                  </a:ext>
-                                </a:extLst>
-                              </wps:spPr>
-                              <wps:bodyPr rot="0" vert="horz" wrap="square" lIns="36576" tIns="36576" rIns="36576" bIns="36576" anchor="t" anchorCtr="0" upright="1">
-                                <a:noAutofit/>
-                              </wps:bodyPr>
-                            </wps:wsp>
-                            <wps:wsp>
-                              <wps:cNvPr id="663759842" name="Oval 4"/>
-                              <wps:cNvSpPr>
-                                <a:spLocks noChangeArrowheads="1"/>
-                              </wps:cNvSpPr>
-                              <wps:spPr bwMode="auto">
-                                <a:xfrm rot="4800000">
-                                  <a:off x="1081611" y="1111150"/>
-                                  <a:ext cx="8263" cy="6122"/>
-                                </a:xfrm>
-                                <a:prstGeom prst="ellipse">
-                                  <a:avLst/>
-                                </a:prstGeom>
-                                <a:solidFill>
-                                  <a:srgbClr val="5B9BD5"/>
-                                </a:solidFill>
-                                <a:ln w="25400">
-                                  <a:solidFill>
-                                    <a:schemeClr val="dk1">
-                                      <a:lumMod val="0"/>
-                                      <a:lumOff val="0"/>
-                                    </a:schemeClr>
-                                  </a:solidFill>
-                                  <a:round/>
-                                  <a:headEnd/>
-                                  <a:tailEnd/>
-                                </a:ln>
-                                <a:effectLst/>
-                                <a:extLst>
-                                  <a:ext uri="{AF507438-7753-43E0-B8FC-AC1667EBCBE1}">
-                                    <a14:hiddenEffects xmlns:a14="http://schemas.microsoft.com/office/drawing/2010/main">
-                                      <a:effectLst>
-                                        <a:outerShdw dist="35921" dir="2700000" algn="ctr" rotWithShape="0">
-                                          <a:schemeClr val="dk1">
-                                            <a:lumMod val="0"/>
-                                            <a:lumOff val="0"/>
-                                          </a:schemeClr>
-                                        </a:outerShdw>
-                                      </a:effectLst>
-                                    </a14:hiddenEffects>
-                                  </a:ext>
-                                </a:extLst>
-                              </wps:spPr>
-                              <wps:bodyPr rot="0" vert="horz" wrap="square" lIns="36576" tIns="36576" rIns="36576" bIns="36576" anchor="t" anchorCtr="0" upright="1">
-                                <a:noAutofit/>
-                              </wps:bodyPr>
-                            </wps:wsp>
-                          </wpg:wgp>
-                        </a:graphicData>
-                      </a:graphic>
-                    </wp:inline>
-                  </w:drawing>
-                </mc:Choice>
-                <mc:Fallback>
-                  <w:pict>
-                    <v:group w14:anchorId="3366376F" id="Group 53" o:spid="_x0000_s1026" style="width:68.4pt;height:36pt;mso-position-horizontal-relative:char;mso-position-vertical-relative:line" coordorigin="10730,11100" coordsize="157,82" o:gfxdata="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">
-                      <o:lock v:ext="edit" aspectratio="t"/>
-                      <v:oval id="Oval 3" o:spid="_x0000_s1027" style="position:absolute;left:10730;top:11111;width:83;height:61;rotation:-2137733fd;visibility:visible;mso-wrap-style:square;v-text-anchor:top" o:gfxdata="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" fillcolor="#00b050" strokecolor="black [0]" strokeweight="2pt">
-                        <v:shadow color="black [0]"/>
-                        <v:textbox inset="2.88pt,2.88pt,2.88pt,2.88pt"/>
-                      </v:oval>
-                      <v:oval id="Oval 4" o:spid="_x0000_s1028" style="position:absolute;left:10815;top:11111;width:83;height:62;rotation:80;visibility:visible;mso-wrap-style:square;v-text-anchor:top" o:gfxdata="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" fillcolor="#5b9bd5" strokecolor="black [0]" strokeweight="2pt">
-                        <v:shadow color="black [0]"/>
-                        <v:textbox inset="2.88pt,2.88pt,2.88pt,2.88pt"/>
-                      </v:oval>
-                      <w10:anchorlock/>
-                    </v:group>
-                  </w:pict>
-                </mc:Fallback>
-              </mc:AlternateContent>
-            </w:r>
-          </w:p>
-        </w:tc>
-      </w:tr>
-      <w:tr>
-        <w:trPr>
-          <w:trHeight w:val="818"/>
-        </w:trPr>
-        <w:tc>
-          <w:tcPr>
-            <w:tcW w:w="1354" w:type="dxa"/>
-            <w:vAlign w:val="center"/>
-          </w:tcPr>
-          <w:p>
-            <w:pPr>
-              <w:rPr>
-                <w:b/>
-                <w:bCs/>
-                <w:sz w:val="24"/>
-                <w:szCs w:val="24"/>
-              </w:rPr>
-            </w:pPr>
-            <w:r>
-              <w:rPr>
-                <w:b/>
-                <w:bCs/>
-                <w:sz w:val="24"/>
-                <w:szCs w:val="24"/>
-              </w:rPr>
-              <w:t>Borders</w:t>
-            </w:r>
-          </w:p>
-        </w:tc>
-        <w:tc>
-          <w:tcPr>
-            <w:tcW w:w="1341" w:type="dxa"/>
-            <w:vAlign w:val="center"/>
-          </w:tcPr>
-          <w:p>
-            <w:pPr>
-              <w:rPr>
-                <w:rStyle w:val="Emphasis"/>
-              </w:rPr>
-            </w:pPr>
-          </w:p>
-        </w:tc>
-        <w:tc>
-          <w:tcPr>
-            <w:tcW w:w="4770" w:type="dxa"/>
-          </w:tcPr>
-          <w:p>
-            <w:pPr>
-              <w:rPr>
-                <w:rFonts w:ascii="Calibri" w:hAnsi="Calibri" w:cs="Calibri"/>
-                <w:lang w:val="" w:eastAsia="en-CA"/>
-              </w:rPr>
-            </w:pPr>
-            <w:r>
-              <w:rPr>
-                <w:lang w:eastAsia="en-CA"/>
-              </w:rPr>
-              <w:t xml:space="preserve">The </w:t>
-            </w:r>
-            <w:r>
-              <w:rPr>
-                <w:lang w:eastAsia="en-CA"/>
-              </w:rPr>
-              <w:t xml:space="preserve">exterior </w:t>
-            </w:r>
-            <w:r>
-              <w:rPr>
-                <w:lang w:eastAsia="en-CA"/>
-              </w:rPr>
-              <w:t xml:space="preserve">boundaries of </w:t>
-            </w:r>
-            <w:r>
-              <w:rPr>
-                <w:rFonts w:ascii="Calibri" w:hAnsi="Calibri" w:cs="Calibri"/>
-                <w:b/>
-                <w:bCs/>
-                <w:i/>
-                <w:iCs/>
-                <w:color w:val="5B9BD5"/>
-                <w:sz w:val="28"/>
-                <w:szCs w:val="28"/>
-                <w:lang w:eastAsia="en-CA"/>
-              </w:rPr>
-              <w:t>a</w:t>
-            </w:r>
-            <w:r>
-              <w:rPr>
-                <w:rFonts w:ascii="Calibri" w:hAnsi="Calibri" w:cs="Calibri"/>
-                <w:color w:val="202122"/>
-                <w:sz w:val="20"/>
-                <w:szCs w:val="20"/>
-                <w:lang w:eastAsia="en-CA"/>
-              </w:rPr>
-              <w:t xml:space="preserve"> </w:t>
-            </w:r>
-            <w:r>
-              <w:rPr>
-                <w:lang w:eastAsia="en-CA"/>
-              </w:rPr>
-              <w:t xml:space="preserve">and </w:t>
-            </w:r>
-            <w:r>
-              <w:rPr>
-                <w:rFonts w:ascii="Calibri" w:hAnsi="Calibri" w:cs="Calibri"/>
-                <w:b/>
-                <w:bCs/>
-                <w:i/>
-                <w:iCs/>
-                <w:color w:val="00B050"/>
-                <w:sz w:val="28"/>
-                <w:szCs w:val="28"/>
-                <w:lang w:eastAsia="en-CA"/>
-              </w:rPr>
-              <w:t>b</w:t>
-            </w:r>
-            <w:r>
-              <w:rPr>
-                <w:sz w:val="20"/>
-                <w:szCs w:val="20"/>
-                <w:lang w:eastAsia="en-CA"/>
-              </w:rPr>
-              <w:t xml:space="preserve"> </w:t>
-            </w:r>
-            <w:r>
-              <w:rPr>
-                <w:lang w:eastAsia="en-CA"/>
-              </w:rPr>
-              <w:t>have more than one point in common, but their interiors do not intersect.</w:t>
-            </w:r>
-          </w:p>
-        </w:tc>
-        <w:tc>
-          <w:tcPr>
-            <w:tcW w:w="2700" w:type="dxa"/>
-            <w:vAlign w:val="bottom"/>
-          </w:tcPr>
-          <w:p>
-            <w:pPr>
-              <w:jc w:val="center"/>
-              <w:rPr>
-                <w:noProof/>
-                <w:lang w:eastAsia="en-CA"/>
-              </w:rPr>
-            </w:pPr>
-            <w:r>
-              <w:rPr>
-                <w:noProof/>
-                <w:lang w:eastAsia="en-CA"/>
-              </w:rPr>
-              <w:drawing>
-                <wp:inline distT="0" distB="0" distL="0" distR="0" wp14:anchorId="5633B19F" wp14:editId="1831FA02">
-                  <wp:extent cx="388620" cy="457200"/>
-                  <wp:effectExtent l="0" t="0" r="0" b="0"/>
-                  <wp:docPr id="665910559" name="Picture 1" descr="A blue and green object&#10;&#10;Description automatically generated"/>
-                  <wp:cNvGraphicFramePr>
-                    <a:graphicFrameLocks xmlns:a="http://schemas.openxmlformats.org/drawingml/2006/main" noChangeAspect="1"/>
-                  </wp:cNvGraphicFramePr>
-                  <a:graphic xmlns:a="http://schemas.openxmlformats.org/drawingml/2006/main">
-                    <a:graphicData uri="http://schemas.openxmlformats.org/drawingml/2006/picture">
-                      <pic:pic xmlns:pic="http://schemas.openxmlformats.org/drawingml/2006/picture">
-                        <pic:nvPicPr>
-                          <pic:cNvPr id="1245252723" name="Picture 1" descr="A blue and green object&#10;&#10;Description automatically generated"/>
-                          <pic:cNvPicPr/>
-                        </pic:nvPicPr>
-                        <pic:blipFill>
-                          <a:blip r:embed="rId7"/>
-                          <a:stretch>
-                            <a:fillRect/>
-                          </a:stretch>
-                        </pic:blipFill>
-                        <pic:spPr>
-                          <a:xfrm>
-                            <a:off x="0" y="0"/>
-                            <a:ext cx="388620" cy="457200"/>
+                            <a:ext cx="457200" cy="438821"/>
                           </a:xfrm>
                           <a:prstGeom prst="rect">
                             <a:avLst/>
@@ -1158,7 +1103,7 @@
                 <w:sz w:val="24"/>
                 <w:szCs w:val="24"/>
               </w:rPr>
-              <w:t>Confines</w:t>
+              <w:t>Contains</w:t>
             </w:r>
           </w:p>
         </w:tc>
@@ -1173,6 +1118,12 @@
                 <w:rStyle w:val="Emphasis"/>
               </w:rPr>
             </w:pPr>
+            <w:r>
+              <w:rPr>
+                <w:rStyle w:val="Emphasis"/>
+              </w:rPr>
+              <w:t>Transitive</w:t>
+            </w:r>
           </w:p>
         </w:tc>
         <w:tc>
@@ -1181,6 +1132,40 @@
           </w:tcPr>
           <w:p>
             <w:pPr>
+              <w:suppressAutoHyphens/>
+              <w:spacing w:line="192" w:lineRule="auto"/>
+              <w:contextualSpacing/>
+              <w:rPr>
+                <w:rFonts w:ascii="Aptos" w:eastAsia="Times New Roman" w:hAnsi="Aptos" w:cs="Times New Roman"/>
+                <w:i/>
+                <w:iCs/>
+                <w:color w:val="000000"/>
+                <w:kern w:val="0"/>
+                <w:lang w:eastAsia="en-CA"/>
+                <w14:ligatures w14:val="none"/>
+              </w:rPr>
+            </w:pPr>
+            <w:r>
+              <w:rPr>
+                <w:rFonts w:ascii="Aptos" w:eastAsia="Times New Roman" w:hAnsi="Aptos" w:cs="Times New Roman"/>
+                <w:color w:val="000000"/>
+                <w:kern w:val="0"/>
+                <w:lang w:eastAsia="en-CA"/>
+                <w14:ligatures w14:val="none"/>
+              </w:rPr>
+              <w:t>All</w:t>
+            </w:r>
+            <w:r>
+              <w:rPr>
+                <w:rFonts w:ascii="Aptos" w:eastAsia="Times New Roman" w:hAnsi="Aptos" w:cs="Times New Roman"/>
+                <w:color w:val="000000"/>
+                <w:kern w:val="0"/>
+                <w:lang w:eastAsia="en-CA"/>
+                <w14:ligatures w14:val="none"/>
+              </w:rPr>
+              <w:t xml:space="preserve"> points of </w:t>
+            </w:r>
+            <w:r>
               <w:rPr>
                 <w:rFonts w:ascii="Calibri" w:eastAsia="Times New Roman" w:hAnsi="Calibri" w:cs="Calibri"/>
                 <w:b/>
@@ -1194,118 +1179,285 @@
                 <w:lang w:eastAsia="en-CA"/>
                 <w14:ligatures w14:val="none"/>
               </w:rPr>
-            </w:pPr>
-            <w:r>
-              <w:rPr>
-                <w:lang w:eastAsia="en-CA"/>
-              </w:rPr>
-              <w:t xml:space="preserve">The </w:t>
-            </w:r>
-            <w:r>
-              <w:rPr>
-                <w:lang w:eastAsia="en-CA"/>
-              </w:rPr>
-              <w:t xml:space="preserve">interior </w:t>
-            </w:r>
-            <w:r>
-              <w:rPr>
-                <w:lang w:eastAsia="en-CA"/>
-              </w:rPr>
-              <w:t>boundar</w:t>
-            </w:r>
-            <w:r>
-              <w:rPr>
-                <w:lang w:eastAsia="en-CA"/>
-              </w:rPr>
-              <w:t>y</w:t>
-            </w:r>
-            <w:r>
-              <w:rPr>
-                <w:lang w:eastAsia="en-CA"/>
-              </w:rPr>
-              <w:t xml:space="preserve"> of</w:t>
-            </w:r>
-            <w:r>
-              <w:rPr>
-                <w:lang w:eastAsia="en-CA"/>
-              </w:rPr>
-              <w:t xml:space="preserve"> one shape</w:t>
-            </w:r>
-            <w:r>
-              <w:rPr>
-                <w:lang w:eastAsia="en-CA"/>
+              <w:t>a</w:t>
+            </w:r>
+            <w:r>
+              <w:rPr>
+                <w:rFonts w:ascii="Aptos" w:eastAsia="Times New Roman" w:hAnsi="Aptos" w:cs="Times New Roman"/>
+                <w:color w:val="000000"/>
+                <w:kern w:val="0"/>
+                <w:sz w:val="20"/>
+                <w:szCs w:val="20"/>
+                <w:lang w:eastAsia="en-CA"/>
+                <w14:ligatures w14:val="none"/>
               </w:rPr>
               <w:t xml:space="preserve"> </w:t>
             </w:r>
             <w:r>
               <w:rPr>
-                <w:rFonts w:ascii="Calibri" w:hAnsi="Calibri" w:cs="Calibri"/>
+                <w:rFonts w:ascii="Aptos" w:eastAsia="Times New Roman" w:hAnsi="Aptos" w:cs="Times New Roman"/>
+                <w:color w:val="000000"/>
+                <w:kern w:val="0"/>
+                <w:lang w:eastAsia="en-CA"/>
+                <w14:ligatures w14:val="none"/>
+              </w:rPr>
+              <w:t xml:space="preserve">lie in the interior of </w:t>
+            </w:r>
+            <w:r>
+              <w:rPr>
+                <w:rFonts w:ascii="Calibri" w:eastAsia="Times New Roman" w:hAnsi="Calibri" w:cs="Calibri"/>
+                <w:b/>
+                <w:bCs/>
+                <w:i/>
+                <w:iCs/>
+                <w:color w:val="00B050"/>
+                <w:kern w:val="0"/>
+                <w:sz w:val="28"/>
+                <w:szCs w:val="28"/>
+                <w:lang w:eastAsia="en-CA"/>
+                <w14:ligatures w14:val="none"/>
+              </w:rPr>
+              <w:t>b</w:t>
+            </w:r>
+            <w:r>
+              <w:rPr>
+                <w:rFonts w:ascii="Aptos" w:eastAsia="Times New Roman" w:hAnsi="Aptos" w:cs="Times New Roman"/>
+                <w:color w:val="000000"/>
+                <w:kern w:val="0"/>
+                <w:lang w:eastAsia="en-CA"/>
+                <w14:ligatures w14:val="none"/>
+              </w:rPr>
+              <w:t>,</w:t>
+            </w:r>
+            <w:r>
+              <w:rPr>
+                <w:rFonts w:ascii="Aptos" w:eastAsia="Times New Roman" w:hAnsi="Aptos" w:cs="Times New Roman"/>
+                <w:color w:val="000000"/>
+                <w:kern w:val="0"/>
+                <w:lang w:eastAsia="en-CA"/>
+                <w14:ligatures w14:val="none"/>
+              </w:rPr>
+              <w:t xml:space="preserve"> n</w:t>
+            </w:r>
+            <w:r>
+              <w:rPr>
+                <w:rFonts w:ascii="Aptos" w:eastAsia="Times New Roman" w:hAnsi="Aptos" w:cs="Times New Roman"/>
+                <w:color w:val="000000"/>
+                <w:kern w:val="0"/>
+                <w:lang w:eastAsia="en-CA"/>
+                <w14:ligatures w14:val="none"/>
+              </w:rPr>
+              <w:t xml:space="preserve">o points of </w:t>
+            </w:r>
+            <w:r>
+              <w:rPr>
+                <w:rFonts w:ascii="Calibri" w:eastAsia="Times New Roman" w:hAnsi="Calibri" w:cs="Calibri"/>
                 <w:b/>
                 <w:bCs/>
                 <w:i/>
                 <w:iCs/>
                 <w:color w:val="5B9BD5"/>
+                <w:kern w:val="0"/>
                 <w:sz w:val="28"/>
                 <w:szCs w:val="28"/>
                 <w:lang w:eastAsia="en-CA"/>
+                <w14:ligatures w14:val="none"/>
               </w:rPr>
               <w:t>a</w:t>
             </w:r>
             <w:r>
               <w:rPr>
-                <w:rFonts w:ascii="Calibri" w:hAnsi="Calibri" w:cs="Calibri"/>
+                <w:rFonts w:ascii="Calibri" w:eastAsia="Times New Roman" w:hAnsi="Calibri" w:cs="Calibri"/>
                 <w:color w:val="202122"/>
+                <w:kern w:val="0"/>
                 <w:sz w:val="20"/>
                 <w:szCs w:val="20"/>
                 <w:lang w:eastAsia="en-CA"/>
+                <w14:ligatures w14:val="none"/>
               </w:rPr>
               <w:t xml:space="preserve"> </w:t>
             </w:r>
             <w:r>
               <w:rPr>
-                <w:lang w:eastAsia="en-CA"/>
-              </w:rPr>
-              <w:t>and</w:t>
-            </w:r>
-            <w:r>
-              <w:rPr>
-                <w:lang w:eastAsia="en-CA"/>
-              </w:rPr>
-              <w:t xml:space="preserve"> the exterior boundary of another shape</w:t>
-            </w:r>
-            <w:r>
-              <w:rPr>
-                <w:lang w:eastAsia="en-CA"/>
-              </w:rPr>
-              <w:t xml:space="preserve"> </w:t>
-            </w:r>
-            <w:r>
-              <w:rPr>
-                <w:rFonts w:ascii="Calibri" w:hAnsi="Calibri" w:cs="Calibri"/>
+                <w:rFonts w:ascii="Aptos" w:eastAsia="Times New Roman" w:hAnsi="Aptos" w:cs="Times New Roman"/>
+                <w:color w:val="000000"/>
+                <w:kern w:val="0"/>
+                <w:lang w:eastAsia="en-CA"/>
+                <w14:ligatures w14:val="none"/>
+              </w:rPr>
+              <w:t xml:space="preserve">lie in the exterior of </w:t>
+            </w:r>
+            <w:r>
+              <w:rPr>
+                <w:rFonts w:ascii="Calibri" w:eastAsia="Times New Roman" w:hAnsi="Calibri" w:cs="Calibri"/>
                 <w:b/>
                 <w:bCs/>
                 <w:i/>
                 <w:iCs/>
                 <w:color w:val="00B050"/>
+                <w:kern w:val="0"/>
                 <w:sz w:val="28"/>
                 <w:szCs w:val="28"/>
                 <w:lang w:eastAsia="en-CA"/>
+                <w14:ligatures w14:val="none"/>
               </w:rPr>
               <w:t>b</w:t>
             </w:r>
             <w:r>
               <w:rPr>
+                <w:rFonts w:ascii="Aptos" w:eastAsia="Times New Roman" w:hAnsi="Aptos" w:cs="Times New Roman"/>
+                <w:color w:val="000000"/>
+                <w:kern w:val="0"/>
+                <w:lang w:eastAsia="en-CA"/>
+                <w14:ligatures w14:val="none"/>
+              </w:rPr>
+              <w:t xml:space="preserve">, </w:t>
+            </w:r>
+            <w:r>
+              <w:rPr>
+                <w:rFonts w:ascii="Aptos" w:eastAsia="Times New Roman" w:hAnsi="Aptos" w:cs="Times New Roman"/>
+                <w:color w:val="000000"/>
+                <w:kern w:val="0"/>
+                <w:lang w:eastAsia="en-CA"/>
+                <w14:ligatures w14:val="none"/>
+              </w:rPr>
+              <w:t xml:space="preserve">some points in </w:t>
+            </w:r>
+            <w:r>
+              <w:rPr>
+                <w:rFonts w:ascii="Calibri" w:eastAsia="Times New Roman" w:hAnsi="Calibri" w:cs="Calibri"/>
+                <w:b/>
+                <w:bCs/>
+                <w:i/>
+                <w:iCs/>
+                <w:color w:val="00B050"/>
+                <w:kern w:val="0"/>
+                <w:sz w:val="28"/>
+                <w:szCs w:val="28"/>
+                <w:lang w:eastAsia="en-CA"/>
+                <w14:ligatures w14:val="none"/>
+              </w:rPr>
+              <w:t>b</w:t>
+            </w:r>
+            <w:r>
+              <w:rPr>
+                <w:rFonts w:ascii="Aptos" w:eastAsia="Times New Roman" w:hAnsi="Aptos" w:cs="Times New Roman"/>
+                <w:color w:val="000000"/>
+                <w:kern w:val="0"/>
+                <w:lang w:eastAsia="en-CA"/>
+                <w14:ligatures w14:val="none"/>
+              </w:rPr>
+              <w:t xml:space="preserve"> are </w:t>
+            </w:r>
+            <w:r>
+              <w:rPr>
+                <w:rFonts w:ascii="Aptos" w:eastAsia="Times New Roman" w:hAnsi="Aptos" w:cs="Times New Roman"/>
+                <w:i/>
+                <w:iCs/>
+                <w:color w:val="000000"/>
+                <w:kern w:val="0"/>
+                <w:lang w:eastAsia="en-CA"/>
+                <w14:ligatures w14:val="none"/>
+              </w:rPr>
+              <w:t xml:space="preserve">exterior to </w:t>
+            </w:r>
+            <w:r>
+              <w:rPr>
+                <w:rFonts w:ascii="Calibri" w:eastAsia="Times New Roman" w:hAnsi="Calibri" w:cs="Calibri"/>
+                <w:b/>
+                <w:bCs/>
+                <w:i/>
+                <w:iCs/>
+                <w:color w:val="5B9BD5"/>
+                <w:kern w:val="0"/>
+                <w:sz w:val="28"/>
+                <w:szCs w:val="28"/>
+                <w:lang w:eastAsia="en-CA"/>
+                <w14:ligatures w14:val="none"/>
+              </w:rPr>
+              <w:t>a</w:t>
+            </w:r>
+            <w:r>
+              <w:rPr>
+                <w:rFonts w:ascii="Aptos" w:eastAsia="Times New Roman" w:hAnsi="Aptos" w:cs="Times New Roman"/>
+                <w:i/>
+                <w:iCs/>
+                <w:color w:val="000000"/>
+                <w:kern w:val="0"/>
+                <w:lang w:eastAsia="en-CA"/>
+                <w14:ligatures w14:val="none"/>
+              </w:rPr>
+              <w:t xml:space="preserve">, and the boundaries of </w:t>
+            </w:r>
+            <w:r>
+              <w:rPr>
+                <w:rFonts w:ascii="Calibri" w:eastAsia="Times New Roman" w:hAnsi="Calibri" w:cs="Calibri"/>
+                <w:b/>
+                <w:bCs/>
+                <w:i/>
+                <w:iCs/>
+                <w:color w:val="5B9BD5"/>
+                <w:kern w:val="0"/>
+                <w:sz w:val="28"/>
+                <w:szCs w:val="28"/>
+                <w:lang w:eastAsia="en-CA"/>
+                <w14:ligatures w14:val="none"/>
+              </w:rPr>
+              <w:t>a</w:t>
+            </w:r>
+            <w:r>
+              <w:rPr>
+                <w:rFonts w:ascii="Calibri" w:eastAsia="Times New Roman" w:hAnsi="Calibri" w:cs="Calibri"/>
+                <w:i/>
+                <w:iCs/>
+                <w:color w:val="202122"/>
+                <w:kern w:val="0"/>
                 <w:sz w:val="20"/>
                 <w:szCs w:val="20"/>
                 <w:lang w:eastAsia="en-CA"/>
+                <w14:ligatures w14:val="none"/>
               </w:rPr>
               <w:t xml:space="preserve"> </w:t>
             </w:r>
             <w:r>
               <w:rPr>
-                <w:lang w:eastAsia="en-CA"/>
-              </w:rPr>
-              <w:t>have more than one point in common, but their interiors do not intersect.</w:t>
+                <w:rFonts w:ascii="Aptos" w:eastAsia="Times New Roman" w:hAnsi="Aptos" w:cs="Times New Roman"/>
+                <w:i/>
+                <w:iCs/>
+                <w:color w:val="000000"/>
+                <w:kern w:val="0"/>
+                <w:lang w:eastAsia="en-CA"/>
+                <w14:ligatures w14:val="none"/>
+              </w:rPr>
+              <w:t xml:space="preserve">and </w:t>
+            </w:r>
+            <w:r>
+              <w:rPr>
+                <w:rFonts w:ascii="Calibri" w:eastAsia="Times New Roman" w:hAnsi="Calibri" w:cs="Calibri"/>
+                <w:b/>
+                <w:bCs/>
+                <w:i/>
+                <w:iCs/>
+                <w:color w:val="00B050"/>
+                <w:kern w:val="0"/>
+                <w:sz w:val="28"/>
+                <w:szCs w:val="28"/>
+                <w:lang w:eastAsia="en-CA"/>
+                <w14:ligatures w14:val="none"/>
+              </w:rPr>
+              <w:t>b</w:t>
+            </w:r>
+            <w:r>
+              <w:rPr>
+                <w:rFonts w:ascii="Aptos" w:eastAsia="Times New Roman" w:hAnsi="Aptos" w:cs="Times New Roman"/>
+                <w:i/>
+                <w:iCs/>
+                <w:color w:val="000000"/>
+                <w:kern w:val="0"/>
+                <w:lang w:eastAsia="en-CA"/>
+                <w14:ligatures w14:val="none"/>
+              </w:rPr>
+              <w:t xml:space="preserve"> do not intersect.</w:t>
             </w:r>
           </w:p>
         </w:tc>
@@ -1324,6 +1476,807 @@
             </w:pPr>
             <w:r>
               <w:rPr>
+                <w:noProof/>
+                <w:lang w:eastAsia="en-CA"/>
+              </w:rPr>
+              <w:drawing>
+                <wp:inline distT="0" distB="0" distL="0" distR="0" wp14:anchorId="5BFFC4A7" wp14:editId="7E281F71">
+                  <wp:extent cx="478633" cy="457200"/>
+                  <wp:effectExtent l="0" t="0" r="0" b="0"/>
+                  <wp:docPr id="2106367263" name="Picture 1" descr="A cartoon of a fried egg&#10;&#10;Description automatically generated"/>
+                  <wp:cNvGraphicFramePr>
+                    <a:graphicFrameLocks xmlns:a="http://schemas.openxmlformats.org/drawingml/2006/main" noChangeAspect="1"/>
+                  </wp:cNvGraphicFramePr>
+                  <a:graphic xmlns:a="http://schemas.openxmlformats.org/drawingml/2006/main">
+                    <a:graphicData uri="http://schemas.openxmlformats.org/drawingml/2006/picture">
+                      <pic:pic xmlns:pic="http://schemas.openxmlformats.org/drawingml/2006/picture">
+                        <pic:nvPicPr>
+                          <pic:cNvPr id="1852854570" name="Picture 1" descr="A cartoon of a fried egg&#10;&#10;Description automatically generated"/>
+                          <pic:cNvPicPr/>
+                        </pic:nvPicPr>
+                        <pic:blipFill>
+                          <a:blip r:embed="rId9"/>
+                          <a:stretch>
+                            <a:fillRect/>
+                          </a:stretch>
+                        </pic:blipFill>
+                        <pic:spPr>
+                          <a:xfrm>
+                            <a:off x="0" y="0"/>
+                            <a:ext cx="478633" cy="457200"/>
+                          </a:xfrm>
+                          <a:prstGeom prst="rect">
+                            <a:avLst/>
+                          </a:prstGeom>
+                        </pic:spPr>
+                      </pic:pic>
+                    </a:graphicData>
+                  </a:graphic>
+                </wp:inline>
+              </w:drawing>
+            </w:r>
+            <w:r>
+              <w:rPr>
+                <w:noProof/>
+                <w:lang w:eastAsia="en-CA"/>
+              </w:rPr>
+              <w:drawing>
+                <wp:inline distT="0" distB="0" distL="0" distR="0" wp14:anchorId="644B3E04" wp14:editId="359704FB">
+                  <wp:extent cx="475488" cy="457200"/>
+                  <wp:effectExtent l="0" t="0" r="1270" b="0"/>
+                  <wp:docPr id="1097089528" name="Picture 1" descr="A blue and yellow egg&#10;&#10;Description automatically generated"/>
+                  <wp:cNvGraphicFramePr>
+                    <a:graphicFrameLocks xmlns:a="http://schemas.openxmlformats.org/drawingml/2006/main" noChangeAspect="1"/>
+                  </wp:cNvGraphicFramePr>
+                  <a:graphic xmlns:a="http://schemas.openxmlformats.org/drawingml/2006/main">
+                    <a:graphicData uri="http://schemas.openxmlformats.org/drawingml/2006/picture">
+                      <pic:pic xmlns:pic="http://schemas.openxmlformats.org/drawingml/2006/picture">
+                        <pic:nvPicPr>
+                          <pic:cNvPr id="248663687" name="Picture 1" descr="A blue and yellow egg&#10;&#10;Description automatically generated"/>
+                          <pic:cNvPicPr/>
+                        </pic:nvPicPr>
+                        <pic:blipFill>
+                          <a:blip r:embed="rId10"/>
+                          <a:stretch>
+                            <a:fillRect/>
+                          </a:stretch>
+                        </pic:blipFill>
+                        <pic:spPr>
+                          <a:xfrm>
+                            <a:off x="0" y="0"/>
+                            <a:ext cx="475488" cy="457200"/>
+                          </a:xfrm>
+                          <a:prstGeom prst="rect">
+                            <a:avLst/>
+                          </a:prstGeom>
+                        </pic:spPr>
+                      </pic:pic>
+                    </a:graphicData>
+                  </a:graphic>
+                </wp:inline>
+              </w:drawing>
+            </w:r>
+          </w:p>
+        </w:tc>
+      </w:tr>
+      <w:tr>
+        <w:trPr>
+          <w:trHeight w:val="710"/>
+        </w:trPr>
+        <w:tc>
+          <w:tcPr>
+            <w:tcW w:w="1354" w:type="dxa"/>
+            <w:vAlign w:val="center"/>
+          </w:tcPr>
+          <w:p>
+            <w:pPr>
+              <w:rPr>
+                <w:b/>
+                <w:bCs/>
+                <w:sz w:val="24"/>
+                <w:szCs w:val="24"/>
+              </w:rPr>
+            </w:pPr>
+            <w:r>
+              <w:rPr>
+                <w:b/>
+                <w:bCs/>
+                <w:sz w:val="24"/>
+                <w:szCs w:val="24"/>
+              </w:rPr>
+              <w:t>Partitions</w:t>
+            </w:r>
+          </w:p>
+        </w:tc>
+        <w:tc>
+          <w:tcPr>
+            <w:tcW w:w="1341" w:type="dxa"/>
+            <w:vAlign w:val="center"/>
+          </w:tcPr>
+          <w:p>
+            <w:pPr>
+              <w:rPr>
+                <w:rStyle w:val="Emphasis"/>
+              </w:rPr>
+            </w:pPr>
+            <w:r>
+              <w:rPr>
+                <w:rStyle w:val="Emphasis"/>
+              </w:rPr>
+              <w:t>Transitive</w:t>
+            </w:r>
+          </w:p>
+        </w:tc>
+        <w:tc>
+          <w:tcPr>
+            <w:tcW w:w="4770" w:type="dxa"/>
+          </w:tcPr>
+          <w:p>
+            <w:pPr>
+              <w:rPr>
+                <w:rFonts w:ascii="Aptos" w:eastAsia="Times New Roman" w:hAnsi="Aptos" w:cs="Times New Roman"/>
+                <w:color w:val="000000"/>
+                <w:kern w:val="0"/>
+                <w:lang w:eastAsia="en-CA"/>
+                <w14:ligatures w14:val="none"/>
+              </w:rPr>
+            </w:pPr>
+            <w:r>
+              <w:rPr>
+                <w:rFonts w:ascii="Aptos" w:eastAsia="Times New Roman" w:hAnsi="Aptos" w:cs="Times New Roman"/>
+                <w:color w:val="000000"/>
+                <w:kern w:val="0"/>
+                <w:lang w:eastAsia="en-CA"/>
+                <w14:ligatures w14:val="none"/>
+              </w:rPr>
+              <w:t>All</w:t>
+            </w:r>
+            <w:r>
+              <w:rPr>
+                <w:rFonts w:ascii="Aptos" w:eastAsia="Times New Roman" w:hAnsi="Aptos" w:cs="Times New Roman"/>
+                <w:color w:val="000000"/>
+                <w:kern w:val="0"/>
+                <w:lang w:eastAsia="en-CA"/>
+                <w14:ligatures w14:val="none"/>
+              </w:rPr>
+              <w:t xml:space="preserve"> points of </w:t>
+            </w:r>
+            <w:r>
+              <w:rPr>
+                <w:rFonts w:ascii="Calibri" w:eastAsia="Times New Roman" w:hAnsi="Calibri" w:cs="Calibri"/>
+                <w:b/>
+                <w:bCs/>
+                <w:i/>
+                <w:iCs/>
+                <w:color w:val="5B9BD5"/>
+                <w:kern w:val="0"/>
+                <w:sz w:val="28"/>
+                <w:szCs w:val="28"/>
+                <w:lang w:eastAsia="en-CA"/>
+                <w14:ligatures w14:val="none"/>
+              </w:rPr>
+              <w:t>a</w:t>
+            </w:r>
+            <w:r>
+              <w:rPr>
+                <w:rFonts w:ascii="Aptos" w:eastAsia="Times New Roman" w:hAnsi="Aptos" w:cs="Times New Roman"/>
+                <w:color w:val="000000"/>
+                <w:kern w:val="0"/>
+                <w:sz w:val="20"/>
+                <w:szCs w:val="20"/>
+                <w:lang w:eastAsia="en-CA"/>
+                <w14:ligatures w14:val="none"/>
+              </w:rPr>
+              <w:t xml:space="preserve"> </w:t>
+            </w:r>
+            <w:r>
+              <w:rPr>
+                <w:rFonts w:ascii="Aptos" w:eastAsia="Times New Roman" w:hAnsi="Aptos" w:cs="Times New Roman"/>
+                <w:color w:val="000000"/>
+                <w:kern w:val="0"/>
+                <w:lang w:eastAsia="en-CA"/>
+                <w14:ligatures w14:val="none"/>
+              </w:rPr>
+              <w:t xml:space="preserve">lie in the interior of </w:t>
+            </w:r>
+            <w:r>
+              <w:rPr>
+                <w:rFonts w:ascii="Calibri" w:eastAsia="Times New Roman" w:hAnsi="Calibri" w:cs="Calibri"/>
+                <w:b/>
+                <w:bCs/>
+                <w:i/>
+                <w:iCs/>
+                <w:color w:val="00B050"/>
+                <w:kern w:val="0"/>
+                <w:sz w:val="28"/>
+                <w:szCs w:val="28"/>
+                <w:lang w:eastAsia="en-CA"/>
+                <w14:ligatures w14:val="none"/>
+              </w:rPr>
+              <w:t>b</w:t>
+            </w:r>
+            <w:r>
+              <w:rPr>
+                <w:rFonts w:ascii="Aptos" w:eastAsia="Times New Roman" w:hAnsi="Aptos" w:cs="Times New Roman"/>
+                <w:color w:val="000000"/>
+                <w:kern w:val="0"/>
+                <w:lang w:eastAsia="en-CA"/>
+                <w14:ligatures w14:val="none"/>
+              </w:rPr>
+              <w:t>,</w:t>
+            </w:r>
+            <w:r>
+              <w:rPr>
+                <w:rFonts w:ascii="Aptos" w:eastAsia="Times New Roman" w:hAnsi="Aptos" w:cs="Times New Roman"/>
+                <w:color w:val="000000"/>
+                <w:kern w:val="0"/>
+                <w:lang w:eastAsia="en-CA"/>
+                <w14:ligatures w14:val="none"/>
+              </w:rPr>
+              <w:t xml:space="preserve"> n</w:t>
+            </w:r>
+            <w:r>
+              <w:rPr>
+                <w:rFonts w:ascii="Aptos" w:eastAsia="Times New Roman" w:hAnsi="Aptos" w:cs="Times New Roman"/>
+                <w:color w:val="000000"/>
+                <w:kern w:val="0"/>
+                <w:lang w:eastAsia="en-CA"/>
+                <w14:ligatures w14:val="none"/>
+              </w:rPr>
+              <w:t xml:space="preserve">o points of </w:t>
+            </w:r>
+            <w:r>
+              <w:rPr>
+                <w:rFonts w:ascii="Calibri" w:eastAsia="Times New Roman" w:hAnsi="Calibri" w:cs="Calibri"/>
+                <w:b/>
+                <w:bCs/>
+                <w:i/>
+                <w:iCs/>
+                <w:color w:val="5B9BD5"/>
+                <w:kern w:val="0"/>
+                <w:sz w:val="28"/>
+                <w:szCs w:val="28"/>
+                <w:lang w:eastAsia="en-CA"/>
+                <w14:ligatures w14:val="none"/>
+              </w:rPr>
+              <w:t>a</w:t>
+            </w:r>
+            <w:r>
+              <w:rPr>
+                <w:rFonts w:ascii="Calibri" w:eastAsia="Times New Roman" w:hAnsi="Calibri" w:cs="Calibri"/>
+                <w:color w:val="202122"/>
+                <w:kern w:val="0"/>
+                <w:sz w:val="20"/>
+                <w:szCs w:val="20"/>
+                <w:lang w:eastAsia="en-CA"/>
+                <w14:ligatures w14:val="none"/>
+              </w:rPr>
+              <w:t xml:space="preserve"> </w:t>
+            </w:r>
+            <w:r>
+              <w:rPr>
+                <w:rFonts w:ascii="Aptos" w:eastAsia="Times New Roman" w:hAnsi="Aptos" w:cs="Times New Roman"/>
+                <w:color w:val="000000"/>
+                <w:kern w:val="0"/>
+                <w:lang w:eastAsia="en-CA"/>
+                <w14:ligatures w14:val="none"/>
+              </w:rPr>
+              <w:t xml:space="preserve">lie in the exterior of </w:t>
+            </w:r>
+            <w:r>
+              <w:rPr>
+                <w:rFonts w:ascii="Calibri" w:eastAsia="Times New Roman" w:hAnsi="Calibri" w:cs="Calibri"/>
+                <w:b/>
+                <w:bCs/>
+                <w:i/>
+                <w:iCs/>
+                <w:color w:val="00B050"/>
+                <w:kern w:val="0"/>
+                <w:sz w:val="28"/>
+                <w:szCs w:val="28"/>
+                <w:lang w:eastAsia="en-CA"/>
+                <w14:ligatures w14:val="none"/>
+              </w:rPr>
+              <w:t>b</w:t>
+            </w:r>
+            <w:r>
+              <w:rPr>
+                <w:rFonts w:ascii="Aptos" w:eastAsia="Times New Roman" w:hAnsi="Aptos" w:cs="Times New Roman"/>
+                <w:color w:val="000000"/>
+                <w:kern w:val="0"/>
+                <w:lang w:eastAsia="en-CA"/>
+                <w14:ligatures w14:val="none"/>
+              </w:rPr>
+              <w:t xml:space="preserve">, </w:t>
+            </w:r>
+            <w:r>
+              <w:rPr>
+                <w:rFonts w:ascii="Aptos" w:eastAsia="Times New Roman" w:hAnsi="Aptos" w:cs="Times New Roman"/>
+                <w:color w:val="000000"/>
+                <w:kern w:val="0"/>
+                <w:lang w:eastAsia="en-CA"/>
+                <w14:ligatures w14:val="none"/>
+              </w:rPr>
+              <w:t xml:space="preserve">some points in </w:t>
+            </w:r>
+            <w:r>
+              <w:rPr>
+                <w:rFonts w:ascii="Calibri" w:eastAsia="Times New Roman" w:hAnsi="Calibri" w:cs="Calibri"/>
+                <w:b/>
+                <w:bCs/>
+                <w:i/>
+                <w:iCs/>
+                <w:color w:val="00B050"/>
+                <w:kern w:val="0"/>
+                <w:sz w:val="28"/>
+                <w:szCs w:val="28"/>
+                <w:lang w:eastAsia="en-CA"/>
+                <w14:ligatures w14:val="none"/>
+              </w:rPr>
+              <w:t>b</w:t>
+            </w:r>
+            <w:r>
+              <w:rPr>
+                <w:rFonts w:ascii="Aptos" w:eastAsia="Times New Roman" w:hAnsi="Aptos" w:cs="Times New Roman"/>
+                <w:color w:val="000000"/>
+                <w:kern w:val="0"/>
+                <w:lang w:eastAsia="en-CA"/>
+                <w14:ligatures w14:val="none"/>
+              </w:rPr>
+              <w:t xml:space="preserve"> are exterior to </w:t>
+            </w:r>
+            <w:r>
+              <w:rPr>
+                <w:rFonts w:ascii="Calibri" w:eastAsia="Times New Roman" w:hAnsi="Calibri" w:cs="Calibri"/>
+                <w:b/>
+                <w:bCs/>
+                <w:i/>
+                <w:iCs/>
+                <w:color w:val="5B9BD5"/>
+                <w:kern w:val="0"/>
+                <w:sz w:val="28"/>
+                <w:szCs w:val="28"/>
+                <w:lang w:eastAsia="en-CA"/>
+                <w14:ligatures w14:val="none"/>
+              </w:rPr>
+              <w:t>a</w:t>
+            </w:r>
+            <w:r>
+              <w:rPr>
+                <w:rFonts w:ascii="Aptos" w:eastAsia="Times New Roman" w:hAnsi="Aptos" w:cs="Times New Roman"/>
+                <w:color w:val="000000"/>
+                <w:kern w:val="0"/>
+                <w:lang w:eastAsia="en-CA"/>
+                <w14:ligatures w14:val="none"/>
+              </w:rPr>
+              <w:t>, and t</w:t>
+            </w:r>
+            <w:r>
+              <w:rPr>
+                <w:rFonts w:ascii="Aptos" w:eastAsia="Times New Roman" w:hAnsi="Aptos" w:cs="Times New Roman"/>
+                <w:color w:val="000000"/>
+                <w:kern w:val="0"/>
+                <w:lang w:eastAsia="en-CA"/>
+                <w14:ligatures w14:val="none"/>
+              </w:rPr>
+              <w:t xml:space="preserve">he boundaries of </w:t>
+            </w:r>
+            <w:r>
+              <w:rPr>
+                <w:rFonts w:ascii="Calibri" w:eastAsia="Times New Roman" w:hAnsi="Calibri" w:cs="Calibri"/>
+                <w:b/>
+                <w:bCs/>
+                <w:i/>
+                <w:iCs/>
+                <w:color w:val="5B9BD5"/>
+                <w:kern w:val="0"/>
+                <w:sz w:val="28"/>
+                <w:szCs w:val="28"/>
+                <w:lang w:eastAsia="en-CA"/>
+                <w14:ligatures w14:val="none"/>
+              </w:rPr>
+              <w:t>a</w:t>
+            </w:r>
+            <w:r>
+              <w:rPr>
+                <w:rFonts w:ascii="Calibri" w:eastAsia="Times New Roman" w:hAnsi="Calibri" w:cs="Calibri"/>
+                <w:color w:val="202122"/>
+                <w:kern w:val="0"/>
+                <w:sz w:val="20"/>
+                <w:szCs w:val="20"/>
+                <w:lang w:eastAsia="en-CA"/>
+                <w14:ligatures w14:val="none"/>
+              </w:rPr>
+              <w:t xml:space="preserve"> </w:t>
+            </w:r>
+            <w:r>
+              <w:rPr>
+                <w:rFonts w:ascii="Aptos" w:eastAsia="Times New Roman" w:hAnsi="Aptos" w:cs="Times New Roman"/>
+                <w:color w:val="000000"/>
+                <w:kern w:val="0"/>
+                <w:lang w:eastAsia="en-CA"/>
+                <w14:ligatures w14:val="none"/>
+              </w:rPr>
+              <w:t xml:space="preserve">and </w:t>
+            </w:r>
+            <w:r>
+              <w:rPr>
+                <w:rFonts w:ascii="Calibri" w:eastAsia="Times New Roman" w:hAnsi="Calibri" w:cs="Calibri"/>
+                <w:b/>
+                <w:bCs/>
+                <w:i/>
+                <w:iCs/>
+                <w:color w:val="00B050"/>
+                <w:kern w:val="0"/>
+                <w:sz w:val="28"/>
+                <w:szCs w:val="28"/>
+                <w:lang w:eastAsia="en-CA"/>
+                <w14:ligatures w14:val="none"/>
+              </w:rPr>
+              <w:t>b</w:t>
+            </w:r>
+            <w:r>
+              <w:rPr>
+                <w:rFonts w:ascii="Aptos" w:eastAsia="Times New Roman" w:hAnsi="Aptos" w:cs="Times New Roman"/>
+                <w:color w:val="000000"/>
+                <w:kern w:val="0"/>
+                <w:lang w:eastAsia="en-CA"/>
+                <w14:ligatures w14:val="none"/>
+              </w:rPr>
+              <w:t xml:space="preserve"> have more than one point in common</w:t>
+            </w:r>
+            <w:r>
+              <w:rPr>
+                <w:rFonts w:ascii="Aptos" w:eastAsia="Times New Roman" w:hAnsi="Aptos" w:cs="Times New Roman"/>
+                <w:color w:val="000000"/>
+                <w:kern w:val="0"/>
+                <w:lang w:eastAsia="en-CA"/>
+                <w14:ligatures w14:val="none"/>
+              </w:rPr>
+              <w:t>.</w:t>
+            </w:r>
+          </w:p>
+        </w:tc>
+        <w:tc>
+          <w:tcPr>
+            <w:tcW w:w="2700" w:type="dxa"/>
+            <w:vAlign w:val="bottom"/>
+          </w:tcPr>
+          <w:p>
+            <w:pPr>
+              <w:jc w:val="center"/>
+              <w:rPr>
+                <w:noProof/>
+                <w:lang w:eastAsia="en-CA"/>
+              </w:rPr>
+            </w:pPr>
+            <w:r>
+              <w:rPr>
+                <w:noProof/>
+                <w:lang w:eastAsia="en-CA"/>
+              </w:rPr>
+              <w:drawing>
+                <wp:inline distT="0" distB="0" distL="0" distR="0" wp14:anchorId="1A315801" wp14:editId="7209EB29">
+                  <wp:extent cx="475488" cy="457200"/>
+                  <wp:effectExtent l="0" t="0" r="1270" b="0"/>
+                  <wp:docPr id="977664160" name="Picture 1" descr="A blue and yellow object&#10;&#10;Description automatically generated"/>
+                  <wp:cNvGraphicFramePr>
+                    <a:graphicFrameLocks xmlns:a="http://schemas.openxmlformats.org/drawingml/2006/main" noChangeAspect="1"/>
+                  </wp:cNvGraphicFramePr>
+                  <a:graphic xmlns:a="http://schemas.openxmlformats.org/drawingml/2006/main">
+                    <a:graphicData uri="http://schemas.openxmlformats.org/drawingml/2006/picture">
+                      <pic:pic xmlns:pic="http://schemas.openxmlformats.org/drawingml/2006/picture">
+                        <pic:nvPicPr>
+                          <pic:cNvPr id="1909495478" name="Picture 1" descr="A blue and yellow object&#10;&#10;Description automatically generated"/>
+                          <pic:cNvPicPr/>
+                        </pic:nvPicPr>
+                        <pic:blipFill>
+                          <a:blip r:embed="rId11"/>
+                          <a:stretch>
+                            <a:fillRect/>
+                          </a:stretch>
+                        </pic:blipFill>
+                        <pic:spPr>
+                          <a:xfrm>
+                            <a:off x="0" y="0"/>
+                            <a:ext cx="475488" cy="457200"/>
+                          </a:xfrm>
+                          <a:prstGeom prst="rect">
+                            <a:avLst/>
+                          </a:prstGeom>
+                        </pic:spPr>
+                      </pic:pic>
+                    </a:graphicData>
+                  </a:graphic>
+                </wp:inline>
+              </w:drawing>
+            </w:r>
+            <w:r>
+              <w:rPr>
+                <w:noProof/>
+                <w:lang w:eastAsia="en-CA"/>
+              </w:rPr>
+              <w:drawing>
+                <wp:inline distT="0" distB="0" distL="0" distR="0" wp14:anchorId="018F8B12" wp14:editId="7AD6D8B9">
+                  <wp:extent cx="475488" cy="457200"/>
+                  <wp:effectExtent l="0" t="0" r="1270" b="0"/>
+                  <wp:docPr id="761908783" name="Picture 1" descr="A blue and white circle with yellow center&#10;&#10;Description automatically generated"/>
+                  <wp:cNvGraphicFramePr>
+                    <a:graphicFrameLocks xmlns:a="http://schemas.openxmlformats.org/drawingml/2006/main" noChangeAspect="1"/>
+                  </wp:cNvGraphicFramePr>
+                  <a:graphic xmlns:a="http://schemas.openxmlformats.org/drawingml/2006/main">
+                    <a:graphicData uri="http://schemas.openxmlformats.org/drawingml/2006/picture">
+                      <pic:pic xmlns:pic="http://schemas.openxmlformats.org/drawingml/2006/picture">
+                        <pic:nvPicPr>
+                          <pic:cNvPr id="2110433252" name="Picture 1" descr="A blue and white circle with yellow center&#10;&#10;Description automatically generated"/>
+                          <pic:cNvPicPr/>
+                        </pic:nvPicPr>
+                        <pic:blipFill>
+                          <a:blip r:embed="rId12"/>
+                          <a:stretch>
+                            <a:fillRect/>
+                          </a:stretch>
+                        </pic:blipFill>
+                        <pic:spPr>
+                          <a:xfrm>
+                            <a:off x="0" y="0"/>
+                            <a:ext cx="475488" cy="457200"/>
+                          </a:xfrm>
+                          <a:prstGeom prst="rect">
+                            <a:avLst/>
+                          </a:prstGeom>
+                        </pic:spPr>
+                      </pic:pic>
+                    </a:graphicData>
+                  </a:graphic>
+                </wp:inline>
+              </w:drawing>
+            </w:r>
+            <w:r>
+              <w:rPr>
+                <w:noProof/>
+                <w:lang w:eastAsia="en-CA"/>
+              </w:rPr>
+              <w:drawing>
+                <wp:inline distT="0" distB="0" distL="0" distR="0" wp14:anchorId="1F453157" wp14:editId="3C82867C">
+                  <wp:extent cx="475862" cy="457200"/>
+                  <wp:effectExtent l="0" t="0" r="635" b="0"/>
+                  <wp:docPr id="2088899862" name="Picture 1" descr="A blue and yellow circle&#10;&#10;Description automatically generated"/>
+                  <wp:cNvGraphicFramePr>
+                    <a:graphicFrameLocks xmlns:a="http://schemas.openxmlformats.org/drawingml/2006/main" noChangeAspect="1"/>
+                  </wp:cNvGraphicFramePr>
+                  <a:graphic xmlns:a="http://schemas.openxmlformats.org/drawingml/2006/main">
+                    <a:graphicData uri="http://schemas.openxmlformats.org/drawingml/2006/picture">
+                      <pic:pic xmlns:pic="http://schemas.openxmlformats.org/drawingml/2006/picture">
+                        <pic:nvPicPr>
+                          <pic:cNvPr id="971783632" name="Picture 1" descr="A blue and yellow circle&#10;&#10;Description automatically generated"/>
+                          <pic:cNvPicPr/>
+                        </pic:nvPicPr>
+                        <pic:blipFill>
+                          <a:blip r:embed="rId13"/>
+                          <a:stretch>
+                            <a:fillRect/>
+                          </a:stretch>
+                        </pic:blipFill>
+                        <pic:spPr>
+                          <a:xfrm>
+                            <a:off x="0" y="0"/>
+                            <a:ext cx="475862" cy="457200"/>
+                          </a:xfrm>
+                          <a:prstGeom prst="rect">
+                            <a:avLst/>
+                          </a:prstGeom>
+                        </pic:spPr>
+                      </pic:pic>
+                    </a:graphicData>
+                  </a:graphic>
+                </wp:inline>
+              </w:drawing>
+            </w:r>
+          </w:p>
+        </w:tc>
+      </w:tr>
+      <w:tr>
+        <w:trPr>
+          <w:trHeight w:val="710"/>
+        </w:trPr>
+        <w:tc>
+          <w:tcPr>
+            <w:tcW w:w="1354" w:type="dxa"/>
+            <w:vAlign w:val="center"/>
+          </w:tcPr>
+          <w:p>
+            <w:pPr>
+              <w:rPr>
+                <w:b/>
+                <w:bCs/>
+                <w:sz w:val="24"/>
+                <w:szCs w:val="24"/>
+              </w:rPr>
+            </w:pPr>
+            <w:r>
+              <w:rPr>
+                <w:b/>
+                <w:bCs/>
+                <w:sz w:val="24"/>
+                <w:szCs w:val="24"/>
+              </w:rPr>
+              <w:t>Confines</w:t>
+            </w:r>
+          </w:p>
+        </w:tc>
+        <w:tc>
+          <w:tcPr>
+            <w:tcW w:w="1341" w:type="dxa"/>
+            <w:vAlign w:val="center"/>
+          </w:tcPr>
+          <w:p>
+            <w:pPr>
+              <w:rPr>
+                <w:rStyle w:val="Emphasis"/>
+              </w:rPr>
+            </w:pPr>
+          </w:p>
+        </w:tc>
+        <w:tc>
+          <w:tcPr>
+            <w:tcW w:w="4770" w:type="dxa"/>
+          </w:tcPr>
+          <w:p>
+            <w:pPr>
+              <w:rPr>
+                <w:rFonts w:ascii="Calibri" w:eastAsia="Times New Roman" w:hAnsi="Calibri" w:cs="Calibri"/>
+                <w:b/>
+                <w:bCs/>
+                <w:i/>
+                <w:iCs/>
+                <w:color w:val="5B9BD5"/>
+                <w:kern w:val="0"/>
+                <w:sz w:val="28"/>
+                <w:szCs w:val="28"/>
+                <w:lang w:eastAsia="en-CA"/>
+                <w14:ligatures w14:val="none"/>
+              </w:rPr>
+            </w:pPr>
+            <w:r>
+              <w:rPr>
+                <w:lang w:eastAsia="en-CA"/>
+              </w:rPr>
+              <w:t xml:space="preserve">The </w:t>
+            </w:r>
+            <w:r>
+              <w:rPr>
+                <w:lang w:eastAsia="en-CA"/>
+              </w:rPr>
+              <w:t xml:space="preserve">interior </w:t>
+            </w:r>
+            <w:r>
+              <w:rPr>
+                <w:lang w:eastAsia="en-CA"/>
+              </w:rPr>
+              <w:t>boundar</w:t>
+            </w:r>
+            <w:r>
+              <w:rPr>
+                <w:lang w:eastAsia="en-CA"/>
+              </w:rPr>
+              <w:t>y</w:t>
+            </w:r>
+            <w:r>
+              <w:rPr>
+                <w:lang w:eastAsia="en-CA"/>
+              </w:rPr>
+              <w:t xml:space="preserve"> of</w:t>
+            </w:r>
+            <w:r>
+              <w:rPr>
+                <w:lang w:eastAsia="en-CA"/>
+              </w:rPr>
+              <w:t xml:space="preserve"> one shape</w:t>
+            </w:r>
+            <w:r>
+              <w:rPr>
+                <w:lang w:eastAsia="en-CA"/>
+              </w:rPr>
+              <w:t xml:space="preserve"> </w:t>
+            </w:r>
+            <w:proofErr w:type="gramStart"/>
+            <w:r>
+              <w:rPr>
+                <w:rFonts w:ascii="Calibri" w:hAnsi="Calibri" w:cs="Calibri"/>
+                <w:b/>
+                <w:bCs/>
+                <w:i/>
+                <w:iCs/>
+                <w:color w:val="5B9BD5"/>
+                <w:sz w:val="28"/>
+                <w:szCs w:val="28"/>
+                <w:lang w:eastAsia="en-CA"/>
+              </w:rPr>
+              <w:t>a</w:t>
+            </w:r>
+            <w:r>
+              <w:rPr>
+                <w:rFonts w:ascii="Calibri" w:hAnsi="Calibri" w:cs="Calibri"/>
+                <w:color w:val="202122"/>
+                <w:sz w:val="20"/>
+                <w:szCs w:val="20"/>
+                <w:lang w:eastAsia="en-CA"/>
+              </w:rPr>
+              <w:t xml:space="preserve"> </w:t>
+            </w:r>
+            <w:r>
+              <w:rPr>
+                <w:lang w:eastAsia="en-CA"/>
+              </w:rPr>
+              <w:t>and</w:t>
+            </w:r>
+            <w:proofErr w:type="gramEnd"/>
+            <w:r>
+              <w:rPr>
+                <w:lang w:eastAsia="en-CA"/>
+              </w:rPr>
+              <w:t xml:space="preserve"> the exterior boundary of another shape</w:t>
+            </w:r>
+            <w:r>
+              <w:rPr>
+                <w:lang w:eastAsia="en-CA"/>
+              </w:rPr>
+              <w:t xml:space="preserve"> </w:t>
+            </w:r>
+            <w:r>
+              <w:rPr>
+                <w:rFonts w:ascii="Calibri" w:hAnsi="Calibri" w:cs="Calibri"/>
+                <w:b/>
+                <w:bCs/>
+                <w:i/>
+                <w:iCs/>
+                <w:color w:val="00B050"/>
+                <w:sz w:val="28"/>
+                <w:szCs w:val="28"/>
+                <w:lang w:eastAsia="en-CA"/>
+              </w:rPr>
+              <w:t>b</w:t>
+            </w:r>
+            <w:r>
+              <w:rPr>
+                <w:sz w:val="20"/>
+                <w:szCs w:val="20"/>
+                <w:lang w:eastAsia="en-CA"/>
+              </w:rPr>
+              <w:t xml:space="preserve"> </w:t>
+            </w:r>
+            <w:proofErr w:type="gramStart"/>
+            <w:r>
+              <w:rPr>
+                <w:lang w:eastAsia="en-CA"/>
+              </w:rPr>
+              <w:t>have</w:t>
+            </w:r>
+            <w:proofErr w:type="gramEnd"/>
+            <w:r>
+              <w:rPr>
+                <w:lang w:eastAsia="en-CA"/>
+              </w:rPr>
+              <w:t xml:space="preserve"> more than one point in common, but their interiors do not intersect.</w:t>
+            </w:r>
+          </w:p>
+        </w:tc>
+        <w:tc>
+          <w:tcPr>
+            <w:tcW w:w="2700" w:type="dxa"/>
+            <w:vAlign w:val="bottom"/>
+          </w:tcPr>
+          <w:p>
+            <w:pPr>
+              <w:jc w:val="center"/>
+              <w:rPr>
+                <w:noProof/>
+                <w:lang w:eastAsia="en-CA"/>
+              </w:rPr>
+            </w:pPr>
+            <w:r>
+              <w:rPr>
                 <w:rFonts w:ascii="Times New Roman" w:hAnsi="Times New Roman" w:cs="Times New Roman"/>
                 <w:noProof/>
                 <w:kern w:val="0"/>
@@ -1334,7 +2287,7 @@
               <mc:AlternateContent>
                 <mc:Choice Requires="wpg">
                   <w:drawing>
-                    <wp:inline distT="0" distB="0" distL="0" distR="0" wp14:anchorId="1CE9FD6B" wp14:editId="57ABA32C">
+                    <wp:inline distT="0" distB="0" distL="0" distR="0" wp14:anchorId="455F5ECB" wp14:editId="76C45A1E">
                       <wp:extent cx="498348" cy="457200"/>
                       <wp:effectExtent l="0" t="0" r="0" b="19050"/>
                       <wp:docPr id="606944592" name="Group 9"/>
@@ -1753,7 +2706,7 @@
                 </mc:Choice>
                 <mc:Fallback>
                   <w:pict>
-                    <v:group w14:anchorId="501DC27F" id="Group 9" o:spid="_x0000_s1026" style="width:39.25pt;height:36pt;mso-position-horizontal-relative:char;mso-position-vertical-relative:line" coordsize="20694,18929" o:gfxdata="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">
+                    <v:group w14:anchorId="7093AD4C" id="Group 9" o:spid="_x0000_s1026" style="width:39.25pt;height:36pt;mso-position-horizontal-relative:char;mso-position-vertical-relative:line" coordsize="20694,18929" o:gfxdata="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">
                       <o:lock v:ext="edit" aspectratio="t"/>
                       <v:group id="Group 6" o:spid="_x0000_s1027" style="position:absolute;width:20694;height:18929" coordorigin="11111,10871" coordsize="206,189" o:gfxdata="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">
                         <v:shape id="Freeform 3" o:spid="_x0000_s1028" style="position:absolute;left:11111;top:10871;width:207;height:189;visibility:visible;mso-wrap-style:square;v-text-anchor:top" coordsize="2069206,1893194" o:gfxdata="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" path="m109471,1363014c105178,1350135,,729803,212501,448614,425002,167425,502277,201768,1023871,100884,1545465,,1781578,289774,1925392,603160v143814,313386,-143815,734096,-489398,850006c1090411,1569076,781318,1893194,560231,1878169,339144,1863144,264017,1478924,109471,1363014xe" fillcolor="#5b9bd5" strokecolor="black [0]" strokeweight="2pt">
@@ -1801,7 +2754,7 @@
               <mc:AlternateContent>
                 <mc:Choice Requires="wpg">
                   <w:drawing>
-                    <wp:inline distT="0" distB="0" distL="0" distR="0" wp14:anchorId="57D9E735" wp14:editId="5D87C048">
+                    <wp:inline distT="0" distB="0" distL="0" distR="0" wp14:anchorId="65C22FD3" wp14:editId="65B1A677">
                       <wp:extent cx="498763" cy="457200"/>
                       <wp:effectExtent l="0" t="0" r="0" b="19050"/>
                       <wp:docPr id="101215743" name="Group 65"/>
@@ -2129,7 +3082,7 @@
                 </mc:Choice>
                 <mc:Fallback>
                   <w:pict>
-                    <v:group w14:anchorId="1B76AA12" id="Group 65" o:spid="_x0000_s1026" style="width:39.25pt;height:36pt;mso-position-horizontal-relative:char;mso-position-vertical-relative:line" coordorigin="10905,11046" coordsize="206,189" o:gfxdata="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">
+                    <v:group w14:anchorId="6ED7594F" id="Group 65" o:spid="_x0000_s1026" style="width:39.25pt;height:36pt;mso-position-horizontal-relative:char;mso-position-vertical-relative:line" coordorigin="10905,11046" coordsize="206,189" o:gfxdata="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">
                       <o:lock v:ext="edit" aspectratio="t"/>
                       <v:shape id="Freeform 3" o:spid="_x0000_s1027" style="position:absolute;left:10905;top:11046;width:207;height:189;visibility:visible;mso-wrap-style:square;v-text-anchor:top" coordsize="2069206,1893194" o:gfxdata="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" path="m109471,1363014c105178,1350135,,729803,212501,448614,425002,167425,502277,201768,1023871,100884,1545465,,1781578,289774,1925392,603160v143814,313386,-143815,734096,-489398,850006c1090411,1569076,781318,1893194,560231,1878169,339144,1863144,264017,1478924,109471,1363014xe" fillcolor="#5b9bd5" strokecolor="black [0]" strokeweight="2pt">
                         <v:shadow color="black [0]"/>
@@ -2166,8 +3119,10 @@
               <w:rPr>
                 <w:b/>
                 <w:bCs/>
+                <w:noProof/>
                 <w:sz w:val="24"/>
                 <w:szCs w:val="24"/>
+                <w:lang w:eastAsia="en-CA"/>
               </w:rPr>
             </w:pPr>
             <w:r>
@@ -2177,7 +3132,7 @@
                 <w:sz w:val="24"/>
                 <w:szCs w:val="24"/>
               </w:rPr>
-              <w:t>Overlaps</w:t>
+              <w:t>Surrounds</w:t>
             </w:r>
           </w:p>
         </w:tc>
@@ -2189,14 +3144,15 @@
           <w:p>
             <w:pPr>
               <w:rPr>
+                <w:noProof/>
+                <w:lang w:eastAsia="en-CA"/>
+              </w:rPr>
+            </w:pPr>
+            <w:r>
+              <w:rPr>
                 <w:rStyle w:val="Emphasis"/>
               </w:rPr>
-            </w:pPr>
-            <w:r>
-              <w:rPr>
-                <w:rStyle w:val="Emphasis"/>
-              </w:rPr>
-              <w:t>Symmetric</w:t>
+              <w:t>Transitive</w:t>
             </w:r>
           </w:p>
         </w:tc>
@@ -2207,48 +3163,149 @@
           <w:p>
             <w:pPr>
               <w:rPr>
+                <w:noProof/>
                 <w:lang w:eastAsia="en-CA"/>
               </w:rPr>
             </w:pPr>
             <w:r>
               <w:rPr>
-                <w:rFonts w:ascii="Calibri" w:hAnsi="Calibri" w:cs="Calibri"/>
+                <w:rFonts w:ascii="Calibri" w:eastAsia="Times New Roman" w:hAnsi="Calibri" w:cs="Calibri"/>
                 <w:b/>
                 <w:bCs/>
                 <w:i/>
                 <w:iCs/>
                 <w:color w:val="5B9BD5"/>
+                <w:kern w:val="0"/>
                 <w:sz w:val="28"/>
                 <w:szCs w:val="28"/>
                 <w:lang w:eastAsia="en-CA"/>
+                <w14:ligatures w14:val="none"/>
               </w:rPr>
               <w:t>a</w:t>
             </w:r>
             <w:r>
               <w:rPr>
-                <w:lang w:eastAsia="en-CA"/>
-              </w:rPr>
-              <w:t xml:space="preserve"> overlaps </w:t>
-            </w:r>
-            <w:r>
-              <w:rPr>
-                <w:rFonts w:ascii="Calibri" w:hAnsi="Calibri" w:cs="Calibri"/>
+                <w:rFonts w:ascii="Calibri" w:eastAsia="Times New Roman" w:hAnsi="Calibri" w:cs="Calibri"/>
+                <w:color w:val="202122"/>
+                <w:kern w:val="0"/>
+                <w:sz w:val="20"/>
+                <w:szCs w:val="20"/>
+                <w:lang w:eastAsia="en-CA"/>
+                <w14:ligatures w14:val="none"/>
+              </w:rPr>
+              <w:t xml:space="preserve"> </w:t>
+            </w:r>
+            <w:r>
+              <w:rPr>
+                <w:rFonts w:ascii="Aptos" w:eastAsia="Times New Roman" w:hAnsi="Aptos" w:cs="Times New Roman"/>
+                <w:color w:val="000000"/>
+                <w:kern w:val="0"/>
+                <w:lang w:eastAsia="en-CA"/>
+                <w14:ligatures w14:val="none"/>
+              </w:rPr>
+              <w:t xml:space="preserve">and </w:t>
+            </w:r>
+            <w:r>
+              <w:rPr>
+                <w:rFonts w:ascii="Calibri" w:eastAsia="Times New Roman" w:hAnsi="Calibri" w:cs="Calibri"/>
                 <w:b/>
                 <w:bCs/>
                 <w:i/>
                 <w:iCs/>
                 <w:color w:val="00B050"/>
+                <w:kern w:val="0"/>
                 <w:sz w:val="28"/>
                 <w:szCs w:val="28"/>
                 <w:lang w:eastAsia="en-CA"/>
+                <w14:ligatures w14:val="none"/>
               </w:rPr>
               <w:t>b</w:t>
             </w:r>
             <w:r>
               <w:rPr>
-                <w:lang w:eastAsia="en-CA"/>
-              </w:rPr>
-              <w:t>: both have some but not all points in common.</w:t>
+                <w:rFonts w:ascii="Aptos" w:eastAsia="Times New Roman" w:hAnsi="Aptos" w:cs="Times New Roman"/>
+                <w:color w:val="000000"/>
+                <w:kern w:val="0"/>
+                <w:sz w:val="20"/>
+                <w:szCs w:val="20"/>
+                <w:lang w:eastAsia="en-CA"/>
+                <w14:ligatures w14:val="none"/>
+              </w:rPr>
+              <w:t xml:space="preserve"> </w:t>
+            </w:r>
+            <w:r>
+              <w:rPr>
+                <w:rFonts w:ascii="Aptos" w:eastAsia="Times New Roman" w:hAnsi="Aptos" w:cs="Times New Roman"/>
+                <w:color w:val="000000"/>
+                <w:kern w:val="0"/>
+                <w:lang w:eastAsia="en-CA"/>
+                <w14:ligatures w14:val="none"/>
+              </w:rPr>
+              <w:t xml:space="preserve">have no interior points in common, and with holes filled </w:t>
+            </w:r>
+            <w:r>
+              <w:rPr>
+                <w:rFonts w:ascii="Calibri" w:eastAsia="Times New Roman" w:hAnsi="Calibri" w:cs="Calibri"/>
+                <w:b/>
+                <w:bCs/>
+                <w:i/>
+                <w:iCs/>
+                <w:color w:val="00B050"/>
+                <w:kern w:val="0"/>
+                <w:sz w:val="28"/>
+                <w:szCs w:val="28"/>
+                <w:lang w:eastAsia="en-CA"/>
+                <w14:ligatures w14:val="none"/>
+              </w:rPr>
+              <w:t>b</w:t>
+            </w:r>
+            <w:r>
+              <w:rPr>
+                <w:rFonts w:ascii="Aptos" w:eastAsia="Times New Roman" w:hAnsi="Aptos" w:cs="Times New Roman"/>
+                <w:color w:val="000000"/>
+                <w:kern w:val="0"/>
+                <w:sz w:val="20"/>
+                <w:szCs w:val="20"/>
+                <w:lang w:eastAsia="en-CA"/>
+                <w14:ligatures w14:val="none"/>
+              </w:rPr>
+              <w:t xml:space="preserve"> </w:t>
+            </w:r>
+            <w:r>
+              <w:rPr>
+                <w:rFonts w:ascii="Aptos" w:eastAsia="Times New Roman" w:hAnsi="Aptos" w:cs="Times New Roman"/>
+                <w:color w:val="000000"/>
+                <w:kern w:val="0"/>
+                <w:lang w:eastAsia="en-CA"/>
+                <w14:ligatures w14:val="none"/>
+              </w:rPr>
+              <w:t xml:space="preserve">lies in the interior of </w:t>
+            </w:r>
+            <w:r>
+              <w:rPr>
+                <w:rFonts w:ascii="Calibri" w:eastAsia="Times New Roman" w:hAnsi="Calibri" w:cs="Calibri"/>
+                <w:b/>
+                <w:bCs/>
+                <w:i/>
+                <w:iCs/>
+                <w:color w:val="5B9BD5"/>
+                <w:kern w:val="0"/>
+                <w:sz w:val="28"/>
+                <w:szCs w:val="28"/>
+                <w:lang w:eastAsia="en-CA"/>
+                <w14:ligatures w14:val="none"/>
+              </w:rPr>
+              <w:t>a</w:t>
+            </w:r>
+            <w:r>
+              <w:rPr>
+                <w:rFonts w:ascii="Aptos" w:eastAsia="Times New Roman" w:hAnsi="Aptos" w:cs="Times New Roman"/>
+                <w:color w:val="000000"/>
+                <w:kern w:val="0"/>
+                <w:lang w:eastAsia="en-CA"/>
+                <w14:ligatures w14:val="none"/>
+              </w:rPr>
+              <w:t>.</w:t>
             </w:r>
           </w:p>
         </w:tc>
@@ -2261,20 +3318,516 @@
             <w:pPr>
               <w:jc w:val="center"/>
               <w:rPr>
+                <w:rFonts w:ascii="Aptos" w:eastAsia="Times New Roman" w:hAnsi="Aptos" w:cs="Times New Roman"/>
+                <w:color w:val="000000"/>
+                <w:kern w:val="0"/>
+                <w:lang w:eastAsia="en-CA"/>
+                <w14:ligatures w14:val="none"/>
+              </w:rPr>
+            </w:pPr>
+            <w:r>
+              <w:rPr>
                 <w:noProof/>
                 <w:lang w:eastAsia="en-CA"/>
               </w:rPr>
+              <w:drawing>
+                <wp:inline distT="0" distB="0" distL="0" distR="0" wp14:anchorId="157936C0" wp14:editId="663626E2">
+                  <wp:extent cx="570808" cy="548640"/>
+                  <wp:effectExtent l="0" t="0" r="1270" b="3810"/>
+                  <wp:docPr id="313700223" name="Picture 1" descr="A blue and white circle with a green center&#10;&#10;Description automatically generated"/>
+                  <wp:cNvGraphicFramePr>
+                    <a:graphicFrameLocks xmlns:a="http://schemas.openxmlformats.org/drawingml/2006/main" noChangeAspect="1"/>
+                  </wp:cNvGraphicFramePr>
+                  <a:graphic xmlns:a="http://schemas.openxmlformats.org/drawingml/2006/main">
+                    <a:graphicData uri="http://schemas.openxmlformats.org/drawingml/2006/picture">
+                      <pic:pic xmlns:pic="http://schemas.openxmlformats.org/drawingml/2006/picture">
+                        <pic:nvPicPr>
+                          <pic:cNvPr id="56400082" name="Picture 1" descr="A blue and white circle with a green center&#10;&#10;Description automatically generated"/>
+                          <pic:cNvPicPr/>
+                        </pic:nvPicPr>
+                        <pic:blipFill>
+                          <a:blip r:embed="rId14"/>
+                          <a:stretch>
+                            <a:fillRect/>
+                          </a:stretch>
+                        </pic:blipFill>
+                        <pic:spPr>
+                          <a:xfrm>
+                            <a:off x="0" y="0"/>
+                            <a:ext cx="570808" cy="548640"/>
+                          </a:xfrm>
+                          <a:prstGeom prst="rect">
+                            <a:avLst/>
+                          </a:prstGeom>
+                        </pic:spPr>
+                      </pic:pic>
+                    </a:graphicData>
+                  </a:graphic>
+                </wp:inline>
+              </w:drawing>
+            </w:r>
+            <w:r>
+              <w:rPr>
+                <w:noProof/>
+                <w:lang w:eastAsia="en-CA"/>
+              </w:rPr>
+              <w:drawing>
+                <wp:inline distT="0" distB="0" distL="0" distR="0" wp14:anchorId="467EA2B7" wp14:editId="03350E91">
+                  <wp:extent cx="574426" cy="548640"/>
+                  <wp:effectExtent l="0" t="0" r="0" b="3810"/>
+                  <wp:docPr id="2110014779" name="Picture 1" descr="A blue and green circle&#10;&#10;Description automatically generated"/>
+                  <wp:cNvGraphicFramePr>
+                    <a:graphicFrameLocks xmlns:a="http://schemas.openxmlformats.org/drawingml/2006/main" noChangeAspect="1"/>
+                  </wp:cNvGraphicFramePr>
+                  <a:graphic xmlns:a="http://schemas.openxmlformats.org/drawingml/2006/main">
+                    <a:graphicData uri="http://schemas.openxmlformats.org/drawingml/2006/picture">
+                      <pic:pic xmlns:pic="http://schemas.openxmlformats.org/drawingml/2006/picture">
+                        <pic:nvPicPr>
+                          <pic:cNvPr id="711529216" name="Picture 1" descr="A blue and green circle&#10;&#10;Description automatically generated"/>
+                          <pic:cNvPicPr/>
+                        </pic:nvPicPr>
+                        <pic:blipFill>
+                          <a:blip r:embed="rId15"/>
+                          <a:stretch>
+                            <a:fillRect/>
+                          </a:stretch>
+                        </pic:blipFill>
+                        <pic:spPr>
+                          <a:xfrm>
+                            <a:off x="0" y="0"/>
+                            <a:ext cx="574426" cy="548640"/>
+                          </a:xfrm>
+                          <a:prstGeom prst="rect">
+                            <a:avLst/>
+                          </a:prstGeom>
+                        </pic:spPr>
+                      </pic:pic>
+                    </a:graphicData>
+                  </a:graphic>
+                </wp:inline>
+              </w:drawing>
+            </w:r>
+          </w:p>
+        </w:tc>
+      </w:tr>
+      <w:tr>
+        <w:trPr>
+          <w:trHeight w:val="143"/>
+        </w:trPr>
+        <w:tc>
+          <w:tcPr>
+            <w:tcW w:w="1354" w:type="dxa"/>
+            <w:vAlign w:val="center"/>
+          </w:tcPr>
+          <w:p>
+            <w:pPr>
+              <w:rPr>
+                <w:b/>
+                <w:bCs/>
+                <w:sz w:val="24"/>
+                <w:szCs w:val="24"/>
+              </w:rPr>
             </w:pPr>
             <w:r>
               <w:rPr>
+                <w:b/>
+                <w:bCs/>
+                <w:sz w:val="24"/>
+                <w:szCs w:val="24"/>
+              </w:rPr>
+              <w:t>Shelters</w:t>
+            </w:r>
+          </w:p>
+        </w:tc>
+        <w:tc>
+          <w:tcPr>
+            <w:tcW w:w="1341" w:type="dxa"/>
+            <w:vAlign w:val="center"/>
+          </w:tcPr>
+          <w:p>
+            <w:pPr>
+              <w:rPr>
+                <w:rStyle w:val="Emphasis"/>
+              </w:rPr>
+            </w:pPr>
+            <w:r>
+              <w:rPr>
+                <w:rStyle w:val="Emphasis"/>
+              </w:rPr>
+              <w:t>Transitive</w:t>
+            </w:r>
+          </w:p>
+        </w:tc>
+        <w:tc>
+          <w:tcPr>
+            <w:tcW w:w="4770" w:type="dxa"/>
+          </w:tcPr>
+          <w:p>
+            <w:pPr>
+              <w:rPr>
+                <w:rFonts w:ascii="Calibri" w:eastAsia="Times New Roman" w:hAnsi="Calibri" w:cs="Calibri"/>
+                <w:b/>
+                <w:bCs/>
+                <w:i/>
+                <w:iCs/>
+                <w:color w:val="5B9BD5"/>
+                <w:kern w:val="0"/>
+                <w:sz w:val="28"/>
+                <w:szCs w:val="28"/>
+                <w:lang w:eastAsia="en-CA"/>
+                <w14:ligatures w14:val="none"/>
+              </w:rPr>
+            </w:pPr>
+            <w:r>
+              <w:rPr>
+                <w:rFonts w:ascii="Calibri" w:eastAsia="Times New Roman" w:hAnsi="Calibri" w:cs="Calibri"/>
+                <w:b/>
+                <w:bCs/>
+                <w:i/>
+                <w:iCs/>
+                <w:color w:val="5B9BD5"/>
+                <w:kern w:val="0"/>
+                <w:sz w:val="28"/>
+                <w:szCs w:val="28"/>
+                <w:lang w:eastAsia="en-CA"/>
+                <w14:ligatures w14:val="none"/>
+              </w:rPr>
+              <w:t>a</w:t>
+            </w:r>
+            <w:r>
+              <w:rPr>
+                <w:rFonts w:ascii="Aptos" w:eastAsia="Times New Roman" w:hAnsi="Aptos" w:cs="Times New Roman"/>
+                <w:color w:val="000000"/>
+                <w:kern w:val="0"/>
+                <w:lang w:eastAsia="en-CA"/>
+                <w14:ligatures w14:val="none"/>
+              </w:rPr>
+              <w:t xml:space="preserve"> </w:t>
+            </w:r>
+            <w:r>
+              <w:rPr>
+                <w:rFonts w:ascii="Aptos" w:eastAsia="Times New Roman" w:hAnsi="Aptos" w:cs="Times New Roman"/>
+                <w:color w:val="000000"/>
+                <w:kern w:val="0"/>
+                <w:lang w:eastAsia="en-CA"/>
+                <w14:ligatures w14:val="none"/>
+              </w:rPr>
+              <w:t xml:space="preserve">and </w:t>
+            </w:r>
+            <w:r>
+              <w:rPr>
+                <w:rFonts w:ascii="Calibri" w:eastAsia="Times New Roman" w:hAnsi="Calibri" w:cs="Calibri"/>
+                <w:b/>
+                <w:bCs/>
+                <w:i/>
+                <w:iCs/>
+                <w:color w:val="00B050"/>
+                <w:kern w:val="0"/>
+                <w:sz w:val="28"/>
+                <w:szCs w:val="28"/>
+                <w:lang w:eastAsia="en-CA"/>
+                <w14:ligatures w14:val="none"/>
+              </w:rPr>
+              <w:t>b</w:t>
+            </w:r>
+            <w:r>
+              <w:rPr>
+                <w:rFonts w:ascii="Aptos" w:eastAsia="Times New Roman" w:hAnsi="Aptos" w:cs="Times New Roman"/>
+                <w:color w:val="000000"/>
+                <w:kern w:val="0"/>
+                <w:lang w:eastAsia="en-CA"/>
+                <w14:ligatures w14:val="none"/>
+              </w:rPr>
+              <w:t xml:space="preserve"> </w:t>
+            </w:r>
+            <w:r>
+              <w:rPr>
+                <w:rFonts w:ascii="Aptos" w:eastAsia="Times New Roman" w:hAnsi="Aptos" w:cs="Times New Roman"/>
+                <w:color w:val="000000"/>
+                <w:kern w:val="0"/>
+                <w:lang w:eastAsia="en-CA"/>
+                <w14:ligatures w14:val="none"/>
+              </w:rPr>
+              <w:t>have no points in common</w:t>
+            </w:r>
+            <w:r>
+              <w:rPr>
+                <w:rFonts w:ascii="Aptos" w:eastAsia="Times New Roman" w:hAnsi="Aptos" w:cs="Times New Roman"/>
+                <w:color w:val="000000"/>
+                <w:kern w:val="0"/>
+                <w:lang w:eastAsia="en-CA"/>
+                <w14:ligatures w14:val="none"/>
+              </w:rPr>
+              <w:t xml:space="preserve">, but the </w:t>
+            </w:r>
+            <w:r>
+              <w:rPr>
+                <w:rFonts w:ascii="Aptos" w:eastAsia="Times New Roman" w:hAnsi="Aptos" w:cs="Times New Roman"/>
+                <w:i/>
+                <w:iCs/>
+                <w:color w:val="000000"/>
+                <w:kern w:val="0"/>
+                <w:lang w:eastAsia="en-CA"/>
+                <w14:ligatures w14:val="none"/>
+              </w:rPr>
+              <w:t>Convex Hull</w:t>
+            </w:r>
+            <w:r>
+              <w:rPr>
+                <w:rFonts w:ascii="Aptos" w:eastAsia="Times New Roman" w:hAnsi="Aptos" w:cs="Times New Roman"/>
+                <w:color w:val="000000"/>
+                <w:kern w:val="0"/>
+                <w:lang w:eastAsia="en-CA"/>
+                <w14:ligatures w14:val="none"/>
+              </w:rPr>
+              <w:t xml:space="preserve"> of </w:t>
+            </w:r>
+            <w:r>
+              <w:rPr>
+                <w:rFonts w:ascii="Calibri" w:eastAsia="Times New Roman" w:hAnsi="Calibri" w:cs="Calibri"/>
+                <w:b/>
+                <w:bCs/>
+                <w:i/>
+                <w:iCs/>
+                <w:color w:val="5B9BD5"/>
+                <w:kern w:val="0"/>
+                <w:sz w:val="28"/>
+                <w:szCs w:val="28"/>
+                <w:lang w:eastAsia="en-CA"/>
+                <w14:ligatures w14:val="none"/>
+              </w:rPr>
+              <w:t>a</w:t>
+            </w:r>
+            <w:r>
+              <w:rPr>
+                <w:rFonts w:ascii="Aptos" w:eastAsia="Times New Roman" w:hAnsi="Aptos" w:cs="Times New Roman"/>
+                <w:color w:val="000000"/>
+                <w:kern w:val="0"/>
+                <w:lang w:eastAsia="en-CA"/>
+                <w14:ligatures w14:val="none"/>
+              </w:rPr>
+              <w:t xml:space="preserve"> </w:t>
+            </w:r>
+            <w:r>
+              <w:rPr>
+                <w:rFonts w:ascii="Aptos" w:eastAsia="Times New Roman" w:hAnsi="Aptos" w:cs="Times New Roman"/>
+                <w:color w:val="000000"/>
+                <w:kern w:val="0"/>
+                <w:lang w:eastAsia="en-CA"/>
+                <w14:ligatures w14:val="none"/>
+              </w:rPr>
+              <w:t xml:space="preserve">contains </w:t>
+            </w:r>
+            <w:r>
+              <w:rPr>
+                <w:rFonts w:ascii="Calibri" w:eastAsia="Times New Roman" w:hAnsi="Calibri" w:cs="Calibri"/>
+                <w:b/>
+                <w:bCs/>
+                <w:i/>
+                <w:iCs/>
+                <w:color w:val="00B050"/>
+                <w:kern w:val="0"/>
+                <w:sz w:val="28"/>
+                <w:szCs w:val="28"/>
+                <w:lang w:eastAsia="en-CA"/>
+                <w14:ligatures w14:val="none"/>
+              </w:rPr>
+              <w:t>b</w:t>
+            </w:r>
+            <w:r>
+              <w:rPr>
+                <w:rFonts w:ascii="Aptos" w:eastAsia="Times New Roman" w:hAnsi="Aptos" w:cs="Times New Roman"/>
+                <w:color w:val="000000"/>
+                <w:kern w:val="0"/>
+                <w:lang w:eastAsia="en-CA"/>
+                <w14:ligatures w14:val="none"/>
+              </w:rPr>
+              <w:t>.</w:t>
+            </w:r>
+          </w:p>
+        </w:tc>
+        <w:tc>
+          <w:tcPr>
+            <w:tcW w:w="2700" w:type="dxa"/>
+            <w:vAlign w:val="bottom"/>
+          </w:tcPr>
+          <w:p>
+            <w:pPr>
+              <w:jc w:val="center"/>
+              <w:rPr>
                 <w:noProof/>
                 <w:lang w:eastAsia="en-CA"/>
               </w:rPr>
+            </w:pPr>
+            <w:r>
+              <w:rPr>
+                <w:noProof/>
+                <w:lang w:eastAsia="en-CA"/>
+              </w:rPr>
               <w:drawing>
-                <wp:inline distT="0" distB="0" distL="0" distR="0" wp14:anchorId="744FCC09" wp14:editId="345374A6">
+                <wp:inline distT="0" distB="0" distL="0" distR="0" wp14:anchorId="558544A8" wp14:editId="74A7C0F0">
+                  <wp:extent cx="502920" cy="457200"/>
+                  <wp:effectExtent l="0" t="0" r="0" b="0"/>
+                  <wp:docPr id="1596733840" name="Picture 1" descr="A blue and green object&#10;&#10;Description automatically generated"/>
+                  <wp:cNvGraphicFramePr>
+                    <a:graphicFrameLocks xmlns:a="http://schemas.openxmlformats.org/drawingml/2006/main" noChangeAspect="1"/>
+                  </wp:cNvGraphicFramePr>
+                  <a:graphic xmlns:a="http://schemas.openxmlformats.org/drawingml/2006/main">
+                    <a:graphicData uri="http://schemas.openxmlformats.org/drawingml/2006/picture">
+                      <pic:pic xmlns:pic="http://schemas.openxmlformats.org/drawingml/2006/picture">
+                        <pic:nvPicPr>
+                          <pic:cNvPr id="1596733840" name="Picture 1" descr="A blue and green object&#10;&#10;Description automatically generated"/>
+                          <pic:cNvPicPr/>
+                        </pic:nvPicPr>
+                        <pic:blipFill>
+                          <a:blip r:embed="rId16"/>
+                          <a:stretch>
+                            <a:fillRect/>
+                          </a:stretch>
+                        </pic:blipFill>
+                        <pic:spPr>
+                          <a:xfrm>
+                            <a:off x="0" y="0"/>
+                            <a:ext cx="502920" cy="457200"/>
+                          </a:xfrm>
+                          <a:prstGeom prst="rect">
+                            <a:avLst/>
+                          </a:prstGeom>
+                        </pic:spPr>
+                      </pic:pic>
+                    </a:graphicData>
+                  </a:graphic>
+                </wp:inline>
+              </w:drawing>
+            </w:r>
+          </w:p>
+        </w:tc>
+      </w:tr>
+      <w:tr>
+        <w:trPr>
+          <w:trHeight w:val="710"/>
+        </w:trPr>
+        <w:tc>
+          <w:tcPr>
+            <w:tcW w:w="1354" w:type="dxa"/>
+            <w:vAlign w:val="center"/>
+          </w:tcPr>
+          <w:p>
+            <w:pPr>
+              <w:rPr>
+                <w:b/>
+                <w:bCs/>
+                <w:sz w:val="24"/>
+                <w:szCs w:val="24"/>
+              </w:rPr>
+            </w:pPr>
+            <w:r>
+              <w:rPr>
+                <w:b/>
+                <w:bCs/>
+                <w:sz w:val="24"/>
+                <w:szCs w:val="24"/>
+              </w:rPr>
+              <w:t>Overlaps</w:t>
+            </w:r>
+          </w:p>
+        </w:tc>
+        <w:tc>
+          <w:tcPr>
+            <w:tcW w:w="1341" w:type="dxa"/>
+            <w:vAlign w:val="center"/>
+          </w:tcPr>
+          <w:p>
+            <w:pPr>
+              <w:rPr>
+                <w:rStyle w:val="Emphasis"/>
+              </w:rPr>
+            </w:pPr>
+            <w:r>
+              <w:rPr>
+                <w:rStyle w:val="Emphasis"/>
+              </w:rPr>
+              <w:t>Symmetric</w:t>
+            </w:r>
+          </w:p>
+        </w:tc>
+        <w:tc>
+          <w:tcPr>
+            <w:tcW w:w="4770" w:type="dxa"/>
+          </w:tcPr>
+          <w:p>
+            <w:pPr>
+              <w:rPr>
+                <w:lang w:eastAsia="en-CA"/>
+              </w:rPr>
+            </w:pPr>
+            <w:proofErr w:type="gramStart"/>
+            <w:r>
+              <w:rPr>
+                <w:rFonts w:ascii="Calibri" w:hAnsi="Calibri" w:cs="Calibri"/>
+                <w:b/>
+                <w:bCs/>
+                <w:i/>
+                <w:iCs/>
+                <w:color w:val="5B9BD5"/>
+                <w:sz w:val="28"/>
+                <w:szCs w:val="28"/>
+                <w:lang w:eastAsia="en-CA"/>
+              </w:rPr>
+              <w:t>a</w:t>
+            </w:r>
+            <w:proofErr w:type="gramEnd"/>
+            <w:r>
+              <w:rPr>
+                <w:lang w:eastAsia="en-CA"/>
+              </w:rPr>
+              <w:t xml:space="preserve"> overlaps </w:t>
+            </w:r>
+            <w:r>
+              <w:rPr>
+                <w:rFonts w:ascii="Calibri" w:hAnsi="Calibri" w:cs="Calibri"/>
+                <w:b/>
+                <w:bCs/>
+                <w:i/>
+                <w:iCs/>
+                <w:color w:val="00B050"/>
+                <w:sz w:val="28"/>
+                <w:szCs w:val="28"/>
+                <w:lang w:eastAsia="en-CA"/>
+              </w:rPr>
+              <w:t>b</w:t>
+            </w:r>
+            <w:r>
+              <w:rPr>
+                <w:lang w:eastAsia="en-CA"/>
+              </w:rPr>
+              <w:t>: both have some but not all points in common.</w:t>
+            </w:r>
+          </w:p>
+        </w:tc>
+        <w:tc>
+          <w:tcPr>
+            <w:tcW w:w="2700" w:type="dxa"/>
+            <w:vAlign w:val="bottom"/>
+          </w:tcPr>
+          <w:p>
+            <w:pPr>
+              <w:jc w:val="center"/>
+              <w:rPr>
+                <w:noProof/>
+                <w:lang w:eastAsia="en-CA"/>
+              </w:rPr>
+            </w:pPr>
+            <w:r>
+              <w:rPr>
+                <w:noProof/>
+                <w:lang w:eastAsia="en-CA"/>
+              </w:rPr>
+              <w:drawing>
+                <wp:inline distT="0" distB="0" distL="0" distR="0" wp14:anchorId="76821794" wp14:editId="77CF85AB">
                   <wp:extent cx="412511" cy="457200"/>
                   <wp:effectExtent l="0" t="0" r="6985" b="0"/>
-                  <wp:docPr id="854764630" name="Picture 1" descr="A colorful drawing of a yellow blue and green object&#10;&#10;Description automatically generated with medium confidence"/>
+                  <wp:docPr id="1939233114" name="Picture 1" descr="A colorful drawing of a yellow blue and green object&#10;&#10;Description automatically generated with medium confidence"/>
                   <wp:cNvGraphicFramePr>
                     <a:graphicFrameLocks xmlns:a="http://schemas.openxmlformats.org/drawingml/2006/main" noChangeAspect="1"/>
                   </wp:cNvGraphicFramePr>
@@ -2286,7 +3839,7 @@
                           <pic:cNvPicPr/>
                         </pic:nvPicPr>
                         <pic:blipFill>
-                          <a:blip r:embed="rId8"/>
+                          <a:blip r:embed="rId17"/>
                           <a:stretch>
                             <a:fillRect/>
                           </a:stretch>
@@ -2312,10 +3865,10 @@
                 <w:lang w:eastAsia="en-CA"/>
               </w:rPr>
               <w:drawing>
-                <wp:inline distT="0" distB="0" distL="0" distR="0" wp14:anchorId="2979D8A3" wp14:editId="4278A833">
+                <wp:inline distT="0" distB="0" distL="0" distR="0" wp14:anchorId="6F47E987" wp14:editId="34D6DC5A">
                   <wp:extent cx="679010" cy="457200"/>
                   <wp:effectExtent l="0" t="0" r="6985" b="0"/>
-                  <wp:docPr id="1684581721" name="Picture 1" descr="A cartoon of a hat&#10;&#10;Description automatically generated"/>
+                  <wp:docPr id="1808543032" name="Picture 1" descr="A cartoon of a hat&#10;&#10;Description automatically generated"/>
                   <wp:cNvGraphicFramePr>
                     <a:graphicFrameLocks xmlns:a="http://schemas.openxmlformats.org/drawingml/2006/main" noChangeAspect="1"/>
                   </wp:cNvGraphicFramePr>
@@ -2327,7 +3880,7 @@
                           <pic:cNvPicPr/>
                         </pic:nvPicPr>
                         <pic:blipFill>
-                          <a:blip r:embed="rId9"/>
+                          <a:blip r:embed="rId18"/>
                           <a:stretch>
                             <a:fillRect/>
                           </a:stretch>
@@ -2347,410 +3900,23 @@
                 </wp:inline>
               </w:drawing>
             </w:r>
-          </w:p>
-        </w:tc>
-      </w:tr>
-      <w:tr>
-        <w:trPr>
-          <w:trHeight w:val="710"/>
-        </w:trPr>
-        <w:tc>
-          <w:tcPr>
-            <w:tcW w:w="1354" w:type="dxa"/>
-            <w:vAlign w:val="center"/>
-          </w:tcPr>
-          <w:p>
-            <w:pPr>
-              <w:rPr>
-                <w:b/>
-                <w:bCs/>
-                <w:sz w:val="24"/>
-                <w:szCs w:val="24"/>
-              </w:rPr>
-            </w:pPr>
-            <w:r>
-              <w:rPr>
-                <w:b/>
-                <w:bCs/>
-                <w:sz w:val="24"/>
-                <w:szCs w:val="24"/>
-              </w:rPr>
-              <w:t>Partitions</w:t>
-            </w:r>
-          </w:p>
-        </w:tc>
-        <w:tc>
-          <w:tcPr>
-            <w:tcW w:w="1341" w:type="dxa"/>
-            <w:vAlign w:val="center"/>
-          </w:tcPr>
-          <w:p>
-            <w:pPr>
-              <w:rPr>
-                <w:rStyle w:val="Emphasis"/>
-              </w:rPr>
-            </w:pPr>
-            <w:r>
-              <w:rPr>
-                <w:rStyle w:val="Emphasis"/>
-              </w:rPr>
-              <w:t>Transitive</w:t>
-            </w:r>
-          </w:p>
-        </w:tc>
-        <w:tc>
-          <w:tcPr>
-            <w:tcW w:w="4770" w:type="dxa"/>
-          </w:tcPr>
-          <w:p>
-            <w:pPr>
-              <w:rPr>
-                <w:rFonts w:ascii="Aptos" w:eastAsia="Times New Roman" w:hAnsi="Aptos" w:cs="Times New Roman"/>
-                <w:color w:val="000000"/>
-                <w:kern w:val="0"/>
-                <w:lang w:eastAsia="en-CA"/>
-                <w14:ligatures w14:val="none"/>
-              </w:rPr>
-            </w:pPr>
-            <w:r>
-              <w:rPr>
-                <w:rFonts w:ascii="Aptos" w:eastAsia="Times New Roman" w:hAnsi="Aptos" w:cs="Times New Roman"/>
-                <w:color w:val="000000"/>
-                <w:kern w:val="0"/>
-                <w:lang w:eastAsia="en-CA"/>
-                <w14:ligatures w14:val="none"/>
-              </w:rPr>
-              <w:t>All</w:t>
-            </w:r>
-            <w:r>
-              <w:rPr>
-                <w:rFonts w:ascii="Aptos" w:eastAsia="Times New Roman" w:hAnsi="Aptos" w:cs="Times New Roman"/>
-                <w:color w:val="000000"/>
-                <w:kern w:val="0"/>
-                <w:lang w:eastAsia="en-CA"/>
-                <w14:ligatures w14:val="none"/>
-              </w:rPr>
-              <w:t xml:space="preserve"> points of </w:t>
-            </w:r>
-            <w:r>
-              <w:rPr>
-                <w:rFonts w:ascii="Calibri" w:eastAsia="Times New Roman" w:hAnsi="Calibri" w:cs="Calibri"/>
-                <w:b/>
-                <w:bCs/>
-                <w:i/>
-                <w:iCs/>
-                <w:color w:val="5B9BD5"/>
-                <w:kern w:val="0"/>
-                <w:sz w:val="28"/>
-                <w:szCs w:val="28"/>
-                <w:lang w:eastAsia="en-CA"/>
-                <w14:ligatures w14:val="none"/>
-              </w:rPr>
-              <w:t>a</w:t>
-            </w:r>
-            <w:r>
-              <w:rPr>
-                <w:rFonts w:ascii="Aptos" w:eastAsia="Times New Roman" w:hAnsi="Aptos" w:cs="Times New Roman"/>
-                <w:color w:val="000000"/>
-                <w:kern w:val="0"/>
-                <w:sz w:val="20"/>
-                <w:szCs w:val="20"/>
-                <w:lang w:eastAsia="en-CA"/>
-                <w14:ligatures w14:val="none"/>
+            <w:r>
+              <w:rPr>
+                <w:noProof/>
+                <w:lang w:eastAsia="en-CA"/>
               </w:rPr>
               <w:t xml:space="preserve"> </w:t>
             </w:r>
             <w:r>
               <w:rPr>
-                <w:rFonts w:ascii="Aptos" w:eastAsia="Times New Roman" w:hAnsi="Aptos" w:cs="Times New Roman"/>
-                <w:color w:val="000000"/>
-                <w:kern w:val="0"/>
-                <w:lang w:eastAsia="en-CA"/>
-                <w14:ligatures w14:val="none"/>
-              </w:rPr>
-              <w:t xml:space="preserve">lie in the interior of </w:t>
-            </w:r>
-            <w:r>
-              <w:rPr>
-                <w:rFonts w:ascii="Calibri" w:eastAsia="Times New Roman" w:hAnsi="Calibri" w:cs="Calibri"/>
-                <w:b/>
-                <w:bCs/>
-                <w:i/>
-                <w:iCs/>
-                <w:color w:val="00B050"/>
-                <w:kern w:val="0"/>
-                <w:sz w:val="28"/>
-                <w:szCs w:val="28"/>
-                <w:lang w:eastAsia="en-CA"/>
-                <w14:ligatures w14:val="none"/>
-              </w:rPr>
-              <w:t>b</w:t>
-            </w:r>
-            <w:r>
-              <w:rPr>
-                <w:rFonts w:ascii="Aptos" w:eastAsia="Times New Roman" w:hAnsi="Aptos" w:cs="Times New Roman"/>
-                <w:color w:val="000000"/>
-                <w:kern w:val="0"/>
-                <w:lang w:eastAsia="en-CA"/>
-                <w14:ligatures w14:val="none"/>
-              </w:rPr>
-              <w:t>,</w:t>
-            </w:r>
-            <w:r>
-              <w:rPr>
-                <w:rFonts w:ascii="Aptos" w:eastAsia="Times New Roman" w:hAnsi="Aptos" w:cs="Times New Roman"/>
-                <w:color w:val="000000"/>
-                <w:kern w:val="0"/>
-                <w:lang w:eastAsia="en-CA"/>
-                <w14:ligatures w14:val="none"/>
-              </w:rPr>
-              <w:t xml:space="preserve"> n</w:t>
-            </w:r>
-            <w:r>
-              <w:rPr>
-                <w:rFonts w:ascii="Aptos" w:eastAsia="Times New Roman" w:hAnsi="Aptos" w:cs="Times New Roman"/>
-                <w:color w:val="000000"/>
-                <w:kern w:val="0"/>
-                <w:lang w:eastAsia="en-CA"/>
-                <w14:ligatures w14:val="none"/>
-              </w:rPr>
-              <w:t xml:space="preserve">o points of </w:t>
-            </w:r>
-            <w:r>
-              <w:rPr>
-                <w:rFonts w:ascii="Calibri" w:eastAsia="Times New Roman" w:hAnsi="Calibri" w:cs="Calibri"/>
-                <w:b/>
-                <w:bCs/>
-                <w:i/>
-                <w:iCs/>
-                <w:color w:val="5B9BD5"/>
-                <w:kern w:val="0"/>
-                <w:sz w:val="28"/>
-                <w:szCs w:val="28"/>
-                <w:lang w:eastAsia="en-CA"/>
-                <w14:ligatures w14:val="none"/>
-              </w:rPr>
-              <w:t>a</w:t>
-            </w:r>
-            <w:r>
-              <w:rPr>
-                <w:rFonts w:ascii="Calibri" w:eastAsia="Times New Roman" w:hAnsi="Calibri" w:cs="Calibri"/>
-                <w:color w:val="202122"/>
-                <w:kern w:val="0"/>
-                <w:sz w:val="20"/>
-                <w:szCs w:val="20"/>
-                <w:lang w:eastAsia="en-CA"/>
-                <w14:ligatures w14:val="none"/>
-              </w:rPr>
-              <w:t xml:space="preserve"> </w:t>
-            </w:r>
-            <w:r>
-              <w:rPr>
-                <w:rFonts w:ascii="Aptos" w:eastAsia="Times New Roman" w:hAnsi="Aptos" w:cs="Times New Roman"/>
-                <w:color w:val="000000"/>
-                <w:kern w:val="0"/>
-                <w:lang w:eastAsia="en-CA"/>
-                <w14:ligatures w14:val="none"/>
-              </w:rPr>
-              <w:t xml:space="preserve">lie in the exterior of </w:t>
-            </w:r>
-            <w:r>
-              <w:rPr>
-                <w:rFonts w:ascii="Calibri" w:eastAsia="Times New Roman" w:hAnsi="Calibri" w:cs="Calibri"/>
-                <w:b/>
-                <w:bCs/>
-                <w:i/>
-                <w:iCs/>
-                <w:color w:val="00B050"/>
-                <w:kern w:val="0"/>
-                <w:sz w:val="28"/>
-                <w:szCs w:val="28"/>
-                <w:lang w:eastAsia="en-CA"/>
-                <w14:ligatures w14:val="none"/>
-              </w:rPr>
-              <w:t>b</w:t>
-            </w:r>
-            <w:r>
-              <w:rPr>
-                <w:rFonts w:ascii="Aptos" w:eastAsia="Times New Roman" w:hAnsi="Aptos" w:cs="Times New Roman"/>
-                <w:color w:val="000000"/>
-                <w:kern w:val="0"/>
-                <w:lang w:eastAsia="en-CA"/>
-                <w14:ligatures w14:val="none"/>
-              </w:rPr>
-              <w:t xml:space="preserve">, </w:t>
-            </w:r>
-            <w:r>
-              <w:rPr>
-                <w:rFonts w:ascii="Aptos" w:eastAsia="Times New Roman" w:hAnsi="Aptos" w:cs="Times New Roman"/>
-                <w:color w:val="000000"/>
-                <w:kern w:val="0"/>
-                <w:lang w:eastAsia="en-CA"/>
-                <w14:ligatures w14:val="none"/>
-              </w:rPr>
-              <w:t xml:space="preserve">some points in </w:t>
-            </w:r>
-            <w:r>
-              <w:rPr>
-                <w:rFonts w:ascii="Calibri" w:eastAsia="Times New Roman" w:hAnsi="Calibri" w:cs="Calibri"/>
-                <w:b/>
-                <w:bCs/>
-                <w:i/>
-                <w:iCs/>
-                <w:color w:val="00B050"/>
-                <w:kern w:val="0"/>
-                <w:sz w:val="28"/>
-                <w:szCs w:val="28"/>
-                <w:lang w:eastAsia="en-CA"/>
-                <w14:ligatures w14:val="none"/>
-              </w:rPr>
-              <w:t>b</w:t>
-            </w:r>
-            <w:r>
-              <w:rPr>
-                <w:rFonts w:ascii="Aptos" w:eastAsia="Times New Roman" w:hAnsi="Aptos" w:cs="Times New Roman"/>
-                <w:color w:val="000000"/>
-                <w:kern w:val="0"/>
-                <w:lang w:eastAsia="en-CA"/>
-                <w14:ligatures w14:val="none"/>
-              </w:rPr>
-              <w:t xml:space="preserve"> are exterior to </w:t>
-            </w:r>
-            <w:r>
-              <w:rPr>
-                <w:rFonts w:ascii="Calibri" w:eastAsia="Times New Roman" w:hAnsi="Calibri" w:cs="Calibri"/>
-                <w:b/>
-                <w:bCs/>
-                <w:i/>
-                <w:iCs/>
-                <w:color w:val="5B9BD5"/>
-                <w:kern w:val="0"/>
-                <w:sz w:val="28"/>
-                <w:szCs w:val="28"/>
-                <w:lang w:eastAsia="en-CA"/>
-                <w14:ligatures w14:val="none"/>
-              </w:rPr>
-              <w:t>a</w:t>
-            </w:r>
-            <w:r>
-              <w:rPr>
-                <w:rFonts w:ascii="Aptos" w:eastAsia="Times New Roman" w:hAnsi="Aptos" w:cs="Times New Roman"/>
-                <w:color w:val="000000"/>
-                <w:kern w:val="0"/>
-                <w:lang w:eastAsia="en-CA"/>
-                <w14:ligatures w14:val="none"/>
-              </w:rPr>
-              <w:t>, and t</w:t>
-            </w:r>
-            <w:r>
-              <w:rPr>
-                <w:rFonts w:ascii="Aptos" w:eastAsia="Times New Roman" w:hAnsi="Aptos" w:cs="Times New Roman"/>
-                <w:color w:val="000000"/>
-                <w:kern w:val="0"/>
-                <w:lang w:eastAsia="en-CA"/>
-                <w14:ligatures w14:val="none"/>
-              </w:rPr>
-              <w:t xml:space="preserve">he boundaries of </w:t>
-            </w:r>
-            <w:r>
-              <w:rPr>
-                <w:rFonts w:ascii="Calibri" w:eastAsia="Times New Roman" w:hAnsi="Calibri" w:cs="Calibri"/>
-                <w:b/>
-                <w:bCs/>
-                <w:i/>
-                <w:iCs/>
-                <w:color w:val="5B9BD5"/>
-                <w:kern w:val="0"/>
-                <w:sz w:val="28"/>
-                <w:szCs w:val="28"/>
-                <w:lang w:eastAsia="en-CA"/>
-                <w14:ligatures w14:val="none"/>
-              </w:rPr>
-              <w:t>a</w:t>
-            </w:r>
-            <w:r>
-              <w:rPr>
-                <w:rFonts w:ascii="Calibri" w:eastAsia="Times New Roman" w:hAnsi="Calibri" w:cs="Calibri"/>
-                <w:color w:val="202122"/>
-                <w:kern w:val="0"/>
-                <w:sz w:val="20"/>
-                <w:szCs w:val="20"/>
-                <w:lang w:eastAsia="en-CA"/>
-                <w14:ligatures w14:val="none"/>
-              </w:rPr>
-              <w:t xml:space="preserve"> </w:t>
-            </w:r>
-            <w:r>
-              <w:rPr>
-                <w:rFonts w:ascii="Aptos" w:eastAsia="Times New Roman" w:hAnsi="Aptos" w:cs="Times New Roman"/>
-                <w:color w:val="000000"/>
-                <w:kern w:val="0"/>
-                <w:lang w:eastAsia="en-CA"/>
-                <w14:ligatures w14:val="none"/>
-              </w:rPr>
-              <w:t xml:space="preserve">and </w:t>
-            </w:r>
-            <w:r>
-              <w:rPr>
-                <w:rFonts w:ascii="Calibri" w:eastAsia="Times New Roman" w:hAnsi="Calibri" w:cs="Calibri"/>
-                <w:b/>
-                <w:bCs/>
-                <w:i/>
-                <w:iCs/>
-                <w:color w:val="00B050"/>
-                <w:kern w:val="0"/>
-                <w:sz w:val="28"/>
-                <w:szCs w:val="28"/>
-                <w:lang w:eastAsia="en-CA"/>
-                <w14:ligatures w14:val="none"/>
-              </w:rPr>
-              <w:t>b</w:t>
-            </w:r>
-            <w:r>
-              <w:rPr>
-                <w:rFonts w:ascii="Aptos" w:eastAsia="Times New Roman" w:hAnsi="Aptos" w:cs="Times New Roman"/>
-                <w:color w:val="000000"/>
-                <w:kern w:val="0"/>
-                <w:lang w:eastAsia="en-CA"/>
-                <w14:ligatures w14:val="none"/>
-              </w:rPr>
-              <w:t xml:space="preserve"> have more than one point in common</w:t>
-            </w:r>
-            <w:r>
-              <w:rPr>
-                <w:rFonts w:ascii="Aptos" w:eastAsia="Times New Roman" w:hAnsi="Aptos" w:cs="Times New Roman"/>
-                <w:color w:val="000000"/>
-                <w:kern w:val="0"/>
-                <w:lang w:eastAsia="en-CA"/>
-                <w14:ligatures w14:val="none"/>
-              </w:rPr>
-              <w:t>.</w:t>
-            </w:r>
-          </w:p>
-        </w:tc>
-        <w:tc>
-          <w:tcPr>
-            <w:tcW w:w="2700" w:type="dxa"/>
-            <w:vAlign w:val="bottom"/>
-          </w:tcPr>
-          <w:p>
-            <w:pPr>
-              <w:jc w:val="center"/>
-              <w:rPr>
                 <w:noProof/>
                 <w:lang w:eastAsia="en-CA"/>
               </w:rPr>
-            </w:pPr>
-            <w:r>
-              <w:rPr>
-                <w:noProof/>
-                <w:lang w:eastAsia="en-CA"/>
-              </w:rPr>
               <w:drawing>
-                <wp:inline distT="0" distB="0" distL="0" distR="0" wp14:anchorId="3C010443" wp14:editId="0E0D5EB3">
-                  <wp:extent cx="475488" cy="457200"/>
-                  <wp:effectExtent l="0" t="0" r="1270" b="0"/>
-                  <wp:docPr id="977664160" name="Picture 1" descr="A blue and yellow object&#10;&#10;Description automatically generated"/>
+                <wp:inline distT="0" distB="0" distL="0" distR="0" wp14:anchorId="31D0295C" wp14:editId="19CF7EE6">
+                  <wp:extent cx="477471" cy="457200"/>
+                  <wp:effectExtent l="0" t="0" r="0" b="0"/>
+                  <wp:docPr id="2049450975" name="Picture 1" descr="A blue yellow and green circle&#10;&#10;Description automatically generated"/>
                   <wp:cNvGraphicFramePr>
                     <a:graphicFrameLocks xmlns:a="http://schemas.openxmlformats.org/drawingml/2006/main" noChangeAspect="1"/>
                   </wp:cNvGraphicFramePr>
@@ -2758,11 +3924,113 @@
                     <a:graphicData uri="http://schemas.openxmlformats.org/drawingml/2006/picture">
                       <pic:pic xmlns:pic="http://schemas.openxmlformats.org/drawingml/2006/picture">
                         <pic:nvPicPr>
-                          <pic:cNvPr id="1909495478" name="Picture 1" descr="A blue and yellow object&#10;&#10;Description automatically generated"/>
+                          <pic:cNvPr id="1481844489" name="Picture 1" descr="A blue yellow and green circle&#10;&#10;Description automatically generated"/>
                           <pic:cNvPicPr/>
                         </pic:nvPicPr>
                         <pic:blipFill>
-                          <a:blip r:embed="rId10"/>
+                          <a:blip r:embed="rId19"/>
+                          <a:stretch>
+                            <a:fillRect/>
+                          </a:stretch>
+                        </pic:blipFill>
+                        <pic:spPr>
+                          <a:xfrm>
+                            <a:off x="0" y="0"/>
+                            <a:ext cx="477471" cy="457200"/>
+                          </a:xfrm>
+                          <a:prstGeom prst="rect">
+                            <a:avLst/>
+                          </a:prstGeom>
+                        </pic:spPr>
+                      </pic:pic>
+                    </a:graphicData>
+                  </a:graphic>
+                </wp:inline>
+              </w:drawing>
+            </w:r>
+            <w:r>
+              <w:rPr>
+                <w:rFonts w:ascii="Calibri" w:eastAsia="Times New Roman" w:hAnsi="Calibri" w:cs="Calibri"/>
+                <w:noProof/>
+                <w:kern w:val="0"/>
+                <w:lang w:eastAsia="en-CA"/>
+                <w14:ligatures w14:val="none"/>
+              </w:rPr>
+              <w:t xml:space="preserve"> </w:t>
+            </w:r>
+            <w:r>
+              <w:rPr>
+                <w:rFonts w:ascii="Calibri" w:eastAsia="Times New Roman" w:hAnsi="Calibri" w:cs="Calibri"/>
+                <w:noProof/>
+                <w:kern w:val="0"/>
+                <w:lang w:eastAsia="en-CA"/>
+                <w14:ligatures w14:val="none"/>
+              </w:rPr>
+              <w:drawing>
+                <wp:inline distT="0" distB="0" distL="0" distR="0" wp14:anchorId="4843F42D" wp14:editId="71FB4C25">
+                  <wp:extent cx="488888" cy="457200"/>
+                  <wp:effectExtent l="0" t="0" r="6985" b="0"/>
+                  <wp:docPr id="1763555175" name="Picture 1" descr="A colorful circle with a yellow and blue circle&#10;&#10;Description automatically generated"/>
+                  <wp:cNvGraphicFramePr>
+                    <a:graphicFrameLocks xmlns:a="http://schemas.openxmlformats.org/drawingml/2006/main" noChangeAspect="1"/>
+                  </wp:cNvGraphicFramePr>
+                  <a:graphic xmlns:a="http://schemas.openxmlformats.org/drawingml/2006/main">
+                    <a:graphicData uri="http://schemas.openxmlformats.org/drawingml/2006/picture">
+                      <pic:pic xmlns:pic="http://schemas.openxmlformats.org/drawingml/2006/picture">
+                        <pic:nvPicPr>
+                          <pic:cNvPr id="1472724335" name="Picture 1" descr="A colorful circle with a yellow and blue circle&#10;&#10;Description automatically generated"/>
+                          <pic:cNvPicPr/>
+                        </pic:nvPicPr>
+                        <pic:blipFill>
+                          <a:blip r:embed="rId20"/>
+                          <a:stretch>
+                            <a:fillRect/>
+                          </a:stretch>
+                        </pic:blipFill>
+                        <pic:spPr>
+                          <a:xfrm>
+                            <a:off x="0" y="0"/>
+                            <a:ext cx="488888" cy="457200"/>
+                          </a:xfrm>
+                          <a:prstGeom prst="rect">
+                            <a:avLst/>
+                          </a:prstGeom>
+                        </pic:spPr>
+                      </pic:pic>
+                    </a:graphicData>
+                  </a:graphic>
+                </wp:inline>
+              </w:drawing>
+            </w:r>
+            <w:r>
+              <w:rPr>
+                <w:noProof/>
+                <w:lang w:eastAsia="en-CA"/>
+              </w:rPr>
+              <w:t xml:space="preserve"> </w:t>
+            </w:r>
+            <w:r>
+              <w:rPr>
+                <w:noProof/>
+                <w:lang w:eastAsia="en-CA"/>
+              </w:rPr>
+              <w:drawing>
+                <wp:inline distT="0" distB="0" distL="0" distR="0" wp14:anchorId="50A51390" wp14:editId="67EC5958">
+                  <wp:extent cx="475488" cy="457200"/>
+                  <wp:effectExtent l="0" t="0" r="1270" b="0"/>
+                  <wp:docPr id="1871301501" name="Picture 1" descr="A blue green yellow and orange circle&#10;&#10;Description automatically generated"/>
+                  <wp:cNvGraphicFramePr>
+                    <a:graphicFrameLocks xmlns:a="http://schemas.openxmlformats.org/drawingml/2006/main" noChangeAspect="1"/>
+                  </wp:cNvGraphicFramePr>
+                  <a:graphic xmlns:a="http://schemas.openxmlformats.org/drawingml/2006/main">
+                    <a:graphicData uri="http://schemas.openxmlformats.org/drawingml/2006/picture">
+                      <pic:pic xmlns:pic="http://schemas.openxmlformats.org/drawingml/2006/picture">
+                        <pic:nvPicPr>
+                          <pic:cNvPr id="953335980" name="Picture 1" descr="A blue green yellow and orange circle&#10;&#10;Description automatically generated"/>
+                          <pic:cNvPicPr/>
+                        </pic:nvPicPr>
+                        <pic:blipFill>
+                          <a:blip r:embed="rId21"/>
                           <a:stretch>
                             <a:fillRect/>
                           </a:stretch>
@@ -2782,16 +4050,169 @@
                 </wp:inline>
               </w:drawing>
             </w:r>
-            <w:r>
+          </w:p>
+        </w:tc>
+      </w:tr>
+      <w:tr>
+        <w:trPr>
+          <w:trHeight w:val="818"/>
+        </w:trPr>
+        <w:tc>
+          <w:tcPr>
+            <w:tcW w:w="1354" w:type="dxa"/>
+            <w:vAlign w:val="center"/>
+          </w:tcPr>
+          <w:p>
+            <w:pPr>
+              <w:rPr>
+                <w:b/>
+                <w:bCs/>
+                <w:sz w:val="24"/>
+                <w:szCs w:val="24"/>
+              </w:rPr>
+            </w:pPr>
+            <w:r>
+              <w:rPr>
+                <w:b/>
+                <w:bCs/>
+                <w:sz w:val="24"/>
+                <w:szCs w:val="24"/>
+              </w:rPr>
+              <w:t>Borders</w:t>
+            </w:r>
+          </w:p>
+        </w:tc>
+        <w:tc>
+          <w:tcPr>
+            <w:tcW w:w="1341" w:type="dxa"/>
+            <w:vAlign w:val="center"/>
+          </w:tcPr>
+          <w:p>
+            <w:pPr>
+              <w:rPr>
+                <w:rStyle w:val="Emphasis"/>
+              </w:rPr>
+            </w:pPr>
+            <w:r>
+              <w:rPr>
+                <w:rStyle w:val="Emphasis"/>
+              </w:rPr>
+              <w:t>Symmetric</w:t>
+            </w:r>
+          </w:p>
+        </w:tc>
+        <w:tc>
+          <w:tcPr>
+            <w:tcW w:w="4770" w:type="dxa"/>
+          </w:tcPr>
+          <w:p>
+            <w:pPr>
+              <w:rPr>
+                <w:rFonts w:ascii="Calibri" w:hAnsi="Calibri" w:cs="Calibri"/>
+                <w:lang w:val="" w:eastAsia="en-CA"/>
+              </w:rPr>
+            </w:pPr>
+            <w:r>
+              <w:rPr>
+                <w:lang w:eastAsia="en-CA"/>
+              </w:rPr>
+              <w:t xml:space="preserve">The </w:t>
+            </w:r>
+            <w:r>
+              <w:rPr>
+                <w:lang w:eastAsia="en-CA"/>
+              </w:rPr>
+              <w:t xml:space="preserve">exterior </w:t>
+            </w:r>
+            <w:r>
+              <w:rPr>
+                <w:lang w:eastAsia="en-CA"/>
+              </w:rPr>
+              <w:t xml:space="preserve">boundaries of </w:t>
+            </w:r>
+            <w:r>
+              <w:rPr>
+                <w:rFonts w:ascii="Calibri" w:hAnsi="Calibri" w:cs="Calibri"/>
+                <w:b/>
+                <w:bCs/>
+                <w:i/>
+                <w:iCs/>
+                <w:color w:val="5B9BD5"/>
+                <w:sz w:val="28"/>
+                <w:szCs w:val="28"/>
+                <w:lang w:eastAsia="en-CA"/>
+              </w:rPr>
+              <w:t>a</w:t>
+            </w:r>
+            <w:r>
+              <w:rPr>
+                <w:rFonts w:ascii="Calibri" w:hAnsi="Calibri" w:cs="Calibri"/>
+                <w:color w:val="202122"/>
+                <w:sz w:val="20"/>
+                <w:szCs w:val="20"/>
+                <w:lang w:eastAsia="en-CA"/>
+              </w:rPr>
+              <w:t xml:space="preserve"> </w:t>
+            </w:r>
+            <w:r>
+              <w:rPr>
+                <w:lang w:eastAsia="en-CA"/>
+              </w:rPr>
+              <w:t xml:space="preserve">and </w:t>
+            </w:r>
+            <w:r>
+              <w:rPr>
+                <w:rFonts w:ascii="Calibri" w:hAnsi="Calibri" w:cs="Calibri"/>
+                <w:b/>
+                <w:bCs/>
+                <w:i/>
+                <w:iCs/>
+                <w:color w:val="00B050"/>
+                <w:sz w:val="28"/>
+                <w:szCs w:val="28"/>
+                <w:lang w:eastAsia="en-CA"/>
+              </w:rPr>
+              <w:t>b</w:t>
+            </w:r>
+            <w:r>
+              <w:rPr>
+                <w:sz w:val="20"/>
+                <w:szCs w:val="20"/>
+                <w:lang w:eastAsia="en-CA"/>
+              </w:rPr>
+              <w:t xml:space="preserve"> </w:t>
+            </w:r>
+            <w:r>
+              <w:rPr>
+                <w:lang w:eastAsia="en-CA"/>
+              </w:rPr>
+              <w:t>have more than one point in common, but their interiors do not intersect.</w:t>
+            </w:r>
+          </w:p>
+        </w:tc>
+        <w:tc>
+          <w:tcPr>
+            <w:tcW w:w="2700" w:type="dxa"/>
+            <w:vAlign w:val="bottom"/>
+          </w:tcPr>
+          <w:p>
+            <w:pPr>
+              <w:jc w:val="center"/>
               <w:rPr>
                 <w:noProof/>
                 <w:lang w:eastAsia="en-CA"/>
               </w:rPr>
+            </w:pPr>
+            <w:r>
+              <w:rPr>
+                <w:noProof/>
+                <w:lang w:eastAsia="en-CA"/>
+              </w:rPr>
               <w:drawing>
-                <wp:inline distT="0" distB="0" distL="0" distR="0" wp14:anchorId="0EFEC22D" wp14:editId="5E6BDF3C">
-                  <wp:extent cx="475488" cy="457200"/>
-                  <wp:effectExtent l="0" t="0" r="1270" b="0"/>
-                  <wp:docPr id="761908783" name="Picture 1" descr="A blue and white circle with yellow center&#10;&#10;Description automatically generated"/>
+                <wp:inline distT="0" distB="0" distL="0" distR="0" wp14:anchorId="5633B19F" wp14:editId="1831FA02">
+                  <wp:extent cx="388620" cy="457200"/>
+                  <wp:effectExtent l="0" t="0" r="0" b="0"/>
+                  <wp:docPr id="665910559" name="Picture 1" descr="A blue and green object&#10;&#10;Description automatically generated"/>
                   <wp:cNvGraphicFramePr>
                     <a:graphicFrameLocks xmlns:a="http://schemas.openxmlformats.org/drawingml/2006/main" noChangeAspect="1"/>
                   </wp:cNvGraphicFramePr>
@@ -2799,11 +4220,11 @@
                     <a:graphicData uri="http://schemas.openxmlformats.org/drawingml/2006/picture">
                       <pic:pic xmlns:pic="http://schemas.openxmlformats.org/drawingml/2006/picture">
                         <pic:nvPicPr>
-                          <pic:cNvPr id="2110433252" name="Picture 1" descr="A blue and white circle with yellow center&#10;&#10;Description automatically generated"/>
+                          <pic:cNvPr id="1245252723" name="Picture 1" descr="A blue and green object&#10;&#10;Description automatically generated"/>
                           <pic:cNvPicPr/>
                         </pic:nvPicPr>
                         <pic:blipFill>
-                          <a:blip r:embed="rId11"/>
+                          <a:blip r:embed="rId22"/>
                           <a:stretch>
                             <a:fillRect/>
                           </a:stretch>
@@ -2811,7 +4232,7 @@
                         <pic:spPr>
                           <a:xfrm>
                             <a:off x="0" y="0"/>
-                            <a:ext cx="475488" cy="457200"/>
+                            <a:ext cx="388620" cy="457200"/>
                           </a:xfrm>
                           <a:prstGeom prst="rect">
                             <a:avLst/>
@@ -2823,53 +4244,12 @@
                 </wp:inline>
               </w:drawing>
             </w:r>
-            <w:r>
-              <w:rPr>
-                <w:noProof/>
-                <w:lang w:eastAsia="en-CA"/>
-              </w:rPr>
-              <w:drawing>
-                <wp:inline distT="0" distB="0" distL="0" distR="0" wp14:anchorId="5F6ADEDF" wp14:editId="21F4FB0A">
-                  <wp:extent cx="475862" cy="457200"/>
-                  <wp:effectExtent l="0" t="0" r="635" b="0"/>
-                  <wp:docPr id="2088899862" name="Picture 1" descr="A blue and yellow circle&#10;&#10;Description automatically generated"/>
-                  <wp:cNvGraphicFramePr>
-                    <a:graphicFrameLocks xmlns:a="http://schemas.openxmlformats.org/drawingml/2006/main" noChangeAspect="1"/>
-                  </wp:cNvGraphicFramePr>
-                  <a:graphic xmlns:a="http://schemas.openxmlformats.org/drawingml/2006/main">
-                    <a:graphicData uri="http://schemas.openxmlformats.org/drawingml/2006/picture">
-                      <pic:pic xmlns:pic="http://schemas.openxmlformats.org/drawingml/2006/picture">
-                        <pic:nvPicPr>
-                          <pic:cNvPr id="971783632" name="Picture 1" descr="A blue and yellow circle&#10;&#10;Description automatically generated"/>
-                          <pic:cNvPicPr/>
-                        </pic:nvPicPr>
-                        <pic:blipFill>
-                          <a:blip r:embed="rId12"/>
-                          <a:stretch>
-                            <a:fillRect/>
-                          </a:stretch>
-                        </pic:blipFill>
-                        <pic:spPr>
-                          <a:xfrm>
-                            <a:off x="0" y="0"/>
-                            <a:ext cx="475862" cy="457200"/>
-                          </a:xfrm>
-                          <a:prstGeom prst="rect">
-                            <a:avLst/>
-                          </a:prstGeom>
-                        </pic:spPr>
-                      </pic:pic>
-                    </a:graphicData>
-                  </a:graphic>
-                </wp:inline>
-              </w:drawing>
-            </w:r>
           </w:p>
         </w:tc>
       </w:tr>
       <w:tr>
         <w:trPr>
-          <w:trHeight w:val="710"/>
+          <w:trHeight w:val="152"/>
         </w:trPr>
         <w:tc>
           <w:tcPr>
@@ -2892,7 +4272,7 @@
                 <w:sz w:val="24"/>
                 <w:szCs w:val="24"/>
               </w:rPr>
-              <w:t>Overlaps</w:t>
+              <w:t>Disjoint</w:t>
             </w:r>
           </w:p>
         </w:tc>
@@ -2921,49 +4301,86 @@
           </w:tcPr>
           <w:p>
             <w:pPr>
-              <w:rPr>
-                <w:lang w:eastAsia="en-CA"/>
+              <w:ind w:right="1166"/>
+              <w:rPr>
+                <w:rFonts w:ascii="Aptos" w:eastAsia="Times New Roman" w:hAnsi="Aptos" w:cs="Times New Roman"/>
+                <w:color w:val="000000"/>
+                <w:kern w:val="0"/>
+                <w:lang w:eastAsia="en-CA"/>
+                <w14:ligatures w14:val="none"/>
               </w:rPr>
             </w:pPr>
             <w:r>
               <w:rPr>
-                <w:rFonts w:ascii="Calibri" w:hAnsi="Calibri" w:cs="Calibri"/>
+                <w:rFonts w:ascii="Calibri" w:eastAsia="Times New Roman" w:hAnsi="Calibri" w:cs="Calibri"/>
                 <w:b/>
                 <w:bCs/>
                 <w:i/>
                 <w:iCs/>
                 <w:color w:val="5B9BD5"/>
+                <w:kern w:val="0"/>
                 <w:sz w:val="28"/>
                 <w:szCs w:val="28"/>
                 <w:lang w:eastAsia="en-CA"/>
+                <w14:ligatures w14:val="none"/>
               </w:rPr>
               <w:t>a</w:t>
             </w:r>
             <w:r>
               <w:rPr>
-                <w:lang w:eastAsia="en-CA"/>
-              </w:rPr>
-              <w:t xml:space="preserve"> overlaps </w:t>
-            </w:r>
-            <w:r>
-              <w:rPr>
-                <w:rFonts w:ascii="Calibri" w:hAnsi="Calibri" w:cs="Calibri"/>
+                <w:rFonts w:ascii="Aptos" w:eastAsia="Times New Roman" w:hAnsi="Aptos" w:cs="Times New Roman"/>
+                <w:color w:val="000000"/>
+                <w:kern w:val="0"/>
+                <w:lang w:eastAsia="en-CA"/>
+                <w14:ligatures w14:val="none"/>
+              </w:rPr>
+              <w:t xml:space="preserve"> </w:t>
+            </w:r>
+            <w:r>
+              <w:rPr>
+                <w:rFonts w:ascii="Aptos" w:eastAsia="Times New Roman" w:hAnsi="Aptos" w:cs="Times New Roman"/>
+                <w:color w:val="000000"/>
+                <w:kern w:val="0"/>
+                <w:lang w:eastAsia="en-CA"/>
+                <w14:ligatures w14:val="none"/>
+              </w:rPr>
+              <w:t xml:space="preserve">and </w:t>
+            </w:r>
+            <w:r>
+              <w:rPr>
+                <w:rFonts w:ascii="Calibri" w:eastAsia="Times New Roman" w:hAnsi="Calibri" w:cs="Calibri"/>
                 <w:b/>
                 <w:bCs/>
                 <w:i/>
                 <w:iCs/>
                 <w:color w:val="00B050"/>
+                <w:kern w:val="0"/>
                 <w:sz w:val="28"/>
                 <w:szCs w:val="28"/>
                 <w:lang w:eastAsia="en-CA"/>
+                <w14:ligatures w14:val="none"/>
               </w:rPr>
               <w:t>b</w:t>
             </w:r>
             <w:r>
               <w:rPr>
-                <w:lang w:eastAsia="en-CA"/>
-              </w:rPr>
-              <w:t>: both have some but not all points in common.</w:t>
+                <w:rFonts w:ascii="Aptos" w:eastAsia="Times New Roman" w:hAnsi="Aptos" w:cs="Times New Roman"/>
+                <w:color w:val="000000"/>
+                <w:kern w:val="0"/>
+                <w:lang w:eastAsia="en-CA"/>
+                <w14:ligatures w14:val="none"/>
+              </w:rPr>
+              <w:t xml:space="preserve"> </w:t>
+            </w:r>
+            <w:r>
+              <w:rPr>
+                <w:rFonts w:ascii="Aptos" w:eastAsia="Times New Roman" w:hAnsi="Aptos" w:cs="Times New Roman"/>
+                <w:color w:val="000000"/>
+                <w:kern w:val="0"/>
+                <w:lang w:eastAsia="en-CA"/>
+                <w14:ligatures w14:val="none"/>
+              </w:rPr>
+              <w:t>have no points in common.</w:t>
             </w:r>
           </w:p>
         </w:tc>
@@ -2982,907 +4399,3267 @@
             </w:pPr>
             <w:r>
               <w:rPr>
+                <w:rFonts w:ascii="Times New Roman" w:hAnsi="Times New Roman" w:cs="Times New Roman"/>
                 <w:noProof/>
-                <w:lang w:eastAsia="en-CA"/>
-              </w:rPr>
-              <w:drawing>
-                <wp:inline distT="0" distB="0" distL="0" distR="0" wp14:anchorId="4F142AAC" wp14:editId="53B5E28C">
-                  <wp:extent cx="412511" cy="457200"/>
-                  <wp:effectExtent l="0" t="0" r="6985" b="0"/>
-                  <wp:docPr id="1939233114" name="Picture 1" descr="A colorful drawing of a yellow blue and green object&#10;&#10;Description automatically generated with medium confidence"/>
-                  <wp:cNvGraphicFramePr>
-                    <a:graphicFrameLocks xmlns:a="http://schemas.openxmlformats.org/drawingml/2006/main" noChangeAspect="1"/>
-                  </wp:cNvGraphicFramePr>
-                  <a:graphic xmlns:a="http://schemas.openxmlformats.org/drawingml/2006/main">
-                    <a:graphicData uri="http://schemas.openxmlformats.org/drawingml/2006/picture">
-                      <pic:pic xmlns:pic="http://schemas.openxmlformats.org/drawingml/2006/picture">
-                        <pic:nvPicPr>
-                          <pic:cNvPr id="2072920099" name="Picture 1" descr="A colorful drawing of a yellow blue and green object&#10;&#10;Description automatically generated with medium confidence"/>
-                          <pic:cNvPicPr/>
-                        </pic:nvPicPr>
-                        <pic:blipFill>
-                          <a:blip r:embed="rId8"/>
-                          <a:stretch>
-                            <a:fillRect/>
-                          </a:stretch>
-                        </pic:blipFill>
-                        <pic:spPr>
-                          <a:xfrm>
-                            <a:off x="0" y="0"/>
-                            <a:ext cx="412511" cy="457200"/>
-                          </a:xfrm>
-                          <a:prstGeom prst="rect">
-                            <a:avLst/>
-                          </a:prstGeom>
-                        </pic:spPr>
-                      </pic:pic>
-                    </a:graphicData>
-                  </a:graphic>
-                </wp:inline>
-              </w:drawing>
-            </w:r>
-            <w:r>
-              <w:rPr>
-                <w:noProof/>
-                <w:lang w:eastAsia="en-CA"/>
-              </w:rPr>
-              <w:drawing>
-                <wp:inline distT="0" distB="0" distL="0" distR="0" wp14:anchorId="03C0FB71" wp14:editId="1D7AC4B7">
-                  <wp:extent cx="679010" cy="457200"/>
-                  <wp:effectExtent l="0" t="0" r="6985" b="0"/>
-                  <wp:docPr id="1808543032" name="Picture 1" descr="A cartoon of a hat&#10;&#10;Description automatically generated"/>
-                  <wp:cNvGraphicFramePr>
-                    <a:graphicFrameLocks xmlns:a="http://schemas.openxmlformats.org/drawingml/2006/main" noChangeAspect="1"/>
-                  </wp:cNvGraphicFramePr>
-                  <a:graphic xmlns:a="http://schemas.openxmlformats.org/drawingml/2006/main">
-                    <a:graphicData uri="http://schemas.openxmlformats.org/drawingml/2006/picture">
-                      <pic:pic xmlns:pic="http://schemas.openxmlformats.org/drawingml/2006/picture">
-                        <pic:nvPicPr>
-                          <pic:cNvPr id="1342194360" name="Picture 1" descr="A cartoon of a hat&#10;&#10;Description automatically generated"/>
-                          <pic:cNvPicPr/>
-                        </pic:nvPicPr>
-                        <pic:blipFill>
-                          <a:blip r:embed="rId9"/>
-                          <a:stretch>
-                            <a:fillRect/>
-                          </a:stretch>
-                        </pic:blipFill>
-                        <pic:spPr>
-                          <a:xfrm>
-                            <a:off x="0" y="0"/>
-                            <a:ext cx="679010" cy="457200"/>
-                          </a:xfrm>
-                          <a:prstGeom prst="rect">
-                            <a:avLst/>
-                          </a:prstGeom>
-                        </pic:spPr>
-                      </pic:pic>
-                    </a:graphicData>
-                  </a:graphic>
-                </wp:inline>
-              </w:drawing>
-            </w:r>
-            <w:r>
-              <w:rPr>
-                <w:noProof/>
-                <w:lang w:eastAsia="en-CA"/>
-              </w:rPr>
-              <w:t xml:space="preserve"> </w:t>
-            </w:r>
-            <w:r>
-              <w:rPr>
-                <w:noProof/>
-                <w:lang w:eastAsia="en-CA"/>
-              </w:rPr>
-              <w:drawing>
-                <wp:inline distT="0" distB="0" distL="0" distR="0" wp14:anchorId="694A9C59" wp14:editId="6E5CF27F">
-                  <wp:extent cx="477471" cy="457200"/>
-                  <wp:effectExtent l="0" t="0" r="0" b="0"/>
-                  <wp:docPr id="2049450975" name="Picture 1" descr="A blue yellow and green circle&#10;&#10;Description automatically generated"/>
-                  <wp:cNvGraphicFramePr>
-                    <a:graphicFrameLocks xmlns:a="http://schemas.openxmlformats.org/drawingml/2006/main" noChangeAspect="1"/>
-                  </wp:cNvGraphicFramePr>
-                  <a:graphic xmlns:a="http://schemas.openxmlformats.org/drawingml/2006/main">
-                    <a:graphicData uri="http://schemas.openxmlformats.org/drawingml/2006/picture">
-                      <pic:pic xmlns:pic="http://schemas.openxmlformats.org/drawingml/2006/picture">
-                        <pic:nvPicPr>
-                          <pic:cNvPr id="1481844489" name="Picture 1" descr="A blue yellow and green circle&#10;&#10;Description automatically generated"/>
-                          <pic:cNvPicPr/>
-                        </pic:nvPicPr>
-                        <pic:blipFill>
-                          <a:blip r:embed="rId13"/>
-                          <a:stretch>
-                            <a:fillRect/>
-                          </a:stretch>
-                        </pic:blipFill>
-                        <pic:spPr>
-                          <a:xfrm>
-                            <a:off x="0" y="0"/>
-                            <a:ext cx="477471" cy="457200"/>
-                          </a:xfrm>
-                          <a:prstGeom prst="rect">
-                            <a:avLst/>
-                          </a:prstGeom>
-                        </pic:spPr>
-                      </pic:pic>
-                    </a:graphicData>
-                  </a:graphic>
-                </wp:inline>
-              </w:drawing>
-            </w:r>
-            <w:r>
-              <w:rPr>
-                <w:rFonts w:ascii="Calibri" w:eastAsia="Times New Roman" w:hAnsi="Calibri" w:cs="Calibri"/>
-                <w:noProof/>
-                <w:kern w:val="0"/>
-                <w:lang w:eastAsia="en-CA"/>
-                <w14:ligatures w14:val="none"/>
-              </w:rPr>
-              <w:t xml:space="preserve"> </w:t>
-            </w:r>
-            <w:r>
-              <w:rPr>
-                <w:rFonts w:ascii="Calibri" w:eastAsia="Times New Roman" w:hAnsi="Calibri" w:cs="Calibri"/>
-                <w:noProof/>
-                <w:kern w:val="0"/>
-                <w:lang w:eastAsia="en-CA"/>
-                <w14:ligatures w14:val="none"/>
-              </w:rPr>
-              <w:drawing>
-                <wp:inline distT="0" distB="0" distL="0" distR="0" wp14:anchorId="5004BBFC" wp14:editId="60ACA5A3">
-                  <wp:extent cx="488888" cy="457200"/>
-                  <wp:effectExtent l="0" t="0" r="6985" b="0"/>
-                  <wp:docPr id="1763555175" name="Picture 1" descr="A colorful circle with a yellow and blue circle&#10;&#10;Description automatically generated"/>
-                  <wp:cNvGraphicFramePr>
-                    <a:graphicFrameLocks xmlns:a="http://schemas.openxmlformats.org/drawingml/2006/main" noChangeAspect="1"/>
-                  </wp:cNvGraphicFramePr>
-                  <a:graphic xmlns:a="http://schemas.openxmlformats.org/drawingml/2006/main">
-                    <a:graphicData uri="http://schemas.openxmlformats.org/drawingml/2006/picture">
-                      <pic:pic xmlns:pic="http://schemas.openxmlformats.org/drawingml/2006/picture">
-                        <pic:nvPicPr>
-                          <pic:cNvPr id="1472724335" name="Picture 1" descr="A colorful circle with a yellow and blue circle&#10;&#10;Description automatically generated"/>
-                          <pic:cNvPicPr/>
-                        </pic:nvPicPr>
-                        <pic:blipFill>
-                          <a:blip r:embed="rId14"/>
-                          <a:stretch>
-                            <a:fillRect/>
-                          </a:stretch>
-                        </pic:blipFill>
-                        <pic:spPr>
-                          <a:xfrm>
-                            <a:off x="0" y="0"/>
-                            <a:ext cx="488888" cy="457200"/>
-                          </a:xfrm>
-                          <a:prstGeom prst="rect">
-                            <a:avLst/>
-                          </a:prstGeom>
-                        </pic:spPr>
-                      </pic:pic>
-                    </a:graphicData>
-                  </a:graphic>
-                </wp:inline>
-              </w:drawing>
-            </w:r>
-            <w:r>
-              <w:rPr>
-                <w:noProof/>
-                <w:lang w:eastAsia="en-CA"/>
-              </w:rPr>
-              <w:t xml:space="preserve"> </w:t>
-            </w:r>
-            <w:r>
-              <w:rPr>
-                <w:noProof/>
-                <w:lang w:eastAsia="en-CA"/>
-              </w:rPr>
-              <w:drawing>
-                <wp:inline distT="0" distB="0" distL="0" distR="0" wp14:anchorId="355BCFCB" wp14:editId="1E3F8207">
-                  <wp:extent cx="475488" cy="457200"/>
-                  <wp:effectExtent l="0" t="0" r="1270" b="0"/>
-                  <wp:docPr id="1871301501" name="Picture 1" descr="A blue green yellow and orange circle&#10;&#10;Description automatically generated"/>
-                  <wp:cNvGraphicFramePr>
-                    <a:graphicFrameLocks xmlns:a="http://schemas.openxmlformats.org/drawingml/2006/main" noChangeAspect="1"/>
-                  </wp:cNvGraphicFramePr>
-                  <a:graphic xmlns:a="http://schemas.openxmlformats.org/drawingml/2006/main">
-                    <a:graphicData uri="http://schemas.openxmlformats.org/drawingml/2006/picture">
-                      <pic:pic xmlns:pic="http://schemas.openxmlformats.org/drawingml/2006/picture">
-                        <pic:nvPicPr>
-                          <pic:cNvPr id="953335980" name="Picture 1" descr="A blue green yellow and orange circle&#10;&#10;Description automatically generated"/>
-                          <pic:cNvPicPr/>
-                        </pic:nvPicPr>
-                        <pic:blipFill>
-                          <a:blip r:embed="rId15"/>
-                          <a:stretch>
-                            <a:fillRect/>
-                          </a:stretch>
-                        </pic:blipFill>
-                        <pic:spPr>
-                          <a:xfrm>
-                            <a:off x="0" y="0"/>
-                            <a:ext cx="475488" cy="457200"/>
-                          </a:xfrm>
-                          <a:prstGeom prst="rect">
-                            <a:avLst/>
-                          </a:prstGeom>
-                        </pic:spPr>
-                      </pic:pic>
-                    </a:graphicData>
-                  </a:graphic>
-                </wp:inline>
-              </w:drawing>
-            </w:r>
-          </w:p>
-        </w:tc>
-      </w:tr>
-      <w:tr>
-        <w:trPr>
-          <w:trHeight w:val="710"/>
-        </w:trPr>
-        <w:tc>
-          <w:tcPr>
-            <w:tcW w:w="1354" w:type="dxa"/>
-            <w:vAlign w:val="center"/>
-          </w:tcPr>
-          <w:p>
-            <w:pPr>
-              <w:rPr>
-                <w:b/>
-                <w:bCs/>
+                <w:kern w:val="0"/>
                 <w:sz w:val="24"/>
                 <w:szCs w:val="24"/>
-              </w:rPr>
-            </w:pPr>
-            <w:r>
-              <w:rPr>
-                <w:b/>
-                <w:bCs/>
-                <w:sz w:val="24"/>
-                <w:szCs w:val="24"/>
-              </w:rPr>
-              <w:t>Contains</w:t>
-            </w:r>
-          </w:p>
-        </w:tc>
-        <w:tc>
-          <w:tcPr>
-            <w:tcW w:w="1341" w:type="dxa"/>
-            <w:vAlign w:val="center"/>
-          </w:tcPr>
-          <w:p>
-            <w:pPr>
-              <w:rPr>
-                <w:rStyle w:val="Emphasis"/>
-              </w:rPr>
-            </w:pPr>
-            <w:r>
-              <w:rPr>
-                <w:rStyle w:val="Emphasis"/>
-              </w:rPr>
-              <w:t>Transitive</w:t>
-            </w:r>
-          </w:p>
-        </w:tc>
-        <w:tc>
-          <w:tcPr>
-            <w:tcW w:w="4770" w:type="dxa"/>
-          </w:tcPr>
-          <w:p>
-            <w:pPr>
-              <w:suppressAutoHyphens/>
-              <w:spacing w:line="192" w:lineRule="auto"/>
-              <w:contextualSpacing/>
-              <w:rPr>
-                <w:rFonts w:ascii="Aptos" w:eastAsia="Times New Roman" w:hAnsi="Aptos" w:cs="Times New Roman"/>
-                <w:i/>
-                <w:iCs/>
-                <w:color w:val="000000"/>
-                <w:kern w:val="0"/>
-                <w:lang w:eastAsia="en-CA"/>
-                <w14:ligatures w14:val="none"/>
-              </w:rPr>
-            </w:pPr>
-            <w:r>
-              <w:rPr>
-                <w:rFonts w:ascii="Aptos" w:eastAsia="Times New Roman" w:hAnsi="Aptos" w:cs="Times New Roman"/>
-                <w:color w:val="000000"/>
-                <w:kern w:val="0"/>
-                <w:lang w:eastAsia="en-CA"/>
-                <w14:ligatures w14:val="none"/>
-              </w:rPr>
-              <w:t>All</w:t>
-            </w:r>
-            <w:r>
-              <w:rPr>
-                <w:rFonts w:ascii="Aptos" w:eastAsia="Times New Roman" w:hAnsi="Aptos" w:cs="Times New Roman"/>
-                <w:color w:val="000000"/>
-                <w:kern w:val="0"/>
-                <w:lang w:eastAsia="en-CA"/>
-                <w14:ligatures w14:val="none"/>
-              </w:rPr>
-              <w:t xml:space="preserve"> points of </w:t>
-            </w:r>
-            <w:r>
-              <w:rPr>
-                <w:rFonts w:ascii="Calibri" w:eastAsia="Times New Roman" w:hAnsi="Calibri" w:cs="Calibri"/>
-                <w:b/>
-                <w:bCs/>
-                <w:i/>
-                <w:iCs/>
-                <w:color w:val="5B9BD5"/>
-                <w:kern w:val="0"/>
-                <w:sz w:val="28"/>
-                <w:szCs w:val="28"/>
-                <w:lang w:eastAsia="en-CA"/>
-                <w14:ligatures w14:val="none"/>
-              </w:rPr>
-              <w:t>a</w:t>
-            </w:r>
-            <w:r>
-              <w:rPr>
-                <w:rFonts w:ascii="Aptos" w:eastAsia="Times New Roman" w:hAnsi="Aptos" w:cs="Times New Roman"/>
-                <w:color w:val="000000"/>
-                <w:kern w:val="0"/>
-                <w:sz w:val="20"/>
-                <w:szCs w:val="20"/>
-                <w:lang w:eastAsia="en-CA"/>
-                <w14:ligatures w14:val="none"/>
-              </w:rPr>
-              <w:t xml:space="preserve"> </w:t>
-            </w:r>
-            <w:r>
-              <w:rPr>
-                <w:rFonts w:ascii="Aptos" w:eastAsia="Times New Roman" w:hAnsi="Aptos" w:cs="Times New Roman"/>
-                <w:color w:val="000000"/>
-                <w:kern w:val="0"/>
-                <w:lang w:eastAsia="en-CA"/>
-                <w14:ligatures w14:val="none"/>
-              </w:rPr>
-              <w:t xml:space="preserve">lie in the interior of </w:t>
-            </w:r>
-            <w:r>
-              <w:rPr>
-                <w:rFonts w:ascii="Calibri" w:eastAsia="Times New Roman" w:hAnsi="Calibri" w:cs="Calibri"/>
-                <w:b/>
-                <w:bCs/>
-                <w:i/>
-                <w:iCs/>
-                <w:color w:val="00B050"/>
-                <w:kern w:val="0"/>
-                <w:sz w:val="28"/>
-                <w:szCs w:val="28"/>
-                <w:lang w:eastAsia="en-CA"/>
-                <w14:ligatures w14:val="none"/>
-              </w:rPr>
-              <w:t>b</w:t>
-            </w:r>
-            <w:r>
-              <w:rPr>
-                <w:rFonts w:ascii="Aptos" w:eastAsia="Times New Roman" w:hAnsi="Aptos" w:cs="Times New Roman"/>
-                <w:color w:val="000000"/>
-                <w:kern w:val="0"/>
-                <w:lang w:eastAsia="en-CA"/>
-                <w14:ligatures w14:val="none"/>
-              </w:rPr>
-              <w:t>,</w:t>
-            </w:r>
-            <w:r>
-              <w:rPr>
-                <w:rFonts w:ascii="Aptos" w:eastAsia="Times New Roman" w:hAnsi="Aptos" w:cs="Times New Roman"/>
-                <w:color w:val="000000"/>
-                <w:kern w:val="0"/>
-                <w:lang w:eastAsia="en-CA"/>
-                <w14:ligatures w14:val="none"/>
-              </w:rPr>
-              <w:t xml:space="preserve"> n</w:t>
-            </w:r>
-            <w:r>
-              <w:rPr>
-                <w:rFonts w:ascii="Aptos" w:eastAsia="Times New Roman" w:hAnsi="Aptos" w:cs="Times New Roman"/>
-                <w:color w:val="000000"/>
-                <w:kern w:val="0"/>
-                <w:lang w:eastAsia="en-CA"/>
-                <w14:ligatures w14:val="none"/>
-              </w:rPr>
-              <w:t xml:space="preserve">o points of </w:t>
-            </w:r>
-            <w:r>
-              <w:rPr>
-                <w:rFonts w:ascii="Calibri" w:eastAsia="Times New Roman" w:hAnsi="Calibri" w:cs="Calibri"/>
-                <w:b/>
-                <w:bCs/>
-                <w:i/>
-                <w:iCs/>
-                <w:color w:val="5B9BD5"/>
-                <w:kern w:val="0"/>
-                <w:sz w:val="28"/>
-                <w:szCs w:val="28"/>
-                <w:lang w:eastAsia="en-CA"/>
-                <w14:ligatures w14:val="none"/>
-              </w:rPr>
-              <w:t>a</w:t>
-            </w:r>
-            <w:r>
-              <w:rPr>
-                <w:rFonts w:ascii="Calibri" w:eastAsia="Times New Roman" w:hAnsi="Calibri" w:cs="Calibri"/>
-                <w:color w:val="202122"/>
-                <w:kern w:val="0"/>
-                <w:sz w:val="20"/>
-                <w:szCs w:val="20"/>
-                <w:lang w:eastAsia="en-CA"/>
-                <w14:ligatures w14:val="none"/>
-              </w:rPr>
-              <w:t xml:space="preserve"> </w:t>
-            </w:r>
-            <w:r>
-              <w:rPr>
-                <w:rFonts w:ascii="Aptos" w:eastAsia="Times New Roman" w:hAnsi="Aptos" w:cs="Times New Roman"/>
-                <w:color w:val="000000"/>
-                <w:kern w:val="0"/>
-                <w:lang w:eastAsia="en-CA"/>
-                <w14:ligatures w14:val="none"/>
-              </w:rPr>
-              <w:t xml:space="preserve">lie in the exterior of </w:t>
-            </w:r>
-            <w:r>
-              <w:rPr>
-                <w:rFonts w:ascii="Calibri" w:eastAsia="Times New Roman" w:hAnsi="Calibri" w:cs="Calibri"/>
-                <w:b/>
-                <w:bCs/>
-                <w:i/>
-                <w:iCs/>
-                <w:color w:val="00B050"/>
-                <w:kern w:val="0"/>
-                <w:sz w:val="28"/>
-                <w:szCs w:val="28"/>
-                <w:lang w:eastAsia="en-CA"/>
-                <w14:ligatures w14:val="none"/>
-              </w:rPr>
-              <w:t>b</w:t>
-            </w:r>
-            <w:r>
-              <w:rPr>
-                <w:rFonts w:ascii="Aptos" w:eastAsia="Times New Roman" w:hAnsi="Aptos" w:cs="Times New Roman"/>
-                <w:color w:val="000000"/>
-                <w:kern w:val="0"/>
-                <w:lang w:eastAsia="en-CA"/>
-                <w14:ligatures w14:val="none"/>
-              </w:rPr>
-              <w:t xml:space="preserve">, </w:t>
-            </w:r>
-            <w:r>
-              <w:rPr>
-                <w:rFonts w:ascii="Aptos" w:eastAsia="Times New Roman" w:hAnsi="Aptos" w:cs="Times New Roman"/>
-                <w:color w:val="000000"/>
-                <w:kern w:val="0"/>
-                <w:lang w:eastAsia="en-CA"/>
-                <w14:ligatures w14:val="none"/>
-              </w:rPr>
-              <w:t xml:space="preserve">some points in </w:t>
-            </w:r>
-            <w:r>
-              <w:rPr>
-                <w:rFonts w:ascii="Calibri" w:eastAsia="Times New Roman" w:hAnsi="Calibri" w:cs="Calibri"/>
-                <w:b/>
-                <w:bCs/>
-                <w:i/>
-                <w:iCs/>
-                <w:color w:val="00B050"/>
-                <w:kern w:val="0"/>
-                <w:sz w:val="28"/>
-                <w:szCs w:val="28"/>
-                <w:lang w:eastAsia="en-CA"/>
-                <w14:ligatures w14:val="none"/>
-              </w:rPr>
-              <w:t>b</w:t>
-            </w:r>
-            <w:r>
-              <w:rPr>
-                <w:rFonts w:ascii="Aptos" w:eastAsia="Times New Roman" w:hAnsi="Aptos" w:cs="Times New Roman"/>
-                <w:color w:val="000000"/>
-                <w:kern w:val="0"/>
-                <w:lang w:eastAsia="en-CA"/>
-                <w14:ligatures w14:val="none"/>
-              </w:rPr>
-              <w:t xml:space="preserve"> are </w:t>
-            </w:r>
-            <w:r>
-              <w:rPr>
-                <w:rFonts w:ascii="Aptos" w:eastAsia="Times New Roman" w:hAnsi="Aptos" w:cs="Times New Roman"/>
-                <w:i/>
-                <w:iCs/>
-                <w:color w:val="000000"/>
-                <w:kern w:val="0"/>
-                <w:lang w:eastAsia="en-CA"/>
-                <w14:ligatures w14:val="none"/>
-              </w:rPr>
-              <w:t xml:space="preserve">exterior to </w:t>
-            </w:r>
-            <w:r>
-              <w:rPr>
-                <w:rFonts w:ascii="Calibri" w:eastAsia="Times New Roman" w:hAnsi="Calibri" w:cs="Calibri"/>
-                <w:b/>
-                <w:bCs/>
-                <w:i/>
-                <w:iCs/>
-                <w:color w:val="5B9BD5"/>
-                <w:kern w:val="0"/>
-                <w:sz w:val="28"/>
-                <w:szCs w:val="28"/>
-                <w:lang w:eastAsia="en-CA"/>
-                <w14:ligatures w14:val="none"/>
-              </w:rPr>
-              <w:t>a</w:t>
-            </w:r>
-            <w:r>
-              <w:rPr>
-                <w:rFonts w:ascii="Aptos" w:eastAsia="Times New Roman" w:hAnsi="Aptos" w:cs="Times New Roman"/>
-                <w:i/>
-                <w:iCs/>
-                <w:color w:val="000000"/>
-                <w:kern w:val="0"/>
-                <w:lang w:eastAsia="en-CA"/>
-                <w14:ligatures w14:val="none"/>
-              </w:rPr>
-              <w:t xml:space="preserve">, and the boundaries of </w:t>
-            </w:r>
-            <w:r>
-              <w:rPr>
-                <w:rFonts w:ascii="Calibri" w:eastAsia="Times New Roman" w:hAnsi="Calibri" w:cs="Calibri"/>
-                <w:b/>
-                <w:bCs/>
-                <w:i/>
-                <w:iCs/>
-                <w:color w:val="5B9BD5"/>
-                <w:kern w:val="0"/>
-                <w:sz w:val="28"/>
-                <w:szCs w:val="28"/>
-                <w:lang w:eastAsia="en-CA"/>
-                <w14:ligatures w14:val="none"/>
-              </w:rPr>
-              <w:t>a</w:t>
-            </w:r>
-            <w:r>
-              <w:rPr>
-                <w:rFonts w:ascii="Calibri" w:eastAsia="Times New Roman" w:hAnsi="Calibri" w:cs="Calibri"/>
-                <w:i/>
-                <w:iCs/>
-                <w:color w:val="202122"/>
-                <w:kern w:val="0"/>
-                <w:sz w:val="20"/>
-                <w:szCs w:val="20"/>
-                <w:lang w:eastAsia="en-CA"/>
-                <w14:ligatures w14:val="none"/>
-              </w:rPr>
-              <w:t xml:space="preserve"> </w:t>
-            </w:r>
-            <w:r>
-              <w:rPr>
-                <w:rFonts w:ascii="Aptos" w:eastAsia="Times New Roman" w:hAnsi="Aptos" w:cs="Times New Roman"/>
-                <w:i/>
-                <w:iCs/>
-                <w:color w:val="000000"/>
-                <w:kern w:val="0"/>
-                <w:lang w:eastAsia="en-CA"/>
-                <w14:ligatures w14:val="none"/>
-              </w:rPr>
-              <w:t xml:space="preserve">and </w:t>
-            </w:r>
-            <w:r>
-              <w:rPr>
-                <w:rFonts w:ascii="Calibri" w:eastAsia="Times New Roman" w:hAnsi="Calibri" w:cs="Calibri"/>
-                <w:b/>
-                <w:bCs/>
-                <w:i/>
-                <w:iCs/>
-                <w:color w:val="00B050"/>
-                <w:kern w:val="0"/>
-                <w:sz w:val="28"/>
-                <w:szCs w:val="28"/>
-                <w:lang w:eastAsia="en-CA"/>
-                <w14:ligatures w14:val="none"/>
-              </w:rPr>
-              <w:t>b</w:t>
-            </w:r>
-            <w:r>
-              <w:rPr>
-                <w:rFonts w:ascii="Aptos" w:eastAsia="Times New Roman" w:hAnsi="Aptos" w:cs="Times New Roman"/>
-                <w:i/>
-                <w:iCs/>
-                <w:color w:val="000000"/>
-                <w:kern w:val="0"/>
-                <w:lang w:eastAsia="en-CA"/>
-                <w14:ligatures w14:val="none"/>
-              </w:rPr>
-              <w:t xml:space="preserve"> do not intersect.</w:t>
-            </w:r>
-          </w:p>
-        </w:tc>
-        <w:tc>
-          <w:tcPr>
-            <w:tcW w:w="2700" w:type="dxa"/>
-            <w:vAlign w:val="bottom"/>
-          </w:tcPr>
-          <w:p>
-            <w:pPr>
-              <w:jc w:val="center"/>
-              <w:rPr>
-                <w:noProof/>
-                <w:lang w:eastAsia="en-CA"/>
-              </w:rPr>
-            </w:pPr>
-            <w:r>
-              <w:rPr>
-                <w:noProof/>
-                <w:lang w:eastAsia="en-CA"/>
-              </w:rPr>
-              <w:drawing>
-                <wp:inline distT="0" distB="0" distL="0" distR="0" wp14:anchorId="46B49F3C" wp14:editId="1A4D9338">
-                  <wp:extent cx="478633" cy="457200"/>
-                  <wp:effectExtent l="0" t="0" r="0" b="0"/>
-                  <wp:docPr id="2106367263" name="Picture 1" descr="A cartoon of a fried egg&#10;&#10;Description automatically generated"/>
-                  <wp:cNvGraphicFramePr>
-                    <a:graphicFrameLocks xmlns:a="http://schemas.openxmlformats.org/drawingml/2006/main" noChangeAspect="1"/>
-                  </wp:cNvGraphicFramePr>
-                  <a:graphic xmlns:a="http://schemas.openxmlformats.org/drawingml/2006/main">
-                    <a:graphicData uri="http://schemas.openxmlformats.org/drawingml/2006/picture">
-                      <pic:pic xmlns:pic="http://schemas.openxmlformats.org/drawingml/2006/picture">
-                        <pic:nvPicPr>
-                          <pic:cNvPr id="1852854570" name="Picture 1" descr="A cartoon of a fried egg&#10;&#10;Description automatically generated"/>
-                          <pic:cNvPicPr/>
-                        </pic:nvPicPr>
-                        <pic:blipFill>
-                          <a:blip r:embed="rId16"/>
-                          <a:stretch>
-                            <a:fillRect/>
-                          </a:stretch>
-                        </pic:blipFill>
-                        <pic:spPr>
-                          <a:xfrm>
-                            <a:off x="0" y="0"/>
-                            <a:ext cx="478633" cy="457200"/>
-                          </a:xfrm>
-                          <a:prstGeom prst="rect">
-                            <a:avLst/>
-                          </a:prstGeom>
-                        </pic:spPr>
-                      </pic:pic>
-                    </a:graphicData>
-                  </a:graphic>
-                </wp:inline>
-              </w:drawing>
-            </w:r>
-            <w:r>
-              <w:rPr>
-                <w:noProof/>
-                <w:lang w:eastAsia="en-CA"/>
-              </w:rPr>
-              <w:drawing>
-                <wp:inline distT="0" distB="0" distL="0" distR="0" wp14:anchorId="0A75670E" wp14:editId="54FF3337">
-                  <wp:extent cx="475488" cy="457200"/>
-                  <wp:effectExtent l="0" t="0" r="1270" b="0"/>
-                  <wp:docPr id="1097089528" name="Picture 1" descr="A blue and yellow egg&#10;&#10;Description automatically generated"/>
-                  <wp:cNvGraphicFramePr>
-                    <a:graphicFrameLocks xmlns:a="http://schemas.openxmlformats.org/drawingml/2006/main" noChangeAspect="1"/>
-                  </wp:cNvGraphicFramePr>
-                  <a:graphic xmlns:a="http://schemas.openxmlformats.org/drawingml/2006/main">
-                    <a:graphicData uri="http://schemas.openxmlformats.org/drawingml/2006/picture">
-                      <pic:pic xmlns:pic="http://schemas.openxmlformats.org/drawingml/2006/picture">
-                        <pic:nvPicPr>
-                          <pic:cNvPr id="248663687" name="Picture 1" descr="A blue and yellow egg&#10;&#10;Description automatically generated"/>
-                          <pic:cNvPicPr/>
-                        </pic:nvPicPr>
-                        <pic:blipFill>
-                          <a:blip r:embed="rId17"/>
-                          <a:stretch>
-                            <a:fillRect/>
-                          </a:stretch>
-                        </pic:blipFill>
-                        <pic:spPr>
-                          <a:xfrm>
-                            <a:off x="0" y="0"/>
-                            <a:ext cx="475488" cy="457200"/>
-                          </a:xfrm>
-                          <a:prstGeom prst="rect">
-                            <a:avLst/>
-                          </a:prstGeom>
-                        </pic:spPr>
-                      </pic:pic>
-                    </a:graphicData>
-                  </a:graphic>
-                </wp:inline>
-              </w:drawing>
-            </w:r>
-          </w:p>
-        </w:tc>
-      </w:tr>
-      <w:tr>
-        <w:trPr>
-          <w:trHeight w:val="710"/>
-        </w:trPr>
-        <w:tc>
-          <w:tcPr>
-            <w:tcW w:w="1354" w:type="dxa"/>
-            <w:vAlign w:val="center"/>
-          </w:tcPr>
-          <w:p>
-            <w:pPr>
-              <w:rPr>
-                <w:b/>
-                <w:bCs/>
-                <w:sz w:val="24"/>
-                <w:szCs w:val="24"/>
-              </w:rPr>
-            </w:pPr>
-            <w:r>
-              <w:rPr>
-                <w:b/>
-                <w:bCs/>
-                <w:sz w:val="24"/>
-                <w:szCs w:val="24"/>
-              </w:rPr>
-              <w:t>Equals</w:t>
-            </w:r>
-          </w:p>
-        </w:tc>
-        <w:tc>
-          <w:tcPr>
-            <w:tcW w:w="1341" w:type="dxa"/>
-            <w:vAlign w:val="center"/>
-          </w:tcPr>
-          <w:p>
-            <w:pPr>
-              <w:rPr>
-                <w:rStyle w:val="Emphasis"/>
-              </w:rPr>
-            </w:pPr>
-            <w:r>
-              <w:t>Symmetric, Transitive</w:t>
-            </w:r>
-          </w:p>
-        </w:tc>
-        <w:tc>
-          <w:tcPr>
-            <w:tcW w:w="4770" w:type="dxa"/>
-          </w:tcPr>
-          <w:p>
-            <w:pPr>
-              <w:ind w:right="1170"/>
-              <w:rPr>
-                <w:rFonts w:ascii="Aptos" w:eastAsia="Times New Roman" w:hAnsi="Aptos" w:cs="Times New Roman"/>
-                <w:color w:val="000000"/>
-                <w:kern w:val="0"/>
-                <w:lang w:eastAsia="en-CA"/>
-                <w14:ligatures w14:val="none"/>
-              </w:rPr>
-            </w:pPr>
-            <w:r>
-              <w:rPr>
-                <w:rFonts w:ascii="Aptos" w:eastAsia="Times New Roman" w:hAnsi="Aptos" w:cs="Times New Roman"/>
-                <w:color w:val="000000"/>
-                <w:kern w:val="0"/>
-                <w:lang w:eastAsia="en-CA"/>
-                <w14:ligatures w14:val="none"/>
-              </w:rPr>
-              <w:t xml:space="preserve">The interiors of </w:t>
-            </w:r>
-            <w:r>
-              <w:rPr>
-                <w:rFonts w:ascii="Calibri" w:eastAsia="Times New Roman" w:hAnsi="Calibri" w:cs="Calibri"/>
-                <w:b/>
-                <w:bCs/>
-                <w:i/>
-                <w:iCs/>
-                <w:color w:val="5B9BD5"/>
-                <w:kern w:val="0"/>
-                <w:sz w:val="28"/>
-                <w:szCs w:val="28"/>
-                <w:lang w:eastAsia="en-CA"/>
-                <w14:ligatures w14:val="none"/>
-              </w:rPr>
-              <w:t>a</w:t>
-            </w:r>
-            <w:r>
-              <w:rPr>
-                <w:rFonts w:ascii="Aptos" w:eastAsia="Times New Roman" w:hAnsi="Aptos" w:cs="Times New Roman"/>
-                <w:color w:val="000000"/>
-                <w:kern w:val="0"/>
-                <w:lang w:eastAsia="en-CA"/>
-                <w14:ligatures w14:val="none"/>
-              </w:rPr>
-              <w:t xml:space="preserve"> and </w:t>
-            </w:r>
-            <w:r>
-              <w:rPr>
-                <w:rFonts w:ascii="Calibri" w:eastAsia="Times New Roman" w:hAnsi="Calibri" w:cs="Calibri"/>
-                <w:b/>
-                <w:bCs/>
-                <w:i/>
-                <w:iCs/>
-                <w:color w:val="00B050"/>
-                <w:kern w:val="0"/>
-                <w:sz w:val="28"/>
-                <w:szCs w:val="28"/>
-                <w:lang w:eastAsia="en-CA"/>
-                <w14:ligatures w14:val="none"/>
-              </w:rPr>
-              <w:t>b</w:t>
-            </w:r>
-            <w:r>
-              <w:rPr>
-                <w:rFonts w:ascii="Aptos" w:eastAsia="Times New Roman" w:hAnsi="Aptos" w:cs="Times New Roman"/>
-                <w:color w:val="000000"/>
-                <w:kern w:val="0"/>
-                <w:lang w:eastAsia="en-CA"/>
-                <w14:ligatures w14:val="none"/>
-              </w:rPr>
-              <w:t xml:space="preserve"> intersect and no part of the interior of one geometry intersects the exterior of the other.</w:t>
-            </w:r>
-          </w:p>
-        </w:tc>
-        <w:tc>
-          <w:tcPr>
-            <w:tcW w:w="2700" w:type="dxa"/>
-            <w:vAlign w:val="bottom"/>
-          </w:tcPr>
-          <w:p>
-            <w:pPr>
-              <w:jc w:val="center"/>
-              <w:rPr>
-                <w:noProof/>
-                <w:lang w:eastAsia="en-CA"/>
-              </w:rPr>
-            </w:pPr>
-            <w:r>
-              <w:rPr>
-                <w:noProof/>
-                <w:lang w:eastAsia="en-CA"/>
-              </w:rPr>
-              <w:drawing>
-                <wp:inline distT="0" distB="0" distL="0" distR="0" wp14:anchorId="112AD0B4" wp14:editId="32953992">
-                  <wp:extent cx="457200" cy="438821"/>
-                  <wp:effectExtent l="0" t="0" r="0" b="0"/>
-                  <wp:docPr id="749496768" name="Picture 1" descr="A yellow circle with black outline&#10;&#10;Description automatically generated"/>
-                  <wp:cNvGraphicFramePr>
-                    <a:graphicFrameLocks xmlns:a="http://schemas.openxmlformats.org/drawingml/2006/main" noChangeAspect="1"/>
-                  </wp:cNvGraphicFramePr>
-                  <a:graphic xmlns:a="http://schemas.openxmlformats.org/drawingml/2006/main">
-                    <a:graphicData uri="http://schemas.openxmlformats.org/drawingml/2006/picture">
-                      <pic:pic xmlns:pic="http://schemas.openxmlformats.org/drawingml/2006/picture">
-                        <pic:nvPicPr>
-                          <pic:cNvPr id="996544037" name="Picture 1" descr="A yellow circle with black outline&#10;&#10;Description automatically generated"/>
-                          <pic:cNvPicPr/>
-                        </pic:nvPicPr>
-                        <pic:blipFill>
-                          <a:blip r:embed="rId18"/>
-                          <a:stretch>
-                            <a:fillRect/>
-                          </a:stretch>
-                        </pic:blipFill>
-                        <pic:spPr>
-                          <a:xfrm>
-                            <a:off x="0" y="0"/>
-                            <a:ext cx="457200" cy="438821"/>
-                          </a:xfrm>
-                          <a:prstGeom prst="rect">
-                            <a:avLst/>
-                          </a:prstGeom>
-                        </pic:spPr>
-                      </pic:pic>
-                    </a:graphicData>
-                  </a:graphic>
-                </wp:inline>
-              </w:drawing>
+                <w:lang w:eastAsia="en-CA"/>
+                <w14:ligatures w14:val="none"/>
+              </w:rPr>
+              <mc:AlternateContent>
+                <mc:Choice Requires="wpg">
+                  <w:drawing>
+                    <wp:inline distT="0" distB="0" distL="0" distR="0" wp14:anchorId="2622F144" wp14:editId="258E7E85">
+                      <wp:extent cx="868680" cy="457200"/>
+                      <wp:effectExtent l="0" t="19050" r="26670" b="19050"/>
+                      <wp:docPr id="604716244" name="Group 53"/>
+                      <wp:cNvGraphicFramePr>
+                        <a:graphicFrameLocks xmlns:a="http://schemas.openxmlformats.org/drawingml/2006/main" noChangeAspect="1"/>
+                      </wp:cNvGraphicFramePr>
+                      <a:graphic xmlns:a="http://schemas.openxmlformats.org/drawingml/2006/main">
+                        <a:graphicData uri="http://schemas.microsoft.com/office/word/2010/wordprocessingGroup">
+                          <wpg:wgp>
+                            <wpg:cNvGrpSpPr>
+                              <a:grpSpLocks noChangeAspect="1"/>
+                            </wpg:cNvGrpSpPr>
+                            <wpg:grpSpPr bwMode="auto">
+                              <a:xfrm>
+                                <a:off x="0" y="0"/>
+                                <a:ext cx="868680" cy="457200"/>
+                                <a:chOff x="1073099" y="1110079"/>
+                                <a:chExt cx="15704" cy="8263"/>
+                              </a:xfrm>
+                            </wpg:grpSpPr>
+                            <wps:wsp>
+                              <wps:cNvPr id="1441505924" name="Oval 3"/>
+                              <wps:cNvSpPr>
+                                <a:spLocks noChangeArrowheads="1"/>
+                              </wps:cNvSpPr>
+                              <wps:spPr bwMode="auto">
+                                <a:xfrm rot="-1957153">
+                                  <a:off x="1073099" y="1111149"/>
+                                  <a:ext cx="8264" cy="6122"/>
+                                </a:xfrm>
+                                <a:prstGeom prst="ellipse">
+                                  <a:avLst/>
+                                </a:prstGeom>
+                                <a:solidFill>
+                                  <a:srgbClr val="00B050"/>
+                                </a:solidFill>
+                                <a:ln w="25400">
+                                  <a:solidFill>
+                                    <a:schemeClr val="dk1">
+                                      <a:lumMod val="0"/>
+                                      <a:lumOff val="0"/>
+                                    </a:schemeClr>
+                                  </a:solidFill>
+                                  <a:round/>
+                                  <a:headEnd/>
+                                  <a:tailEnd/>
+                                </a:ln>
+                                <a:effectLst/>
+                                <a:extLst>
+                                  <a:ext uri="{AF507438-7753-43E0-B8FC-AC1667EBCBE1}">
+                                    <a14:hiddenEffects xmlns:a14="http://schemas.microsoft.com/office/drawing/2010/main">
+                                      <a:effectLst>
+                                        <a:outerShdw dist="35921" dir="2700000" algn="ctr" rotWithShape="0">
+                                          <a:schemeClr val="dk1">
+                                            <a:lumMod val="0"/>
+                                            <a:lumOff val="0"/>
+                                          </a:schemeClr>
+                                        </a:outerShdw>
+                                      </a:effectLst>
+                                    </a14:hiddenEffects>
+                                  </a:ext>
+                                </a:extLst>
+                              </wps:spPr>
+                              <wps:bodyPr rot="0" vert="horz" wrap="square" lIns="36576" tIns="36576" rIns="36576" bIns="36576" anchor="t" anchorCtr="0" upright="1">
+                                <a:noAutofit/>
+                              </wps:bodyPr>
+                            </wps:wsp>
+                            <wps:wsp>
+                              <wps:cNvPr id="663759842" name="Oval 4"/>
+                              <wps:cNvSpPr>
+                                <a:spLocks noChangeArrowheads="1"/>
+                              </wps:cNvSpPr>
+                              <wps:spPr bwMode="auto">
+                                <a:xfrm rot="4800000">
+                                  <a:off x="1081611" y="1111150"/>
+                                  <a:ext cx="8263" cy="6122"/>
+                                </a:xfrm>
+                                <a:prstGeom prst="ellipse">
+                                  <a:avLst/>
+                                </a:prstGeom>
+                                <a:solidFill>
+                                  <a:srgbClr val="5B9BD5"/>
+                                </a:solidFill>
+                                <a:ln w="25400">
+                                  <a:solidFill>
+                                    <a:schemeClr val="dk1">
+                                      <a:lumMod val="0"/>
+                                      <a:lumOff val="0"/>
+                                    </a:schemeClr>
+                                  </a:solidFill>
+                                  <a:round/>
+                                  <a:headEnd/>
+                                  <a:tailEnd/>
+                                </a:ln>
+                                <a:effectLst/>
+                                <a:extLst>
+                                  <a:ext uri="{AF507438-7753-43E0-B8FC-AC1667EBCBE1}">
+                                    <a14:hiddenEffects xmlns:a14="http://schemas.microsoft.com/office/drawing/2010/main">
+                                      <a:effectLst>
+                                        <a:outerShdw dist="35921" dir="2700000" algn="ctr" rotWithShape="0">
+                                          <a:schemeClr val="dk1">
+                                            <a:lumMod val="0"/>
+                                            <a:lumOff val="0"/>
+                                          </a:schemeClr>
+                                        </a:outerShdw>
+                                      </a:effectLst>
+                                    </a14:hiddenEffects>
+                                  </a:ext>
+                                </a:extLst>
+                              </wps:spPr>
+                              <wps:bodyPr rot="0" vert="horz" wrap="square" lIns="36576" tIns="36576" rIns="36576" bIns="36576" anchor="t" anchorCtr="0" upright="1">
+                                <a:noAutofit/>
+                              </wps:bodyPr>
+                            </wps:wsp>
+                          </wpg:wgp>
+                        </a:graphicData>
+                      </a:graphic>
+                    </wp:inline>
+                  </w:drawing>
+                </mc:Choice>
+                <mc:Fallback>
+                  <w:pict>
+                    <v:group w14:anchorId="7EC2B654" id="Group 53" o:spid="_x0000_s1026" style="width:68.4pt;height:36pt;mso-position-horizontal-relative:char;mso-position-vertical-relative:line" coordorigin="10730,11100" coordsize="157,82" o:gfxdata="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">
+                      <o:lock v:ext="edit" aspectratio="t"/>
+                      <v:oval id="Oval 3" o:spid="_x0000_s1027" style="position:absolute;left:10730;top:11111;width:83;height:61;rotation:-2137733fd;visibility:visible;mso-wrap-style:square;v-text-anchor:top" o:gfxdata="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" fillcolor="#00b050" strokecolor="black [0]" strokeweight="2pt">
+                        <v:shadow color="black [0]"/>
+                        <v:textbox inset="2.88pt,2.88pt,2.88pt,2.88pt"/>
+                      </v:oval>
+                      <v:oval id="Oval 4" o:spid="_x0000_s1028" style="position:absolute;left:10815;top:11111;width:83;height:62;rotation:80;visibility:visible;mso-wrap-style:square;v-text-anchor:top" o:gfxdata="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" fillcolor="#5b9bd5" strokecolor="black [0]" strokeweight="2pt">
+                        <v:shadow color="black [0]"/>
+                        <v:textbox inset="2.88pt,2.88pt,2.88pt,2.88pt"/>
+                      </v:oval>
+                      <w10:anchorlock/>
+                    </v:group>
+                  </w:pict>
+                </mc:Fallback>
+              </mc:AlternateContent>
             </w:r>
           </w:p>
         </w:tc>
       </w:tr>
     </w:tbl>
+    <w:p/>
+    <w:p>
+      <w:r>
+        <w:rPr>
+          <w:noProof/>
+        </w:rPr>
+        <mc:AlternateContent>
+          <mc:Choice Requires="wps">
+            <w:drawing>
+              <wp:inline distT="0" distB="0" distL="0" distR="0" wp14:anchorId="374BC21E" wp14:editId="30F155DD">
+                <wp:extent cx="1882775" cy="709295"/>
+                <wp:effectExtent l="0" t="0" r="22225" b="14605"/>
+                <wp:docPr id="217" name="Text Box 2"/>
+                <wp:cNvGraphicFramePr>
+                  <a:graphicFrameLocks xmlns:a="http://schemas.openxmlformats.org/drawingml/2006/main"/>
+                </wp:cNvGraphicFramePr>
+                <a:graphic xmlns:a="http://schemas.openxmlformats.org/drawingml/2006/main">
+                  <a:graphicData uri="http://schemas.microsoft.com/office/word/2010/wordprocessingShape">
+                    <wps:wsp>
+                      <wps:cNvSpPr txBox="1">
+                        <a:spLocks noChangeArrowheads="1"/>
+                      </wps:cNvSpPr>
+                      <wps:spPr bwMode="auto">
+                        <a:xfrm>
+                          <a:off x="0" y="0"/>
+                          <a:ext cx="1882775" cy="709295"/>
+                        </a:xfrm>
+                        <a:prstGeom prst="rect">
+                          <a:avLst/>
+                        </a:prstGeom>
+                        <a:solidFill>
+                          <a:srgbClr val="FFFFFF"/>
+                        </a:solidFill>
+                        <a:ln w="9525">
+                          <a:solidFill>
+                            <a:srgbClr val="000000"/>
+                          </a:solidFill>
+                          <a:miter lim="800000"/>
+                          <a:headEnd/>
+                          <a:tailEnd/>
+                        </a:ln>
+                      </wps:spPr>
+                      <wps:txbx>
+                        <w:txbxContent>
+                          <w:p>
+                            <w:pPr>
+                              <w:spacing w:after="0" w:line="240" w:lineRule="auto"/>
+                              <w:rPr>
+                                <w:rFonts w:ascii="Aptos" w:eastAsia="Times New Roman" w:hAnsi="Aptos" w:cs="Times New Roman"/>
+                                <w:color w:val="000000"/>
+                                <w:kern w:val="0"/>
+                                <w:lang w:eastAsia="en-CA"/>
+                                <w14:ligatures w14:val="none"/>
+                              </w:rPr>
+                            </w:pPr>
+                            <w:r>
+                              <w:rPr>
+                                <w:rFonts w:ascii="Calibri" w:eastAsia="Times New Roman" w:hAnsi="Calibri" w:cs="Calibri"/>
+                                <w:b/>
+                                <w:bCs/>
+                                <w:i/>
+                                <w:iCs/>
+                                <w:color w:val="5B9BD5"/>
+                                <w:kern w:val="0"/>
+                                <w:sz w:val="28"/>
+                                <w:szCs w:val="28"/>
+                                <w:lang w:eastAsia="en-CA"/>
+                                <w14:ligatures w14:val="none"/>
+                              </w:rPr>
+                              <w:t>region a</w:t>
+                            </w:r>
+                          </w:p>
+                          <w:p>
+                            <w:pPr>
+                              <w:spacing w:after="0" w:line="240" w:lineRule="auto"/>
+                              <w:rPr>
+                                <w:rFonts w:ascii="Calibri" w:eastAsia="Times New Roman" w:hAnsi="Calibri" w:cs="Calibri"/>
+                                <w:b/>
+                                <w:bCs/>
+                                <w:i/>
+                                <w:iCs/>
+                                <w:color w:val="00B050"/>
+                                <w:kern w:val="0"/>
+                                <w:sz w:val="28"/>
+                                <w:szCs w:val="28"/>
+                                <w:lang w:eastAsia="en-CA"/>
+                                <w14:ligatures w14:val="none"/>
+                              </w:rPr>
+                            </w:pPr>
+                            <w:r>
+                              <w:rPr>
+                                <w:rFonts w:ascii="Calibri" w:eastAsia="Times New Roman" w:hAnsi="Calibri" w:cs="Calibri"/>
+                                <w:b/>
+                                <w:bCs/>
+                                <w:i/>
+                                <w:iCs/>
+                                <w:color w:val="00B050"/>
+                                <w:kern w:val="0"/>
+                                <w:sz w:val="28"/>
+                                <w:szCs w:val="28"/>
+                                <w:lang w:eastAsia="en-CA"/>
+                                <w14:ligatures w14:val="none"/>
+                              </w:rPr>
+                              <w:t>region b</w:t>
+                            </w:r>
+                          </w:p>
+                          <w:p>
+                            <w:pPr>
+                              <w:spacing w:after="0" w:line="240" w:lineRule="auto"/>
+                            </w:pPr>
+                            <w:r>
+                              <w:rPr>
+                                <w:rFonts w:ascii="Calibri" w:eastAsia="Times New Roman" w:hAnsi="Calibri" w:cs="Calibri"/>
+                                <w:b/>
+                                <w:bCs/>
+                                <w:i/>
+                                <w:iCs/>
+                                <w:color w:val="F7AC08"/>
+                                <w:kern w:val="0"/>
+                                <w:sz w:val="28"/>
+                                <w:szCs w:val="28"/>
+                                <w:lang w:eastAsia="en-CA"/>
+                                <w14:ligatures w14:val="none"/>
+                              </w:rPr>
+                              <w:t>intersection of a &amp; b</w:t>
+                            </w:r>
+                            <w:r>
+                              <w:rPr>
+                                <w:rFonts w:ascii="Aptos" w:eastAsia="Times New Roman" w:hAnsi="Aptos" w:cs="Times New Roman"/>
+                                <w:color w:val="000000"/>
+                                <w:kern w:val="0"/>
+                                <w:sz w:val="20"/>
+                                <w:szCs w:val="20"/>
+                                <w:lang w:eastAsia="en-CA"/>
+                                <w14:ligatures w14:val="none"/>
+                              </w:rPr>
+                              <w:t xml:space="preserve"> </w:t>
+                            </w:r>
+                          </w:p>
+                        </w:txbxContent>
+                      </wps:txbx>
+                      <wps:bodyPr rot="0" vert="horz" wrap="square" lIns="91440" tIns="45720" rIns="91440" bIns="45720" anchor="t" anchorCtr="0">
+                        <a:noAutofit/>
+                      </wps:bodyPr>
+                    </wps:wsp>
+                  </a:graphicData>
+                </a:graphic>
+              </wp:inline>
+            </w:drawing>
+          </mc:Choice>
+          <mc:Fallback>
+            <w:pict>
+              <v:shapetype w14:anchorId="374BC21E" id="_x0000_t202" coordsize="21600,21600" o:spt="202" path="m,l,21600r21600,l21600,xe">
+                <v:stroke joinstyle="miter"/>
+                <v:path gradientshapeok="t" o:connecttype="rect"/>
+              </v:shapetype>
+              <v:shape id="Text Box 2" o:spid="_x0000_s1026" type="#_x0000_t202" style="width:148.25pt;height:55.85pt;visibility:visible;mso-wrap-style:square;mso-left-percent:-10001;mso-top-percent:-10001;mso-position-horizontal:absolute;mso-position-horizontal-relative:char;mso-position-vertical:absolute;mso-position-vertical-relative:line;mso-left-percent:-10001;mso-top-percent:-10001;v-text-anchor:top" o:gfxdata="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">
+                <v:textbox>
+                  <w:txbxContent>
+                    <w:p>
+                      <w:pPr>
+                        <w:spacing w:after="0" w:line="240" w:lineRule="auto"/>
+                        <w:rPr>
+                          <w:rFonts w:ascii="Aptos" w:eastAsia="Times New Roman" w:hAnsi="Aptos" w:cs="Times New Roman"/>
+                          <w:color w:val="000000"/>
+                          <w:kern w:val="0"/>
+                          <w:lang w:eastAsia="en-CA"/>
+                          <w14:ligatures w14:val="none"/>
+                        </w:rPr>
+                      </w:pPr>
+                      <w:r>
+                        <w:rPr>
+                          <w:rFonts w:ascii="Calibri" w:eastAsia="Times New Roman" w:hAnsi="Calibri" w:cs="Calibri"/>
+                          <w:b/>
+                          <w:bCs/>
+                          <w:i/>
+                          <w:iCs/>
+                          <w:color w:val="5B9BD5"/>
+                          <w:kern w:val="0"/>
+                          <w:sz w:val="28"/>
+                          <w:szCs w:val="28"/>
+                          <w:lang w:eastAsia="en-CA"/>
+                          <w14:ligatures w14:val="none"/>
+                        </w:rPr>
+                        <w:t>region a</w:t>
+                      </w:r>
+                    </w:p>
+                    <w:p>
+                      <w:pPr>
+                        <w:spacing w:after="0" w:line="240" w:lineRule="auto"/>
+                        <w:rPr>
+                          <w:rFonts w:ascii="Calibri" w:eastAsia="Times New Roman" w:hAnsi="Calibri" w:cs="Calibri"/>
+                          <w:b/>
+                          <w:bCs/>
+                          <w:i/>
+                          <w:iCs/>
+                          <w:color w:val="00B050"/>
+                          <w:kern w:val="0"/>
+                          <w:sz w:val="28"/>
+                          <w:szCs w:val="28"/>
+                          <w:lang w:eastAsia="en-CA"/>
+                          <w14:ligatures w14:val="none"/>
+                        </w:rPr>
+                      </w:pPr>
+                      <w:r>
+                        <w:rPr>
+                          <w:rFonts w:ascii="Calibri" w:eastAsia="Times New Roman" w:hAnsi="Calibri" w:cs="Calibri"/>
+                          <w:b/>
+                          <w:bCs/>
+                          <w:i/>
+                          <w:iCs/>
+                          <w:color w:val="00B050"/>
+                          <w:kern w:val="0"/>
+                          <w:sz w:val="28"/>
+                          <w:szCs w:val="28"/>
+                          <w:lang w:eastAsia="en-CA"/>
+                          <w14:ligatures w14:val="none"/>
+                        </w:rPr>
+                        <w:t>region b</w:t>
+                      </w:r>
+                    </w:p>
+                    <w:p>
+                      <w:pPr>
+                        <w:spacing w:after="0" w:line="240" w:lineRule="auto"/>
+                      </w:pPr>
+                      <w:r>
+                        <w:rPr>
+                          <w:rFonts w:ascii="Calibri" w:eastAsia="Times New Roman" w:hAnsi="Calibri" w:cs="Calibri"/>
+                          <w:b/>
+                          <w:bCs/>
+                          <w:i/>
+                          <w:iCs/>
+                          <w:color w:val="F7AC08"/>
+                          <w:kern w:val="0"/>
+                          <w:sz w:val="28"/>
+                          <w:szCs w:val="28"/>
+                          <w:lang w:eastAsia="en-CA"/>
+                          <w14:ligatures w14:val="none"/>
+                        </w:rPr>
+                        <w:t>intersection of a &amp; b</w:t>
+                      </w:r>
+                      <w:r>
+                        <w:rPr>
+                          <w:rFonts w:ascii="Aptos" w:eastAsia="Times New Roman" w:hAnsi="Aptos" w:cs="Times New Roman"/>
+                          <w:color w:val="000000"/>
+                          <w:kern w:val="0"/>
+                          <w:sz w:val="20"/>
+                          <w:szCs w:val="20"/>
+                          <w:lang w:eastAsia="en-CA"/>
+                          <w14:ligatures w14:val="none"/>
+                        </w:rPr>
+                        <w:t xml:space="preserve"> </w:t>
+                      </w:r>
+                    </w:p>
+                  </w:txbxContent>
+                </v:textbox>
+                <w10:anchorlock/>
+              </v:shape>
+            </w:pict>
+          </mc:Fallback>
+        </mc:AlternateContent>
+      </w:r>
+    </w:p>
+    <w:p/>
+    <w:p>
+      <w:r>
+        <w:t>Region, Exterior, Hull</w:t>
+      </w:r>
+    </w:p>
     <w:p>
       <w:pPr>
-        <w:pStyle w:val="ParagraphHeading"/>
+        <w:spacing w:after="0" w:line="240" w:lineRule="auto"/>
+        <w:rPr>
+          <w:rFonts w:ascii="Calibri" w:eastAsia="Times New Roman" w:hAnsi="Calibri" w:cs="Calibri"/>
+          <w:kern w:val="0"/>
+          <w:lang w:val="en-US" w:eastAsia="en-CA"/>
+          <w14:ligatures w14:val="none"/>
+        </w:rPr>
+      </w:pPr>
+      <w:r>
+        <w:rPr>
+          <w:rFonts w:ascii="Calibri" w:eastAsia="Times New Roman" w:hAnsi="Calibri" w:cs="Calibri"/>
+          <w:kern w:val="0"/>
+          <w:lang w:val="en-US" w:eastAsia="en-CA"/>
+          <w14:ligatures w14:val="none"/>
+        </w:rPr>
+        <w:t xml:space="preserve">Convex Hull: A bounding contour generated from an external contour. </w:t>
+      </w:r>
+    </w:p>
+    <w:p>
+      <w:pPr>
+        <w:numPr>
+          <w:ilvl w:val="0"/>
+          <w:numId w:val="2"/>
+        </w:numPr>
+        <w:spacing w:after="0" w:line="240" w:lineRule="auto"/>
+        <w:textAlignment w:val="center"/>
+        <w:rPr>
+          <w:rFonts w:ascii="Calibri" w:eastAsia="Times New Roman" w:hAnsi="Calibri" w:cs="Calibri"/>
+          <w:kern w:val="0"/>
+          <w:lang w:val="en-US" w:eastAsia="en-CA"/>
+          <w14:ligatures w14:val="none"/>
+        </w:rPr>
+      </w:pPr>
+      <w:r>
+        <w:rPr>
+          <w:rFonts w:ascii="Calibri" w:eastAsia="Times New Roman" w:hAnsi="Calibri" w:cs="Calibri"/>
+          <w:kern w:val="0"/>
+          <w:lang w:val="en-US" w:eastAsia="en-CA"/>
+          <w14:ligatures w14:val="none"/>
+        </w:rPr>
+        <w:t xml:space="preserve">A convex hull can be pictures </w:t>
+      </w:r>
+      <w:proofErr w:type="gramStart"/>
+      <w:r>
+        <w:rPr>
+          <w:rFonts w:ascii="Calibri" w:eastAsia="Times New Roman" w:hAnsi="Calibri" w:cs="Calibri"/>
+          <w:kern w:val="0"/>
+          <w:lang w:val="en-US" w:eastAsia="en-CA"/>
+          <w14:ligatures w14:val="none"/>
+        </w:rPr>
+        <w:t>as</w:t>
+      </w:r>
+      <w:proofErr w:type="gramEnd"/>
+      <w:r>
+        <w:rPr>
+          <w:rFonts w:ascii="Calibri" w:eastAsia="Times New Roman" w:hAnsi="Calibri" w:cs="Calibri"/>
+          <w:kern w:val="0"/>
+          <w:lang w:val="en-US" w:eastAsia="en-CA"/>
+          <w14:ligatures w14:val="none"/>
+        </w:rPr>
+        <w:t xml:space="preserve"> an elastic band stretched around the external contour.</w:t>
+      </w:r>
+    </w:p>
+    <w:p>
+      <w:pPr>
+        <w:spacing w:after="0" w:line="240" w:lineRule="auto"/>
+        <w:ind w:left="540"/>
+        <w:rPr>
+          <w:rFonts w:ascii="Calibri" w:eastAsia="Times New Roman" w:hAnsi="Calibri" w:cs="Calibri"/>
+          <w:kern w:val="0"/>
+          <w:lang w:val="en-US" w:eastAsia="en-CA"/>
+          <w14:ligatures w14:val="none"/>
+        </w:rPr>
+      </w:pPr>
+      <w:r>
+        <w:rPr>
+          <w:rFonts w:ascii="Calibri" w:eastAsia="Times New Roman" w:hAnsi="Calibri" w:cs="Calibri"/>
+          <w:kern w:val="0"/>
+          <w:lang w:val="en-US" w:eastAsia="en-CA"/>
+          <w14:ligatures w14:val="none"/>
+        </w:rPr>
+        <w:t> </w:t>
+      </w:r>
+    </w:p>
+    <w:p>
+      <w:pPr>
+        <w:spacing w:after="0" w:line="240" w:lineRule="auto"/>
+        <w:rPr>
+          <w:rFonts w:ascii="Calibri" w:eastAsia="Times New Roman" w:hAnsi="Calibri" w:cs="Calibri"/>
+          <w:kern w:val="0"/>
+          <w:lang w:val="en-US" w:eastAsia="en-CA"/>
+          <w14:ligatures w14:val="none"/>
+        </w:rPr>
+      </w:pPr>
+      <w:r>
+        <w:rPr>
+          <w:rFonts w:ascii="Calibri" w:eastAsia="Times New Roman" w:hAnsi="Calibri" w:cs="Calibri"/>
+          <w:kern w:val="0"/>
+          <w:lang w:val="en-US" w:eastAsia="en-CA"/>
+          <w14:ligatures w14:val="none"/>
+        </w:rPr>
+        <w:t>External Contour: A contour with a given ROI number and slice index, which is not contained within any other contours with the same ROI number and slice index.</w:t>
+      </w:r>
+    </w:p>
+    <w:p>
+      <w:pPr>
+        <w:numPr>
+          <w:ilvl w:val="0"/>
+          <w:numId w:val="3"/>
+        </w:numPr>
+        <w:spacing w:after="0" w:line="240" w:lineRule="auto"/>
+        <w:textAlignment w:val="center"/>
+        <w:rPr>
+          <w:rFonts w:ascii="Calibri" w:eastAsia="Times New Roman" w:hAnsi="Calibri" w:cs="Calibri"/>
+          <w:kern w:val="0"/>
+          <w:lang w:val="en-US" w:eastAsia="en-CA"/>
+          <w14:ligatures w14:val="none"/>
+        </w:rPr>
+      </w:pPr>
+      <w:r>
+        <w:rPr>
+          <w:rFonts w:ascii="Calibri" w:eastAsia="Times New Roman" w:hAnsi="Calibri" w:cs="Calibri"/>
+          <w:kern w:val="0"/>
+          <w:lang w:val="en-US" w:eastAsia="en-CA"/>
+          <w14:ligatures w14:val="none"/>
+        </w:rPr>
+        <w:t xml:space="preserve">An external contour may be linked with other </w:t>
+      </w:r>
+      <w:proofErr w:type="spellStart"/>
+      <w:r>
+        <w:rPr>
+          <w:rFonts w:ascii="Calibri" w:eastAsia="Times New Roman" w:hAnsi="Calibri" w:cs="Calibri"/>
+          <w:kern w:val="0"/>
+          <w:lang w:val="en-US" w:eastAsia="en-CA"/>
+          <w14:ligatures w14:val="none"/>
+        </w:rPr>
+        <w:t>other</w:t>
+      </w:r>
+      <w:proofErr w:type="spellEnd"/>
+      <w:r>
+        <w:rPr>
+          <w:rFonts w:ascii="Calibri" w:eastAsia="Times New Roman" w:hAnsi="Calibri" w:cs="Calibri"/>
+          <w:kern w:val="0"/>
+          <w:lang w:val="en-US" w:eastAsia="en-CA"/>
+          <w14:ligatures w14:val="none"/>
+        </w:rPr>
+        <w:t xml:space="preserve"> contours that are entirely contained within it (Holes and Islands).</w:t>
+      </w:r>
+    </w:p>
+    <w:p>
+      <w:pPr>
+        <w:numPr>
+          <w:ilvl w:val="0"/>
+          <w:numId w:val="3"/>
+        </w:numPr>
+        <w:spacing w:after="0" w:line="240" w:lineRule="auto"/>
+        <w:textAlignment w:val="center"/>
+        <w:rPr>
+          <w:rFonts w:ascii="Calibri" w:eastAsia="Times New Roman" w:hAnsi="Calibri" w:cs="Calibri"/>
+          <w:kern w:val="0"/>
+          <w:lang w:val="en-US" w:eastAsia="en-CA"/>
+          <w14:ligatures w14:val="none"/>
+        </w:rPr>
+      </w:pPr>
+      <w:r>
+        <w:rPr>
+          <w:rFonts w:ascii="Calibri" w:eastAsia="Times New Roman" w:hAnsi="Calibri" w:cs="Calibri"/>
+          <w:kern w:val="0"/>
+          <w:lang w:val="en-US" w:eastAsia="en-CA"/>
+          <w14:ligatures w14:val="none"/>
+        </w:rPr>
+        <w:t>An external contour must not overlap with any other contours with the same ROI number and slice index except its holes and islands.</w:t>
+      </w:r>
+    </w:p>
+    <w:p>
+      <w:pPr>
+        <w:spacing w:after="0" w:line="240" w:lineRule="auto"/>
+        <w:rPr>
+          <w:rFonts w:ascii="Calibri" w:eastAsia="Times New Roman" w:hAnsi="Calibri" w:cs="Calibri"/>
+          <w:kern w:val="0"/>
+          <w:lang w:eastAsia="en-CA"/>
+          <w14:ligatures w14:val="none"/>
+        </w:rPr>
+      </w:pPr>
+      <w:r>
+        <w:rPr>
+          <w:rFonts w:ascii="Calibri" w:eastAsia="Times New Roman" w:hAnsi="Calibri" w:cs="Calibri"/>
+          <w:kern w:val="0"/>
+          <w:lang w:val="en-US" w:eastAsia="en-CA"/>
+          <w14:ligatures w14:val="none"/>
+        </w:rPr>
+        <w:t> </w:t>
+      </w:r>
+      <w:r>
+        <w:rPr>
+          <w:rFonts w:ascii="Calibri" w:eastAsia="Times New Roman" w:hAnsi="Calibri" w:cs="Calibri"/>
+          <w:kern w:val="0"/>
+          <w:lang w:eastAsia="en-CA"/>
+          <w14:ligatures w14:val="none"/>
+        </w:rPr>
+        <w:t>The </w:t>
+      </w:r>
+      <w:r>
+        <w:rPr>
+          <w:rFonts w:ascii="Calibri" w:eastAsia="Times New Roman" w:hAnsi="Calibri" w:cs="Calibri"/>
+          <w:i/>
+          <w:iCs/>
+          <w:kern w:val="0"/>
+          <w:lang w:eastAsia="en-CA"/>
+          <w14:ligatures w14:val="none"/>
+        </w:rPr>
+        <w:t>DE-27IM</w:t>
+      </w:r>
+      <w:r>
+        <w:rPr>
+          <w:rFonts w:ascii="Calibri" w:eastAsia="Times New Roman" w:hAnsi="Calibri" w:cs="Calibri"/>
+          <w:kern w:val="0"/>
+          <w:lang w:eastAsia="en-CA"/>
+          <w14:ligatures w14:val="none"/>
+        </w:rPr>
+        <w:t> relationship is derived from three </w:t>
+      </w:r>
+      <w:r>
+        <w:rPr>
+          <w:rFonts w:ascii="Calibri" w:eastAsia="Times New Roman" w:hAnsi="Calibri" w:cs="Calibri"/>
+          <w:i/>
+          <w:iCs/>
+          <w:kern w:val="0"/>
+          <w:lang w:eastAsia="en-CA"/>
+          <w14:ligatures w14:val="none"/>
+        </w:rPr>
+        <w:t>DE-9IM</w:t>
+      </w:r>
+      <w:r>
+        <w:rPr>
+          <w:rFonts w:ascii="Calibri" w:eastAsia="Times New Roman" w:hAnsi="Calibri" w:cs="Calibri"/>
+          <w:kern w:val="0"/>
+          <w:lang w:eastAsia="en-CA"/>
+          <w14:ligatures w14:val="none"/>
+        </w:rPr>
+        <w:t> relationships. It provides a more comprehensive relationship between two polygons by including the relationships between the polygons, their exteriors, and their convex hulls. For example, a polygon with a hole can be compared to another polygon residing within the hole. A </w:t>
+      </w:r>
+      <w:r>
+        <w:rPr>
+          <w:rFonts w:ascii="Calibri" w:eastAsia="Times New Roman" w:hAnsi="Calibri" w:cs="Calibri"/>
+          <w:i/>
+          <w:iCs/>
+          <w:kern w:val="0"/>
+          <w:lang w:eastAsia="en-CA"/>
+          <w14:ligatures w14:val="none"/>
+        </w:rPr>
+        <w:t>DE-9IM</w:t>
+      </w:r>
+      <w:r>
+        <w:rPr>
+          <w:rFonts w:ascii="Calibri" w:eastAsia="Times New Roman" w:hAnsi="Calibri" w:cs="Calibri"/>
+          <w:kern w:val="0"/>
+          <w:lang w:eastAsia="en-CA"/>
+          <w14:ligatures w14:val="none"/>
+        </w:rPr>
+        <w:t> relationship would classify the two polygons as </w:t>
+      </w:r>
+      <w:r>
+        <w:rPr>
+          <w:rFonts w:ascii="Calibri" w:eastAsia="Times New Roman" w:hAnsi="Calibri" w:cs="Calibri"/>
+          <w:i/>
+          <w:iCs/>
+          <w:kern w:val="0"/>
+          <w:lang w:eastAsia="en-CA"/>
+          <w14:ligatures w14:val="none"/>
+        </w:rPr>
+        <w:t>disjoint</w:t>
+      </w:r>
+      <w:r>
+        <w:rPr>
+          <w:rFonts w:ascii="Calibri" w:eastAsia="Times New Roman" w:hAnsi="Calibri" w:cs="Calibri"/>
+          <w:kern w:val="0"/>
+          <w:lang w:eastAsia="en-CA"/>
+          <w14:ligatures w14:val="none"/>
+        </w:rPr>
+        <w:t>, but a </w:t>
+      </w:r>
+      <w:r>
+        <w:rPr>
+          <w:rFonts w:ascii="Calibri" w:eastAsia="Times New Roman" w:hAnsi="Calibri" w:cs="Calibri"/>
+          <w:i/>
+          <w:iCs/>
+          <w:kern w:val="0"/>
+          <w:lang w:eastAsia="en-CA"/>
+          <w14:ligatures w14:val="none"/>
+        </w:rPr>
+        <w:t>DE-27IM</w:t>
+      </w:r>
+      <w:r>
+        <w:rPr>
+          <w:rFonts w:ascii="Calibri" w:eastAsia="Times New Roman" w:hAnsi="Calibri" w:cs="Calibri"/>
+          <w:kern w:val="0"/>
+          <w:lang w:eastAsia="en-CA"/>
+          <w14:ligatures w14:val="none"/>
+        </w:rPr>
+        <w:t> relationship would capture the fact that one polygon is contained within the other.</w:t>
+      </w:r>
+    </w:p>
+    <w:p>
+      <w:pPr>
+        <w:spacing w:after="0" w:line="240" w:lineRule="auto"/>
+        <w:rPr>
+          <w:rFonts w:ascii="Calibri" w:eastAsia="Times New Roman" w:hAnsi="Calibri" w:cs="Calibri"/>
+          <w:kern w:val="0"/>
+          <w:lang w:eastAsia="en-CA"/>
+          <w14:ligatures w14:val="none"/>
+        </w:rPr>
+      </w:pPr>
+      <w:r>
+        <w:rPr>
+          <w:rFonts w:ascii="Calibri" w:eastAsia="Times New Roman" w:hAnsi="Calibri" w:cs="Calibri"/>
+          <w:kern w:val="0"/>
+          <w:lang w:eastAsia="en-CA"/>
+          <w14:ligatures w14:val="none"/>
+        </w:rPr>
+        <w:t>The </w:t>
+      </w:r>
+      <w:r>
+        <w:rPr>
+          <w:rFonts w:ascii="Calibri" w:eastAsia="Times New Roman" w:hAnsi="Calibri" w:cs="Calibri"/>
+          <w:i/>
+          <w:iCs/>
+          <w:kern w:val="0"/>
+          <w:lang w:eastAsia="en-CA"/>
+          <w14:ligatures w14:val="none"/>
+        </w:rPr>
+        <w:t>DE-27IM</w:t>
+      </w:r>
+      <w:r>
+        <w:rPr>
+          <w:rFonts w:ascii="Calibri" w:eastAsia="Times New Roman" w:hAnsi="Calibri" w:cs="Calibri"/>
+          <w:kern w:val="0"/>
+          <w:lang w:eastAsia="en-CA"/>
+          <w14:ligatures w14:val="none"/>
+        </w:rPr>
+        <w:t> relationship string is composed of three </w:t>
+      </w:r>
+      <w:r>
+        <w:rPr>
+          <w:rFonts w:ascii="Calibri" w:eastAsia="Times New Roman" w:hAnsi="Calibri" w:cs="Calibri"/>
+          <w:i/>
+          <w:iCs/>
+          <w:kern w:val="0"/>
+          <w:lang w:eastAsia="en-CA"/>
+          <w14:ligatures w14:val="none"/>
+        </w:rPr>
+        <w:t>DE-9IM</w:t>
+      </w:r>
+      <w:r>
+        <w:rPr>
+          <w:rFonts w:ascii="Calibri" w:eastAsia="Times New Roman" w:hAnsi="Calibri" w:cs="Calibri"/>
+          <w:kern w:val="0"/>
+          <w:lang w:eastAsia="en-CA"/>
+          <w14:ligatures w14:val="none"/>
+        </w:rPr>
+        <w:t> relationship strings concatenated. The left-most 9-bit string represents the </w:t>
+      </w:r>
+      <w:r>
+        <w:rPr>
+          <w:rFonts w:ascii="Calibri" w:eastAsia="Times New Roman" w:hAnsi="Calibri" w:cs="Calibri"/>
+          <w:i/>
+          <w:iCs/>
+          <w:kern w:val="0"/>
+          <w:lang w:eastAsia="en-CA"/>
+          <w14:ligatures w14:val="none"/>
+        </w:rPr>
+        <w:t>DE-9IM</w:t>
+      </w:r>
+      <w:r>
+        <w:rPr>
+          <w:rFonts w:ascii="Calibri" w:eastAsia="Times New Roman" w:hAnsi="Calibri" w:cs="Calibri"/>
+          <w:kern w:val="0"/>
+          <w:lang w:eastAsia="en-CA"/>
+          <w14:ligatures w14:val="none"/>
+        </w:rPr>
+        <w:t> relationship between the two polygons. The middle 9-bit string represents the </w:t>
+      </w:r>
+      <w:r>
+        <w:rPr>
+          <w:rFonts w:ascii="Calibri" w:eastAsia="Times New Roman" w:hAnsi="Calibri" w:cs="Calibri"/>
+          <w:i/>
+          <w:iCs/>
+          <w:kern w:val="0"/>
+          <w:lang w:eastAsia="en-CA"/>
+          <w14:ligatures w14:val="none"/>
+        </w:rPr>
+        <w:t>DE-9IM</w:t>
+      </w:r>
+      <w:r>
+        <w:rPr>
+          <w:rFonts w:ascii="Calibri" w:eastAsia="Times New Roman" w:hAnsi="Calibri" w:cs="Calibri"/>
+          <w:kern w:val="0"/>
+          <w:lang w:eastAsia="en-CA"/>
+          <w14:ligatures w14:val="none"/>
+        </w:rPr>
+        <w:t> relationship between the second polygon and the </w:t>
+      </w:r>
+      <w:r>
+        <w:rPr>
+          <w:rFonts w:ascii="Calibri" w:eastAsia="Times New Roman" w:hAnsi="Calibri" w:cs="Calibri"/>
+          <w:i/>
+          <w:iCs/>
+          <w:kern w:val="0"/>
+          <w:lang w:eastAsia="en-CA"/>
+          <w14:ligatures w14:val="none"/>
+        </w:rPr>
+        <w:t>exterior</w:t>
+      </w:r>
+      <w:r>
+        <w:rPr>
+          <w:rFonts w:ascii="Calibri" w:eastAsia="Times New Roman" w:hAnsi="Calibri" w:cs="Calibri"/>
+          <w:kern w:val="0"/>
+          <w:lang w:eastAsia="en-CA"/>
+          <w14:ligatures w14:val="none"/>
+        </w:rPr>
+        <w:t> of the first polygon. The right-most 9-bit string represents the </w:t>
+      </w:r>
+      <w:r>
+        <w:rPr>
+          <w:rFonts w:ascii="Calibri" w:eastAsia="Times New Roman" w:hAnsi="Calibri" w:cs="Calibri"/>
+          <w:i/>
+          <w:iCs/>
+          <w:kern w:val="0"/>
+          <w:lang w:eastAsia="en-CA"/>
+          <w14:ligatures w14:val="none"/>
+        </w:rPr>
+        <w:t>DE-9IM</w:t>
+      </w:r>
+      <w:r>
+        <w:rPr>
+          <w:rFonts w:ascii="Calibri" w:eastAsia="Times New Roman" w:hAnsi="Calibri" w:cs="Calibri"/>
+          <w:kern w:val="0"/>
+          <w:lang w:eastAsia="en-CA"/>
+          <w14:ligatures w14:val="none"/>
+        </w:rPr>
+        <w:t> relationship between the second polygon and the </w:t>
+      </w:r>
+      <w:r>
+        <w:rPr>
+          <w:rFonts w:ascii="Calibri" w:eastAsia="Times New Roman" w:hAnsi="Calibri" w:cs="Calibri"/>
+          <w:i/>
+          <w:iCs/>
+          <w:kern w:val="0"/>
+          <w:lang w:eastAsia="en-CA"/>
+          <w14:ligatures w14:val="none"/>
+        </w:rPr>
+        <w:t>convex hull</w:t>
+      </w:r>
+      <w:r>
+        <w:rPr>
+          <w:rFonts w:ascii="Calibri" w:eastAsia="Times New Roman" w:hAnsi="Calibri" w:cs="Calibri"/>
+          <w:kern w:val="0"/>
+          <w:lang w:eastAsia="en-CA"/>
+          <w14:ligatures w14:val="none"/>
+        </w:rPr>
+        <w:t> of the first polygon. From this 27-bit string, a number of physical relationship can be derived.</w:t>
+      </w:r>
+    </w:p>
+    <w:p>
+      <w:pPr>
+        <w:spacing w:after="0" w:line="240" w:lineRule="auto"/>
+        <w:rPr>
+          <w:rFonts w:ascii="Calibri" w:eastAsia="Times New Roman" w:hAnsi="Calibri" w:cs="Calibri"/>
+          <w:kern w:val="0"/>
+          <w:lang w:val="en-US" w:eastAsia="en-CA"/>
+          <w14:ligatures w14:val="none"/>
+        </w:rPr>
       </w:pPr>
     </w:p>
+    <w:p>
+      <w:r>
+        <w:t xml:space="preserve"># </w:t>
+      </w:r>
+      <w:r>
+        <w:rPr>
+          <w:b/>
+          <w:bCs/>
+        </w:rPr>
+        <w:t>Logical Relationships</w:t>
+      </w:r>
+    </w:p>
+    <w:p/>
+    <w:p>
+      <w:r>
+        <w:t xml:space="preserve">Within a set of structures, transitive relationships can result in </w:t>
+      </w:r>
+      <w:r>
+        <w:rPr>
+          <w:b/>
+          <w:bCs/>
+        </w:rPr>
+        <w:t>**Logical**</w:t>
+      </w:r>
+    </w:p>
+    <w:p>
+      <w:r>
+        <w:t>relationships, which exists out of necessity due to other relationships in the</w:t>
+      </w:r>
+    </w:p>
+    <w:p>
+      <w:r>
+        <w:t>structure set. The simplest example is one where:&lt;</w:t>
+      </w:r>
+      <w:proofErr w:type="spellStart"/>
+      <w:r>
+        <w:t>br</w:t>
+      </w:r>
+      <w:proofErr w:type="spellEnd"/>
+      <w:r>
+        <w:t>&gt;</w:t>
+      </w:r>
+    </w:p>
+    <w:p>
+      <w:r>
+        <w:t xml:space="preserve">- </w:t>
+      </w:r>
+      <w:r>
+        <w:rPr>
+          <w:b/>
+          <w:bCs/>
+        </w:rPr>
+        <w:t>**A**</w:t>
+      </w:r>
+      <w:r>
+        <w:t xml:space="preserve"> </w:t>
+      </w:r>
+      <w:r>
+        <w:rPr>
+          <w:i/>
+          <w:iCs/>
+        </w:rPr>
+        <w:t>*Contains*</w:t>
+      </w:r>
+      <w:r>
+        <w:t xml:space="preserve"> </w:t>
+      </w:r>
+      <w:r>
+        <w:rPr>
+          <w:b/>
+          <w:bCs/>
+        </w:rPr>
+        <w:t>**B**</w:t>
+      </w:r>
+      <w:r>
+        <w:t xml:space="preserve"> and</w:t>
+      </w:r>
+    </w:p>
+    <w:p>
+      <w:r>
+        <w:t xml:space="preserve">- </w:t>
+      </w:r>
+      <w:r>
+        <w:rPr>
+          <w:b/>
+          <w:bCs/>
+        </w:rPr>
+        <w:t>**B**</w:t>
+      </w:r>
+      <w:r>
+        <w:t xml:space="preserve"> </w:t>
+      </w:r>
+      <w:r>
+        <w:rPr>
+          <w:i/>
+          <w:iCs/>
+        </w:rPr>
+        <w:t>*Contains*</w:t>
+      </w:r>
+      <w:r>
+        <w:t xml:space="preserve"> </w:t>
+      </w:r>
+      <w:r>
+        <w:rPr>
+          <w:b/>
+          <w:bCs/>
+        </w:rPr>
+        <w:t>**C**</w:t>
+      </w:r>
+    </w:p>
+    <w:p/>
+    <w:p>
+      <w:proofErr w:type="gramStart"/>
+      <w:r>
+        <w:t>therefore</w:t>
+      </w:r>
+      <w:proofErr w:type="gramEnd"/>
+      <w:r>
+        <w:t xml:space="preserve"> the relationship</w:t>
+      </w:r>
+    </w:p>
+    <w:p>
+      <w:r>
+        <w:t xml:space="preserve">- </w:t>
+      </w:r>
+      <w:r>
+        <w:rPr>
+          <w:b/>
+          <w:bCs/>
+        </w:rPr>
+        <w:t>**A**</w:t>
+      </w:r>
+      <w:r>
+        <w:t xml:space="preserve"> </w:t>
+      </w:r>
+      <w:r>
+        <w:rPr>
+          <w:i/>
+          <w:iCs/>
+        </w:rPr>
+        <w:t>*Contains*</w:t>
+      </w:r>
+      <w:r>
+        <w:t xml:space="preserve"> </w:t>
+      </w:r>
+      <w:r>
+        <w:rPr>
+          <w:b/>
+          <w:bCs/>
+        </w:rPr>
+        <w:t>**C**</w:t>
+      </w:r>
+    </w:p>
+    <w:p/>
+    <w:p>
+      <w:r>
+        <w:t xml:space="preserve">is </w:t>
+      </w:r>
+      <w:r>
+        <w:rPr>
+          <w:b/>
+          <w:bCs/>
+        </w:rPr>
+        <w:t>**Logical**</w:t>
+      </w:r>
+      <w:r>
+        <w:t xml:space="preserve"> since it is a requirement of the other two relationships.</w:t>
+      </w:r>
+    </w:p>
+    <w:p/>
+    <w:p>
+      <w:r>
+        <w:rPr>
+          <w:b/>
+          <w:bCs/>
+        </w:rPr>
+        <w:t>**Logical**</w:t>
+      </w:r>
+      <w:r>
+        <w:t xml:space="preserve"> relationships can also be chained further. For example, if</w:t>
+      </w:r>
+    </w:p>
+    <w:p>
+      <w:r>
+        <w:t xml:space="preserve">- </w:t>
+      </w:r>
+      <w:r>
+        <w:rPr>
+          <w:b/>
+          <w:bCs/>
+        </w:rPr>
+        <w:t>**C**</w:t>
+      </w:r>
+      <w:r>
+        <w:t xml:space="preserve"> </w:t>
+      </w:r>
+      <w:r>
+        <w:rPr>
+          <w:i/>
+          <w:iCs/>
+        </w:rPr>
+        <w:t>*Contains*</w:t>
+      </w:r>
+      <w:r>
+        <w:t xml:space="preserve"> </w:t>
+      </w:r>
+      <w:r>
+        <w:rPr>
+          <w:b/>
+          <w:bCs/>
+        </w:rPr>
+        <w:t>**D**</w:t>
+      </w:r>
+      <w:r>
+        <w:t>,</w:t>
+      </w:r>
+    </w:p>
+    <w:p/>
+    <w:p>
+      <w:r>
+        <w:t>the relationships</w:t>
+      </w:r>
+    </w:p>
+    <w:p>
+      <w:r>
+        <w:t xml:space="preserve">- </w:t>
+      </w:r>
+      <w:r>
+        <w:rPr>
+          <w:b/>
+          <w:bCs/>
+        </w:rPr>
+        <w:t>**A**</w:t>
+      </w:r>
+      <w:r>
+        <w:t xml:space="preserve"> </w:t>
+      </w:r>
+      <w:r>
+        <w:rPr>
+          <w:i/>
+          <w:iCs/>
+        </w:rPr>
+        <w:t>*Contains*</w:t>
+      </w:r>
+      <w:r>
+        <w:t xml:space="preserve"> </w:t>
+      </w:r>
+      <w:r>
+        <w:rPr>
+          <w:b/>
+          <w:bCs/>
+        </w:rPr>
+        <w:t>**D**</w:t>
+      </w:r>
+      <w:r>
+        <w:t xml:space="preserve"> and</w:t>
+      </w:r>
+    </w:p>
+    <w:p>
+      <w:r>
+        <w:lastRenderedPageBreak/>
+        <w:t xml:space="preserve">- </w:t>
+      </w:r>
+      <w:r>
+        <w:rPr>
+          <w:b/>
+          <w:bCs/>
+        </w:rPr>
+        <w:t>**B**</w:t>
+      </w:r>
+      <w:r>
+        <w:t xml:space="preserve"> </w:t>
+      </w:r>
+      <w:r>
+        <w:rPr>
+          <w:i/>
+          <w:iCs/>
+        </w:rPr>
+        <w:t>*Contains*</w:t>
+      </w:r>
+      <w:r>
+        <w:t xml:space="preserve"> </w:t>
+      </w:r>
+      <w:r>
+        <w:rPr>
+          <w:b/>
+          <w:bCs/>
+        </w:rPr>
+        <w:t>**D**</w:t>
+      </w:r>
+    </w:p>
+    <w:p/>
+    <w:p>
+      <w:r>
+        <w:t xml:space="preserve">are both </w:t>
+      </w:r>
+      <w:r>
+        <w:rPr>
+          <w:b/>
+          <w:bCs/>
+        </w:rPr>
+        <w:t>**Logical**</w:t>
+      </w:r>
+      <w:r>
+        <w:t>.</w:t>
+      </w:r>
+    </w:p>
+    <w:p/>
+    <w:p>
+      <w:r>
+        <w:t xml:space="preserve">## </w:t>
+      </w:r>
+      <w:r>
+        <w:rPr>
+          <w:b/>
+          <w:bCs/>
+        </w:rPr>
+        <w:t>Implied relationships</w:t>
+      </w:r>
+    </w:p>
+    <w:p>
+      <w:r>
+        <w:t xml:space="preserve">Identifying </w:t>
+      </w:r>
+      <w:r>
+        <w:rPr>
+          <w:b/>
+          <w:bCs/>
+        </w:rPr>
+        <w:t>**Logical**</w:t>
+      </w:r>
+      <w:r>
+        <w:t xml:space="preserve"> relationships is complicated by the fact that some</w:t>
+      </w:r>
+    </w:p>
+    <w:p>
+      <w:r>
+        <w:t xml:space="preserve">relationships </w:t>
+      </w:r>
+      <w:r>
+        <w:rPr>
+          <w:b/>
+          <w:bCs/>
+        </w:rPr>
+        <w:t>**Imply**</w:t>
+      </w:r>
+      <w:r>
+        <w:t xml:space="preserve"> other ones.  For example, </w:t>
+      </w:r>
+      <w:r>
+        <w:rPr>
+          <w:i/>
+          <w:iCs/>
+        </w:rPr>
+        <w:t>*Partitioned*</w:t>
+      </w:r>
+      <w:r>
+        <w:t xml:space="preserve"> is not</w:t>
+      </w:r>
+    </w:p>
+    <w:p>
+      <w:r>
+        <w:t xml:space="preserve">transitive, but it </w:t>
+      </w:r>
+      <w:r>
+        <w:rPr>
+          <w:b/>
+          <w:bCs/>
+        </w:rPr>
+        <w:t>**Implies**</w:t>
+      </w:r>
+      <w:r>
+        <w:t xml:space="preserve"> the </w:t>
+      </w:r>
+      <w:r>
+        <w:rPr>
+          <w:i/>
+          <w:iCs/>
+        </w:rPr>
+        <w:t>*Contains*</w:t>
+      </w:r>
+      <w:r>
+        <w:t xml:space="preserve"> relationship, so the following</w:t>
+      </w:r>
+    </w:p>
+    <w:p>
+      <w:r>
+        <w:t>scenario is possible:</w:t>
+      </w:r>
+    </w:p>
+    <w:p>
+      <w:r>
+        <w:t xml:space="preserve">- If </w:t>
+      </w:r>
+      <w:r>
+        <w:rPr>
+          <w:b/>
+          <w:bCs/>
+        </w:rPr>
+        <w:t>**A**</w:t>
+      </w:r>
+      <w:r>
+        <w:t xml:space="preserve"> </w:t>
+      </w:r>
+      <w:r>
+        <w:rPr>
+          <w:i/>
+          <w:iCs/>
+        </w:rPr>
+        <w:t>*Is Partitioned by*</w:t>
+      </w:r>
+      <w:r>
+        <w:t xml:space="preserve"> </w:t>
+      </w:r>
+      <w:r>
+        <w:rPr>
+          <w:b/>
+          <w:bCs/>
+        </w:rPr>
+        <w:t>**B**</w:t>
+      </w:r>
+      <w:r>
+        <w:t xml:space="preserve"> and</w:t>
+      </w:r>
+    </w:p>
+    <w:p>
+      <w:r>
+        <w:t xml:space="preserve">- </w:t>
+      </w:r>
+      <w:r>
+        <w:rPr>
+          <w:b/>
+          <w:bCs/>
+        </w:rPr>
+        <w:t>**B**</w:t>
+      </w:r>
+      <w:r>
+        <w:t xml:space="preserve"> </w:t>
+      </w:r>
+      <w:r>
+        <w:rPr>
+          <w:i/>
+          <w:iCs/>
+        </w:rPr>
+        <w:t>*Contains*</w:t>
+      </w:r>
+      <w:r>
+        <w:t xml:space="preserve"> </w:t>
+      </w:r>
+      <w:r>
+        <w:rPr>
+          <w:b/>
+          <w:bCs/>
+        </w:rPr>
+        <w:t>**C**</w:t>
+      </w:r>
+    </w:p>
+    <w:p/>
+    <w:p>
+      <w:r>
+        <w:t>the relationship</w:t>
+      </w:r>
+    </w:p>
+    <w:p>
+      <w:r>
+        <w:t xml:space="preserve">- </w:t>
+      </w:r>
+      <w:r>
+        <w:rPr>
+          <w:b/>
+          <w:bCs/>
+        </w:rPr>
+        <w:t>**A**</w:t>
+      </w:r>
+      <w:r>
+        <w:t xml:space="preserve"> </w:t>
+      </w:r>
+      <w:r>
+        <w:rPr>
+          <w:i/>
+          <w:iCs/>
+        </w:rPr>
+        <w:t>*Contains*</w:t>
+      </w:r>
+      <w:r>
+        <w:t xml:space="preserve"> </w:t>
+      </w:r>
+      <w:r>
+        <w:rPr>
+          <w:b/>
+          <w:bCs/>
+        </w:rPr>
+        <w:t>**C**</w:t>
+      </w:r>
+      <w:r>
+        <w:t xml:space="preserve"> is </w:t>
+      </w:r>
+      <w:r>
+        <w:rPr>
+          <w:b/>
+          <w:bCs/>
+        </w:rPr>
+        <w:t>**Logical**</w:t>
+      </w:r>
+      <w:r>
+        <w:t>.</w:t>
+      </w:r>
+    </w:p>
+    <w:p/>
+    <w:p>
+      <w:r>
+        <w:t>However, if</w:t>
+      </w:r>
+    </w:p>
+    <w:p>
+      <w:r>
+        <w:t xml:space="preserve">- </w:t>
+      </w:r>
+      <w:r>
+        <w:rPr>
+          <w:b/>
+          <w:bCs/>
+        </w:rPr>
+        <w:t>**A**</w:t>
+      </w:r>
+      <w:r>
+        <w:t xml:space="preserve"> </w:t>
+      </w:r>
+      <w:r>
+        <w:rPr>
+          <w:i/>
+          <w:iCs/>
+        </w:rPr>
+        <w:t>*Is Partitioned by*</w:t>
+      </w:r>
+      <w:r>
+        <w:t xml:space="preserve"> </w:t>
+      </w:r>
+      <w:r>
+        <w:rPr>
+          <w:b/>
+          <w:bCs/>
+        </w:rPr>
+        <w:t>**B**</w:t>
+      </w:r>
+    </w:p>
+    <w:p>
+      <w:r>
+        <w:t>    - and</w:t>
+      </w:r>
+    </w:p>
+    <w:p>
+      <w:r>
+        <w:t xml:space="preserve">- </w:t>
+      </w:r>
+      <w:r>
+        <w:rPr>
+          <w:b/>
+          <w:bCs/>
+        </w:rPr>
+        <w:t>**B**</w:t>
+      </w:r>
+      <w:r>
+        <w:t xml:space="preserve"> </w:t>
+      </w:r>
+      <w:r>
+        <w:rPr>
+          <w:i/>
+          <w:iCs/>
+        </w:rPr>
+        <w:t>*Is Partitioned by*</w:t>
+      </w:r>
+      <w:r>
+        <w:t xml:space="preserve"> </w:t>
+      </w:r>
+      <w:r>
+        <w:rPr>
+          <w:b/>
+          <w:bCs/>
+        </w:rPr>
+        <w:t>**C**</w:t>
+      </w:r>
+    </w:p>
+    <w:p/>
+    <w:p>
+      <w:r>
+        <w:t>either the relationship</w:t>
+      </w:r>
+    </w:p>
+    <w:p>
+      <w:r>
+        <w:t xml:space="preserve">- </w:t>
+      </w:r>
+      <w:r>
+        <w:rPr>
+          <w:b/>
+          <w:bCs/>
+        </w:rPr>
+        <w:t>**A**</w:t>
+      </w:r>
+      <w:r>
+        <w:t xml:space="preserve"> </w:t>
+      </w:r>
+      <w:r>
+        <w:rPr>
+          <w:i/>
+          <w:iCs/>
+        </w:rPr>
+        <w:t>*Contains*</w:t>
+      </w:r>
+      <w:r>
+        <w:t xml:space="preserve"> </w:t>
+      </w:r>
+      <w:r>
+        <w:rPr>
+          <w:b/>
+          <w:bCs/>
+        </w:rPr>
+        <w:t>**C**</w:t>
+      </w:r>
+    </w:p>
+    <w:p/>
+    <w:p>
+      <w:r>
+        <w:t>or the relationship</w:t>
+      </w:r>
+    </w:p>
+    <w:p>
+      <w:r>
+        <w:t xml:space="preserve">- </w:t>
+      </w:r>
+      <w:r>
+        <w:rPr>
+          <w:b/>
+          <w:bCs/>
+        </w:rPr>
+        <w:t>**A**</w:t>
+      </w:r>
+      <w:r>
+        <w:t xml:space="preserve"> </w:t>
+      </w:r>
+      <w:r>
+        <w:rPr>
+          <w:i/>
+          <w:iCs/>
+        </w:rPr>
+        <w:t>*Is Partitioned by*</w:t>
+      </w:r>
+      <w:r>
+        <w:t xml:space="preserve"> </w:t>
+      </w:r>
+      <w:r>
+        <w:rPr>
+          <w:b/>
+          <w:bCs/>
+        </w:rPr>
+        <w:t>**C**</w:t>
+      </w:r>
+    </w:p>
+    <w:p/>
+    <w:p>
+      <w:r>
+        <w:t xml:space="preserve">are possible, so a </w:t>
+      </w:r>
+      <w:r>
+        <w:rPr>
+          <w:b/>
+          <w:bCs/>
+        </w:rPr>
+        <w:t>**Logical**</w:t>
+      </w:r>
+      <w:r>
+        <w:t xml:space="preserve"> relationship does not exist.</w:t>
+      </w:r>
+    </w:p>
+    <w:p/>
+    <w:p>
+      <w:pPr>
+        <w:pStyle w:val="NormalWeb"/>
+        <w:spacing w:before="60" w:beforeAutospacing="0" w:after="60" w:afterAutospacing="0"/>
+        <w:ind w:left="540"/>
+        <w:rPr>
+          <w:rFonts w:ascii="Arial" w:hAnsi="Arial" w:cs="Arial"/>
+          <w:color w:val="0F4761"/>
+          <w:sz w:val="29"/>
+          <w:szCs w:val="29"/>
+        </w:rPr>
+      </w:pPr>
+      <w:r>
+        <w:rPr>
+          <w:rFonts w:ascii="Arial" w:hAnsi="Arial" w:cs="Arial"/>
+          <w:color w:val="0F4761"/>
+          <w:sz w:val="29"/>
+          <w:szCs w:val="29"/>
+          <w:shd w:val="clear" w:color="auto" w:fill="FFFFFF"/>
+        </w:rPr>
+        <w:t>Properties</w:t>
+      </w:r>
+    </w:p>
+    <w:p>
+      <w:pPr>
+        <w:pStyle w:val="NormalWeb"/>
+        <w:spacing w:before="0" w:beforeAutospacing="0" w:after="160" w:afterAutospacing="0"/>
+        <w:ind w:left="540"/>
+        <w:rPr>
+          <w:rFonts w:ascii="Arial" w:hAnsi="Arial" w:cs="Arial"/>
+          <w:color w:val="202122"/>
+          <w:sz w:val="21"/>
+          <w:szCs w:val="21"/>
+        </w:rPr>
+      </w:pPr>
+      <w:r>
+        <w:rPr>
+          <w:rFonts w:ascii="Arial" w:hAnsi="Arial" w:cs="Arial"/>
+          <w:color w:val="202122"/>
+          <w:sz w:val="21"/>
+          <w:szCs w:val="21"/>
+        </w:rPr>
+        <w:t>The spatial predicates have the following properties of binary relations:</w:t>
+      </w:r>
+    </w:p>
+    <w:p>
+      <w:pPr>
+        <w:pStyle w:val="NormalWeb"/>
+        <w:spacing w:before="0" w:beforeAutospacing="0" w:after="0" w:afterAutospacing="0"/>
+        <w:ind w:left="540"/>
+        <w:rPr>
+          <w:rFonts w:ascii="Arial" w:hAnsi="Arial" w:cs="Arial"/>
+          <w:color w:val="202122"/>
+          <w:sz w:val="21"/>
+          <w:szCs w:val="21"/>
+        </w:rPr>
+      </w:pPr>
+      <w:r>
+        <w:rPr>
+          <w:rFonts w:ascii="Arial" w:hAnsi="Arial" w:cs="Arial"/>
+          <w:b/>
+          <w:bCs/>
+          <w:color w:val="202122"/>
+          <w:sz w:val="21"/>
+          <w:szCs w:val="21"/>
+        </w:rPr>
+        <w:t xml:space="preserve">symmetric </w:t>
+      </w:r>
+    </w:p>
+    <w:p>
+      <w:pPr>
+        <w:pStyle w:val="NormalWeb"/>
+        <w:spacing w:before="0" w:beforeAutospacing="0" w:after="0" w:afterAutospacing="0"/>
+        <w:ind w:left="1080"/>
+        <w:rPr>
+          <w:rFonts w:ascii="Calibri" w:hAnsi="Calibri" w:cs="Calibri"/>
+          <w:sz w:val="22"/>
+          <w:szCs w:val="22"/>
+          <w:lang w:val="en-US"/>
+        </w:rPr>
+      </w:pPr>
+      <w:r>
+        <w:rPr>
+          <w:rFonts w:ascii="Calibri" w:hAnsi="Calibri" w:cs="Calibri"/>
+          <w:sz w:val="22"/>
+          <w:szCs w:val="22"/>
+          <w:lang w:val="en-US"/>
+        </w:rPr>
+        <w:t>Equals, Overlaps, Disjoint, Borders</w:t>
+      </w:r>
+    </w:p>
+    <w:p>
+      <w:pPr>
+        <w:pStyle w:val="NormalWeb"/>
+        <w:spacing w:before="0" w:beforeAutospacing="0" w:after="0" w:afterAutospacing="0"/>
+        <w:ind w:left="1080"/>
+        <w:rPr>
+          <w:rFonts w:ascii="Calibri" w:hAnsi="Calibri" w:cs="Calibri"/>
+          <w:sz w:val="22"/>
+          <w:szCs w:val="22"/>
+          <w:lang w:val="en-US"/>
+        </w:rPr>
+      </w:pPr>
+    </w:p>
+    <w:p>
+      <w:pPr>
+        <w:pStyle w:val="NormalWeb"/>
+        <w:spacing w:before="0" w:beforeAutospacing="0" w:after="160" w:afterAutospacing="0"/>
+        <w:ind w:left="1080"/>
+        <w:rPr>
+          <w:rFonts w:ascii="Calibri" w:hAnsi="Calibri" w:cs="Calibri"/>
+          <w:sz w:val="22"/>
+          <w:szCs w:val="22"/>
+        </w:rPr>
+      </w:pPr>
+      <w:r>
+        <w:rPr>
+          <w:rFonts w:ascii="Aptos" w:hAnsi="Aptos" w:cs="Calibri"/>
+          <w:color w:val="000000"/>
+          <w:sz w:val="22"/>
+          <w:szCs w:val="22"/>
+          <w:shd w:val="clear" w:color="auto" w:fill="FFFFFF"/>
+        </w:rPr>
+        <w:lastRenderedPageBreak/>
+        <w:t xml:space="preserve">A </w:t>
+      </w:r>
+      <w:r>
+        <w:rPr>
+          <w:rFonts w:ascii="Arial" w:hAnsi="Arial" w:cs="Arial"/>
+          <w:color w:val="202122"/>
+          <w:sz w:val="21"/>
+          <w:szCs w:val="21"/>
+        </w:rPr>
+        <w:t>relation</w:t>
+      </w:r>
+      <w:r>
+        <w:rPr>
+          <w:rFonts w:ascii="Aptos" w:hAnsi="Aptos" w:cs="Calibri"/>
+          <w:color w:val="000000"/>
+          <w:sz w:val="22"/>
+          <w:szCs w:val="22"/>
+          <w:shd w:val="clear" w:color="auto" w:fill="FFFFFF"/>
+        </w:rPr>
+        <w:t xml:space="preserve"> is </w:t>
+      </w:r>
+      <w:r>
+        <w:rPr>
+          <w:rFonts w:ascii="Arial" w:hAnsi="Arial" w:cs="Arial"/>
+          <w:b/>
+          <w:bCs/>
+          <w:color w:val="202122"/>
+          <w:sz w:val="21"/>
+          <w:szCs w:val="21"/>
+        </w:rPr>
+        <w:t xml:space="preserve">symmetric </w:t>
+      </w:r>
+      <w:r>
+        <w:rPr>
+          <w:rFonts w:ascii="Aptos" w:hAnsi="Aptos" w:cs="Calibri"/>
+          <w:color w:val="000000"/>
+          <w:sz w:val="22"/>
+          <w:szCs w:val="22"/>
+          <w:shd w:val="clear" w:color="auto" w:fill="FFFFFF"/>
+        </w:rPr>
+        <w:t xml:space="preserve">if </w:t>
+      </w:r>
+      <m:oMath>
+        <m:r>
+          <w:rPr>
+            <w:rFonts w:ascii="Cambria Math" w:hAnsi="Cambria Math" w:cs="Calibri"/>
+            <w:sz w:val="22"/>
+            <w:szCs w:val="22"/>
+          </w:rPr>
+          <m:t>aRb</m:t>
+        </m:r>
+        <m:r>
+          <m:rPr>
+            <m:sty m:val="p"/>
+          </m:rPr>
+          <w:rPr>
+            <w:rFonts w:ascii="Cambria Math" w:hAnsi="Cambria Math" w:cs="Calibri"/>
+            <w:sz w:val="22"/>
+            <w:szCs w:val="22"/>
+          </w:rPr>
+          <m:t>⟺</m:t>
+        </m:r>
+        <m:r>
+          <w:rPr>
+            <w:rFonts w:ascii="Cambria Math" w:hAnsi="Cambria Math" w:cs="Calibri"/>
+            <w:sz w:val="22"/>
+            <w:szCs w:val="22"/>
+          </w:rPr>
+          <m:t>bRa</m:t>
+        </m:r>
+      </m:oMath>
+      <w:r>
+        <w:rPr>
+          <w:rFonts w:ascii="Aptos" w:hAnsi="Aptos" w:cs="Calibri"/>
+          <w:color w:val="000000"/>
+          <w:sz w:val="22"/>
+          <w:szCs w:val="22"/>
+          <w:shd w:val="clear" w:color="auto" w:fill="FFFFFF"/>
+        </w:rPr>
+        <w:t xml:space="preserve"> for all a and b. For example, if </w:t>
+      </w:r>
+      <w:proofErr w:type="gramStart"/>
+      <w:r>
+        <w:rPr>
+          <w:rFonts w:ascii="Calibri" w:hAnsi="Calibri" w:cs="Calibri"/>
+          <w:b/>
+          <w:bCs/>
+          <w:i/>
+          <w:iCs/>
+          <w:color w:val="5B9BD5"/>
+          <w:sz w:val="28"/>
+          <w:szCs w:val="28"/>
+        </w:rPr>
+        <w:t>a</w:t>
+      </w:r>
+      <w:proofErr w:type="gramEnd"/>
+      <w:r>
+        <w:rPr>
+          <w:rFonts w:ascii="Calibri" w:hAnsi="Calibri" w:cs="Calibri"/>
+          <w:b/>
+          <w:bCs/>
+          <w:i/>
+          <w:iCs/>
+          <w:color w:val="5B9BD5"/>
+          <w:sz w:val="28"/>
+          <w:szCs w:val="28"/>
+        </w:rPr>
+        <w:t xml:space="preserve"> </w:t>
+      </w:r>
+      <w:r>
+        <w:rPr>
+          <w:rFonts w:ascii="Aptos" w:hAnsi="Aptos" w:cs="Calibri"/>
+          <w:i/>
+          <w:iCs/>
+          <w:color w:val="000000"/>
+          <w:sz w:val="22"/>
+          <w:szCs w:val="22"/>
+          <w:shd w:val="clear" w:color="auto" w:fill="FFFFFF"/>
+        </w:rPr>
+        <w:t xml:space="preserve">Equals </w:t>
+      </w:r>
+      <w:r>
+        <w:rPr>
+          <w:rFonts w:ascii="Calibri" w:hAnsi="Calibri" w:cs="Calibri"/>
+          <w:b/>
+          <w:bCs/>
+          <w:i/>
+          <w:iCs/>
+          <w:color w:val="00B050"/>
+          <w:sz w:val="28"/>
+          <w:szCs w:val="28"/>
+        </w:rPr>
+        <w:t>b</w:t>
+      </w:r>
+      <w:r>
+        <w:rPr>
+          <w:rFonts w:ascii="Aptos" w:hAnsi="Aptos" w:cs="Calibri"/>
+          <w:color w:val="000000"/>
+          <w:sz w:val="22"/>
+          <w:szCs w:val="22"/>
+          <w:shd w:val="clear" w:color="auto" w:fill="FFFFFF"/>
+        </w:rPr>
+        <w:t xml:space="preserve"> then </w:t>
+      </w:r>
+      <w:r>
+        <w:rPr>
+          <w:rFonts w:ascii="Calibri" w:hAnsi="Calibri" w:cs="Calibri"/>
+          <w:b/>
+          <w:bCs/>
+          <w:i/>
+          <w:iCs/>
+          <w:color w:val="00B050"/>
+          <w:sz w:val="28"/>
+          <w:szCs w:val="28"/>
+        </w:rPr>
+        <w:t xml:space="preserve">b </w:t>
+      </w:r>
+      <w:r>
+        <w:rPr>
+          <w:rFonts w:ascii="Aptos" w:hAnsi="Aptos" w:cs="Calibri"/>
+          <w:i/>
+          <w:iCs/>
+          <w:color w:val="000000"/>
+          <w:sz w:val="22"/>
+          <w:szCs w:val="22"/>
+          <w:shd w:val="clear" w:color="auto" w:fill="FFFFFF"/>
+        </w:rPr>
+        <w:t xml:space="preserve">Equals </w:t>
+      </w:r>
+      <w:r>
+        <w:rPr>
+          <w:rFonts w:ascii="Calibri" w:hAnsi="Calibri" w:cs="Calibri"/>
+          <w:b/>
+          <w:bCs/>
+          <w:i/>
+          <w:iCs/>
+          <w:color w:val="5B9BD5"/>
+          <w:sz w:val="28"/>
+          <w:szCs w:val="28"/>
+        </w:rPr>
+        <w:t>a</w:t>
+      </w:r>
+      <w:r>
+        <w:rPr>
+          <w:rFonts w:ascii="Aptos" w:hAnsi="Aptos" w:cs="Calibri"/>
+          <w:color w:val="000000"/>
+          <w:sz w:val="22"/>
+          <w:szCs w:val="22"/>
+          <w:shd w:val="clear" w:color="auto" w:fill="FFFFFF"/>
+        </w:rPr>
+        <w:t>.</w:t>
+      </w:r>
+    </w:p>
+    <w:p>
+      <w:pPr>
+        <w:pStyle w:val="NormalWeb"/>
+        <w:spacing w:before="0" w:beforeAutospacing="0" w:after="0" w:afterAutospacing="0"/>
+        <w:ind w:left="540"/>
+        <w:rPr>
+          <w:rFonts w:ascii="Arial" w:hAnsi="Arial" w:cs="Arial"/>
+          <w:color w:val="202122"/>
+          <w:sz w:val="21"/>
+          <w:szCs w:val="21"/>
+        </w:rPr>
+      </w:pPr>
+      <w:r>
+        <w:rPr>
+          <w:rFonts w:ascii="Arial" w:hAnsi="Arial" w:cs="Arial"/>
+          <w:b/>
+          <w:bCs/>
+          <w:color w:val="202122"/>
+          <w:sz w:val="21"/>
+          <w:szCs w:val="21"/>
+        </w:rPr>
+        <w:t xml:space="preserve">transitive </w:t>
+      </w:r>
+    </w:p>
+    <w:p>
+      <w:pPr>
+        <w:pStyle w:val="NormalWeb"/>
+        <w:spacing w:before="0" w:beforeAutospacing="0" w:after="0" w:afterAutospacing="0"/>
+        <w:ind w:left="1080"/>
+        <w:jc w:val="both"/>
+        <w:rPr>
+          <w:rFonts w:ascii="Calibri" w:hAnsi="Calibri" w:cs="Calibri"/>
+          <w:sz w:val="22"/>
+          <w:szCs w:val="22"/>
+          <w:lang w:val="en-US"/>
+        </w:rPr>
+      </w:pPr>
+      <w:r>
+        <w:rPr>
+          <w:rFonts w:ascii="Calibri" w:hAnsi="Calibri" w:cs="Calibri"/>
+          <w:sz w:val="22"/>
+          <w:szCs w:val="22"/>
+          <w:lang w:val="en-US"/>
+        </w:rPr>
+        <w:t xml:space="preserve">Equals, Contains, Within, Shelters, Sheltered, Surrounds, Embeds. </w:t>
+      </w:r>
+    </w:p>
+    <w:p>
+      <w:pPr>
+        <w:pStyle w:val="NormalWeb"/>
+        <w:spacing w:before="0" w:beforeAutospacing="0" w:after="160" w:afterAutospacing="0"/>
+        <w:ind w:left="1080"/>
+        <w:rPr>
+          <w:rFonts w:ascii="Aptos" w:hAnsi="Aptos" w:cs="Calibri"/>
+          <w:color w:val="000000"/>
+          <w:sz w:val="22"/>
+          <w:szCs w:val="22"/>
+          <w:shd w:val="clear" w:color="auto" w:fill="FFFFFF"/>
+        </w:rPr>
+      </w:pPr>
+    </w:p>
+    <w:p>
+      <w:pPr>
+        <w:pStyle w:val="NormalWeb"/>
+        <w:spacing w:before="0" w:beforeAutospacing="0" w:after="160" w:afterAutospacing="0"/>
+        <w:ind w:left="1080"/>
+        <w:rPr>
+          <w:rFonts w:ascii="Calibri" w:hAnsi="Calibri" w:cs="Calibri"/>
+          <w:sz w:val="22"/>
+          <w:szCs w:val="22"/>
+        </w:rPr>
+      </w:pPr>
+      <w:r>
+        <w:rPr>
+          <w:rFonts w:ascii="Aptos" w:hAnsi="Aptos" w:cs="Calibri"/>
+          <w:color w:val="000000"/>
+          <w:sz w:val="22"/>
+          <w:szCs w:val="22"/>
+          <w:shd w:val="clear" w:color="auto" w:fill="FFFFFF"/>
+        </w:rPr>
+        <w:t xml:space="preserve">A </w:t>
+      </w:r>
+      <w:r>
+        <w:rPr>
+          <w:rFonts w:ascii="Arial" w:hAnsi="Arial" w:cs="Arial"/>
+          <w:color w:val="202122"/>
+          <w:sz w:val="21"/>
+          <w:szCs w:val="21"/>
+        </w:rPr>
+        <w:t>relation</w:t>
+      </w:r>
+      <w:r>
+        <w:rPr>
+          <w:rFonts w:ascii="Aptos" w:hAnsi="Aptos" w:cs="Calibri"/>
+          <w:color w:val="000000"/>
+          <w:sz w:val="22"/>
+          <w:szCs w:val="22"/>
+          <w:shd w:val="clear" w:color="auto" w:fill="FFFFFF"/>
+        </w:rPr>
+        <w:t xml:space="preserve"> is </w:t>
+      </w:r>
+      <w:r>
+        <w:rPr>
+          <w:rFonts w:ascii="Arial" w:hAnsi="Arial" w:cs="Arial"/>
+          <w:b/>
+          <w:bCs/>
+          <w:color w:val="202122"/>
+          <w:sz w:val="21"/>
+          <w:szCs w:val="21"/>
+        </w:rPr>
+        <w:t>transitive</w:t>
+      </w:r>
+      <w:r>
+        <w:rPr>
+          <w:rFonts w:ascii="Arial" w:hAnsi="Arial" w:cs="Arial"/>
+          <w:color w:val="202122"/>
+          <w:sz w:val="21"/>
+          <w:szCs w:val="21"/>
+        </w:rPr>
+        <w:t xml:space="preserve"> if whenever, </w:t>
+      </w:r>
+      <m:oMath>
+        <m:r>
+          <w:rPr>
+            <w:rFonts w:ascii="Cambria Math" w:hAnsi="Cambria Math" w:cs="Calibri"/>
+            <w:sz w:val="22"/>
+            <w:szCs w:val="22"/>
+          </w:rPr>
+          <m:t>aRb</m:t>
+        </m:r>
+      </m:oMath>
+      <w:r>
+        <w:rPr>
+          <w:rFonts w:ascii="Arial" w:hAnsi="Arial" w:cs="Arial"/>
+          <w:color w:val="202122"/>
+          <w:sz w:val="21"/>
+          <w:szCs w:val="21"/>
+        </w:rPr>
+        <w:t xml:space="preserve"> and </w:t>
+      </w:r>
+      <m:oMath>
+        <m:r>
+          <w:rPr>
+            <w:rFonts w:ascii="Cambria Math" w:hAnsi="Cambria Math" w:cs="Calibri"/>
+            <w:sz w:val="22"/>
+            <w:szCs w:val="22"/>
+          </w:rPr>
+          <m:t>bRc</m:t>
+        </m:r>
+      </m:oMath>
+      <w:r>
+        <w:rPr>
+          <w:rFonts w:ascii="Arial" w:hAnsi="Arial" w:cs="Arial"/>
+          <w:color w:val="202122"/>
+          <w:sz w:val="21"/>
+          <w:szCs w:val="21"/>
+        </w:rPr>
+        <w:t xml:space="preserve"> then </w:t>
+      </w:r>
+      <m:oMath>
+        <m:r>
+          <w:rPr>
+            <w:rFonts w:ascii="Cambria Math" w:hAnsi="Cambria Math" w:cs="Calibri"/>
+            <w:sz w:val="22"/>
+            <w:szCs w:val="22"/>
+          </w:rPr>
+          <m:t>aRc</m:t>
+        </m:r>
+      </m:oMath>
+      <w:r>
+        <w:rPr>
+          <w:rFonts w:ascii="Aptos" w:hAnsi="Aptos" w:cs="Calibri"/>
+          <w:color w:val="000000"/>
+          <w:sz w:val="22"/>
+          <w:szCs w:val="22"/>
+          <w:shd w:val="clear" w:color="auto" w:fill="FFFFFF"/>
+        </w:rPr>
+        <w:t xml:space="preserve">. For example, if </w:t>
+      </w:r>
+      <w:r>
+        <w:rPr>
+          <w:rFonts w:ascii="Calibri" w:hAnsi="Calibri" w:cs="Calibri"/>
+          <w:b/>
+          <w:bCs/>
+          <w:i/>
+          <w:iCs/>
+          <w:color w:val="5B9BD5"/>
+          <w:sz w:val="28"/>
+          <w:szCs w:val="28"/>
+        </w:rPr>
+        <w:t xml:space="preserve">a </w:t>
+      </w:r>
+      <w:r>
+        <w:rPr>
+          <w:rFonts w:ascii="Aptos" w:hAnsi="Aptos" w:cs="Calibri"/>
+          <w:i/>
+          <w:iCs/>
+          <w:color w:val="000000"/>
+          <w:sz w:val="22"/>
+          <w:szCs w:val="22"/>
+          <w:shd w:val="clear" w:color="auto" w:fill="FFFFFF"/>
+        </w:rPr>
+        <w:t xml:space="preserve">Contains </w:t>
+      </w:r>
+      <w:r>
+        <w:rPr>
+          <w:rFonts w:ascii="Calibri" w:hAnsi="Calibri" w:cs="Calibri"/>
+          <w:b/>
+          <w:bCs/>
+          <w:i/>
+          <w:iCs/>
+          <w:color w:val="00B050"/>
+          <w:sz w:val="28"/>
+          <w:szCs w:val="28"/>
+        </w:rPr>
+        <w:t>b</w:t>
+      </w:r>
+      <w:r>
+        <w:rPr>
+          <w:rFonts w:ascii="Aptos" w:hAnsi="Aptos" w:cs="Calibri"/>
+          <w:color w:val="000000"/>
+          <w:sz w:val="22"/>
+          <w:szCs w:val="22"/>
+          <w:shd w:val="clear" w:color="auto" w:fill="FFFFFF"/>
+        </w:rPr>
+        <w:t xml:space="preserve"> and </w:t>
+      </w:r>
+      <w:r>
+        <w:rPr>
+          <w:rFonts w:ascii="Calibri" w:hAnsi="Calibri" w:cs="Calibri"/>
+          <w:b/>
+          <w:bCs/>
+          <w:i/>
+          <w:iCs/>
+          <w:color w:val="00B050"/>
+          <w:sz w:val="28"/>
+          <w:szCs w:val="28"/>
+        </w:rPr>
+        <w:t xml:space="preserve">b </w:t>
+      </w:r>
+      <w:r>
+        <w:rPr>
+          <w:rFonts w:ascii="Aptos" w:hAnsi="Aptos" w:cs="Calibri"/>
+          <w:i/>
+          <w:iCs/>
+          <w:color w:val="000000"/>
+          <w:sz w:val="22"/>
+          <w:szCs w:val="22"/>
+          <w:shd w:val="clear" w:color="auto" w:fill="FFFFFF"/>
+        </w:rPr>
+        <w:t xml:space="preserve">Contains </w:t>
+      </w:r>
+      <w:r>
+        <w:rPr>
+          <w:rFonts w:ascii="Calibri" w:hAnsi="Calibri" w:cs="Calibri"/>
+          <w:b/>
+          <w:bCs/>
+          <w:i/>
+          <w:iCs/>
+          <w:color w:val="D39307"/>
+          <w:sz w:val="28"/>
+          <w:szCs w:val="28"/>
+        </w:rPr>
+        <w:t>c</w:t>
+      </w:r>
+      <w:r>
+        <w:rPr>
+          <w:rFonts w:ascii="Arial" w:hAnsi="Arial" w:cs="Arial"/>
+          <w:color w:val="202122"/>
+          <w:sz w:val="21"/>
+          <w:szCs w:val="21"/>
+        </w:rPr>
+        <w:t xml:space="preserve"> relation, then</w:t>
+      </w:r>
+      <w:r>
+        <w:rPr>
+          <w:rFonts w:ascii="Calibri" w:hAnsi="Calibri" w:cs="Calibri"/>
+          <w:b/>
+          <w:bCs/>
+          <w:i/>
+          <w:iCs/>
+          <w:color w:val="5B9BD5"/>
+          <w:sz w:val="28"/>
+          <w:szCs w:val="28"/>
+        </w:rPr>
+        <w:t xml:space="preserve"> a</w:t>
+      </w:r>
+      <w:r>
+        <w:rPr>
+          <w:rFonts w:ascii="Aptos" w:hAnsi="Aptos" w:cs="Calibri"/>
+          <w:i/>
+          <w:iCs/>
+          <w:color w:val="000000"/>
+          <w:sz w:val="22"/>
+          <w:szCs w:val="22"/>
+          <w:shd w:val="clear" w:color="auto" w:fill="FFFFFF"/>
+        </w:rPr>
+        <w:t xml:space="preserve"> Contains</w:t>
+      </w:r>
+      <w:r>
+        <w:rPr>
+          <w:rFonts w:ascii="Calibri" w:hAnsi="Calibri" w:cs="Calibri"/>
+          <w:b/>
+          <w:bCs/>
+          <w:i/>
+          <w:iCs/>
+          <w:color w:val="D39307"/>
+          <w:sz w:val="28"/>
+          <w:szCs w:val="28"/>
+        </w:rPr>
+        <w:t xml:space="preserve"> c</w:t>
+      </w:r>
+      <w:r>
+        <w:rPr>
+          <w:rFonts w:ascii="Aptos" w:hAnsi="Aptos" w:cs="Calibri"/>
+          <w:color w:val="000000"/>
+          <w:sz w:val="22"/>
+          <w:szCs w:val="22"/>
+          <w:shd w:val="clear" w:color="auto" w:fill="FFFFFF"/>
+        </w:rPr>
+        <w:t>.</w:t>
+      </w:r>
+    </w:p>
+    <w:p/>
+    <w:p/>
+    <w:p>
+      <w:pPr>
+        <w:pStyle w:val="Heading3"/>
+        <w:rPr>
+          <w:rFonts w:asciiTheme="majorHAnsi" w:eastAsia="Times New Roman" w:hAnsiTheme="majorHAnsi"/>
+          <w:b/>
+          <w:bCs/>
+          <w:color w:val="auto"/>
+          <w:lang w:eastAsia="en-CA"/>
+        </w:rPr>
+      </w:pPr>
+      <w:r>
+        <w:rPr>
+          <w:rFonts w:asciiTheme="majorHAnsi" w:eastAsia="Times New Roman" w:hAnsiTheme="majorHAnsi"/>
+          <w:b/>
+          <w:bCs/>
+          <w:color w:val="auto"/>
+          <w:lang w:eastAsia="en-CA"/>
+        </w:rPr>
+        <w:t>Logical</w:t>
+      </w:r>
+      <w:r>
+        <w:rPr>
+          <w:rFonts w:asciiTheme="majorHAnsi" w:eastAsia="Times New Roman" w:hAnsiTheme="majorHAnsi"/>
+          <w:b/>
+          <w:bCs/>
+          <w:color w:val="auto"/>
+          <w:lang w:eastAsia="en-CA"/>
+        </w:rPr>
+        <w:t xml:space="preserve"> Relationships</w:t>
+      </w:r>
+    </w:p>
+    <w:p>
+      <w:pPr>
+        <w:rPr>
+          <w:rFonts w:ascii="Aptos" w:hAnsi="Aptos" w:cs="Calibri"/>
+          <w:color w:val="000000"/>
+          <w:shd w:val="clear" w:color="auto" w:fill="FFFFFF"/>
+        </w:rPr>
+      </w:pPr>
+      <w:r>
+        <w:t xml:space="preserve">Within a set of structures, transitive relationships can result in </w:t>
+      </w:r>
+      <w:proofErr w:type="gramStart"/>
+      <w:r>
+        <w:rPr>
+          <w:b/>
+          <w:bCs/>
+        </w:rPr>
+        <w:t>Logical</w:t>
+      </w:r>
+      <w:proofErr w:type="gramEnd"/>
+      <w:r>
+        <w:t xml:space="preserve"> relationships, which exists out of necessity due to other relationships in the structure set. The simplest example is one where </w:t>
+      </w:r>
+      <w:r>
+        <w:rPr>
+          <w:rFonts w:ascii="Calibri" w:hAnsi="Calibri" w:cs="Calibri"/>
+          <w:b/>
+          <w:bCs/>
+          <w:i/>
+          <w:iCs/>
+          <w:color w:val="5B9BD5"/>
+          <w:sz w:val="28"/>
+          <w:szCs w:val="28"/>
+        </w:rPr>
+        <w:t xml:space="preserve">a </w:t>
+      </w:r>
+      <w:r>
+        <w:rPr>
+          <w:rFonts w:ascii="Aptos" w:hAnsi="Aptos" w:cs="Calibri"/>
+          <w:i/>
+          <w:iCs/>
+          <w:color w:val="000000"/>
+          <w:shd w:val="clear" w:color="auto" w:fill="FFFFFF"/>
+        </w:rPr>
+        <w:t xml:space="preserve">Contains </w:t>
+      </w:r>
+      <w:r>
+        <w:rPr>
+          <w:rFonts w:ascii="Calibri" w:hAnsi="Calibri" w:cs="Calibri"/>
+          <w:b/>
+          <w:bCs/>
+          <w:i/>
+          <w:iCs/>
+          <w:color w:val="00B050"/>
+          <w:sz w:val="28"/>
+          <w:szCs w:val="28"/>
+        </w:rPr>
+        <w:t>b</w:t>
+      </w:r>
+      <w:r>
+        <w:rPr>
+          <w:rFonts w:ascii="Aptos" w:hAnsi="Aptos" w:cs="Calibri"/>
+          <w:color w:val="000000"/>
+          <w:shd w:val="clear" w:color="auto" w:fill="FFFFFF"/>
+        </w:rPr>
+        <w:t xml:space="preserve"> and </w:t>
+      </w:r>
+      <w:r>
+        <w:rPr>
+          <w:rFonts w:ascii="Calibri" w:hAnsi="Calibri" w:cs="Calibri"/>
+          <w:b/>
+          <w:bCs/>
+          <w:i/>
+          <w:iCs/>
+          <w:color w:val="00B050"/>
+          <w:sz w:val="28"/>
+          <w:szCs w:val="28"/>
+        </w:rPr>
+        <w:t xml:space="preserve">b </w:t>
+      </w:r>
+      <w:r>
+        <w:rPr>
+          <w:rFonts w:ascii="Aptos" w:hAnsi="Aptos" w:cs="Calibri"/>
+          <w:i/>
+          <w:iCs/>
+          <w:color w:val="000000"/>
+          <w:shd w:val="clear" w:color="auto" w:fill="FFFFFF"/>
+        </w:rPr>
+        <w:t xml:space="preserve">Contains </w:t>
+      </w:r>
+      <w:r>
+        <w:rPr>
+          <w:rFonts w:ascii="Calibri" w:hAnsi="Calibri" w:cs="Calibri"/>
+          <w:b/>
+          <w:bCs/>
+          <w:i/>
+          <w:iCs/>
+          <w:color w:val="D39307"/>
+          <w:sz w:val="28"/>
+          <w:szCs w:val="28"/>
+        </w:rPr>
+        <w:t>c</w:t>
+      </w:r>
+      <w:r>
+        <w:rPr>
+          <w:rFonts w:ascii="Arial" w:hAnsi="Arial" w:cs="Arial"/>
+          <w:color w:val="202122"/>
+          <w:sz w:val="21"/>
+          <w:szCs w:val="21"/>
+        </w:rPr>
+        <w:t xml:space="preserve">, therefore the relationship </w:t>
+      </w:r>
+      <w:r>
+        <w:rPr>
+          <w:rFonts w:ascii="Calibri" w:hAnsi="Calibri" w:cs="Calibri"/>
+          <w:b/>
+          <w:bCs/>
+          <w:i/>
+          <w:iCs/>
+          <w:color w:val="5B9BD5"/>
+          <w:sz w:val="28"/>
+          <w:szCs w:val="28"/>
+        </w:rPr>
+        <w:t>a</w:t>
+      </w:r>
+      <w:r>
+        <w:rPr>
+          <w:rFonts w:ascii="Aptos" w:hAnsi="Aptos" w:cs="Calibri"/>
+          <w:i/>
+          <w:iCs/>
+          <w:color w:val="000000"/>
+          <w:shd w:val="clear" w:color="auto" w:fill="FFFFFF"/>
+        </w:rPr>
+        <w:t xml:space="preserve"> Contains</w:t>
+      </w:r>
+      <w:r>
+        <w:rPr>
+          <w:rFonts w:ascii="Calibri" w:hAnsi="Calibri" w:cs="Calibri"/>
+          <w:b/>
+          <w:bCs/>
+          <w:i/>
+          <w:iCs/>
+          <w:color w:val="D39307"/>
+          <w:sz w:val="28"/>
+          <w:szCs w:val="28"/>
+        </w:rPr>
+        <w:t xml:space="preserve"> c</w:t>
+      </w:r>
+      <w:r>
+        <w:rPr>
+          <w:rFonts w:ascii="Aptos" w:hAnsi="Aptos" w:cs="Calibri"/>
+          <w:color w:val="000000"/>
+          <w:shd w:val="clear" w:color="auto" w:fill="FFFFFF"/>
+        </w:rPr>
+        <w:t xml:space="preserve"> is a </w:t>
+      </w:r>
+      <w:r>
+        <w:rPr>
+          <w:rFonts w:ascii="Aptos" w:hAnsi="Aptos" w:cs="Calibri"/>
+          <w:b/>
+          <w:bCs/>
+          <w:color w:val="000000"/>
+          <w:shd w:val="clear" w:color="auto" w:fill="FFFFFF"/>
+        </w:rPr>
+        <w:t>L</w:t>
+      </w:r>
+      <w:r>
+        <w:rPr>
+          <w:rFonts w:ascii="Aptos" w:hAnsi="Aptos" w:cs="Calibri"/>
+          <w:b/>
+          <w:bCs/>
+          <w:color w:val="000000"/>
+          <w:shd w:val="clear" w:color="auto" w:fill="FFFFFF"/>
+        </w:rPr>
+        <w:t>ogical</w:t>
+      </w:r>
+      <w:r>
+        <w:rPr>
+          <w:rFonts w:ascii="Aptos" w:hAnsi="Aptos" w:cs="Calibri"/>
+          <w:color w:val="000000"/>
+          <w:shd w:val="clear" w:color="auto" w:fill="FFFFFF"/>
+        </w:rPr>
+        <w:t xml:space="preserve"> one since it is a requirement of the other two relationships.  Logical relationships can also be chained further. For example, if </w:t>
+      </w:r>
+      <w:r>
+        <w:rPr>
+          <w:rFonts w:ascii="Calibri" w:hAnsi="Calibri" w:cs="Calibri"/>
+          <w:b/>
+          <w:bCs/>
+          <w:i/>
+          <w:iCs/>
+          <w:color w:val="D39307"/>
+          <w:sz w:val="28"/>
+          <w:szCs w:val="28"/>
+        </w:rPr>
+        <w:t>c</w:t>
+      </w:r>
+      <w:r>
+        <w:rPr>
+          <w:rFonts w:ascii="Calibri" w:hAnsi="Calibri" w:cs="Calibri"/>
+          <w:b/>
+          <w:bCs/>
+          <w:i/>
+          <w:iCs/>
+          <w:color w:val="00B050"/>
+          <w:sz w:val="28"/>
+          <w:szCs w:val="28"/>
+        </w:rPr>
+        <w:t xml:space="preserve"> </w:t>
+      </w:r>
+      <w:r>
+        <w:rPr>
+          <w:rFonts w:ascii="Aptos" w:hAnsi="Aptos" w:cs="Calibri"/>
+          <w:i/>
+          <w:iCs/>
+          <w:color w:val="000000"/>
+          <w:shd w:val="clear" w:color="auto" w:fill="FFFFFF"/>
+        </w:rPr>
+        <w:t xml:space="preserve">Contains </w:t>
+      </w:r>
+      <w:r>
+        <w:rPr>
+          <w:rFonts w:ascii="Calibri" w:hAnsi="Calibri" w:cs="Calibri"/>
+          <w:b/>
+          <w:bCs/>
+          <w:i/>
+          <w:iCs/>
+          <w:color w:val="7030A0"/>
+          <w:sz w:val="28"/>
+          <w:szCs w:val="28"/>
+        </w:rPr>
+        <w:t>d</w:t>
+      </w:r>
+      <w:r>
+        <w:rPr>
+          <w:rFonts w:ascii="Aptos" w:hAnsi="Aptos" w:cs="Calibri"/>
+          <w:color w:val="000000"/>
+          <w:shd w:val="clear" w:color="auto" w:fill="FFFFFF"/>
+        </w:rPr>
+        <w:t xml:space="preserve">, the relationships </w:t>
+      </w:r>
+      <w:r>
+        <w:rPr>
+          <w:rFonts w:ascii="Calibri" w:hAnsi="Calibri" w:cs="Calibri"/>
+          <w:b/>
+          <w:bCs/>
+          <w:i/>
+          <w:iCs/>
+          <w:color w:val="5B9BD5"/>
+          <w:sz w:val="28"/>
+          <w:szCs w:val="28"/>
+        </w:rPr>
+        <w:t xml:space="preserve">a </w:t>
+      </w:r>
+      <w:r>
+        <w:rPr>
+          <w:rFonts w:ascii="Aptos" w:hAnsi="Aptos" w:cs="Calibri"/>
+          <w:i/>
+          <w:iCs/>
+          <w:color w:val="000000"/>
+          <w:shd w:val="clear" w:color="auto" w:fill="FFFFFF"/>
+        </w:rPr>
+        <w:t xml:space="preserve">Contains </w:t>
+      </w:r>
+      <w:r>
+        <w:rPr>
+          <w:rFonts w:ascii="Calibri" w:hAnsi="Calibri" w:cs="Calibri"/>
+          <w:b/>
+          <w:bCs/>
+          <w:i/>
+          <w:iCs/>
+          <w:color w:val="7030A0"/>
+          <w:sz w:val="28"/>
+          <w:szCs w:val="28"/>
+        </w:rPr>
+        <w:t>d</w:t>
+      </w:r>
+      <w:r>
+        <w:rPr>
+          <w:rFonts w:ascii="Aptos" w:hAnsi="Aptos" w:cs="Calibri"/>
+          <w:color w:val="000000"/>
+          <w:shd w:val="clear" w:color="auto" w:fill="FFFFFF"/>
+        </w:rPr>
+        <w:t xml:space="preserve"> and </w:t>
+      </w:r>
+      <w:r>
+        <w:rPr>
+          <w:rFonts w:ascii="Calibri" w:hAnsi="Calibri" w:cs="Calibri"/>
+          <w:b/>
+          <w:bCs/>
+          <w:i/>
+          <w:iCs/>
+          <w:color w:val="00B050"/>
+          <w:sz w:val="28"/>
+          <w:szCs w:val="28"/>
+        </w:rPr>
+        <w:t xml:space="preserve">b </w:t>
+      </w:r>
+      <w:r>
+        <w:rPr>
+          <w:rFonts w:ascii="Aptos" w:hAnsi="Aptos" w:cs="Calibri"/>
+          <w:i/>
+          <w:iCs/>
+          <w:color w:val="000000"/>
+          <w:shd w:val="clear" w:color="auto" w:fill="FFFFFF"/>
+        </w:rPr>
+        <w:t xml:space="preserve">Contains </w:t>
+      </w:r>
+      <w:r>
+        <w:rPr>
+          <w:rFonts w:ascii="Calibri" w:hAnsi="Calibri" w:cs="Calibri"/>
+          <w:b/>
+          <w:bCs/>
+          <w:i/>
+          <w:iCs/>
+          <w:color w:val="7030A0"/>
+          <w:sz w:val="28"/>
+          <w:szCs w:val="28"/>
+        </w:rPr>
+        <w:t>d</w:t>
+      </w:r>
+      <w:r>
+        <w:rPr>
+          <w:rFonts w:ascii="Aptos" w:hAnsi="Aptos" w:cs="Calibri"/>
+          <w:color w:val="000000"/>
+          <w:shd w:val="clear" w:color="auto" w:fill="FFFFFF"/>
+        </w:rPr>
+        <w:t xml:space="preserve"> are both </w:t>
+      </w:r>
+      <w:r>
+        <w:rPr>
+          <w:rFonts w:ascii="Aptos" w:hAnsi="Aptos" w:cs="Calibri"/>
+          <w:b/>
+          <w:bCs/>
+          <w:color w:val="000000"/>
+          <w:shd w:val="clear" w:color="auto" w:fill="FFFFFF"/>
+        </w:rPr>
+        <w:t>C</w:t>
+      </w:r>
+      <w:r>
+        <w:rPr>
+          <w:rFonts w:ascii="Aptos" w:hAnsi="Aptos" w:cs="Calibri"/>
+          <w:color w:val="000000"/>
+          <w:shd w:val="clear" w:color="auto" w:fill="FFFFFF"/>
+        </w:rPr>
+        <w:t xml:space="preserve">. </w:t>
+      </w:r>
+    </w:p>
+    <w:p>
+      <w:pPr>
+        <w:rPr>
+          <w:rFonts w:ascii="Arial" w:hAnsi="Arial" w:cs="Arial"/>
+          <w:color w:val="202122"/>
+          <w:sz w:val="21"/>
+          <w:szCs w:val="21"/>
+        </w:rPr>
+      </w:pPr>
+      <w:r>
+        <w:t xml:space="preserve">Identifying </w:t>
+      </w:r>
+      <w:r>
+        <w:rPr>
+          <w:rFonts w:ascii="Aptos" w:hAnsi="Aptos" w:cs="Calibri"/>
+          <w:b/>
+          <w:bCs/>
+          <w:color w:val="000000"/>
+          <w:shd w:val="clear" w:color="auto" w:fill="FFFFFF"/>
+        </w:rPr>
+        <w:t>L</w:t>
+      </w:r>
+      <w:r>
+        <w:rPr>
+          <w:rFonts w:ascii="Aptos" w:hAnsi="Aptos" w:cs="Calibri"/>
+          <w:b/>
+          <w:bCs/>
+          <w:color w:val="000000"/>
+          <w:shd w:val="clear" w:color="auto" w:fill="FFFFFF"/>
+        </w:rPr>
+        <w:t>ogical</w:t>
+      </w:r>
+      <w:r>
+        <w:t xml:space="preserve"> relationships is complicated by the fact that some relationships Imply other ones.  For example, </w:t>
+      </w:r>
+      <w:r>
+        <w:rPr>
+          <w:rFonts w:ascii="Aptos" w:hAnsi="Aptos" w:cs="Calibri"/>
+          <w:i/>
+          <w:iCs/>
+          <w:color w:val="000000"/>
+          <w:shd w:val="clear" w:color="auto" w:fill="FFFFFF"/>
+        </w:rPr>
+        <w:t>Partitioned</w:t>
+      </w:r>
+      <w:r>
+        <w:rPr>
+          <w:rFonts w:ascii="Aptos" w:hAnsi="Aptos" w:cs="Calibri"/>
+          <w:i/>
+          <w:iCs/>
+          <w:color w:val="000000"/>
+          <w:shd w:val="clear" w:color="auto" w:fill="FFFFFF"/>
+        </w:rPr>
+        <w:t xml:space="preserve"> </w:t>
+      </w:r>
+      <w:r>
+        <w:t xml:space="preserve">is not transitive, but it implies </w:t>
+      </w:r>
+      <w:r>
+        <w:rPr>
+          <w:rFonts w:ascii="Aptos" w:hAnsi="Aptos" w:cs="Calibri"/>
+          <w:i/>
+          <w:iCs/>
+          <w:color w:val="000000"/>
+          <w:shd w:val="clear" w:color="auto" w:fill="FFFFFF"/>
+        </w:rPr>
+        <w:t>Contains</w:t>
+      </w:r>
+      <w:r>
+        <w:t xml:space="preserve"> </w:t>
+      </w:r>
+      <w:r>
+        <w:t xml:space="preserve">so the following scenario is possible: If </w:t>
+      </w:r>
+      <w:r>
+        <w:rPr>
+          <w:rFonts w:ascii="Calibri" w:hAnsi="Calibri" w:cs="Calibri"/>
+          <w:b/>
+          <w:bCs/>
+          <w:i/>
+          <w:iCs/>
+          <w:color w:val="5B9BD5"/>
+          <w:sz w:val="28"/>
+          <w:szCs w:val="28"/>
+        </w:rPr>
+        <w:t>a</w:t>
+      </w:r>
+      <w:r>
+        <w:rPr>
+          <w:rFonts w:ascii="Aptos" w:hAnsi="Aptos" w:cs="Calibri"/>
+          <w:i/>
+          <w:iCs/>
+          <w:color w:val="000000"/>
+          <w:shd w:val="clear" w:color="auto" w:fill="FFFFFF"/>
+        </w:rPr>
+        <w:t xml:space="preserve"> Is Partitioned</w:t>
+      </w:r>
+      <w:r>
+        <w:rPr>
+          <w:rFonts w:ascii="Aptos" w:hAnsi="Aptos" w:cs="Calibri"/>
+          <w:i/>
+          <w:iCs/>
+          <w:color w:val="000000"/>
+          <w:shd w:val="clear" w:color="auto" w:fill="FFFFFF"/>
+        </w:rPr>
+        <w:t xml:space="preserve"> by </w:t>
+      </w:r>
+      <w:r>
+        <w:rPr>
+          <w:rFonts w:ascii="Calibri" w:hAnsi="Calibri" w:cs="Calibri"/>
+          <w:b/>
+          <w:bCs/>
+          <w:i/>
+          <w:iCs/>
+          <w:color w:val="00B050"/>
+          <w:sz w:val="28"/>
+          <w:szCs w:val="28"/>
+        </w:rPr>
+        <w:t>b</w:t>
+      </w:r>
+      <w:r>
+        <w:rPr>
+          <w:rFonts w:ascii="Aptos" w:hAnsi="Aptos" w:cs="Calibri"/>
+          <w:color w:val="000000"/>
+          <w:shd w:val="clear" w:color="auto" w:fill="FFFFFF"/>
+        </w:rPr>
+        <w:t xml:space="preserve"> and </w:t>
+      </w:r>
+      <w:r>
+        <w:rPr>
+          <w:rFonts w:ascii="Calibri" w:hAnsi="Calibri" w:cs="Calibri"/>
+          <w:b/>
+          <w:bCs/>
+          <w:i/>
+          <w:iCs/>
+          <w:color w:val="00B050"/>
+          <w:sz w:val="28"/>
+          <w:szCs w:val="28"/>
+        </w:rPr>
+        <w:t xml:space="preserve">b </w:t>
+      </w:r>
+      <w:r>
+        <w:rPr>
+          <w:rFonts w:ascii="Aptos" w:hAnsi="Aptos" w:cs="Calibri"/>
+          <w:i/>
+          <w:iCs/>
+          <w:color w:val="000000"/>
+          <w:shd w:val="clear" w:color="auto" w:fill="FFFFFF"/>
+        </w:rPr>
+        <w:t xml:space="preserve">Contains </w:t>
+      </w:r>
+      <w:r>
+        <w:rPr>
+          <w:rFonts w:ascii="Calibri" w:hAnsi="Calibri" w:cs="Calibri"/>
+          <w:b/>
+          <w:bCs/>
+          <w:i/>
+          <w:iCs/>
+          <w:color w:val="D39307"/>
+          <w:sz w:val="28"/>
+          <w:szCs w:val="28"/>
+        </w:rPr>
+        <w:t>c</w:t>
+      </w:r>
+      <w:r>
+        <w:rPr>
+          <w:rFonts w:ascii="Arial" w:hAnsi="Arial" w:cs="Arial"/>
+          <w:color w:val="202122"/>
+          <w:sz w:val="21"/>
+          <w:szCs w:val="21"/>
+        </w:rPr>
+        <w:t xml:space="preserve"> </w:t>
+      </w:r>
+      <w:r>
+        <w:rPr>
+          <w:rFonts w:ascii="Arial" w:hAnsi="Arial" w:cs="Arial"/>
+          <w:color w:val="202122"/>
+          <w:sz w:val="21"/>
+          <w:szCs w:val="21"/>
+        </w:rPr>
+        <w:t xml:space="preserve">the relationship </w:t>
+      </w:r>
+      <w:r>
+        <w:rPr>
+          <w:rFonts w:ascii="Calibri" w:hAnsi="Calibri" w:cs="Calibri"/>
+          <w:b/>
+          <w:bCs/>
+          <w:i/>
+          <w:iCs/>
+          <w:color w:val="5B9BD5"/>
+          <w:sz w:val="28"/>
+          <w:szCs w:val="28"/>
+        </w:rPr>
+        <w:t>a</w:t>
+      </w:r>
+      <w:r>
+        <w:rPr>
+          <w:rFonts w:ascii="Aptos" w:hAnsi="Aptos" w:cs="Calibri"/>
+          <w:i/>
+          <w:iCs/>
+          <w:color w:val="000000"/>
+          <w:shd w:val="clear" w:color="auto" w:fill="FFFFFF"/>
+        </w:rPr>
+        <w:t xml:space="preserve"> Contains</w:t>
+      </w:r>
+      <w:r>
+        <w:rPr>
+          <w:rFonts w:ascii="Calibri" w:hAnsi="Calibri" w:cs="Calibri"/>
+          <w:b/>
+          <w:bCs/>
+          <w:i/>
+          <w:iCs/>
+          <w:color w:val="D39307"/>
+          <w:sz w:val="28"/>
+          <w:szCs w:val="28"/>
+        </w:rPr>
+        <w:t xml:space="preserve"> c</w:t>
+      </w:r>
+      <w:r>
+        <w:rPr>
+          <w:rFonts w:ascii="Aptos" w:hAnsi="Aptos" w:cs="Calibri"/>
+          <w:color w:val="000000"/>
+          <w:shd w:val="clear" w:color="auto" w:fill="FFFFFF"/>
+        </w:rPr>
+        <w:t xml:space="preserve"> is </w:t>
+      </w:r>
+      <w:r>
+        <w:rPr>
+          <w:rFonts w:ascii="Aptos" w:hAnsi="Aptos" w:cs="Calibri"/>
+          <w:b/>
+          <w:bCs/>
+          <w:color w:val="000000"/>
+          <w:shd w:val="clear" w:color="auto" w:fill="FFFFFF"/>
+        </w:rPr>
+        <w:t>L</w:t>
+      </w:r>
+      <w:r>
+        <w:rPr>
+          <w:rFonts w:ascii="Aptos" w:hAnsi="Aptos" w:cs="Calibri"/>
+          <w:b/>
+          <w:bCs/>
+          <w:color w:val="000000"/>
+          <w:shd w:val="clear" w:color="auto" w:fill="FFFFFF"/>
+        </w:rPr>
+        <w:t>ogical</w:t>
+      </w:r>
+      <w:r>
+        <w:rPr>
+          <w:rFonts w:ascii="Aptos" w:hAnsi="Aptos" w:cs="Calibri"/>
+          <w:color w:val="000000"/>
+          <w:shd w:val="clear" w:color="auto" w:fill="FFFFFF"/>
+        </w:rPr>
+        <w:t xml:space="preserve">.  However, </w:t>
+      </w:r>
+      <w:proofErr w:type="gramStart"/>
+      <w:r>
+        <w:t>If</w:t>
+      </w:r>
+      <w:proofErr w:type="gramEnd"/>
+      <w:r>
+        <w:t xml:space="preserve"> </w:t>
+      </w:r>
+      <w:r>
+        <w:rPr>
+          <w:rFonts w:ascii="Calibri" w:hAnsi="Calibri" w:cs="Calibri"/>
+          <w:b/>
+          <w:bCs/>
+          <w:i/>
+          <w:iCs/>
+          <w:color w:val="5B9BD5"/>
+          <w:sz w:val="28"/>
+          <w:szCs w:val="28"/>
+        </w:rPr>
+        <w:t>a</w:t>
+      </w:r>
+      <w:r>
+        <w:rPr>
+          <w:rFonts w:ascii="Aptos" w:hAnsi="Aptos" w:cs="Calibri"/>
+          <w:i/>
+          <w:iCs/>
+          <w:color w:val="000000"/>
+          <w:shd w:val="clear" w:color="auto" w:fill="FFFFFF"/>
+        </w:rPr>
+        <w:t xml:space="preserve"> Is Partitioned</w:t>
+      </w:r>
+      <w:r>
+        <w:rPr>
+          <w:rFonts w:ascii="Aptos" w:hAnsi="Aptos" w:cs="Calibri"/>
+          <w:i/>
+          <w:iCs/>
+          <w:color w:val="000000"/>
+          <w:shd w:val="clear" w:color="auto" w:fill="FFFFFF"/>
+        </w:rPr>
+        <w:t xml:space="preserve"> by </w:t>
+      </w:r>
+      <w:r>
+        <w:rPr>
+          <w:rFonts w:ascii="Calibri" w:hAnsi="Calibri" w:cs="Calibri"/>
+          <w:b/>
+          <w:bCs/>
+          <w:i/>
+          <w:iCs/>
+          <w:color w:val="00B050"/>
+          <w:sz w:val="28"/>
+          <w:szCs w:val="28"/>
+        </w:rPr>
+        <w:t>b</w:t>
+      </w:r>
+      <w:r>
+        <w:rPr>
+          <w:rFonts w:ascii="Aptos" w:hAnsi="Aptos" w:cs="Calibri"/>
+          <w:color w:val="000000"/>
+          <w:shd w:val="clear" w:color="auto" w:fill="FFFFFF"/>
+        </w:rPr>
+        <w:t xml:space="preserve"> and </w:t>
+      </w:r>
+      <w:r>
+        <w:rPr>
+          <w:rFonts w:ascii="Calibri" w:hAnsi="Calibri" w:cs="Calibri"/>
+          <w:b/>
+          <w:bCs/>
+          <w:i/>
+          <w:iCs/>
+          <w:color w:val="00B050"/>
+          <w:sz w:val="28"/>
+          <w:szCs w:val="28"/>
+        </w:rPr>
+        <w:t xml:space="preserve">b </w:t>
+      </w:r>
+      <w:r>
+        <w:rPr>
+          <w:rFonts w:ascii="Aptos" w:hAnsi="Aptos" w:cs="Calibri"/>
+          <w:i/>
+          <w:iCs/>
+          <w:color w:val="000000"/>
+          <w:shd w:val="clear" w:color="auto" w:fill="FFFFFF"/>
+        </w:rPr>
+        <w:t>Is Partitioned</w:t>
+      </w:r>
+      <w:r>
+        <w:rPr>
+          <w:rFonts w:ascii="Aptos" w:hAnsi="Aptos" w:cs="Calibri"/>
+          <w:i/>
+          <w:iCs/>
+          <w:color w:val="000000"/>
+          <w:shd w:val="clear" w:color="auto" w:fill="FFFFFF"/>
+        </w:rPr>
+        <w:t xml:space="preserve"> by</w:t>
+      </w:r>
+      <w:r>
+        <w:rPr>
+          <w:rFonts w:ascii="Calibri" w:hAnsi="Calibri" w:cs="Calibri"/>
+          <w:b/>
+          <w:bCs/>
+          <w:i/>
+          <w:iCs/>
+          <w:color w:val="D39307"/>
+          <w:sz w:val="28"/>
+          <w:szCs w:val="28"/>
+        </w:rPr>
+        <w:t xml:space="preserve"> c</w:t>
+      </w:r>
+      <w:r>
+        <w:rPr>
+          <w:rFonts w:ascii="Arial" w:hAnsi="Arial" w:cs="Arial"/>
+          <w:color w:val="202122"/>
+          <w:sz w:val="21"/>
+          <w:szCs w:val="21"/>
+        </w:rPr>
+        <w:t xml:space="preserve"> </w:t>
+      </w:r>
+      <w:r>
+        <w:rPr>
+          <w:rFonts w:ascii="Arial" w:hAnsi="Arial" w:cs="Arial"/>
+          <w:color w:val="202122"/>
+          <w:sz w:val="21"/>
+          <w:szCs w:val="21"/>
+        </w:rPr>
+        <w:t xml:space="preserve">either the relationship </w:t>
+      </w:r>
+      <w:r>
+        <w:rPr>
+          <w:rFonts w:ascii="Calibri" w:hAnsi="Calibri" w:cs="Calibri"/>
+          <w:b/>
+          <w:bCs/>
+          <w:i/>
+          <w:iCs/>
+          <w:color w:val="5B9BD5"/>
+          <w:sz w:val="28"/>
+          <w:szCs w:val="28"/>
+        </w:rPr>
+        <w:t>a</w:t>
+      </w:r>
+      <w:r>
+        <w:rPr>
+          <w:rFonts w:ascii="Aptos" w:hAnsi="Aptos" w:cs="Calibri"/>
+          <w:i/>
+          <w:iCs/>
+          <w:color w:val="000000"/>
+          <w:shd w:val="clear" w:color="auto" w:fill="FFFFFF"/>
+        </w:rPr>
+        <w:t xml:space="preserve"> Contains</w:t>
+      </w:r>
+      <w:r>
+        <w:rPr>
+          <w:rFonts w:ascii="Calibri" w:hAnsi="Calibri" w:cs="Calibri"/>
+          <w:b/>
+          <w:bCs/>
+          <w:i/>
+          <w:iCs/>
+          <w:color w:val="D39307"/>
+          <w:sz w:val="28"/>
+          <w:szCs w:val="28"/>
+        </w:rPr>
+        <w:t xml:space="preserve"> c</w:t>
+      </w:r>
+      <w:r>
+        <w:rPr>
+          <w:rFonts w:ascii="Arial" w:hAnsi="Arial" w:cs="Arial"/>
+          <w:color w:val="202122"/>
+          <w:sz w:val="21"/>
+          <w:szCs w:val="21"/>
+        </w:rPr>
+        <w:t xml:space="preserve"> or the relationship </w:t>
+      </w:r>
+      <w:r>
+        <w:rPr>
+          <w:rFonts w:ascii="Calibri" w:hAnsi="Calibri" w:cs="Calibri"/>
+          <w:b/>
+          <w:bCs/>
+          <w:i/>
+          <w:iCs/>
+          <w:color w:val="5B9BD5"/>
+          <w:sz w:val="28"/>
+          <w:szCs w:val="28"/>
+        </w:rPr>
+        <w:t>a</w:t>
+      </w:r>
+      <w:r>
+        <w:rPr>
+          <w:rFonts w:ascii="Aptos" w:hAnsi="Aptos" w:cs="Calibri"/>
+          <w:i/>
+          <w:iCs/>
+          <w:color w:val="000000"/>
+          <w:shd w:val="clear" w:color="auto" w:fill="FFFFFF"/>
+        </w:rPr>
+        <w:t xml:space="preserve"> </w:t>
+      </w:r>
+      <w:r>
+        <w:rPr>
+          <w:rFonts w:ascii="Aptos" w:hAnsi="Aptos" w:cs="Calibri"/>
+          <w:i/>
+          <w:iCs/>
+          <w:color w:val="000000"/>
+          <w:shd w:val="clear" w:color="auto" w:fill="FFFFFF"/>
+        </w:rPr>
+        <w:t>Is Partitioned</w:t>
+      </w:r>
+      <w:r>
+        <w:rPr>
+          <w:rFonts w:ascii="Aptos" w:hAnsi="Aptos" w:cs="Calibri"/>
+          <w:i/>
+          <w:iCs/>
+          <w:color w:val="000000"/>
+          <w:shd w:val="clear" w:color="auto" w:fill="FFFFFF"/>
+        </w:rPr>
+        <w:t xml:space="preserve"> by </w:t>
+      </w:r>
+      <w:r>
+        <w:rPr>
+          <w:rFonts w:ascii="Calibri" w:hAnsi="Calibri" w:cs="Calibri"/>
+          <w:b/>
+          <w:bCs/>
+          <w:i/>
+          <w:iCs/>
+          <w:color w:val="D39307"/>
+          <w:sz w:val="28"/>
+          <w:szCs w:val="28"/>
+        </w:rPr>
+        <w:t>c</w:t>
+      </w:r>
+      <w:r>
+        <w:rPr>
+          <w:rFonts w:ascii="Arial" w:hAnsi="Arial" w:cs="Arial"/>
+          <w:color w:val="202122"/>
+          <w:sz w:val="21"/>
+          <w:szCs w:val="21"/>
+        </w:rPr>
+        <w:t xml:space="preserve"> </w:t>
+      </w:r>
+      <w:r>
+        <w:rPr>
+          <w:rFonts w:ascii="Arial" w:hAnsi="Arial" w:cs="Arial"/>
+          <w:color w:val="202122"/>
+          <w:sz w:val="21"/>
+          <w:szCs w:val="21"/>
+        </w:rPr>
+        <w:t>is possible, so a logical relationship does not exist</w:t>
+      </w:r>
+    </w:p>
+    <w:p>
+      <w:pPr>
+        <w:rPr>
+          <w:rFonts w:ascii="Arial" w:hAnsi="Arial" w:cs="Arial"/>
+          <w:color w:val="202122"/>
+          <w:sz w:val="21"/>
+          <w:szCs w:val="21"/>
+        </w:rPr>
+      </w:pPr>
+      <w:r>
+        <w:rPr>
+          <w:rFonts w:ascii="Arial" w:hAnsi="Arial" w:cs="Arial"/>
+          <w:color w:val="202122"/>
+          <w:sz w:val="21"/>
+          <w:szCs w:val="21"/>
+        </w:rPr>
+        <w:t xml:space="preserve">To identify logical </w:t>
+      </w:r>
+      <w:r>
+        <w:rPr>
+          <w:rFonts w:ascii="Aptos" w:hAnsi="Aptos" w:cs="Calibri"/>
+          <w:i/>
+          <w:iCs/>
+          <w:color w:val="000000"/>
+          <w:shd w:val="clear" w:color="auto" w:fill="FFFFFF"/>
+        </w:rPr>
+        <w:t xml:space="preserve">Contains </w:t>
+      </w:r>
+      <w:r>
+        <w:rPr>
+          <w:rFonts w:ascii="Arial" w:hAnsi="Arial" w:cs="Arial"/>
+          <w:color w:val="202122"/>
+          <w:sz w:val="21"/>
+          <w:szCs w:val="21"/>
+        </w:rPr>
+        <w:t xml:space="preserve">relationships one must construct a directed graph of the structure relations where the edges are all the </w:t>
+      </w:r>
+      <w:r>
+        <w:rPr>
+          <w:rFonts w:ascii="Aptos" w:hAnsi="Aptos" w:cs="Calibri"/>
+          <w:i/>
+          <w:iCs/>
+          <w:color w:val="000000"/>
+          <w:shd w:val="clear" w:color="auto" w:fill="FFFFFF"/>
+        </w:rPr>
+        <w:t xml:space="preserve">Contains </w:t>
+      </w:r>
+      <w:r>
+        <w:rPr>
+          <w:rFonts w:ascii="Arial" w:hAnsi="Arial" w:cs="Arial"/>
+          <w:color w:val="202122"/>
+          <w:sz w:val="21"/>
+          <w:szCs w:val="21"/>
+        </w:rPr>
+        <w:t xml:space="preserve">relationships in the structure set and all implied </w:t>
+      </w:r>
+      <w:r>
+        <w:rPr>
+          <w:rFonts w:ascii="Aptos" w:hAnsi="Aptos" w:cs="Calibri"/>
+          <w:i/>
+          <w:iCs/>
+          <w:color w:val="000000"/>
+          <w:shd w:val="clear" w:color="auto" w:fill="FFFFFF"/>
+        </w:rPr>
+        <w:t xml:space="preserve">Contains </w:t>
+      </w:r>
+      <w:r>
+        <w:rPr>
+          <w:rFonts w:ascii="Arial" w:hAnsi="Arial" w:cs="Arial"/>
+          <w:color w:val="202122"/>
+          <w:sz w:val="21"/>
+          <w:szCs w:val="21"/>
+        </w:rPr>
+        <w:t>relationships (</w:t>
+      </w:r>
+      <w:r>
+        <w:rPr>
+          <w:rFonts w:ascii="Aptos" w:hAnsi="Aptos" w:cs="Calibri"/>
+          <w:i/>
+          <w:iCs/>
+          <w:color w:val="000000"/>
+          <w:shd w:val="clear" w:color="auto" w:fill="FFFFFF"/>
+        </w:rPr>
+        <w:t>Partitioned</w:t>
+      </w:r>
+      <w:r>
+        <w:rPr>
+          <w:rFonts w:ascii="Arial" w:hAnsi="Arial" w:cs="Arial"/>
+          <w:color w:val="202122"/>
+          <w:sz w:val="21"/>
+          <w:szCs w:val="21"/>
+        </w:rPr>
+        <w:t xml:space="preserve">) in the structure set. Next, for each </w:t>
+      </w:r>
+      <w:r>
+        <w:rPr>
+          <w:rFonts w:ascii="Aptos" w:hAnsi="Aptos" w:cs="Calibri"/>
+          <w:i/>
+          <w:iCs/>
+          <w:color w:val="000000"/>
+          <w:shd w:val="clear" w:color="auto" w:fill="FFFFFF"/>
+        </w:rPr>
+        <w:t xml:space="preserve">Contains </w:t>
+      </w:r>
+      <w:r>
+        <w:rPr>
+          <w:rFonts w:ascii="Arial" w:hAnsi="Arial" w:cs="Arial"/>
+          <w:color w:val="202122"/>
+          <w:sz w:val="21"/>
+          <w:szCs w:val="21"/>
+        </w:rPr>
+        <w:t xml:space="preserve">relationship check for an alternate path between the two structures, Next check that the path is not composed Entirely of implied </w:t>
+      </w:r>
+      <w:r>
+        <w:rPr>
+          <w:rFonts w:ascii="Aptos" w:hAnsi="Aptos" w:cs="Calibri"/>
+          <w:i/>
+          <w:iCs/>
+          <w:color w:val="000000"/>
+          <w:shd w:val="clear" w:color="auto" w:fill="FFFFFF"/>
+        </w:rPr>
+        <w:t xml:space="preserve">Contains </w:t>
+      </w:r>
+      <w:r>
+        <w:rPr>
+          <w:rFonts w:ascii="Arial" w:hAnsi="Arial" w:cs="Arial"/>
+          <w:color w:val="202122"/>
+          <w:sz w:val="21"/>
+          <w:szCs w:val="21"/>
+        </w:rPr>
+        <w:t xml:space="preserve">relationships.  If an alternate path exists, then the relationship is </w:t>
+      </w:r>
+      <w:r>
+        <w:rPr>
+          <w:rFonts w:ascii="Aptos" w:hAnsi="Aptos" w:cs="Calibri"/>
+          <w:b/>
+          <w:bCs/>
+          <w:color w:val="000000"/>
+          <w:shd w:val="clear" w:color="auto" w:fill="FFFFFF"/>
+        </w:rPr>
+        <w:t>L</w:t>
+      </w:r>
+      <w:r>
+        <w:rPr>
+          <w:rFonts w:ascii="Aptos" w:hAnsi="Aptos" w:cs="Calibri"/>
+          <w:b/>
+          <w:bCs/>
+          <w:color w:val="000000"/>
+          <w:shd w:val="clear" w:color="auto" w:fill="FFFFFF"/>
+        </w:rPr>
+        <w:t>ogical</w:t>
+      </w:r>
+      <w:r>
+        <w:rPr>
+          <w:rFonts w:ascii="Aptos" w:hAnsi="Aptos" w:cs="Calibri"/>
+          <w:b/>
+          <w:bCs/>
+          <w:color w:val="000000"/>
+          <w:shd w:val="clear" w:color="auto" w:fill="FFFFFF"/>
+        </w:rPr>
+        <w:t>.</w:t>
+      </w:r>
+    </w:p>
+    <w:p/>
     <w:sectPr>
       <w:pgSz w:w="12240" w:h="15840"/>
       <w:pgMar w:top="720" w:right="720" w:bottom="720" w:left="720" w:header="708" w:footer="708" w:gutter="0"/>
@@ -3893,8 +7670,406 @@
 </w:document>
 </file>
 
+<file path=word/numbering.xml><?xml version="1.0" encoding="utf-8"?>
+<w:numbering xmlns:wpc="http://schemas.microsoft.com/office/word/2010/wordprocessingCanvas" xmlns:cx="http://schemas.microsoft.com/office/drawing/2014/chartex" xmlns:cx1="http://schemas.microsoft.com/office/drawing/2015/9/8/chartex" xmlns:cx2="http://schemas.microsoft.com/office/drawing/2015/10/21/chartex" xmlns:cx3="http://schemas.microsoft.com/office/drawing/2016/5/9/chartex" xmlns:cx4="http://schemas.microsoft.com/office/drawing/2016/5/10/chartex" xmlns:cx5="http://schemas.microsoft.com/office/drawing/2016/5/11/chartex" xmlns:cx6="http://schemas.microsoft.com/office/drawing/2016/5/12/chartex" xmlns:cx7="http://schemas.microsoft.com/office/drawing/2016/5/13/chartex" xmlns:cx8="http://schemas.microsoft.com/office/drawing/2016/5/14/chartex" xmlns:mc="http://schemas.openxmlformats.org/markup-compatibility/2006" xmlns:aink="http://schemas.microsoft.com/office/drawing/2016/ink" xmlns:am3d="http://schemas.microsoft.com/office/drawing/2017/model3d" xmlns:o="urn:schemas-microsoft-com:office:office" xmlns:oel="http://schemas.microsoft.com/office/2019/extlst" xmlns:r="http://schemas.openxmlformats.org/officeDocument/2006/relationships" xmlns:m="http://schemas.openxmlformats.org/officeDocument/2006/math" xmlns:v="urn:schemas-microsoft-com:vml" xmlns:wp14="http://schemas.microsoft.com/office/word/2010/wordprocessingDrawing" xmlns:wp="http://schemas.openxmlformats.org/drawingml/2006/wordprocessingDrawing" xmlns:w10="urn:schemas-microsoft-com:office:word" xmlns:w="http://schemas.openxmlformats.org/wordprocessingml/2006/main" xmlns:w14="http://schemas.microsoft.com/office/word/2010/wordml" xmlns:w15="http://schemas.microsoft.com/office/word/2012/wordml" xmlns:w16cei="http://schemas.microsoft.com/office/word/2026/wordml/cei" xmlns:w16cex="http://schemas.microsoft.com/office/word/2018/wordml/cex" xmlns:w16cid="http://schemas.microsoft.com/office/word/2016/wordml/cid" xmlns:w16="http://schemas.microsoft.com/office/word/2018/wordml" xmlns:w16du="http://schemas.microsoft.com/office/word/2023/wordml/word16du" xmlns:w16sdtdh="http://schemas.microsoft.com/office/word/2020/wordml/sdtdatahash" xmlns:w16sdtfl="http://schemas.microsoft.com/office/word/2024/wordml/sdtformatlock" xmlns:w16se="http://schemas.microsoft.com/office/word/2015/wordml/symex" xmlns:wpg="http://schemas.microsoft.com/office/word/2010/wordprocessingGroup" xmlns:wpi="http://schemas.microsoft.com/office/word/2010/wordprocessingInk" xmlns:wne="http://schemas.microsoft.com/office/word/2006/wordml" xmlns:wps="http://schemas.microsoft.com/office/word/2010/wordprocessingShape" mc:Ignorable="w14 w15 w16se w16cid w16 w16cex w16sdtdh w16sdtfl w16du wp14">
+  <w:abstractNum w:abstractNumId="0" w15:restartNumberingAfterBreak="0">
+    <w:nsid w:val="02615FF9"/>
+    <w:multiLevelType w:val="multilevel"/>
+    <w:tmpl w:val="3B8E062C"/>
+    <w:lvl w:ilvl="0">
+      <w:start w:val="1"/>
+      <w:numFmt w:val="bullet"/>
+      <w:lvlText w:val=""/>
+      <w:lvlJc w:val="left"/>
+      <w:pPr>
+        <w:tabs>
+          <w:tab w:val="num" w:pos="720"/>
+        </w:tabs>
+        <w:ind w:left="720" w:hanging="360"/>
+      </w:pPr>
+      <w:rPr>
+        <w:rFonts w:ascii="Symbol" w:hAnsi="Symbol" w:hint="default"/>
+        <w:sz w:val="20"/>
+      </w:rPr>
+    </w:lvl>
+    <w:lvl w:ilvl="1" w:tentative="1">
+      <w:start w:val="1"/>
+      <w:numFmt w:val="bullet"/>
+      <w:lvlText w:val=""/>
+      <w:lvlJc w:val="left"/>
+      <w:pPr>
+        <w:tabs>
+          <w:tab w:val="num" w:pos="1440"/>
+        </w:tabs>
+        <w:ind w:left="1440" w:hanging="360"/>
+      </w:pPr>
+      <w:rPr>
+        <w:rFonts w:ascii="Symbol" w:hAnsi="Symbol" w:hint="default"/>
+        <w:sz w:val="20"/>
+      </w:rPr>
+    </w:lvl>
+    <w:lvl w:ilvl="2" w:tentative="1">
+      <w:start w:val="1"/>
+      <w:numFmt w:val="bullet"/>
+      <w:lvlText w:val=""/>
+      <w:lvlJc w:val="left"/>
+      <w:pPr>
+        <w:tabs>
+          <w:tab w:val="num" w:pos="2160"/>
+        </w:tabs>
+        <w:ind w:left="2160" w:hanging="360"/>
+      </w:pPr>
+      <w:rPr>
+        <w:rFonts w:ascii="Symbol" w:hAnsi="Symbol" w:hint="default"/>
+        <w:sz w:val="20"/>
+      </w:rPr>
+    </w:lvl>
+    <w:lvl w:ilvl="3" w:tentative="1">
+      <w:start w:val="1"/>
+      <w:numFmt w:val="bullet"/>
+      <w:lvlText w:val=""/>
+      <w:lvlJc w:val="left"/>
+      <w:pPr>
+        <w:tabs>
+          <w:tab w:val="num" w:pos="2880"/>
+        </w:tabs>
+        <w:ind w:left="2880" w:hanging="360"/>
+      </w:pPr>
+      <w:rPr>
+        <w:rFonts w:ascii="Symbol" w:hAnsi="Symbol" w:hint="default"/>
+        <w:sz w:val="20"/>
+      </w:rPr>
+    </w:lvl>
+    <w:lvl w:ilvl="4" w:tentative="1">
+      <w:start w:val="1"/>
+      <w:numFmt w:val="bullet"/>
+      <w:lvlText w:val=""/>
+      <w:lvlJc w:val="left"/>
+      <w:pPr>
+        <w:tabs>
+          <w:tab w:val="num" w:pos="3600"/>
+        </w:tabs>
+        <w:ind w:left="3600" w:hanging="360"/>
+      </w:pPr>
+      <w:rPr>
+        <w:rFonts w:ascii="Symbol" w:hAnsi="Symbol" w:hint="default"/>
+        <w:sz w:val="20"/>
+      </w:rPr>
+    </w:lvl>
+    <w:lvl w:ilvl="5" w:tentative="1">
+      <w:start w:val="1"/>
+      <w:numFmt w:val="bullet"/>
+      <w:lvlText w:val=""/>
+      <w:lvlJc w:val="left"/>
+      <w:pPr>
+        <w:tabs>
+          <w:tab w:val="num" w:pos="4320"/>
+        </w:tabs>
+        <w:ind w:left="4320" w:hanging="360"/>
+      </w:pPr>
+      <w:rPr>
+        <w:rFonts w:ascii="Symbol" w:hAnsi="Symbol" w:hint="default"/>
+        <w:sz w:val="20"/>
+      </w:rPr>
+    </w:lvl>
+    <w:lvl w:ilvl="6" w:tentative="1">
+      <w:start w:val="1"/>
+      <w:numFmt w:val="bullet"/>
+      <w:lvlText w:val=""/>
+      <w:lvlJc w:val="left"/>
+      <w:pPr>
+        <w:tabs>
+          <w:tab w:val="num" w:pos="5040"/>
+        </w:tabs>
+        <w:ind w:left="5040" w:hanging="360"/>
+      </w:pPr>
+      <w:rPr>
+        <w:rFonts w:ascii="Symbol" w:hAnsi="Symbol" w:hint="default"/>
+        <w:sz w:val="20"/>
+      </w:rPr>
+    </w:lvl>
+    <w:lvl w:ilvl="7" w:tentative="1">
+      <w:start w:val="1"/>
+      <w:numFmt w:val="bullet"/>
+      <w:lvlText w:val=""/>
+      <w:lvlJc w:val="left"/>
+      <w:pPr>
+        <w:tabs>
+          <w:tab w:val="num" w:pos="5760"/>
+        </w:tabs>
+        <w:ind w:left="5760" w:hanging="360"/>
+      </w:pPr>
+      <w:rPr>
+        <w:rFonts w:ascii="Symbol" w:hAnsi="Symbol" w:hint="default"/>
+        <w:sz w:val="20"/>
+      </w:rPr>
+    </w:lvl>
+    <w:lvl w:ilvl="8" w:tentative="1">
+      <w:start w:val="1"/>
+      <w:numFmt w:val="bullet"/>
+      <w:lvlText w:val=""/>
+      <w:lvlJc w:val="left"/>
+      <w:pPr>
+        <w:tabs>
+          <w:tab w:val="num" w:pos="6480"/>
+        </w:tabs>
+        <w:ind w:left="6480" w:hanging="360"/>
+      </w:pPr>
+      <w:rPr>
+        <w:rFonts w:ascii="Symbol" w:hAnsi="Symbol" w:hint="default"/>
+        <w:sz w:val="20"/>
+      </w:rPr>
+    </w:lvl>
+  </w:abstractNum>
+  <w:abstractNum w:abstractNumId="1" w15:restartNumberingAfterBreak="0">
+    <w:nsid w:val="60542EA9"/>
+    <w:multiLevelType w:val="hybridMultilevel"/>
+    <w:tmpl w:val="76A88D7A"/>
+    <w:lvl w:ilvl="0" w:tplc="1009000F">
+      <w:start w:val="1"/>
+      <w:numFmt w:val="decimal"/>
+      <w:lvlText w:val="%1."/>
+      <w:lvlJc w:val="left"/>
+      <w:pPr>
+        <w:ind w:left="720" w:hanging="360"/>
+      </w:pPr>
+    </w:lvl>
+    <w:lvl w:ilvl="1" w:tplc="10090019" w:tentative="1">
+      <w:start w:val="1"/>
+      <w:numFmt w:val="lowerLetter"/>
+      <w:lvlText w:val="%2."/>
+      <w:lvlJc w:val="left"/>
+      <w:pPr>
+        <w:ind w:left="1440" w:hanging="360"/>
+      </w:pPr>
+    </w:lvl>
+    <w:lvl w:ilvl="2" w:tplc="1009001B" w:tentative="1">
+      <w:start w:val="1"/>
+      <w:numFmt w:val="lowerRoman"/>
+      <w:lvlText w:val="%3."/>
+      <w:lvlJc w:val="right"/>
+      <w:pPr>
+        <w:ind w:left="2160" w:hanging="180"/>
+      </w:pPr>
+    </w:lvl>
+    <w:lvl w:ilvl="3" w:tplc="1009000F" w:tentative="1">
+      <w:start w:val="1"/>
+      <w:numFmt w:val="decimal"/>
+      <w:lvlText w:val="%4."/>
+      <w:lvlJc w:val="left"/>
+      <w:pPr>
+        <w:ind w:left="2880" w:hanging="360"/>
+      </w:pPr>
+    </w:lvl>
+    <w:lvl w:ilvl="4" w:tplc="10090019" w:tentative="1">
+      <w:start w:val="1"/>
+      <w:numFmt w:val="lowerLetter"/>
+      <w:lvlText w:val="%5."/>
+      <w:lvlJc w:val="left"/>
+      <w:pPr>
+        <w:ind w:left="3600" w:hanging="360"/>
+      </w:pPr>
+    </w:lvl>
+    <w:lvl w:ilvl="5" w:tplc="1009001B" w:tentative="1">
+      <w:start w:val="1"/>
+      <w:numFmt w:val="lowerRoman"/>
+      <w:lvlText w:val="%6."/>
+      <w:lvlJc w:val="right"/>
+      <w:pPr>
+        <w:ind w:left="4320" w:hanging="180"/>
+      </w:pPr>
+    </w:lvl>
+    <w:lvl w:ilvl="6" w:tplc="1009000F" w:tentative="1">
+      <w:start w:val="1"/>
+      <w:numFmt w:val="decimal"/>
+      <w:lvlText w:val="%7."/>
+      <w:lvlJc w:val="left"/>
+      <w:pPr>
+        <w:ind w:left="5040" w:hanging="360"/>
+      </w:pPr>
+    </w:lvl>
+    <w:lvl w:ilvl="7" w:tplc="10090019" w:tentative="1">
+      <w:start w:val="1"/>
+      <w:numFmt w:val="lowerLetter"/>
+      <w:lvlText w:val="%8."/>
+      <w:lvlJc w:val="left"/>
+      <w:pPr>
+        <w:ind w:left="5760" w:hanging="360"/>
+      </w:pPr>
+    </w:lvl>
+    <w:lvl w:ilvl="8" w:tplc="1009001B" w:tentative="1">
+      <w:start w:val="1"/>
+      <w:numFmt w:val="lowerRoman"/>
+      <w:lvlText w:val="%9."/>
+      <w:lvlJc w:val="right"/>
+      <w:pPr>
+        <w:ind w:left="6480" w:hanging="180"/>
+      </w:pPr>
+    </w:lvl>
+  </w:abstractNum>
+  <w:abstractNum w:abstractNumId="2" w15:restartNumberingAfterBreak="0">
+    <w:nsid w:val="76DB6F58"/>
+    <w:multiLevelType w:val="multilevel"/>
+    <w:tmpl w:val="83F6F60C"/>
+    <w:lvl w:ilvl="0">
+      <w:start w:val="1"/>
+      <w:numFmt w:val="bullet"/>
+      <w:lvlText w:val=""/>
+      <w:lvlJc w:val="left"/>
+      <w:pPr>
+        <w:tabs>
+          <w:tab w:val="num" w:pos="720"/>
+        </w:tabs>
+        <w:ind w:left="720" w:hanging="360"/>
+      </w:pPr>
+      <w:rPr>
+        <w:rFonts w:ascii="Symbol" w:hAnsi="Symbol" w:hint="default"/>
+        <w:sz w:val="20"/>
+      </w:rPr>
+    </w:lvl>
+    <w:lvl w:ilvl="1" w:tentative="1">
+      <w:start w:val="1"/>
+      <w:numFmt w:val="bullet"/>
+      <w:lvlText w:val=""/>
+      <w:lvlJc w:val="left"/>
+      <w:pPr>
+        <w:tabs>
+          <w:tab w:val="num" w:pos="1440"/>
+        </w:tabs>
+        <w:ind w:left="1440" w:hanging="360"/>
+      </w:pPr>
+      <w:rPr>
+        <w:rFonts w:ascii="Symbol" w:hAnsi="Symbol" w:hint="default"/>
+        <w:sz w:val="20"/>
+      </w:rPr>
+    </w:lvl>
+    <w:lvl w:ilvl="2" w:tentative="1">
+      <w:start w:val="1"/>
+      <w:numFmt w:val="bullet"/>
+      <w:lvlText w:val=""/>
+      <w:lvlJc w:val="left"/>
+      <w:pPr>
+        <w:tabs>
+          <w:tab w:val="num" w:pos="2160"/>
+        </w:tabs>
+        <w:ind w:left="2160" w:hanging="360"/>
+      </w:pPr>
+      <w:rPr>
+        <w:rFonts w:ascii="Symbol" w:hAnsi="Symbol" w:hint="default"/>
+        <w:sz w:val="20"/>
+      </w:rPr>
+    </w:lvl>
+    <w:lvl w:ilvl="3" w:tentative="1">
+      <w:start w:val="1"/>
+      <w:numFmt w:val="bullet"/>
+      <w:lvlText w:val=""/>
+      <w:lvlJc w:val="left"/>
+      <w:pPr>
+        <w:tabs>
+          <w:tab w:val="num" w:pos="2880"/>
+        </w:tabs>
+        <w:ind w:left="2880" w:hanging="360"/>
+      </w:pPr>
+      <w:rPr>
+        <w:rFonts w:ascii="Symbol" w:hAnsi="Symbol" w:hint="default"/>
+        <w:sz w:val="20"/>
+      </w:rPr>
+    </w:lvl>
+    <w:lvl w:ilvl="4" w:tentative="1">
+      <w:start w:val="1"/>
+      <w:numFmt w:val="bullet"/>
+      <w:lvlText w:val=""/>
+      <w:lvlJc w:val="left"/>
+      <w:pPr>
+        <w:tabs>
+          <w:tab w:val="num" w:pos="3600"/>
+        </w:tabs>
+        <w:ind w:left="3600" w:hanging="360"/>
+      </w:pPr>
+      <w:rPr>
+        <w:rFonts w:ascii="Symbol" w:hAnsi="Symbol" w:hint="default"/>
+        <w:sz w:val="20"/>
+      </w:rPr>
+    </w:lvl>
+    <w:lvl w:ilvl="5" w:tentative="1">
+      <w:start w:val="1"/>
+      <w:numFmt w:val="bullet"/>
+      <w:lvlText w:val=""/>
+      <w:lvlJc w:val="left"/>
+      <w:pPr>
+        <w:tabs>
+          <w:tab w:val="num" w:pos="4320"/>
+        </w:tabs>
+        <w:ind w:left="4320" w:hanging="360"/>
+      </w:pPr>
+      <w:rPr>
+        <w:rFonts w:ascii="Symbol" w:hAnsi="Symbol" w:hint="default"/>
+        <w:sz w:val="20"/>
+      </w:rPr>
+    </w:lvl>
+    <w:lvl w:ilvl="6" w:tentative="1">
+      <w:start w:val="1"/>
+      <w:numFmt w:val="bullet"/>
+      <w:lvlText w:val=""/>
+      <w:lvlJc w:val="left"/>
+      <w:pPr>
+        <w:tabs>
+          <w:tab w:val="num" w:pos="5040"/>
+        </w:tabs>
+        <w:ind w:left="5040" w:hanging="360"/>
+      </w:pPr>
+      <w:rPr>
+        <w:rFonts w:ascii="Symbol" w:hAnsi="Symbol" w:hint="default"/>
+        <w:sz w:val="20"/>
+      </w:rPr>
+    </w:lvl>
+    <w:lvl w:ilvl="7" w:tentative="1">
+      <w:start w:val="1"/>
+      <w:numFmt w:val="bullet"/>
+      <w:lvlText w:val=""/>
+      <w:lvlJc w:val="left"/>
+      <w:pPr>
+        <w:tabs>
+          <w:tab w:val="num" w:pos="5760"/>
+        </w:tabs>
+        <w:ind w:left="5760" w:hanging="360"/>
+      </w:pPr>
+      <w:rPr>
+        <w:rFonts w:ascii="Symbol" w:hAnsi="Symbol" w:hint="default"/>
+        <w:sz w:val="20"/>
+      </w:rPr>
+    </w:lvl>
+    <w:lvl w:ilvl="8" w:tentative="1">
+      <w:start w:val="1"/>
+      <w:numFmt w:val="bullet"/>
+      <w:lvlText w:val=""/>
+      <w:lvlJc w:val="left"/>
+      <w:pPr>
+        <w:tabs>
+          <w:tab w:val="num" w:pos="6480"/>
+        </w:tabs>
+        <w:ind w:left="6480" w:hanging="360"/>
+      </w:pPr>
+      <w:rPr>
+        <w:rFonts w:ascii="Symbol" w:hAnsi="Symbol" w:hint="default"/>
+        <w:sz w:val="20"/>
+      </w:rPr>
+    </w:lvl>
+  </w:abstractNum>
+  <w:num w:numId="1" w16cid:durableId="2082555714">
+    <w:abstractNumId w:val="1"/>
+  </w:num>
+  <w:num w:numId="2" w16cid:durableId="118493454">
+    <w:abstractNumId w:val="0"/>
+  </w:num>
+  <w:num w:numId="3" w16cid:durableId="1549225475">
+    <w:abstractNumId w:val="2"/>
+  </w:num>
+</w:numbering>
+</file>
+
 <file path=word/styles.xml><?xml version="1.0" encoding="utf-8"?>
-<w:styles xmlns:mc="http://schemas.openxmlformats.org/markup-compatibility/2006" xmlns:r="http://schemas.openxmlformats.org/officeDocument/2006/relationships" xmlns:w="http://schemas.openxmlformats.org/wordprocessingml/2006/main" xmlns:w14="http://schemas.microsoft.com/office/word/2010/wordml" xmlns:w15="http://schemas.microsoft.com/office/word/2012/wordml" xmlns:w16cex="http://schemas.microsoft.com/office/word/2018/wordml/cex" xmlns:w16cid="http://schemas.microsoft.com/office/word/2016/wordml/cid" xmlns:w16="http://schemas.microsoft.com/office/word/2018/wordml" xmlns:w16du="http://schemas.microsoft.com/office/word/2023/wordml/word16du" xmlns:w16sdtdh="http://schemas.microsoft.com/office/word/2020/wordml/sdtdatahash" xmlns:w16se="http://schemas.microsoft.com/office/word/2015/wordml/symex" mc:Ignorable="w14 w15 w16se w16cid w16 w16cex w16sdtdh w16du">
+<w:styles xmlns:mc="http://schemas.openxmlformats.org/markup-compatibility/2006" xmlns:r="http://schemas.openxmlformats.org/officeDocument/2006/relationships" xmlns:w="http://schemas.openxmlformats.org/wordprocessingml/2006/main" xmlns:w14="http://schemas.microsoft.com/office/word/2010/wordml" xmlns:w15="http://schemas.microsoft.com/office/word/2012/wordml" xmlns:w16cex="http://schemas.microsoft.com/office/word/2018/wordml/cex" xmlns:w16cid="http://schemas.microsoft.com/office/word/2016/wordml/cid" xmlns:w16="http://schemas.microsoft.com/office/word/2018/wordml" xmlns:w16du="http://schemas.microsoft.com/office/word/2023/wordml/word16du" xmlns:w16sdtdh="http://schemas.microsoft.com/office/word/2020/wordml/sdtdatahash" xmlns:w16sdtfl="http://schemas.microsoft.com/office/word/2024/wordml/sdtformatlock" xmlns:w16se="http://schemas.microsoft.com/office/word/2015/wordml/symex" mc:Ignorable="w14 w15 w16se w16cid w16 w16cex w16sdtdh w16sdtfl w16du">
   <w:docDefaults>
     <w:rPrDefault>
       <w:rPr>
@@ -4497,7 +8672,6 @@
   <w:style w:type="character" w:default="1" w:styleId="DefaultParagraphFont">
     <w:name w:val="Default Paragraph Font"/>
     <w:uiPriority w:val="1"/>
-    <w:semiHidden/>
     <w:unhideWhenUsed/>
   </w:style>
   <w:style w:type="table" w:default="1" w:styleId="TableNormal">
@@ -4949,6 +9123,44 @@
       <w:iCs/>
     </w:rPr>
   </w:style>
+  <w:style w:type="paragraph" w:styleId="NormalWeb">
+    <w:name w:val="Normal (Web)"/>
+    <w:basedOn w:val="Normal"/>
+    <w:uiPriority w:val="99"/>
+    <w:unhideWhenUsed/>
+    <w:rsid w:val="00477884"/>
+    <w:pPr>
+      <w:spacing w:before="100" w:beforeAutospacing="1" w:after="100" w:afterAutospacing="1" w:line="240" w:lineRule="auto"/>
+    </w:pPr>
+    <w:rPr>
+      <w:rFonts w:ascii="Times New Roman" w:eastAsia="Times New Roman" w:hAnsi="Times New Roman" w:cs="Times New Roman"/>
+      <w:kern w:val="0"/>
+      <w:sz w:val="24"/>
+      <w:szCs w:val="24"/>
+      <w:lang w:eastAsia="en-CA"/>
+      <w14:ligatures w14:val="none"/>
+    </w:rPr>
+  </w:style>
+  <w:style w:type="paragraph" w:customStyle="1" w:styleId="MainHeading">
+    <w:name w:val="Main Heading"/>
+    <w:basedOn w:val="Normal"/>
+    <w:qFormat/>
+    <w:rsid w:val="00A26346"/>
+    <w:pPr>
+      <w:spacing w:before="240" w:after="0" w:line="240" w:lineRule="auto"/>
+      <w:outlineLvl w:val="0"/>
+    </w:pPr>
+    <w:rPr>
+      <w:rFonts w:ascii="Aptos Display" w:eastAsia="Times New Roman" w:hAnsi="Aptos Display" w:cs="Calibri"/>
+      <w:b/>
+      <w:bCs/>
+      <w:kern w:val="0"/>
+      <w:sz w:val="40"/>
+      <w:szCs w:val="40"/>
+      <w:lang w:eastAsia="en-CA"/>
+      <w14:ligatures w14:val="none"/>
+    </w:rPr>
+  </w:style>
 </w:styles>
 </file>
 
@@ -5248,6 +9460,26 @@
 </file>
 
 <file path=customXml/item1.xml><?xml version="1.0" encoding="utf-8"?>
+<p:properties xmlns:p="http://schemas.microsoft.com/office/2006/metadata/properties" xmlns:xsi="http://www.w3.org/2001/XMLSchema-instance" xmlns:pc="http://schemas.microsoft.com/office/infopath/2007/PartnerControls">
+  <documentManagement>
+    <TaxCatchAll xmlns="ad65eebb-9aa8-49dc-954e-2f274fb67fdf" xsi:nil="true"/>
+    <lcf76f155ced4ddcb4097134ff3c332f xmlns="347c6671-e14e-499f-bdff-5abebf9f2841">
+      <Terms xmlns="http://schemas.microsoft.com/office/infopath/2007/PartnerControls"/>
+    </lcf76f155ced4ddcb4097134ff3c332f>
+  </documentManagement>
+</p:properties>
+</file>
+
+<file path=customXml/item2.xml><?xml version="1.0" encoding="utf-8"?>
+<?mso-contentType ?>
+<FormTemplates xmlns="http://schemas.microsoft.com/sharepoint/v3/contenttype/forms">
+  <Display>DocumentLibraryForm</Display>
+  <Edit>DocumentLibraryForm</Edit>
+  <New>DocumentLibraryForm</New>
+</FormTemplates>
+</file>
+
+<file path=customXml/item3.xml><?xml version="1.0" encoding="utf-8"?>
 <ct:contentTypeSchema xmlns:ct="http://schemas.microsoft.com/office/2006/metadata/contentType" xmlns:ma="http://schemas.microsoft.com/office/2006/metadata/properties/metaAttributes" ct:_="" ma:_="" ma:contentTypeName="Document" ma:contentTypeID="0x0101003F5ED4C9C3BCF64FB602E6BC73E05343" ma:contentTypeVersion="14" ma:contentTypeDescription="Create a new document." ma:contentTypeScope="" ma:versionID="b589f7e5eeb6bec19614f33cf7f0cf85">
   <xsd:schema xmlns:xsd="http://www.w3.org/2001/XMLSchema" xmlns:xs="http://www.w3.org/2001/XMLSchema" xmlns:p="http://schemas.microsoft.com/office/2006/metadata/properties" xmlns:ns2="347c6671-e14e-499f-bdff-5abebf9f2841" xmlns:ns3="ad65eebb-9aa8-49dc-954e-2f274fb67fdf" targetNamespace="http://schemas.microsoft.com/office/2006/metadata/properties" ma:root="true" ma:fieldsID="7942d335befb87718259710f93a11325" ns2:_="" ns3:_="">
     <xsd:import namespace="347c6671-e14e-499f-bdff-5abebf9f2841"/>
@@ -5476,34 +9708,40 @@
 </ct:contentTypeSchema>
 </file>
 
-<file path=customXml/item2.xml><?xml version="1.0" encoding="utf-8"?>
-<?mso-contentType ?>
-<FormTemplates xmlns="http://schemas.microsoft.com/sharepoint/v3/contenttype/forms">
-  <Display>DocumentLibraryForm</Display>
-  <Edit>DocumentLibraryForm</Edit>
-  <New>DocumentLibraryForm</New>
-</FormTemplates>
-</file>
-
-<file path=customXml/item3.xml><?xml version="1.0" encoding="utf-8"?>
-<p:properties xmlns:p="http://schemas.microsoft.com/office/2006/metadata/properties" xmlns:xsi="http://www.w3.org/2001/XMLSchema-instance" xmlns:pc="http://schemas.microsoft.com/office/infopath/2007/PartnerControls">
-  <documentManagement>
-    <TaxCatchAll xmlns="ad65eebb-9aa8-49dc-954e-2f274fb67fdf" xsi:nil="true"/>
-    <lcf76f155ced4ddcb4097134ff3c332f xmlns="347c6671-e14e-499f-bdff-5abebf9f2841">
-      <Terms xmlns="http://schemas.microsoft.com/office/infopath/2007/PartnerControls"/>
-    </lcf76f155ced4ddcb4097134ff3c332f>
-  </documentManagement>
-</p:properties>
-</file>
-
 <file path=customXml/itemProps1.xml><?xml version="1.0" encoding="utf-8"?>
-<ds:datastoreItem xmlns:ds="http://schemas.openxmlformats.org/officeDocument/2006/customXml" ds:itemID="{9C75CC91-4745-4C73-8170-2262293565AE}"/>
+<ds:datastoreItem xmlns:ds="http://schemas.openxmlformats.org/officeDocument/2006/customXml" ds:itemID="{7F0F7780-FB56-42F3-BAF3-551F01AC7626}">
+  <ds:schemaRefs>
+    <ds:schemaRef ds:uri="http://schemas.microsoft.com/office/2006/metadata/properties"/>
+    <ds:schemaRef ds:uri="http://schemas.microsoft.com/office/infopath/2007/PartnerControls"/>
+    <ds:schemaRef ds:uri="ad65eebb-9aa8-49dc-954e-2f274fb67fdf"/>
+    <ds:schemaRef ds:uri="347c6671-e14e-499f-bdff-5abebf9f2841"/>
+  </ds:schemaRefs>
+</ds:datastoreItem>
 </file>
 
 <file path=customXml/itemProps2.xml><?xml version="1.0" encoding="utf-8"?>
-<ds:datastoreItem xmlns:ds="http://schemas.openxmlformats.org/officeDocument/2006/customXml" ds:itemID="{AA2A1552-6FCE-4E21-B8D5-11259156CC83}"/>
+<ds:datastoreItem xmlns:ds="http://schemas.openxmlformats.org/officeDocument/2006/customXml" ds:itemID="{AA2A1552-6FCE-4E21-B8D5-11259156CC83}">
+  <ds:schemaRefs>
+    <ds:schemaRef ds:uri="http://schemas.microsoft.com/sharepoint/v3/contenttype/forms"/>
+  </ds:schemaRefs>
+</ds:datastoreItem>
 </file>
 
 <file path=customXml/itemProps3.xml><?xml version="1.0" encoding="utf-8"?>
-<ds:datastoreItem xmlns:ds="http://schemas.openxmlformats.org/officeDocument/2006/customXml" ds:itemID="{7F0F7780-FB56-42F3-BAF3-551F01AC7626}"/>
+<ds:datastoreItem xmlns:ds="http://schemas.openxmlformats.org/officeDocument/2006/customXml" ds:itemID="{9C75CC91-4745-4C73-8170-2262293565AE}">
+  <ds:schemaRefs>
+    <ds:schemaRef ds:uri="http://schemas.microsoft.com/office/2006/metadata/contentType"/>
+    <ds:schemaRef ds:uri="http://schemas.microsoft.com/office/2006/metadata/properties/metaAttributes"/>
+    <ds:schemaRef ds:uri="http://www.w3.org/2001/XMLSchema"/>
+    <ds:schemaRef ds:uri="http://schemas.microsoft.com/office/2006/metadata/properties"/>
+    <ds:schemaRef ds:uri="347c6671-e14e-499f-bdff-5abebf9f2841"/>
+    <ds:schemaRef ds:uri="ad65eebb-9aa8-49dc-954e-2f274fb67fdf"/>
+    <ds:schemaRef ds:uri="http://schemas.microsoft.com/office/2006/documentManagement/types"/>
+    <ds:schemaRef ds:uri="http://schemas.microsoft.com/office/infopath/2007/PartnerControls"/>
+    <ds:schemaRef ds:uri="http://schemas.openxmlformats.org/package/2006/metadata/core-properties"/>
+    <ds:schemaRef ds:uri="http://purl.org/dc/elements/1.1/"/>
+    <ds:schemaRef ds:uri="http://purl.org/dc/terms/"/>
+    <ds:schemaRef ds:uri="http://schemas.microsoft.com/internal/obd"/>
+  </ds:schemaRefs>
+</ds:datastoreItem>
 </file>